--- a/paper/논문_초안_v8.docx
+++ b/paper/논문_초안_v8.docx
@@ -5731,7 +5731,7 @@
                 <w:b w:val="0"/>
                 <w:sz w:val="18"/>
               </w:rPr>
-              <w:t>------</w:t>
+              <w:t>종속변수</w:t>
             </w:r>
           </w:p>
         </w:tc>
@@ -5752,7 +5752,7 @@
                 <w:b w:val="0"/>
                 <w:sz w:val="18"/>
               </w:rPr>
-              <w:t>--------</w:t>
+              <w:t>log(㎡당 거래가격)</w:t>
             </w:r>
           </w:p>
         </w:tc>
@@ -5773,7 +5773,7 @@
                 <w:b w:val="0"/>
                 <w:sz w:val="18"/>
               </w:rPr>
-              <w:t>-----------</w:t>
+              <w:t>ln(실거래가[만원] ÷ 전용면적[㎡])</w:t>
             </w:r>
           </w:p>
         </w:tc>
@@ -5794,7 +5794,7 @@
                 <w:b w:val="0"/>
                 <w:sz w:val="18"/>
               </w:rPr>
-              <w:t>------</w:t>
+              <w:t>log(만원/㎡)</w:t>
             </w:r>
           </w:p>
         </w:tc>
@@ -5815,7 +5815,7 @@
                 <w:b w:val="0"/>
                 <w:sz w:val="18"/>
               </w:rPr>
-              <w:t>------------</w:t>
+              <w:t>국토교통부 실거래가 파생</w:t>
             </w:r>
           </w:p>
         </w:tc>
@@ -5838,7 +5838,7 @@
                 <w:b w:val="0"/>
                 <w:sz w:val="18"/>
               </w:rPr>
-              <w:t>종속변수</w:t>
+              <w:t>물리적 특성</w:t>
             </w:r>
           </w:p>
         </w:tc>
@@ -5859,7 +5859,7 @@
                 <w:b w:val="0"/>
                 <w:sz w:val="18"/>
               </w:rPr>
-              <w:t>log(㎡당 거래가격)</w:t>
+              <w:t>전용면적</w:t>
             </w:r>
           </w:p>
         </w:tc>
@@ -5880,7 +5880,7 @@
                 <w:b w:val="0"/>
                 <w:sz w:val="18"/>
               </w:rPr>
-              <w:t>ln(실거래가[만원] ÷ 전용면적[㎡])</w:t>
+              <w:t>전용면적</w:t>
             </w:r>
           </w:p>
         </w:tc>
@@ -5901,7 +5901,7 @@
                 <w:b w:val="0"/>
                 <w:sz w:val="18"/>
               </w:rPr>
-              <w:t>log(만원/㎡)</w:t>
+              <w:t>㎡</w:t>
             </w:r>
           </w:p>
         </w:tc>
@@ -5922,7 +5922,7 @@
                 <w:b w:val="0"/>
                 <w:sz w:val="18"/>
               </w:rPr>
-              <w:t>국토교통부 실거래가 파생</w:t>
+              <w:t>국토교통부 (data.go.kr)</w:t>
             </w:r>
           </w:p>
         </w:tc>
@@ -5939,14 +5939,6 @@
               <w:jc w:val="center"/>
             </w:pPr>
             <w:r/>
-            <w:r>
-              <w:rPr>
-                <w:rFonts w:ascii="휴먼명조" w:hAnsi="휴먼명조" w:eastAsia="휴먼명조"/>
-                <w:b w:val="0"/>
-                <w:sz w:val="18"/>
-              </w:rPr>
-              <w:t>물리적 특성</w:t>
-            </w:r>
           </w:p>
         </w:tc>
         <w:tc>
@@ -5966,7 +5958,7 @@
                 <w:b w:val="0"/>
                 <w:sz w:val="18"/>
               </w:rPr>
-              <w:t>전용면적</w:t>
+              <w:t>층</w:t>
             </w:r>
           </w:p>
         </w:tc>
@@ -5987,7 +5979,7 @@
                 <w:b w:val="0"/>
                 <w:sz w:val="18"/>
               </w:rPr>
-              <w:t>전용면적</w:t>
+              <w:t>거래 층수</w:t>
             </w:r>
           </w:p>
         </w:tc>
@@ -6008,7 +6000,7 @@
                 <w:b w:val="0"/>
                 <w:sz w:val="18"/>
               </w:rPr>
-              <w:t>㎡</w:t>
+              <w:t>층</w:t>
             </w:r>
           </w:p>
         </w:tc>
@@ -6029,7 +6021,7 @@
                 <w:b w:val="0"/>
                 <w:sz w:val="18"/>
               </w:rPr>
-              <w:t>국토교통부 (data.go.kr)</w:t>
+              <w:t>국토교통부</w:t>
             </w:r>
           </w:p>
         </w:tc>
@@ -6046,13 +6038,6 @@
               <w:jc w:val="center"/>
             </w:pPr>
             <w:r/>
-            <w:r>
-              <w:rPr>
-                <w:rFonts w:ascii="휴먼명조" w:hAnsi="휴먼명조" w:eastAsia="휴먼명조"/>
-                <w:b w:val="0"/>
-                <w:sz w:val="18"/>
-              </w:rPr>
-            </w:r>
           </w:p>
         </w:tc>
         <w:tc>
@@ -6072,7 +6057,7 @@
                 <w:b w:val="0"/>
                 <w:sz w:val="18"/>
               </w:rPr>
-              <w:t>층</w:t>
+              <w:t>건물연령</w:t>
             </w:r>
           </w:p>
         </w:tc>
@@ -6093,7 +6078,7 @@
                 <w:b w:val="0"/>
                 <w:sz w:val="18"/>
               </w:rPr>
-              <w:t>거래 층수</w:t>
+              <w:t>거래시점 기준 건축 후 경과연수</w:t>
             </w:r>
           </w:p>
         </w:tc>
@@ -6114,7 +6099,7 @@
                 <w:b w:val="0"/>
                 <w:sz w:val="18"/>
               </w:rPr>
-              <w:t>층</w:t>
+              <w:t>년</w:t>
             </w:r>
           </w:p>
         </w:tc>
@@ -6158,6 +6143,7 @@
                 <w:b w:val="0"/>
                 <w:sz w:val="18"/>
               </w:rPr>
+              <w:t>권역</w:t>
             </w:r>
           </w:p>
         </w:tc>
@@ -6178,7 +6164,7 @@
                 <w:b w:val="0"/>
                 <w:sz w:val="18"/>
               </w:rPr>
-              <w:t>건물연령</w:t>
+              <w:t>강남구분</w:t>
             </w:r>
           </w:p>
         </w:tc>
@@ -6199,7 +6185,7 @@
                 <w:b w:val="0"/>
                 <w:sz w:val="18"/>
               </w:rPr>
-              <w:t>거래시점 기준 건축 후 경과연수</w:t>
+              <w:t>강남3구(강남·서초·송파) 여부</w:t>
             </w:r>
           </w:p>
         </w:tc>
@@ -6220,7 +6206,7 @@
                 <w:b w:val="0"/>
                 <w:sz w:val="18"/>
               </w:rPr>
-              <w:t>년</w:t>
+              <w:t>더미(0/1)</w:t>
             </w:r>
           </w:p>
         </w:tc>
@@ -6241,7 +6227,7 @@
                 <w:b w:val="0"/>
                 <w:sz w:val="18"/>
               </w:rPr>
-              <w:t>국토교통부</w:t>
+              <w:t>자체 생성</w:t>
             </w:r>
           </w:p>
         </w:tc>
@@ -6264,7 +6250,7 @@
                 <w:b w:val="0"/>
                 <w:sz w:val="18"/>
               </w:rPr>
-              <w:t>권역</w:t>
+              <w:t>거리 기반 접근성 (13 시설군 × {최근접거리_m, count_500m, count_1km, count_2km, 도보추정_분})</w:t>
             </w:r>
           </w:p>
         </w:tc>
@@ -6279,14 +6265,6 @@
               <w:jc w:val="center"/>
             </w:pPr>
             <w:r/>
-            <w:r>
-              <w:rPr>
-                <w:rFonts w:ascii="휴먼명조" w:hAnsi="휴먼명조" w:eastAsia="휴먼명조"/>
-                <w:b w:val="0"/>
-                <w:sz w:val="18"/>
-              </w:rPr>
-              <w:t>강남구분</w:t>
-            </w:r>
           </w:p>
         </w:tc>
         <w:tc>
@@ -6300,14 +6278,6 @@
               <w:jc w:val="center"/>
             </w:pPr>
             <w:r/>
-            <w:r>
-              <w:rPr>
-                <w:rFonts w:ascii="휴먼명조" w:hAnsi="휴먼명조" w:eastAsia="휴먼명조"/>
-                <w:b w:val="0"/>
-                <w:sz w:val="18"/>
-              </w:rPr>
-              <w:t>강남3구(강남·서초·송파) 여부</w:t>
-            </w:r>
           </w:p>
         </w:tc>
         <w:tc>
@@ -6321,14 +6291,6 @@
               <w:jc w:val="center"/>
             </w:pPr>
             <w:r/>
-            <w:r>
-              <w:rPr>
-                <w:rFonts w:ascii="휴먼명조" w:hAnsi="휴먼명조" w:eastAsia="휴먼명조"/>
-                <w:b w:val="0"/>
-                <w:sz w:val="18"/>
-              </w:rPr>
-              <w:t>더미(0/1)</w:t>
-            </w:r>
           </w:p>
         </w:tc>
         <w:tc>
@@ -6342,14 +6304,6 @@
               <w:jc w:val="center"/>
             </w:pPr>
             <w:r/>
-            <w:r>
-              <w:rPr>
-                <w:rFonts w:ascii="휴먼명조" w:hAnsi="휴먼명조" w:eastAsia="휴먼명조"/>
-                <w:b w:val="0"/>
-                <w:sz w:val="18"/>
-              </w:rPr>
-              <w:t>자체 생성</w:t>
-            </w:r>
           </w:p>
         </w:tc>
       </w:tr>
@@ -6365,14 +6319,6 @@
               <w:jc w:val="center"/>
             </w:pPr>
             <w:r/>
-            <w:r>
-              <w:rPr>
-                <w:rFonts w:ascii="휴먼명조" w:hAnsi="휴먼명조" w:eastAsia="휴먼명조"/>
-                <w:b w:val="0"/>
-                <w:sz w:val="18"/>
-              </w:rPr>
-              <w:t>거리 기반 접근성 (13 시설군 × {최근접거리_m, count_500m, count_1km, count_2km, 도보추정_분})</w:t>
-            </w:r>
           </w:p>
         </w:tc>
         <w:tc>
@@ -6392,6 +6338,7 @@
                 <w:b w:val="0"/>
                 <w:sz w:val="18"/>
               </w:rPr>
+              <w:t>지하철(subway)</w:t>
             </w:r>
           </w:p>
         </w:tc>
@@ -6412,6 +6359,7 @@
                 <w:b w:val="0"/>
                 <w:sz w:val="18"/>
               </w:rPr>
+              <w:t>단지 좌표 기준 최근접 역까지 직선거리, 반경 500m/1km/2km 내 역수</w:t>
             </w:r>
           </w:p>
         </w:tc>
@@ -6432,6 +6380,7 @@
                 <w:b w:val="0"/>
                 <w:sz w:val="18"/>
               </w:rPr>
+              <w:t>m, 개</w:t>
             </w:r>
           </w:p>
         </w:tc>
@@ -6452,6 +6401,7 @@
                 <w:b w:val="0"/>
                 <w:sz w:val="18"/>
               </w:rPr>
+              <w:t>서울열린데이터광장 + 위키(신규개통)</w:t>
             </w:r>
           </w:p>
         </w:tc>
@@ -6468,13 +6418,6 @@
               <w:jc w:val="center"/>
             </w:pPr>
             <w:r/>
-            <w:r>
-              <w:rPr>
-                <w:rFonts w:ascii="휴먼명조" w:hAnsi="휴먼명조" w:eastAsia="휴먼명조"/>
-                <w:b w:val="0"/>
-                <w:sz w:val="18"/>
-              </w:rPr>
-            </w:r>
           </w:p>
         </w:tc>
         <w:tc>
@@ -6494,7 +6437,7 @@
                 <w:b w:val="0"/>
                 <w:sz w:val="18"/>
               </w:rPr>
-              <w:t>지하철(subway)</w:t>
+              <w:t>초·중·고등학교(elem/middle/high_school)</w:t>
             </w:r>
           </w:p>
         </w:tc>
@@ -6515,7 +6458,7 @@
                 <w:b w:val="0"/>
                 <w:sz w:val="18"/>
               </w:rPr>
-              <w:t>단지 좌표 기준 최근접 역까지 직선거리, 반경 500m/1km/2km 내 역수</w:t>
+              <w:t>동일 구조, 학교 종류별 분리</w:t>
             </w:r>
           </w:p>
         </w:tc>
@@ -6557,7 +6500,15 @@
                 <w:b w:val="0"/>
                 <w:sz w:val="18"/>
               </w:rPr>
-              <w:t>서울열린데이터광장 + 위키(신규개통)</w:t>
+              <w:t xml:space="preserve">NEIS </w:t>
+            </w:r>
+            <w:r>
+              <w:rPr>
+                <w:rFonts w:ascii="D2Coding" w:hAnsi="D2Coding"/>
+                <w:b w:val="0"/>
+                <w:sz w:val="18"/>
+              </w:rPr>
+              <w:t>schoolInfo</w:t>
             </w:r>
           </w:p>
         </w:tc>
@@ -6574,13 +6525,6 @@
               <w:jc w:val="center"/>
             </w:pPr>
             <w:r/>
-            <w:r>
-              <w:rPr>
-                <w:rFonts w:ascii="휴먼명조" w:hAnsi="휴먼명조" w:eastAsia="휴먼명조"/>
-                <w:b w:val="0"/>
-                <w:sz w:val="18"/>
-              </w:rPr>
-            </w:r>
           </w:p>
         </w:tc>
         <w:tc>
@@ -6600,7 +6544,7 @@
                 <w:b w:val="0"/>
                 <w:sz w:val="18"/>
               </w:rPr>
-              <w:t>초·중·고등학교(elem/middle/high_school)</w:t>
+              <w:t>어린이집(childcare)</w:t>
             </w:r>
           </w:p>
         </w:tc>
@@ -6621,7 +6565,7 @@
                 <w:b w:val="0"/>
                 <w:sz w:val="18"/>
               </w:rPr>
-              <w:t>동일 구조, 학교 종류별 분리</w:t>
+              <w:t>동일 구조</w:t>
             </w:r>
           </w:p>
         </w:tc>
@@ -6663,7 +6607,15 @@
                 <w:b w:val="0"/>
                 <w:sz w:val="18"/>
               </w:rPr>
-              <w:t>NEIS `schoolInfo`</w:t>
+              <w:t xml:space="preserve">서울 </w:t>
+            </w:r>
+            <w:r>
+              <w:rPr>
+                <w:rFonts w:ascii="D2Coding" w:hAnsi="D2Coding"/>
+                <w:b w:val="0"/>
+                <w:sz w:val="18"/>
+              </w:rPr>
+              <w:t>ChildCareInfo</w:t>
             </w:r>
           </w:p>
         </w:tc>
@@ -6680,13 +6632,6 @@
               <w:jc w:val="center"/>
             </w:pPr>
             <w:r/>
-            <w:r>
-              <w:rPr>
-                <w:rFonts w:ascii="휴먼명조" w:hAnsi="휴먼명조" w:eastAsia="휴먼명조"/>
-                <w:b w:val="0"/>
-                <w:sz w:val="18"/>
-              </w:rPr>
-            </w:r>
           </w:p>
         </w:tc>
         <w:tc>
@@ -6706,7 +6651,7 @@
                 <w:b w:val="0"/>
                 <w:sz w:val="18"/>
               </w:rPr>
-              <w:t>어린이집(childcare)</w:t>
+              <w:t>공원(park) + within_1km + log1p(count_2km)</w:t>
             </w:r>
           </w:p>
         </w:tc>
@@ -6727,7 +6672,7 @@
                 <w:b w:val="0"/>
                 <w:sz w:val="18"/>
               </w:rPr>
-              <w:t>동일 구조</w:t>
+              <w:t>희소 시설 보정 포함</w:t>
             </w:r>
           </w:p>
         </w:tc>
@@ -6748,7 +6693,7 @@
                 <w:b w:val="0"/>
                 <w:sz w:val="18"/>
               </w:rPr>
-              <w:t>m, 개</w:t>
+              <w:t>m, 개, 더미</w:t>
             </w:r>
           </w:p>
         </w:tc>
@@ -6769,7 +6714,15 @@
                 <w:b w:val="0"/>
                 <w:sz w:val="18"/>
               </w:rPr>
-              <w:t>서울 `ChildCareInfo`</w:t>
+              <w:t xml:space="preserve">서울 </w:t>
+            </w:r>
+            <w:r>
+              <w:rPr>
+                <w:rFonts w:ascii="D2Coding" w:hAnsi="D2Coding"/>
+                <w:b w:val="0"/>
+                <w:sz w:val="18"/>
+              </w:rPr>
+              <w:t>SearchParkInfoService</w:t>
             </w:r>
           </w:p>
         </w:tc>
@@ -6786,13 +6739,6 @@
               <w:jc w:val="center"/>
             </w:pPr>
             <w:r/>
-            <w:r>
-              <w:rPr>
-                <w:rFonts w:ascii="휴먼명조" w:hAnsi="휴먼명조" w:eastAsia="휴먼명조"/>
-                <w:b w:val="0"/>
-                <w:sz w:val="18"/>
-              </w:rPr>
-            </w:r>
           </w:p>
         </w:tc>
         <w:tc>
@@ -6812,7 +6758,7 @@
                 <w:b w:val="0"/>
                 <w:sz w:val="18"/>
               </w:rPr>
-              <w:t>공원(park) + within_1km + log1p(count_2km)</w:t>
+              <w:t>도서관(library) + within_1km + log1p(count_2km)</w:t>
             </w:r>
           </w:p>
         </w:tc>
@@ -6875,7 +6821,15 @@
                 <w:b w:val="0"/>
                 <w:sz w:val="18"/>
               </w:rPr>
-              <w:t>서울 `SearchParkInfoService`</w:t>
+              <w:t xml:space="preserve">서울 </w:t>
+            </w:r>
+            <w:r>
+              <w:rPr>
+                <w:rFonts w:ascii="D2Coding" w:hAnsi="D2Coding"/>
+                <w:b w:val="0"/>
+                <w:sz w:val="18"/>
+              </w:rPr>
+              <w:t>SeoulPublicLibraryInfo</w:t>
             </w:r>
           </w:p>
         </w:tc>
@@ -6892,13 +6846,6 @@
               <w:jc w:val="center"/>
             </w:pPr>
             <w:r/>
-            <w:r>
-              <w:rPr>
-                <w:rFonts w:ascii="휴먼명조" w:hAnsi="휴먼명조" w:eastAsia="휴먼명조"/>
-                <w:b w:val="0"/>
-                <w:sz w:val="18"/>
-              </w:rPr>
-            </w:r>
           </w:p>
         </w:tc>
         <w:tc>
@@ -6918,7 +6865,7 @@
                 <w:b w:val="0"/>
                 <w:sz w:val="18"/>
               </w:rPr>
-              <w:t>도서관(library) + within_1km + log1p(count_2km)</w:t>
+              <w:t>대형마트(mart)</w:t>
             </w:r>
           </w:p>
         </w:tc>
@@ -6939,7 +6886,7 @@
                 <w:b w:val="0"/>
                 <w:sz w:val="18"/>
               </w:rPr>
-              <w:t>희소 시설 보정 포함</w:t>
+              <w:t>반경 개수 + 최근접</w:t>
             </w:r>
           </w:p>
         </w:tc>
@@ -6960,7 +6907,7 @@
                 <w:b w:val="0"/>
                 <w:sz w:val="18"/>
               </w:rPr>
-              <w:t>m, 개, 더미</w:t>
+              <w:t>m, 개</w:t>
             </w:r>
           </w:p>
         </w:tc>
@@ -6981,7 +6928,15 @@
                 <w:b w:val="0"/>
                 <w:sz w:val="18"/>
               </w:rPr>
-              <w:t>서울 `SeoulPublicLibraryInfo`</w:t>
+              <w:t xml:space="preserve">Kakao Local </w:t>
+            </w:r>
+            <w:r>
+              <w:rPr>
+                <w:rFonts w:ascii="D2Coding" w:hAnsi="D2Coding"/>
+                <w:b w:val="0"/>
+                <w:sz w:val="18"/>
+              </w:rPr>
+              <w:t>MT1</w:t>
             </w:r>
           </w:p>
         </w:tc>
@@ -6998,13 +6953,6 @@
               <w:jc w:val="center"/>
             </w:pPr>
             <w:r/>
-            <w:r>
-              <w:rPr>
-                <w:rFonts w:ascii="휴먼명조" w:hAnsi="휴먼명조" w:eastAsia="휴먼명조"/>
-                <w:b w:val="0"/>
-                <w:sz w:val="18"/>
-              </w:rPr>
-            </w:r>
           </w:p>
         </w:tc>
         <w:tc>
@@ -7024,7 +6972,7 @@
                 <w:b w:val="0"/>
                 <w:sz w:val="18"/>
               </w:rPr>
-              <w:t>대형마트(mart)</w:t>
+              <w:t>백화점(department) + within_1km + log1p(count_2km)</w:t>
             </w:r>
           </w:p>
         </w:tc>
@@ -7045,7 +6993,7 @@
                 <w:b w:val="0"/>
                 <w:sz w:val="18"/>
               </w:rPr>
-              <w:t>반경 개수 + 최근접</w:t>
+              <w:t>희소 시설 보정 포함 (36개 실제 건물)</w:t>
             </w:r>
           </w:p>
         </w:tc>
@@ -7066,7 +7014,7 @@
                 <w:b w:val="0"/>
                 <w:sz w:val="18"/>
               </w:rPr>
-              <w:t>m, 개</w:t>
+              <w:t>m, 개, 더미</w:t>
             </w:r>
           </w:p>
         </w:tc>
@@ -7087,7 +7035,7 @@
                 <w:b w:val="0"/>
                 <w:sz w:val="18"/>
               </w:rPr>
-              <w:t>Kakao Local `MT1`</w:t>
+              <w:t>Kakao Local (category_name 필터)</w:t>
             </w:r>
           </w:p>
         </w:tc>
@@ -7104,13 +7052,6 @@
               <w:jc w:val="center"/>
             </w:pPr>
             <w:r/>
-            <w:r>
-              <w:rPr>
-                <w:rFonts w:ascii="휴먼명조" w:hAnsi="휴먼명조" w:eastAsia="휴먼명조"/>
-                <w:b w:val="0"/>
-                <w:sz w:val="18"/>
-              </w:rPr>
-            </w:r>
           </w:p>
         </w:tc>
         <w:tc>
@@ -7130,7 +7071,7 @@
                 <w:b w:val="0"/>
                 <w:sz w:val="18"/>
               </w:rPr>
-              <w:t>백화점(department) + within_1km + log1p(count_2km)</w:t>
+              <w:t>근린시설(large_store)</w:t>
             </w:r>
           </w:p>
         </w:tc>
@@ -7151,7 +7092,7 @@
                 <w:b w:val="0"/>
                 <w:sz w:val="18"/>
               </w:rPr>
-              <w:t>희소 시설 보정 포함 (36개 실제 건물)</w:t>
+              <w:t>커피·편의점 등 인허가 영업중 개수</w:t>
             </w:r>
           </w:p>
         </w:tc>
@@ -7172,7 +7113,7 @@
                 <w:b w:val="0"/>
                 <w:sz w:val="18"/>
               </w:rPr>
-              <w:t>m, 개, 더미</w:t>
+              <w:t>개</w:t>
             </w:r>
           </w:p>
         </w:tc>
@@ -7193,7 +7134,15 @@
                 <w:b w:val="0"/>
                 <w:sz w:val="18"/>
               </w:rPr>
-              <w:t>Kakao Local (category_name 필터)</w:t>
+              <w:t xml:space="preserve">서울 </w:t>
+            </w:r>
+            <w:r>
+              <w:rPr>
+                <w:rFonts w:ascii="D2Coding" w:hAnsi="D2Coding"/>
+                <w:b w:val="0"/>
+                <w:sz w:val="18"/>
+              </w:rPr>
+              <w:t>LOCALDATA_072405</w:t>
             </w:r>
           </w:p>
         </w:tc>
@@ -7210,13 +7159,6 @@
               <w:jc w:val="center"/>
             </w:pPr>
             <w:r/>
-            <w:r>
-              <w:rPr>
-                <w:rFonts w:ascii="휴먼명조" w:hAnsi="휴먼명조" w:eastAsia="휴먼명조"/>
-                <w:b w:val="0"/>
-                <w:sz w:val="18"/>
-              </w:rPr>
-            </w:r>
           </w:p>
         </w:tc>
         <w:tc>
@@ -7236,7 +7178,7 @@
                 <w:b w:val="0"/>
                 <w:sz w:val="18"/>
               </w:rPr>
-              <w:t>근린시설(large_store)</w:t>
+              <w:t>병원(hospital, hospital_general)</w:t>
             </w:r>
           </w:p>
         </w:tc>
@@ -7257,7 +7199,7 @@
                 <w:b w:val="0"/>
                 <w:sz w:val="18"/>
               </w:rPr>
-              <w:t>커피·편의점 등 인허가 영업중 개수</w:t>
+              <w:t>전체 1,117 + 종합병원 25 별도</w:t>
             </w:r>
           </w:p>
         </w:tc>
@@ -7278,7 +7220,7 @@
                 <w:b w:val="0"/>
                 <w:sz w:val="18"/>
               </w:rPr>
-              <w:t>개</w:t>
+              <w:t>m, 개</w:t>
             </w:r>
           </w:p>
         </w:tc>
@@ -7299,7 +7241,15 @@
                 <w:b w:val="0"/>
                 <w:sz w:val="18"/>
               </w:rPr>
-              <w:t>서울 `LOCALDATA_072405`</w:t>
+              <w:t xml:space="preserve">Kakao Local </w:t>
+            </w:r>
+            <w:r>
+              <w:rPr>
+                <w:rFonts w:ascii="D2Coding" w:hAnsi="D2Coding"/>
+                <w:b w:val="0"/>
+                <w:sz w:val="18"/>
+              </w:rPr>
+              <w:t>HP8</w:t>
             </w:r>
           </w:p>
         </w:tc>
@@ -7316,13 +7266,6 @@
               <w:jc w:val="center"/>
             </w:pPr>
             <w:r/>
-            <w:r>
-              <w:rPr>
-                <w:rFonts w:ascii="휴먼명조" w:hAnsi="휴먼명조" w:eastAsia="휴먼명조"/>
-                <w:b w:val="0"/>
-                <w:sz w:val="18"/>
-              </w:rPr>
-            </w:r>
           </w:p>
         </w:tc>
         <w:tc>
@@ -7342,7 +7285,7 @@
                 <w:b w:val="0"/>
                 <w:sz w:val="18"/>
               </w:rPr>
-              <w:t>병원(hospital, hospital_general)</w:t>
+              <w:t>CCTV(cctv)</w:t>
             </w:r>
           </w:p>
         </w:tc>
@@ -7359,11 +7302,19 @@
             <w:r/>
             <w:r>
               <w:rPr>
-                <w:rFonts w:ascii="휴먼명조" w:hAnsi="휴먼명조" w:eastAsia="휴먼명조"/>
-                <w:b w:val="0"/>
-                <w:sz w:val="18"/>
-              </w:rPr>
-              <w:t>전체 1,117 + 종합병원 25 별도</w:t>
+                <w:rFonts w:ascii="D2Coding" w:hAnsi="D2Coding"/>
+                <w:b w:val="0"/>
+                <w:sz w:val="18"/>
+              </w:rPr>
+              <w:t>count_500m</w:t>
+            </w:r>
+            <w:r>
+              <w:rPr>
+                <w:rFonts w:ascii="휴먼명조" w:hAnsi="휴먼명조" w:eastAsia="휴먼명조"/>
+                <w:b w:val="0"/>
+                <w:sz w:val="18"/>
+              </w:rPr>
+              <w:t>만 (최근접 제외, codex 검토 반영)</w:t>
             </w:r>
           </w:p>
         </w:tc>
@@ -7384,7 +7335,7 @@
                 <w:b w:val="0"/>
                 <w:sz w:val="18"/>
               </w:rPr>
-              <w:t>m, 개</w:t>
+              <w:t>개</w:t>
             </w:r>
           </w:p>
         </w:tc>
@@ -7405,7 +7356,7 @@
                 <w:b w:val="0"/>
                 <w:sz w:val="18"/>
               </w:rPr>
-              <w:t>Kakao Local `HP8`</w:t>
+              <w:t>서울 CCTV 현황</w:t>
             </w:r>
           </w:p>
         </w:tc>
@@ -7422,13 +7373,6 @@
               <w:jc w:val="center"/>
             </w:pPr>
             <w:r/>
-            <w:r>
-              <w:rPr>
-                <w:rFonts w:ascii="휴먼명조" w:hAnsi="휴먼명조" w:eastAsia="휴먼명조"/>
-                <w:b w:val="0"/>
-                <w:sz w:val="18"/>
-              </w:rPr>
-            </w:r>
           </w:p>
         </w:tc>
         <w:tc>
@@ -7448,7 +7392,7 @@
                 <w:b w:val="0"/>
                 <w:sz w:val="18"/>
               </w:rPr>
-              <w:t>CCTV(cctv)</w:t>
+              <w:t>학원(academy)</w:t>
             </w:r>
           </w:p>
         </w:tc>
@@ -7469,7 +7413,7 @@
                 <w:b w:val="0"/>
                 <w:sz w:val="18"/>
               </w:rPr>
-              <w:t>`count_500m`만 (최근접 제외, codex 검토 반영)</w:t>
+              <w:t>반경 개수 + 최근접</w:t>
             </w:r>
           </w:p>
         </w:tc>
@@ -7490,7 +7434,7 @@
                 <w:b w:val="0"/>
                 <w:sz w:val="18"/>
               </w:rPr>
-              <w:t>개</w:t>
+              <w:t>m, 개</w:t>
             </w:r>
           </w:p>
         </w:tc>
@@ -7511,7 +7455,15 @@
                 <w:b w:val="0"/>
                 <w:sz w:val="18"/>
               </w:rPr>
-              <w:t>서울 CCTV 현황</w:t>
+              <w:t xml:space="preserve">NEIS </w:t>
+            </w:r>
+            <w:r>
+              <w:rPr>
+                <w:rFonts w:ascii="D2Coding" w:hAnsi="D2Coding"/>
+                <w:b w:val="0"/>
+                <w:sz w:val="18"/>
+              </w:rPr>
+              <w:t>acaInsTiInfo</w:t>
             </w:r>
           </w:p>
         </w:tc>
@@ -7534,113 +7486,23 @@
                 <w:b w:val="0"/>
                 <w:sz w:val="18"/>
               </w:rPr>
-            </w:r>
-          </w:p>
-        </w:tc>
-        <w:tc>
-          <w:tcPr>
-            <w:tcW w:type="dxa" w:w="1588"/>
-          </w:tcPr>
-          <w:p>
-            <w:pPr>
-              <w:spacing w:before="20" w:after="20"/>
-              <w:ind w:firstLine="0"/>
-              <w:jc w:val="center"/>
-            </w:pPr>
-            <w:r/>
-            <w:r>
-              <w:rPr>
-                <w:rFonts w:ascii="휴먼명조" w:hAnsi="휴먼명조" w:eastAsia="휴먼명조"/>
-                <w:b w:val="0"/>
-                <w:sz w:val="18"/>
-              </w:rPr>
-              <w:t>학원(academy)</w:t>
-            </w:r>
-          </w:p>
-        </w:tc>
-        <w:tc>
-          <w:tcPr>
-            <w:tcW w:type="dxa" w:w="1588"/>
-          </w:tcPr>
-          <w:p>
-            <w:pPr>
-              <w:spacing w:before="20" w:after="20"/>
-              <w:ind w:firstLine="0"/>
-              <w:jc w:val="center"/>
-            </w:pPr>
-            <w:r/>
-            <w:r>
-              <w:rPr>
-                <w:rFonts w:ascii="휴먼명조" w:hAnsi="휴먼명조" w:eastAsia="휴먼명조"/>
-                <w:b w:val="0"/>
-                <w:sz w:val="18"/>
-              </w:rPr>
-              <w:t>반경 개수 + 최근접</w:t>
-            </w:r>
-          </w:p>
-        </w:tc>
-        <w:tc>
-          <w:tcPr>
-            <w:tcW w:type="dxa" w:w="1588"/>
-          </w:tcPr>
-          <w:p>
-            <w:pPr>
-              <w:spacing w:before="20" w:after="20"/>
-              <w:ind w:firstLine="0"/>
-              <w:jc w:val="center"/>
-            </w:pPr>
-            <w:r/>
-            <w:r>
-              <w:rPr>
-                <w:rFonts w:ascii="휴먼명조" w:hAnsi="휴먼명조" w:eastAsia="휴먼명조"/>
-                <w:b w:val="0"/>
-                <w:sz w:val="18"/>
-              </w:rPr>
-              <w:t>m, 개</w:t>
-            </w:r>
-          </w:p>
-        </w:tc>
-        <w:tc>
-          <w:tcPr>
-            <w:tcW w:type="dxa" w:w="1588"/>
-          </w:tcPr>
-          <w:p>
-            <w:pPr>
-              <w:spacing w:before="20" w:after="20"/>
-              <w:ind w:firstLine="0"/>
-              <w:jc w:val="center"/>
-            </w:pPr>
-            <w:r/>
-            <w:r>
-              <w:rPr>
-                <w:rFonts w:ascii="휴먼명조" w:hAnsi="휴먼명조" w:eastAsia="휴먼명조"/>
-                <w:b w:val="0"/>
-                <w:sz w:val="18"/>
-              </w:rPr>
-              <w:t>NEIS `acaInsTiInfo`</w:t>
-            </w:r>
-          </w:p>
-        </w:tc>
-      </w:tr>
-      <w:tr>
-        <w:tc>
-          <w:tcPr>
-            <w:tcW w:type="dxa" w:w="1588"/>
-          </w:tcPr>
-          <w:p>
-            <w:pPr>
-              <w:spacing w:before="20" w:after="20"/>
-              <w:ind w:firstLine="0"/>
-              <w:jc w:val="center"/>
-            </w:pPr>
-            <w:r/>
-            <w:r>
-              <w:rPr>
-                <w:rFonts w:ascii="휴먼명조" w:hAnsi="휴먼명조" w:eastAsia="휴먼명조"/>
-                <w:b w:val="0"/>
-                <w:sz w:val="18"/>
-              </w:rPr>
-              <w:t>행정동 집계 (보조, `_legacy`)</w:t>
+              <w:t xml:space="preserve">행정동 집계 (보조, </w:t>
+            </w:r>
+            <w:r>
+              <w:rPr>
+                <w:rFonts w:ascii="D2Coding" w:hAnsi="D2Coding"/>
+                <w:b w:val="0"/>
+                <w:sz w:val="18"/>
+              </w:rPr>
+              <w:t>_legacy</w:t>
+            </w:r>
+            <w:r>
+              <w:rPr>
+                <w:rFonts w:ascii="휴먼명조" w:hAnsi="휴먼명조" w:eastAsia="휴먼명조"/>
+                <w:b w:val="0"/>
+                <w:sz w:val="18"/>
+              </w:rPr>
+              <w:t>)</w:t>
             </w:r>
           </w:p>
         </w:tc>
@@ -10353,7 +10215,7 @@
                 <w:b w:val="0"/>
                 <w:sz w:val="18"/>
               </w:rPr>
-              <w:t>---</w:t>
+              <w:t>거래금액(만원)</w:t>
             </w:r>
           </w:p>
         </w:tc>
@@ -10374,7 +10236,7 @@
                 <w:b w:val="0"/>
                 <w:sz w:val="18"/>
               </w:rPr>
-              <w:t>---</w:t>
+              <w:t>102,872</w:t>
             </w:r>
           </w:p>
         </w:tc>
@@ -10395,7 +10257,7 @@
                 <w:b w:val="0"/>
                 <w:sz w:val="18"/>
               </w:rPr>
-              <w:t>---</w:t>
+              <w:t>79,178</w:t>
             </w:r>
           </w:p>
         </w:tc>
@@ -10416,7 +10278,7 @@
                 <w:b w:val="0"/>
                 <w:sz w:val="18"/>
               </w:rPr>
-              <w:t>---</w:t>
+              <w:t>5,400</w:t>
             </w:r>
           </w:p>
         </w:tc>
@@ -10437,7 +10299,7 @@
                 <w:b w:val="0"/>
                 <w:sz w:val="18"/>
               </w:rPr>
-              <w:t>---</w:t>
+              <w:t>55,400</w:t>
             </w:r>
           </w:p>
         </w:tc>
@@ -10458,7 +10320,7 @@
                 <w:b w:val="0"/>
                 <w:sz w:val="18"/>
               </w:rPr>
-              <w:t>---</w:t>
+              <w:t>83,000</w:t>
             </w:r>
           </w:p>
         </w:tc>
@@ -10479,7 +10341,7 @@
                 <w:b w:val="0"/>
                 <w:sz w:val="18"/>
               </w:rPr>
-              <w:t>---</w:t>
+              <w:t>127,000</w:t>
             </w:r>
           </w:p>
         </w:tc>
@@ -10500,7 +10362,7 @@
                 <w:b w:val="0"/>
                 <w:sz w:val="18"/>
               </w:rPr>
-              <w:t>---</w:t>
+              <w:t>2,900,000</w:t>
             </w:r>
           </w:p>
         </w:tc>
@@ -10520,10 +10382,10 @@
             <w:r>
               <w:rPr>
                 <w:rFonts w:ascii="휴먼명조" w:hAnsi="휴먼명조" w:eastAsia="휴먼명조"/>
-                <w:b w:val="0"/>
-                <w:sz w:val="18"/>
-              </w:rPr>
-              <w:t>거래금액(만원)</w:t>
+                <w:b/>
+                <w:sz w:val="18"/>
+              </w:rPr>
+              <w:t>㎡당 가격(만원/㎡)</w:t>
             </w:r>
           </w:p>
         </w:tc>
@@ -10541,10 +10403,10 @@
             <w:r>
               <w:rPr>
                 <w:rFonts w:ascii="휴먼명조" w:hAnsi="휴먼명조" w:eastAsia="휴먼명조"/>
-                <w:b w:val="0"/>
-                <w:sz w:val="18"/>
-              </w:rPr>
-              <w:t>102,872</w:t>
+                <w:b/>
+                <w:sz w:val="18"/>
+              </w:rPr>
+              <w:t>1,337.7</w:t>
             </w:r>
           </w:p>
         </w:tc>
@@ -10562,10 +10424,10 @@
             <w:r>
               <w:rPr>
                 <w:rFonts w:ascii="휴먼명조" w:hAnsi="휴먼명조" w:eastAsia="휴먼명조"/>
-                <w:b w:val="0"/>
-                <w:sz w:val="18"/>
-              </w:rPr>
-              <w:t>79,178</w:t>
+                <w:b/>
+                <w:sz w:val="18"/>
+              </w:rPr>
+              <w:t>737.9</w:t>
             </w:r>
           </w:p>
         </w:tc>
@@ -10583,10 +10445,10 @@
             <w:r>
               <w:rPr>
                 <w:rFonts w:ascii="휴먼명조" w:hAnsi="휴먼명조" w:eastAsia="휴먼명조"/>
-                <w:b w:val="0"/>
-                <w:sz w:val="18"/>
-              </w:rPr>
-              <w:t>5,400</w:t>
+                <w:b/>
+                <w:sz w:val="18"/>
+              </w:rPr>
+              <w:t>163.2</w:t>
             </w:r>
           </w:p>
         </w:tc>
@@ -10604,10 +10466,10 @@
             <w:r>
               <w:rPr>
                 <w:rFonts w:ascii="휴먼명조" w:hAnsi="휴먼명조" w:eastAsia="휴먼명조"/>
-                <w:b w:val="0"/>
-                <w:sz w:val="18"/>
-              </w:rPr>
-              <w:t>55,400</w:t>
+                <w:b/>
+                <w:sz w:val="18"/>
+              </w:rPr>
+              <w:t>844.4</w:t>
             </w:r>
           </w:p>
         </w:tc>
@@ -10625,10 +10487,10 @@
             <w:r>
               <w:rPr>
                 <w:rFonts w:ascii="휴먼명조" w:hAnsi="휴먼명조" w:eastAsia="휴먼명조"/>
-                <w:b w:val="0"/>
-                <w:sz w:val="18"/>
-              </w:rPr>
-              <w:t>83,000</w:t>
+                <w:b/>
+                <w:sz w:val="18"/>
+              </w:rPr>
+              <w:t>1,142.7</w:t>
             </w:r>
           </w:p>
         </w:tc>
@@ -10646,10 +10508,10 @@
             <w:r>
               <w:rPr>
                 <w:rFonts w:ascii="휴먼명조" w:hAnsi="휴먼명조" w:eastAsia="휴먼명조"/>
-                <w:b w:val="0"/>
-                <w:sz w:val="18"/>
-              </w:rPr>
-              <w:t>127,000</w:t>
+                <w:b/>
+                <w:sz w:val="18"/>
+              </w:rPr>
+              <w:t>1,614.9</w:t>
             </w:r>
           </w:p>
         </w:tc>
@@ -10667,10 +10529,10 @@
             <w:r>
               <w:rPr>
                 <w:rFonts w:ascii="휴먼명조" w:hAnsi="휴먼명조" w:eastAsia="휴먼명조"/>
-                <w:b w:val="0"/>
-                <w:sz w:val="18"/>
-              </w:rPr>
-              <w:t>2,900,000</w:t>
+                <w:b/>
+                <w:sz w:val="18"/>
+              </w:rPr>
+              <w:t>10,586.7</w:t>
             </w:r>
           </w:p>
         </w:tc>
@@ -10690,10 +10552,10 @@
             <w:r>
               <w:rPr>
                 <w:rFonts w:ascii="휴먼명조" w:hAnsi="휴먼명조" w:eastAsia="휴먼명조"/>
-                <w:b w:val="0"/>
-                <w:sz w:val="18"/>
-              </w:rPr>
-              <w:t>**㎡당 가격(만원/㎡)**</w:t>
+                <w:b/>
+                <w:sz w:val="18"/>
+              </w:rPr>
+              <w:t>log(㎡당 가격)</w:t>
             </w:r>
           </w:p>
         </w:tc>
@@ -10711,10 +10573,10 @@
             <w:r>
               <w:rPr>
                 <w:rFonts w:ascii="휴먼명조" w:hAnsi="휴먼명조" w:eastAsia="휴먼명조"/>
-                <w:b w:val="0"/>
-                <w:sz w:val="18"/>
-              </w:rPr>
-              <w:t>**1,337.7**</w:t>
+                <w:b/>
+                <w:sz w:val="18"/>
+              </w:rPr>
+              <w:t>7.075</w:t>
             </w:r>
           </w:p>
         </w:tc>
@@ -10732,180 +10594,10 @@
             <w:r>
               <w:rPr>
                 <w:rFonts w:ascii="휴먼명조" w:hAnsi="휴먼명조" w:eastAsia="휴먼명조"/>
-                <w:b w:val="0"/>
-                <w:sz w:val="18"/>
-              </w:rPr>
-              <w:t>**737.9**</w:t>
-            </w:r>
-          </w:p>
-        </w:tc>
-        <w:tc>
-          <w:tcPr>
-            <w:tcW w:type="dxa" w:w="992"/>
-          </w:tcPr>
-          <w:p>
-            <w:pPr>
-              <w:spacing w:before="20" w:after="20"/>
-              <w:ind w:firstLine="0"/>
-              <w:jc w:val="center"/>
-            </w:pPr>
-            <w:r/>
-            <w:r>
-              <w:rPr>
-                <w:rFonts w:ascii="휴먼명조" w:hAnsi="휴먼명조" w:eastAsia="휴먼명조"/>
-                <w:b w:val="0"/>
-                <w:sz w:val="18"/>
-              </w:rPr>
-              <w:t>**163.2**</w:t>
-            </w:r>
-          </w:p>
-        </w:tc>
-        <w:tc>
-          <w:tcPr>
-            <w:tcW w:type="dxa" w:w="992"/>
-          </w:tcPr>
-          <w:p>
-            <w:pPr>
-              <w:spacing w:before="20" w:after="20"/>
-              <w:ind w:firstLine="0"/>
-              <w:jc w:val="center"/>
-            </w:pPr>
-            <w:r/>
-            <w:r>
-              <w:rPr>
-                <w:rFonts w:ascii="휴먼명조" w:hAnsi="휴먼명조" w:eastAsia="휴먼명조"/>
-                <w:b w:val="0"/>
-                <w:sz w:val="18"/>
-              </w:rPr>
-              <w:t>**844.4**</w:t>
-            </w:r>
-          </w:p>
-        </w:tc>
-        <w:tc>
-          <w:tcPr>
-            <w:tcW w:type="dxa" w:w="992"/>
-          </w:tcPr>
-          <w:p>
-            <w:pPr>
-              <w:spacing w:before="20" w:after="20"/>
-              <w:ind w:firstLine="0"/>
-              <w:jc w:val="center"/>
-            </w:pPr>
-            <w:r/>
-            <w:r>
-              <w:rPr>
-                <w:rFonts w:ascii="휴먼명조" w:hAnsi="휴먼명조" w:eastAsia="휴먼명조"/>
-                <w:b w:val="0"/>
-                <w:sz w:val="18"/>
-              </w:rPr>
-              <w:t>**1,142.7**</w:t>
-            </w:r>
-          </w:p>
-        </w:tc>
-        <w:tc>
-          <w:tcPr>
-            <w:tcW w:type="dxa" w:w="992"/>
-          </w:tcPr>
-          <w:p>
-            <w:pPr>
-              <w:spacing w:before="20" w:after="20"/>
-              <w:ind w:firstLine="0"/>
-              <w:jc w:val="center"/>
-            </w:pPr>
-            <w:r/>
-            <w:r>
-              <w:rPr>
-                <w:rFonts w:ascii="휴먼명조" w:hAnsi="휴먼명조" w:eastAsia="휴먼명조"/>
-                <w:b w:val="0"/>
-                <w:sz w:val="18"/>
-              </w:rPr>
-              <w:t>**1,614.9**</w:t>
-            </w:r>
-          </w:p>
-        </w:tc>
-        <w:tc>
-          <w:tcPr>
-            <w:tcW w:type="dxa" w:w="992"/>
-          </w:tcPr>
-          <w:p>
-            <w:pPr>
-              <w:spacing w:before="20" w:after="20"/>
-              <w:ind w:firstLine="0"/>
-              <w:jc w:val="center"/>
-            </w:pPr>
-            <w:r/>
-            <w:r>
-              <w:rPr>
-                <w:rFonts w:ascii="휴먼명조" w:hAnsi="휴먼명조" w:eastAsia="휴먼명조"/>
-                <w:b w:val="0"/>
-                <w:sz w:val="18"/>
-              </w:rPr>
-              <w:t>**10,586.7**</w:t>
-            </w:r>
-          </w:p>
-        </w:tc>
-      </w:tr>
-      <w:tr>
-        <w:tc>
-          <w:tcPr>
-            <w:tcW w:type="dxa" w:w="992"/>
-          </w:tcPr>
-          <w:p>
-            <w:pPr>
-              <w:spacing w:before="20" w:after="20"/>
-              <w:ind w:firstLine="0"/>
-              <w:jc w:val="center"/>
-            </w:pPr>
-            <w:r/>
-            <w:r>
-              <w:rPr>
-                <w:rFonts w:ascii="휴먼명조" w:hAnsi="휴먼명조" w:eastAsia="휴먼명조"/>
-                <w:b w:val="0"/>
-                <w:sz w:val="18"/>
-              </w:rPr>
-              <w:t>**log(㎡당 가격)**</w:t>
-            </w:r>
-          </w:p>
-        </w:tc>
-        <w:tc>
-          <w:tcPr>
-            <w:tcW w:type="dxa" w:w="992"/>
-          </w:tcPr>
-          <w:p>
-            <w:pPr>
-              <w:spacing w:before="20" w:after="20"/>
-              <w:ind w:firstLine="0"/>
-              <w:jc w:val="center"/>
-            </w:pPr>
-            <w:r/>
-            <w:r>
-              <w:rPr>
-                <w:rFonts w:ascii="휴먼명조" w:hAnsi="휴먼명조" w:eastAsia="휴먼명조"/>
-                <w:b w:val="0"/>
-                <w:sz w:val="18"/>
-              </w:rPr>
-              <w:t>**7.075**</w:t>
-            </w:r>
-          </w:p>
-        </w:tc>
-        <w:tc>
-          <w:tcPr>
-            <w:tcW w:type="dxa" w:w="992"/>
-          </w:tcPr>
-          <w:p>
-            <w:pPr>
-              <w:spacing w:before="20" w:after="20"/>
-              <w:ind w:firstLine="0"/>
-              <w:jc w:val="center"/>
-            </w:pPr>
-            <w:r/>
-            <w:r>
-              <w:rPr>
-                <w:rFonts w:ascii="휴먼명조" w:hAnsi="휴먼명조" w:eastAsia="휴먼명조"/>
-                <w:b w:val="0"/>
-                <w:sz w:val="18"/>
-              </w:rPr>
-              <w:t>**0.488**</w:t>
+                <w:b/>
+                <w:sz w:val="18"/>
+              </w:rPr>
+              <w:t>0.488</w:t>
             </w:r>
           </w:p>
         </w:tc>
@@ -11711,113 +11403,6 @@
                 <w:b w:val="0"/>
                 <w:sz w:val="18"/>
               </w:rPr>
-              <w:t>---</w:t>
-            </w:r>
-          </w:p>
-        </w:tc>
-        <w:tc>
-          <w:tcPr>
-            <w:tcW w:type="dxa" w:w="1588"/>
-          </w:tcPr>
-          <w:p>
-            <w:pPr>
-              <w:spacing w:before="20" w:after="20"/>
-              <w:ind w:firstLine="0"/>
-              <w:jc w:val="center"/>
-            </w:pPr>
-            <w:r/>
-            <w:r>
-              <w:rPr>
-                <w:rFonts w:ascii="휴먼명조" w:hAnsi="휴먼명조" w:eastAsia="휴먼명조"/>
-                <w:b w:val="0"/>
-                <w:sz w:val="18"/>
-              </w:rPr>
-              <w:t>---</w:t>
-            </w:r>
-          </w:p>
-        </w:tc>
-        <w:tc>
-          <w:tcPr>
-            <w:tcW w:type="dxa" w:w="1588"/>
-          </w:tcPr>
-          <w:p>
-            <w:pPr>
-              <w:spacing w:before="20" w:after="20"/>
-              <w:ind w:firstLine="0"/>
-              <w:jc w:val="center"/>
-            </w:pPr>
-            <w:r/>
-            <w:r>
-              <w:rPr>
-                <w:rFonts w:ascii="휴먼명조" w:hAnsi="휴먼명조" w:eastAsia="휴먼명조"/>
-                <w:b w:val="0"/>
-                <w:sz w:val="18"/>
-              </w:rPr>
-              <w:t>---</w:t>
-            </w:r>
-          </w:p>
-        </w:tc>
-        <w:tc>
-          <w:tcPr>
-            <w:tcW w:type="dxa" w:w="1588"/>
-          </w:tcPr>
-          <w:p>
-            <w:pPr>
-              <w:spacing w:before="20" w:after="20"/>
-              <w:ind w:firstLine="0"/>
-              <w:jc w:val="center"/>
-            </w:pPr>
-            <w:r/>
-            <w:r>
-              <w:rPr>
-                <w:rFonts w:ascii="휴먼명조" w:hAnsi="휴먼명조" w:eastAsia="휴먼명조"/>
-                <w:b w:val="0"/>
-                <w:sz w:val="18"/>
-              </w:rPr>
-              <w:t>---</w:t>
-            </w:r>
-          </w:p>
-        </w:tc>
-        <w:tc>
-          <w:tcPr>
-            <w:tcW w:type="dxa" w:w="1588"/>
-          </w:tcPr>
-          <w:p>
-            <w:pPr>
-              <w:spacing w:before="20" w:after="20"/>
-              <w:ind w:firstLine="0"/>
-              <w:jc w:val="center"/>
-            </w:pPr>
-            <w:r/>
-            <w:r>
-              <w:rPr>
-                <w:rFonts w:ascii="휴먼명조" w:hAnsi="휴먼명조" w:eastAsia="휴먼명조"/>
-                <w:b w:val="0"/>
-                <w:sz w:val="18"/>
-              </w:rPr>
-              <w:t>---</w:t>
-            </w:r>
-          </w:p>
-        </w:tc>
-      </w:tr>
-      <w:tr>
-        <w:tc>
-          <w:tcPr>
-            <w:tcW w:type="dxa" w:w="1588"/>
-          </w:tcPr>
-          <w:p>
-            <w:pPr>
-              <w:spacing w:before="20" w:after="20"/>
-              <w:ind w:firstLine="0"/>
-              <w:jc w:val="center"/>
-            </w:pPr>
-            <w:r/>
-            <w:r>
-              <w:rPr>
-                <w:rFonts w:ascii="휴먼명조" w:hAnsi="휴먼명조" w:eastAsia="휴먼명조"/>
-                <w:b w:val="0"/>
-                <w:sz w:val="18"/>
-              </w:rPr>
               <w:t>지하철 최근접(m)</w:t>
             </w:r>
           </w:p>
@@ -13221,7 +12806,7 @@
                 <w:b w:val="0"/>
                 <w:sz w:val="18"/>
               </w:rPr>
-              <w:t>---</w:t>
+              <w:t>지하철역</w:t>
             </w:r>
           </w:p>
         </w:tc>
@@ -13239,10 +12824,10 @@
             <w:r>
               <w:rPr>
                 <w:rFonts w:ascii="휴먼명조" w:hAnsi="휴먼명조" w:eastAsia="휴먼명조"/>
-                <w:b w:val="0"/>
-                <w:sz w:val="18"/>
-              </w:rPr>
-              <w:t>---</w:t>
+                <w:b/>
+                <w:sz w:val="18"/>
+              </w:rPr>
+              <w:t>9.4</w:t>
             </w:r>
           </w:p>
         </w:tc>
@@ -13263,7 +12848,7 @@
                 <w:b w:val="0"/>
                 <w:sz w:val="18"/>
               </w:rPr>
-              <w:t>---</w:t>
+              <w:t>13.7</w:t>
             </w:r>
           </w:p>
         </w:tc>
@@ -13284,7 +12869,7 @@
                 <w:b w:val="0"/>
                 <w:sz w:val="18"/>
               </w:rPr>
-              <w:t>---</w:t>
+              <w:t>19.0</w:t>
             </w:r>
           </w:p>
         </w:tc>
@@ -13305,7 +12890,7 @@
                 <w:b w:val="0"/>
                 <w:sz w:val="18"/>
               </w:rPr>
-              <w:t>---</w:t>
+              <w:t>역세권(10분) 도보권</w:t>
             </w:r>
           </w:p>
         </w:tc>
@@ -13328,7 +12913,7 @@
                 <w:b w:val="0"/>
                 <w:sz w:val="18"/>
               </w:rPr>
-              <w:t>지하철역</w:t>
+              <w:t>초등학교</w:t>
             </w:r>
           </w:p>
         </w:tc>
@@ -13346,10 +12931,10 @@
             <w:r>
               <w:rPr>
                 <w:rFonts w:ascii="휴먼명조" w:hAnsi="휴먼명조" w:eastAsia="휴먼명조"/>
-                <w:b w:val="0"/>
-                <w:sz w:val="18"/>
-              </w:rPr>
-              <w:t>**9.4**</w:t>
+                <w:b/>
+                <w:sz w:val="18"/>
+              </w:rPr>
+              <w:t>7.3</w:t>
             </w:r>
           </w:p>
         </w:tc>
@@ -13370,7 +12955,7 @@
                 <w:b w:val="0"/>
                 <w:sz w:val="18"/>
               </w:rPr>
-              <w:t>13.7</w:t>
+              <w:t>9.7</w:t>
             </w:r>
           </w:p>
         </w:tc>
@@ -13391,7 +12976,7 @@
                 <w:b w:val="0"/>
                 <w:sz w:val="18"/>
               </w:rPr>
-              <w:t>19.0</w:t>
+              <w:t>12.2</w:t>
             </w:r>
           </w:p>
         </w:tc>
@@ -13412,7 +12997,7 @@
                 <w:b w:val="0"/>
                 <w:sz w:val="18"/>
               </w:rPr>
-              <w:t>역세권(10분) 도보권</w:t>
+              <w:t>학군 배정 범위</w:t>
             </w:r>
           </w:p>
         </w:tc>
@@ -13435,7 +13020,7 @@
                 <w:b w:val="0"/>
                 <w:sz w:val="18"/>
               </w:rPr>
-              <w:t>초등학교</w:t>
+              <w:t>대형마트</w:t>
             </w:r>
           </w:p>
         </w:tc>
@@ -13453,10 +13038,10 @@
             <w:r>
               <w:rPr>
                 <w:rFonts w:ascii="휴먼명조" w:hAnsi="휴먼명조" w:eastAsia="휴먼명조"/>
-                <w:b w:val="0"/>
-                <w:sz w:val="18"/>
-              </w:rPr>
-              <w:t>**7.3**</w:t>
+                <w:b/>
+                <w:sz w:val="18"/>
+              </w:rPr>
+              <w:t>7.9</w:t>
             </w:r>
           </w:p>
         </w:tc>
@@ -13477,7 +13062,7 @@
                 <w:b w:val="0"/>
                 <w:sz w:val="18"/>
               </w:rPr>
-              <w:t>9.7</w:t>
+              <w:t>11.9</w:t>
             </w:r>
           </w:p>
         </w:tc>
@@ -13498,7 +13083,7 @@
                 <w:b w:val="0"/>
                 <w:sz w:val="18"/>
               </w:rPr>
-              <w:t>12.2</w:t>
+              <w:t>17.1</w:t>
             </w:r>
           </w:p>
         </w:tc>
@@ -13519,7 +13104,7 @@
                 <w:b w:val="0"/>
                 <w:sz w:val="18"/>
               </w:rPr>
-              <w:t>학군 배정 범위</w:t>
+              <w:t>생활편의 도보권</w:t>
             </w:r>
           </w:p>
         </w:tc>
@@ -13542,7 +13127,7 @@
                 <w:b w:val="0"/>
                 <w:sz w:val="18"/>
               </w:rPr>
-              <w:t>대형마트</w:t>
+              <w:t>공원</w:t>
             </w:r>
           </w:p>
         </w:tc>
@@ -13563,7 +13148,7 @@
                 <w:b w:val="0"/>
                 <w:sz w:val="18"/>
               </w:rPr>
-              <w:t>**7.9**</w:t>
+              <w:t>20.3</w:t>
             </w:r>
           </w:p>
         </w:tc>
@@ -13584,7 +13169,7 @@
                 <w:b w:val="0"/>
                 <w:sz w:val="18"/>
               </w:rPr>
-              <w:t>11.9</w:t>
+              <w:t>27.2</w:t>
             </w:r>
           </w:p>
         </w:tc>
@@ -13605,7 +13190,7 @@
                 <w:b w:val="0"/>
                 <w:sz w:val="18"/>
               </w:rPr>
-              <w:t>17.1</w:t>
+              <w:t>35.6</w:t>
             </w:r>
           </w:p>
         </w:tc>
@@ -13626,7 +13211,7 @@
                 <w:b w:val="0"/>
                 <w:sz w:val="18"/>
               </w:rPr>
-              <w:t>생활편의 도보권</w:t>
+              <w:t>도보권 경계</w:t>
             </w:r>
           </w:p>
         </w:tc>
@@ -13649,7 +13234,7 @@
                 <w:b w:val="0"/>
                 <w:sz w:val="18"/>
               </w:rPr>
-              <w:t>공원</w:t>
+              <w:t>도서관</w:t>
             </w:r>
           </w:p>
         </w:tc>
@@ -13667,10 +13252,10 @@
             <w:r>
               <w:rPr>
                 <w:rFonts w:ascii="휴먼명조" w:hAnsi="휴먼명조" w:eastAsia="휴먼명조"/>
-                <w:b w:val="0"/>
-                <w:sz w:val="18"/>
-              </w:rPr>
-              <w:t>20.3</w:t>
+                <w:b/>
+                <w:sz w:val="18"/>
+              </w:rPr>
+              <w:t>12.0</w:t>
             </w:r>
           </w:p>
         </w:tc>
@@ -13691,7 +13276,7 @@
                 <w:b w:val="0"/>
                 <w:sz w:val="18"/>
               </w:rPr>
-              <w:t>27.2</w:t>
+              <w:t>17.4</w:t>
             </w:r>
           </w:p>
         </w:tc>
@@ -13712,7 +13297,7 @@
                 <w:b w:val="0"/>
                 <w:sz w:val="18"/>
               </w:rPr>
-              <w:t>35.6</w:t>
+              <w:t>23.0</w:t>
             </w:r>
           </w:p>
         </w:tc>
@@ -13733,7 +13318,7 @@
                 <w:b w:val="0"/>
                 <w:sz w:val="18"/>
               </w:rPr>
-              <w:t>도보권 경계</w:t>
+              <w:t>생활SOC 10~20분 구간</w:t>
             </w:r>
           </w:p>
         </w:tc>
@@ -13756,7 +13341,7 @@
                 <w:b w:val="0"/>
                 <w:sz w:val="18"/>
               </w:rPr>
-              <w:t>도서관</w:t>
+              <w:t>백화점</w:t>
             </w:r>
           </w:p>
         </w:tc>
@@ -13774,10 +13359,10 @@
             <w:r>
               <w:rPr>
                 <w:rFonts w:ascii="휴먼명조" w:hAnsi="휴먼명조" w:eastAsia="휴먼명조"/>
-                <w:b w:val="0"/>
-                <w:sz w:val="18"/>
-              </w:rPr>
-              <w:t>**12.0**</w:t>
+                <w:b/>
+                <w:sz w:val="18"/>
+              </w:rPr>
+              <w:t>38.5</w:t>
             </w:r>
           </w:p>
         </w:tc>
@@ -13798,7 +13383,7 @@
                 <w:b w:val="0"/>
                 <w:sz w:val="18"/>
               </w:rPr>
-              <w:t>17.4</w:t>
+              <w:t>53.8</w:t>
             </w:r>
           </w:p>
         </w:tc>
@@ -13819,7 +13404,7 @@
                 <w:b w:val="0"/>
                 <w:sz w:val="18"/>
               </w:rPr>
-              <w:t>23.0</w:t>
+              <w:t>68.8</w:t>
             </w:r>
           </w:p>
         </w:tc>
@@ -13840,7 +13425,7 @@
                 <w:b w:val="0"/>
                 <w:sz w:val="18"/>
               </w:rPr>
-              <w:t>생활SOC 10~20분 구간</w:t>
+              <w:t>도보권 밖(차량권 필요)</w:t>
             </w:r>
           </w:p>
         </w:tc>
@@ -13863,7 +13448,7 @@
                 <w:b w:val="0"/>
                 <w:sz w:val="18"/>
               </w:rPr>
-              <w:t>백화점</w:t>
+              <w:t>종합병원</w:t>
             </w:r>
           </w:p>
         </w:tc>
@@ -13881,117 +13466,10 @@
             <w:r>
               <w:rPr>
                 <w:rFonts w:ascii="휴먼명조" w:hAnsi="휴먼명조" w:eastAsia="휴먼명조"/>
-                <w:b w:val="0"/>
-                <w:sz w:val="18"/>
-              </w:rPr>
-              <w:t>**38.5**</w:t>
-            </w:r>
-          </w:p>
-        </w:tc>
-        <w:tc>
-          <w:tcPr>
-            <w:tcW w:type="dxa" w:w="1588"/>
-          </w:tcPr>
-          <w:p>
-            <w:pPr>
-              <w:spacing w:before="20" w:after="20"/>
-              <w:ind w:firstLine="0"/>
-              <w:jc w:val="center"/>
-            </w:pPr>
-            <w:r/>
-            <w:r>
-              <w:rPr>
-                <w:rFonts w:ascii="휴먼명조" w:hAnsi="휴먼명조" w:eastAsia="휴먼명조"/>
-                <w:b w:val="0"/>
-                <w:sz w:val="18"/>
-              </w:rPr>
-              <w:t>53.8</w:t>
-            </w:r>
-          </w:p>
-        </w:tc>
-        <w:tc>
-          <w:tcPr>
-            <w:tcW w:type="dxa" w:w="1588"/>
-          </w:tcPr>
-          <w:p>
-            <w:pPr>
-              <w:spacing w:before="20" w:after="20"/>
-              <w:ind w:firstLine="0"/>
-              <w:jc w:val="center"/>
-            </w:pPr>
-            <w:r/>
-            <w:r>
-              <w:rPr>
-                <w:rFonts w:ascii="휴먼명조" w:hAnsi="휴먼명조" w:eastAsia="휴먼명조"/>
-                <w:b w:val="0"/>
-                <w:sz w:val="18"/>
-              </w:rPr>
-              <w:t>68.8</w:t>
-            </w:r>
-          </w:p>
-        </w:tc>
-        <w:tc>
-          <w:tcPr>
-            <w:tcW w:type="dxa" w:w="1588"/>
-          </w:tcPr>
-          <w:p>
-            <w:pPr>
-              <w:spacing w:before="20" w:after="20"/>
-              <w:ind w:firstLine="0"/>
-              <w:jc w:val="center"/>
-            </w:pPr>
-            <w:r/>
-            <w:r>
-              <w:rPr>
-                <w:rFonts w:ascii="휴먼명조" w:hAnsi="휴먼명조" w:eastAsia="휴먼명조"/>
-                <w:b w:val="0"/>
-                <w:sz w:val="18"/>
-              </w:rPr>
-              <w:t>도보권 밖(차량권 필요)</w:t>
-            </w:r>
-          </w:p>
-        </w:tc>
-      </w:tr>
-      <w:tr>
-        <w:tc>
-          <w:tcPr>
-            <w:tcW w:type="dxa" w:w="1588"/>
-          </w:tcPr>
-          <w:p>
-            <w:pPr>
-              <w:spacing w:before="20" w:after="20"/>
-              <w:ind w:firstLine="0"/>
-              <w:jc w:val="center"/>
-            </w:pPr>
-            <w:r/>
-            <w:r>
-              <w:rPr>
-                <w:rFonts w:ascii="휴먼명조" w:hAnsi="휴먼명조" w:eastAsia="휴먼명조"/>
-                <w:b w:val="0"/>
-                <w:sz w:val="18"/>
-              </w:rPr>
-              <w:t>종합병원</w:t>
-            </w:r>
-          </w:p>
-        </w:tc>
-        <w:tc>
-          <w:tcPr>
-            <w:tcW w:type="dxa" w:w="1588"/>
-          </w:tcPr>
-          <w:p>
-            <w:pPr>
-              <w:spacing w:before="20" w:after="20"/>
-              <w:ind w:firstLine="0"/>
-              <w:jc w:val="center"/>
-            </w:pPr>
-            <w:r/>
-            <w:r>
-              <w:rPr>
-                <w:rFonts w:ascii="휴먼명조" w:hAnsi="휴먼명조" w:eastAsia="휴먼명조"/>
-                <w:b w:val="0"/>
-                <w:sz w:val="18"/>
-              </w:rPr>
-              <w:t>**40.9**</w:t>
+                <w:b/>
+                <w:sz w:val="18"/>
+              </w:rPr>
+              <w:t>40.9</w:t>
             </w:r>
           </w:p>
         </w:tc>
@@ -14420,7 +13898,7 @@
                 <w:b w:val="0"/>
                 <w:sz w:val="18"/>
               </w:rPr>
-              <w:t>---</w:t>
+              <w:t>무작위 분할</w:t>
             </w:r>
           </w:p>
         </w:tc>
@@ -14441,7 +13919,7 @@
                 <w:b w:val="0"/>
                 <w:sz w:val="18"/>
               </w:rPr>
-              <w:t>---</w:t>
+              <w:t>OLS</w:t>
             </w:r>
           </w:p>
         </w:tc>
@@ -14462,7 +13940,7 @@
                 <w:b w:val="0"/>
                 <w:sz w:val="18"/>
               </w:rPr>
-              <w:t>---</w:t>
+              <w:t>0.498</w:t>
             </w:r>
           </w:p>
         </w:tc>
@@ -14483,7 +13961,7 @@
                 <w:b w:val="0"/>
                 <w:sz w:val="18"/>
               </w:rPr>
-              <w:t>---</w:t>
+              <w:t>0.125</w:t>
             </w:r>
           </w:p>
         </w:tc>
@@ -14504,7 +13982,7 @@
                 <w:b w:val="0"/>
                 <w:sz w:val="18"/>
               </w:rPr>
-              <w:t>---</w:t>
+              <w:t>0.094</w:t>
             </w:r>
           </w:p>
         </w:tc>
@@ -14525,7 +14003,7 @@
                 <w:b w:val="0"/>
                 <w:sz w:val="18"/>
               </w:rPr>
-              <w:t>---</w:t>
+              <w:t>78,366</w:t>
             </w:r>
           </w:p>
         </w:tc>
@@ -14542,14 +14020,6 @@
               <w:jc w:val="center"/>
             </w:pPr>
             <w:r/>
-            <w:r>
-              <w:rPr>
-                <w:rFonts w:ascii="휴먼명조" w:hAnsi="휴먼명조" w:eastAsia="휴먼명조"/>
-                <w:b w:val="0"/>
-                <w:sz w:val="18"/>
-              </w:rPr>
-              <w:t>무작위 분할</w:t>
-            </w:r>
           </w:p>
         </w:tc>
         <w:tc>
@@ -14569,7 +14039,7 @@
                 <w:b w:val="0"/>
                 <w:sz w:val="18"/>
               </w:rPr>
-              <w:t>OLS</w:t>
+              <w:t>Random Forest</w:t>
             </w:r>
           </w:p>
         </w:tc>
@@ -14590,7 +14060,7 @@
                 <w:b w:val="0"/>
                 <w:sz w:val="18"/>
               </w:rPr>
-              <w:t>0.498</w:t>
+              <w:t>0.881</w:t>
             </w:r>
           </w:p>
         </w:tc>
@@ -14611,7 +14081,7 @@
                 <w:b w:val="0"/>
                 <w:sz w:val="18"/>
               </w:rPr>
-              <w:t>0.125</w:t>
+              <w:t>0.097</w:t>
             </w:r>
           </w:p>
         </w:tc>
@@ -14632,7 +14102,7 @@
                 <w:b w:val="0"/>
                 <w:sz w:val="18"/>
               </w:rPr>
-              <w:t>0.094</w:t>
+              <w:t>0.072</w:t>
             </w:r>
           </w:p>
         </w:tc>
@@ -14670,13 +14140,6 @@
               <w:jc w:val="center"/>
             </w:pPr>
             <w:r/>
-            <w:r>
-              <w:rPr>
-                <w:rFonts w:ascii="휴먼명조" w:hAnsi="휴먼명조" w:eastAsia="휴먼명조"/>
-                <w:b w:val="0"/>
-                <w:sz w:val="18"/>
-              </w:rPr>
-            </w:r>
           </w:p>
         </w:tc>
         <w:tc>
@@ -14693,10 +14156,10 @@
             <w:r>
               <w:rPr>
                 <w:rFonts w:ascii="휴먼명조" w:hAnsi="휴먼명조" w:eastAsia="휴먼명조"/>
-                <w:b w:val="0"/>
-                <w:sz w:val="18"/>
-              </w:rPr>
-              <w:t>Random Forest</w:t>
+                <w:b/>
+                <w:sz w:val="18"/>
+              </w:rPr>
+              <w:t>XGBoost</w:t>
             </w:r>
           </w:p>
         </w:tc>
@@ -14714,10 +14177,10 @@
             <w:r>
               <w:rPr>
                 <w:rFonts w:ascii="휴먼명조" w:hAnsi="휴먼명조" w:eastAsia="휴먼명조"/>
-                <w:b w:val="0"/>
-                <w:sz w:val="18"/>
-              </w:rPr>
-              <w:t>0.881</w:t>
+                <w:b/>
+                <w:sz w:val="18"/>
+              </w:rPr>
+              <w:t>0.959</w:t>
             </w:r>
           </w:p>
         </w:tc>
@@ -14735,10 +14198,10 @@
             <w:r>
               <w:rPr>
                 <w:rFonts w:ascii="휴먼명조" w:hAnsi="휴먼명조" w:eastAsia="휴먼명조"/>
-                <w:b w:val="0"/>
-                <w:sz w:val="18"/>
-              </w:rPr>
-              <w:t>0.097</w:t>
+                <w:b/>
+                <w:sz w:val="18"/>
+              </w:rPr>
+              <w:t>0.069</w:t>
             </w:r>
           </w:p>
         </w:tc>
@@ -14756,10 +14219,10 @@
             <w:r>
               <w:rPr>
                 <w:rFonts w:ascii="휴먼명조" w:hAnsi="휴먼명조" w:eastAsia="휴먼명조"/>
-                <w:b w:val="0"/>
-                <w:sz w:val="18"/>
-              </w:rPr>
-              <w:t>0.072</w:t>
+                <w:b/>
+                <w:sz w:val="18"/>
+              </w:rPr>
+              <w:t>0.049</w:t>
             </w:r>
           </w:p>
         </w:tc>
@@ -14803,6 +14266,7 @@
                 <w:b w:val="0"/>
                 <w:sz w:val="18"/>
               </w:rPr>
+              <w:t>단지 Group 분할</w:t>
             </w:r>
           </w:p>
         </w:tc>
@@ -14823,7 +14287,7 @@
                 <w:b w:val="0"/>
                 <w:sz w:val="18"/>
               </w:rPr>
-              <w:t>**XGBoost**</w:t>
+              <w:t>OLS</w:t>
             </w:r>
           </w:p>
         </w:tc>
@@ -14844,7 +14308,7 @@
                 <w:b w:val="0"/>
                 <w:sz w:val="18"/>
               </w:rPr>
-              <w:t>**0.959**</w:t>
+              <w:t>0.434</w:t>
             </w:r>
           </w:p>
         </w:tc>
@@ -14865,7 +14329,7 @@
                 <w:b w:val="0"/>
                 <w:sz w:val="18"/>
               </w:rPr>
-              <w:t>**0.069**</w:t>
+              <w:t>0.148</w:t>
             </w:r>
           </w:p>
         </w:tc>
@@ -14886,7 +14350,7 @@
                 <w:b w:val="0"/>
                 <w:sz w:val="18"/>
               </w:rPr>
-              <w:t>**0.049**</w:t>
+              <w:t>0.113</w:t>
             </w:r>
           </w:p>
         </w:tc>
@@ -14924,14 +14388,6 @@
               <w:jc w:val="center"/>
             </w:pPr>
             <w:r/>
-            <w:r>
-              <w:rPr>
-                <w:rFonts w:ascii="휴먼명조" w:hAnsi="휴먼명조" w:eastAsia="휴먼명조"/>
-                <w:b w:val="0"/>
-                <w:sz w:val="18"/>
-              </w:rPr>
-              <w:t>단지 Group 분할</w:t>
-            </w:r>
           </w:p>
         </w:tc>
         <w:tc>
@@ -14951,7 +14407,7 @@
                 <w:b w:val="0"/>
                 <w:sz w:val="18"/>
               </w:rPr>
-              <w:t>OLS</w:t>
+              <w:t>Random Forest</w:t>
             </w:r>
           </w:p>
         </w:tc>
@@ -14972,7 +14428,7 @@
                 <w:b w:val="0"/>
                 <w:sz w:val="18"/>
               </w:rPr>
-              <w:t>0.434</w:t>
+              <w:t>0.601</w:t>
             </w:r>
           </w:p>
         </w:tc>
@@ -14993,7 +14449,7 @@
                 <w:b w:val="0"/>
                 <w:sz w:val="18"/>
               </w:rPr>
-              <w:t>0.148</w:t>
+              <w:t>0.133</w:t>
             </w:r>
           </w:p>
         </w:tc>
@@ -15014,7 +14470,7 @@
                 <w:b w:val="0"/>
                 <w:sz w:val="18"/>
               </w:rPr>
-              <w:t>0.113</w:t>
+              <w:t>0.099</w:t>
             </w:r>
           </w:p>
         </w:tc>
@@ -15052,13 +14508,6 @@
               <w:jc w:val="center"/>
             </w:pPr>
             <w:r/>
-            <w:r>
-              <w:rPr>
-                <w:rFonts w:ascii="휴먼명조" w:hAnsi="휴먼명조" w:eastAsia="휴먼명조"/>
-                <w:b w:val="0"/>
-                <w:sz w:val="18"/>
-              </w:rPr>
-            </w:r>
           </w:p>
         </w:tc>
         <w:tc>
@@ -15075,10 +14524,10 @@
             <w:r>
               <w:rPr>
                 <w:rFonts w:ascii="휴먼명조" w:hAnsi="휴먼명조" w:eastAsia="휴먼명조"/>
-                <w:b w:val="0"/>
-                <w:sz w:val="18"/>
-              </w:rPr>
-              <w:t>Random Forest</w:t>
+                <w:b/>
+                <w:sz w:val="18"/>
+              </w:rPr>
+              <w:t>XGBoost</w:t>
             </w:r>
           </w:p>
         </w:tc>
@@ -15096,10 +14545,10 @@
             <w:r>
               <w:rPr>
                 <w:rFonts w:ascii="휴먼명조" w:hAnsi="휴먼명조" w:eastAsia="휴먼명조"/>
-                <w:b w:val="0"/>
-                <w:sz w:val="18"/>
-              </w:rPr>
-              <w:t>0.601</w:t>
+                <w:b/>
+                <w:sz w:val="18"/>
+              </w:rPr>
+              <w:t>0.804</w:t>
             </w:r>
           </w:p>
         </w:tc>
@@ -15117,10 +14566,10 @@
             <w:r>
               <w:rPr>
                 <w:rFonts w:ascii="휴먼명조" w:hAnsi="휴먼명조" w:eastAsia="휴먼명조"/>
-                <w:b w:val="0"/>
-                <w:sz w:val="18"/>
-              </w:rPr>
-              <w:t>0.133</w:t>
+                <w:b/>
+                <w:sz w:val="18"/>
+              </w:rPr>
+              <w:t>0.098</w:t>
             </w:r>
           </w:p>
         </w:tc>
@@ -15138,10 +14587,10 @@
             <w:r>
               <w:rPr>
                 <w:rFonts w:ascii="휴먼명조" w:hAnsi="휴먼명조" w:eastAsia="휴먼명조"/>
-                <w:b w:val="0"/>
-                <w:sz w:val="18"/>
-              </w:rPr>
-              <w:t>0.099</w:t>
+                <w:b/>
+                <w:sz w:val="18"/>
+              </w:rPr>
+              <w:t>0.071</w:t>
             </w:r>
           </w:p>
         </w:tc>
@@ -15185,6 +14634,7 @@
                 <w:b w:val="0"/>
                 <w:sz w:val="18"/>
               </w:rPr>
+              <w:t>시간순 분할 (≤2023→≥2024)</w:t>
             </w:r>
           </w:p>
         </w:tc>
@@ -15205,7 +14655,7 @@
                 <w:b w:val="0"/>
                 <w:sz w:val="18"/>
               </w:rPr>
-              <w:t>**XGBoost**</w:t>
+              <w:t>OLS</w:t>
             </w:r>
           </w:p>
         </w:tc>
@@ -15226,7 +14676,7 @@
                 <w:b w:val="0"/>
                 <w:sz w:val="18"/>
               </w:rPr>
-              <w:t>**0.804**</w:t>
+              <w:t>0.404</w:t>
             </w:r>
           </w:p>
         </w:tc>
@@ -15247,7 +14697,7 @@
                 <w:b w:val="0"/>
                 <w:sz w:val="18"/>
               </w:rPr>
-              <w:t>**0.098**</w:t>
+              <w:t>0.155</w:t>
             </w:r>
           </w:p>
         </w:tc>
@@ -15268,7 +14718,7 @@
                 <w:b w:val="0"/>
                 <w:sz w:val="18"/>
               </w:rPr>
-              <w:t>**0.071**</w:t>
+              <w:t>0.116</w:t>
             </w:r>
           </w:p>
         </w:tc>
@@ -15289,7 +14739,7 @@
                 <w:b w:val="0"/>
                 <w:sz w:val="18"/>
               </w:rPr>
-              <w:t>78,366</w:t>
+              <w:t>141,282</w:t>
             </w:r>
           </w:p>
         </w:tc>
@@ -15306,14 +14756,6 @@
               <w:jc w:val="center"/>
             </w:pPr>
             <w:r/>
-            <w:r>
-              <w:rPr>
-                <w:rFonts w:ascii="휴먼명조" w:hAnsi="휴먼명조" w:eastAsia="휴먼명조"/>
-                <w:b w:val="0"/>
-                <w:sz w:val="18"/>
-              </w:rPr>
-              <w:t>시간순 분할 (≤2023→≥2024)</w:t>
-            </w:r>
           </w:p>
         </w:tc>
         <w:tc>
@@ -15333,7 +14775,7 @@
                 <w:b w:val="0"/>
                 <w:sz w:val="18"/>
               </w:rPr>
-              <w:t>OLS</w:t>
+              <w:t>Random Forest</w:t>
             </w:r>
           </w:p>
         </w:tc>
@@ -15354,7 +14796,7 @@
                 <w:b w:val="0"/>
                 <w:sz w:val="18"/>
               </w:rPr>
-              <w:t>0.404</w:t>
+              <w:t>0.700</w:t>
             </w:r>
           </w:p>
         </w:tc>
@@ -15375,7 +14817,7 @@
                 <w:b w:val="0"/>
                 <w:sz w:val="18"/>
               </w:rPr>
-              <w:t>0.155</w:t>
+              <w:t>0.120</w:t>
             </w:r>
           </w:p>
         </w:tc>
@@ -15396,7 +14838,7 @@
                 <w:b w:val="0"/>
                 <w:sz w:val="18"/>
               </w:rPr>
-              <w:t>0.116</w:t>
+              <w:t>0.089</w:t>
             </w:r>
           </w:p>
         </w:tc>
@@ -15434,13 +14876,6 @@
               <w:jc w:val="center"/>
             </w:pPr>
             <w:r/>
-            <w:r>
-              <w:rPr>
-                <w:rFonts w:ascii="휴먼명조" w:hAnsi="휴먼명조" w:eastAsia="휴먼명조"/>
-                <w:b w:val="0"/>
-                <w:sz w:val="18"/>
-              </w:rPr>
-            </w:r>
           </w:p>
         </w:tc>
         <w:tc>
@@ -15457,10 +14892,10 @@
             <w:r>
               <w:rPr>
                 <w:rFonts w:ascii="휴먼명조" w:hAnsi="휴먼명조" w:eastAsia="휴먼명조"/>
-                <w:b w:val="0"/>
-                <w:sz w:val="18"/>
-              </w:rPr>
-              <w:t>Random Forest</w:t>
+                <w:b/>
+                <w:sz w:val="18"/>
+              </w:rPr>
+              <w:t>XGBoost</w:t>
             </w:r>
           </w:p>
         </w:tc>
@@ -15478,10 +14913,10 @@
             <w:r>
               <w:rPr>
                 <w:rFonts w:ascii="휴먼명조" w:hAnsi="휴먼명조" w:eastAsia="휴먼명조"/>
-                <w:b w:val="0"/>
-                <w:sz w:val="18"/>
-              </w:rPr>
-              <w:t>0.700</w:t>
+                <w:b/>
+                <w:sz w:val="18"/>
+              </w:rPr>
+              <w:t>0.871</w:t>
             </w:r>
           </w:p>
         </w:tc>
@@ -15499,10 +14934,10 @@
             <w:r>
               <w:rPr>
                 <w:rFonts w:ascii="휴먼명조" w:hAnsi="휴먼명조" w:eastAsia="휴먼명조"/>
-                <w:b w:val="0"/>
-                <w:sz w:val="18"/>
-              </w:rPr>
-              <w:t>0.120</w:t>
+                <w:b/>
+                <w:sz w:val="18"/>
+              </w:rPr>
+              <w:t>0.075</w:t>
             </w:r>
           </w:p>
         </w:tc>
@@ -15520,137 +14955,10 @@
             <w:r>
               <w:rPr>
                 <w:rFonts w:ascii="휴먼명조" w:hAnsi="휴먼명조" w:eastAsia="휴먼명조"/>
-                <w:b w:val="0"/>
-                <w:sz w:val="18"/>
-              </w:rPr>
-              <w:t>0.089</w:t>
-            </w:r>
-          </w:p>
-        </w:tc>
-        <w:tc>
-          <w:tcPr>
-            <w:tcW w:type="dxa" w:w="1323"/>
-          </w:tcPr>
-          <w:p>
-            <w:pPr>
-              <w:spacing w:before="20" w:after="20"/>
-              <w:ind w:firstLine="0"/>
-              <w:jc w:val="center"/>
-            </w:pPr>
-            <w:r/>
-            <w:r>
-              <w:rPr>
-                <w:rFonts w:ascii="휴먼명조" w:hAnsi="휴먼명조" w:eastAsia="휴먼명조"/>
-                <w:b w:val="0"/>
-                <w:sz w:val="18"/>
-              </w:rPr>
-              <w:t>141,282</w:t>
-            </w:r>
-          </w:p>
-        </w:tc>
-      </w:tr>
-      <w:tr>
-        <w:tc>
-          <w:tcPr>
-            <w:tcW w:type="dxa" w:w="1323"/>
-          </w:tcPr>
-          <w:p>
-            <w:pPr>
-              <w:spacing w:before="20" w:after="20"/>
-              <w:ind w:firstLine="0"/>
-              <w:jc w:val="center"/>
-            </w:pPr>
-            <w:r/>
-            <w:r>
-              <w:rPr>
-                <w:rFonts w:ascii="휴먼명조" w:hAnsi="휴먼명조" w:eastAsia="휴먼명조"/>
-                <w:b w:val="0"/>
-                <w:sz w:val="18"/>
-              </w:rPr>
-            </w:r>
-          </w:p>
-        </w:tc>
-        <w:tc>
-          <w:tcPr>
-            <w:tcW w:type="dxa" w:w="1323"/>
-          </w:tcPr>
-          <w:p>
-            <w:pPr>
-              <w:spacing w:before="20" w:after="20"/>
-              <w:ind w:firstLine="0"/>
-              <w:jc w:val="center"/>
-            </w:pPr>
-            <w:r/>
-            <w:r>
-              <w:rPr>
-                <w:rFonts w:ascii="휴먼명조" w:hAnsi="휴먼명조" w:eastAsia="휴먼명조"/>
-                <w:b w:val="0"/>
-                <w:sz w:val="18"/>
-              </w:rPr>
-              <w:t>**XGBoost**</w:t>
-            </w:r>
-          </w:p>
-        </w:tc>
-        <w:tc>
-          <w:tcPr>
-            <w:tcW w:type="dxa" w:w="1323"/>
-          </w:tcPr>
-          <w:p>
-            <w:pPr>
-              <w:spacing w:before="20" w:after="20"/>
-              <w:ind w:firstLine="0"/>
-              <w:jc w:val="center"/>
-            </w:pPr>
-            <w:r/>
-            <w:r>
-              <w:rPr>
-                <w:rFonts w:ascii="휴먼명조" w:hAnsi="휴먼명조" w:eastAsia="휴먼명조"/>
-                <w:b w:val="0"/>
-                <w:sz w:val="18"/>
-              </w:rPr>
-              <w:t>**0.871**</w:t>
-            </w:r>
-          </w:p>
-        </w:tc>
-        <w:tc>
-          <w:tcPr>
-            <w:tcW w:type="dxa" w:w="1323"/>
-          </w:tcPr>
-          <w:p>
-            <w:pPr>
-              <w:spacing w:before="20" w:after="20"/>
-              <w:ind w:firstLine="0"/>
-              <w:jc w:val="center"/>
-            </w:pPr>
-            <w:r/>
-            <w:r>
-              <w:rPr>
-                <w:rFonts w:ascii="휴먼명조" w:hAnsi="휴먼명조" w:eastAsia="휴먼명조"/>
-                <w:b w:val="0"/>
-                <w:sz w:val="18"/>
-              </w:rPr>
-              <w:t>**0.075**</w:t>
-            </w:r>
-          </w:p>
-        </w:tc>
-        <w:tc>
-          <w:tcPr>
-            <w:tcW w:type="dxa" w:w="1323"/>
-          </w:tcPr>
-          <w:p>
-            <w:pPr>
-              <w:spacing w:before="20" w:after="20"/>
-              <w:ind w:firstLine="0"/>
-              <w:jc w:val="center"/>
-            </w:pPr>
-            <w:r/>
-            <w:r>
-              <w:rPr>
-                <w:rFonts w:ascii="휴먼명조" w:hAnsi="휴먼명조" w:eastAsia="휴먼명조"/>
-                <w:b w:val="0"/>
-                <w:sz w:val="18"/>
-              </w:rPr>
-              <w:t>**0.053**</w:t>
+                <w:b/>
+                <w:sz w:val="18"/>
+              </w:rPr>
+              <w:t>0.053</w:t>
             </w:r>
           </w:p>
         </w:tc>
@@ -15865,7 +15173,7 @@
                 <w:b w:val="0"/>
                 <w:sz w:val="18"/>
               </w:rPr>
-              <w:t>---</w:t>
+              <w:t>무작위 XGB</w:t>
             </w:r>
           </w:p>
         </w:tc>
@@ -15886,7 +15194,7 @@
                 <w:b w:val="0"/>
                 <w:sz w:val="18"/>
               </w:rPr>
-              <w:t>---</w:t>
+              <w:t>0.921</w:t>
             </w:r>
           </w:p>
         </w:tc>
@@ -15907,7 +15215,7 @@
                 <w:b w:val="0"/>
                 <w:sz w:val="18"/>
               </w:rPr>
-              <w:t>---</w:t>
+              <w:t>0.959</w:t>
             </w:r>
           </w:p>
         </w:tc>
@@ -15925,10 +15233,10 @@
             <w:r>
               <w:rPr>
                 <w:rFonts w:ascii="휴먼명조" w:hAnsi="휴먼명조" w:eastAsia="휴먼명조"/>
-                <w:b w:val="0"/>
-                <w:sz w:val="18"/>
-              </w:rPr>
-              <w:t>---</w:t>
+                <w:b/>
+                <w:sz w:val="18"/>
+              </w:rPr>
+              <w:t>+3.8%p</w:t>
             </w:r>
           </w:p>
         </w:tc>
@@ -15951,7 +15259,7 @@
                 <w:b w:val="0"/>
                 <w:sz w:val="18"/>
               </w:rPr>
-              <w:t>무작위 XGB</w:t>
+              <w:t>단지 Group XGB</w:t>
             </w:r>
           </w:p>
         </w:tc>
@@ -15972,7 +15280,7 @@
                 <w:b w:val="0"/>
                 <w:sz w:val="18"/>
               </w:rPr>
-              <w:t>0.921</w:t>
+              <w:t>0.777</w:t>
             </w:r>
           </w:p>
         </w:tc>
@@ -15993,7 +15301,7 @@
                 <w:b w:val="0"/>
                 <w:sz w:val="18"/>
               </w:rPr>
-              <w:t>0.959</w:t>
+              <w:t>0.804</w:t>
             </w:r>
           </w:p>
         </w:tc>
@@ -16011,10 +15319,10 @@
             <w:r>
               <w:rPr>
                 <w:rFonts w:ascii="휴먼명조" w:hAnsi="휴먼명조" w:eastAsia="휴먼명조"/>
-                <w:b w:val="0"/>
-                <w:sz w:val="18"/>
-              </w:rPr>
-              <w:t>**+3.8%p**</w:t>
+                <w:b/>
+                <w:sz w:val="18"/>
+              </w:rPr>
+              <w:t>+2.7%p</w:t>
             </w:r>
           </w:p>
         </w:tc>
@@ -16037,7 +15345,7 @@
                 <w:b w:val="0"/>
                 <w:sz w:val="18"/>
               </w:rPr>
-              <w:t>단지 Group XGB</w:t>
+              <w:t>시간순 XGB</w:t>
             </w:r>
           </w:p>
         </w:tc>
@@ -16058,7 +15366,7 @@
                 <w:b w:val="0"/>
                 <w:sz w:val="18"/>
               </w:rPr>
-              <w:t>0.777</w:t>
+              <w:t>0.800</w:t>
             </w:r>
           </w:p>
         </w:tc>
@@ -16079,7 +15387,7 @@
                 <w:b w:val="0"/>
                 <w:sz w:val="18"/>
               </w:rPr>
-              <w:t>0.804</w:t>
+              <w:t>0.871</w:t>
             </w:r>
           </w:p>
         </w:tc>
@@ -16097,96 +15405,10 @@
             <w:r>
               <w:rPr>
                 <w:rFonts w:ascii="휴먼명조" w:hAnsi="휴먼명조" w:eastAsia="휴먼명조"/>
-                <w:b w:val="0"/>
-                <w:sz w:val="18"/>
-              </w:rPr>
-              <w:t>**+2.7%p**</w:t>
-            </w:r>
-          </w:p>
-        </w:tc>
-      </w:tr>
-      <w:tr>
-        <w:tc>
-          <w:tcPr>
-            <w:tcW w:type="dxa" w:w="1984"/>
-          </w:tcPr>
-          <w:p>
-            <w:pPr>
-              <w:spacing w:before="20" w:after="20"/>
-              <w:ind w:firstLine="0"/>
-              <w:jc w:val="center"/>
-            </w:pPr>
-            <w:r/>
-            <w:r>
-              <w:rPr>
-                <w:rFonts w:ascii="휴먼명조" w:hAnsi="휴먼명조" w:eastAsia="휴먼명조"/>
-                <w:b w:val="0"/>
-                <w:sz w:val="18"/>
-              </w:rPr>
-              <w:t>시간순 XGB</w:t>
-            </w:r>
-          </w:p>
-        </w:tc>
-        <w:tc>
-          <w:tcPr>
-            <w:tcW w:type="dxa" w:w="1984"/>
-          </w:tcPr>
-          <w:p>
-            <w:pPr>
-              <w:spacing w:before="20" w:after="20"/>
-              <w:ind w:firstLine="0"/>
-              <w:jc w:val="center"/>
-            </w:pPr>
-            <w:r/>
-            <w:r>
-              <w:rPr>
-                <w:rFonts w:ascii="휴먼명조" w:hAnsi="휴먼명조" w:eastAsia="휴먼명조"/>
-                <w:b w:val="0"/>
-                <w:sz w:val="18"/>
-              </w:rPr>
-              <w:t>0.800</w:t>
-            </w:r>
-          </w:p>
-        </w:tc>
-        <w:tc>
-          <w:tcPr>
-            <w:tcW w:type="dxa" w:w="1984"/>
-          </w:tcPr>
-          <w:p>
-            <w:pPr>
-              <w:spacing w:before="20" w:after="20"/>
-              <w:ind w:firstLine="0"/>
-              <w:jc w:val="center"/>
-            </w:pPr>
-            <w:r/>
-            <w:r>
-              <w:rPr>
-                <w:rFonts w:ascii="휴먼명조" w:hAnsi="휴먼명조" w:eastAsia="휴먼명조"/>
-                <w:b w:val="0"/>
-                <w:sz w:val="18"/>
-              </w:rPr>
-              <w:t>0.871</w:t>
-            </w:r>
-          </w:p>
-        </w:tc>
-        <w:tc>
-          <w:tcPr>
-            <w:tcW w:type="dxa" w:w="1984"/>
-          </w:tcPr>
-          <w:p>
-            <w:pPr>
-              <w:spacing w:before="20" w:after="20"/>
-              <w:ind w:firstLine="0"/>
-              <w:jc w:val="center"/>
-            </w:pPr>
-            <w:r/>
-            <w:r>
-              <w:rPr>
-                <w:rFonts w:ascii="휴먼명조" w:hAnsi="휴먼명조" w:eastAsia="휴먼명조"/>
-                <w:b w:val="0"/>
-                <w:sz w:val="18"/>
-              </w:rPr>
-              <w:t>**+7.1%p**</w:t>
+                <w:b/>
+                <w:sz w:val="18"/>
+              </w:rPr>
+              <w:t>+7.1%p</w:t>
             </w:r>
           </w:p>
         </w:tc>
@@ -16687,7 +15909,7 @@
                 <w:b w:val="0"/>
                 <w:sz w:val="18"/>
               </w:rPr>
-              <w:t>---</w:t>
+              <w:t>A 행정동만</w:t>
             </w:r>
           </w:p>
         </w:tc>
@@ -16708,7 +15930,7 @@
                 <w:b w:val="0"/>
                 <w:sz w:val="18"/>
               </w:rPr>
-              <w:t>---</w:t>
+              <w:t>0.921</w:t>
             </w:r>
           </w:p>
         </w:tc>
@@ -16729,7 +15951,7 @@
                 <w:b w:val="0"/>
                 <w:sz w:val="18"/>
               </w:rPr>
-              <w:t>---</w:t>
+              <w:t>0.800</w:t>
             </w:r>
           </w:p>
         </w:tc>
@@ -16750,7 +15972,7 @@
                 <w:b w:val="0"/>
                 <w:sz w:val="18"/>
               </w:rPr>
-              <w:t>---</w:t>
+              <w:t>0.777</w:t>
             </w:r>
           </w:p>
         </w:tc>
@@ -16771,7 +15993,7 @@
                 <w:b w:val="0"/>
                 <w:sz w:val="18"/>
               </w:rPr>
-              <w:t>---</w:t>
+              <w:t>18</w:t>
             </w:r>
           </w:p>
         </w:tc>
@@ -16794,7 +16016,7 @@
                 <w:b w:val="0"/>
                 <w:sz w:val="18"/>
               </w:rPr>
-              <w:t>A 행정동만</w:t>
+              <w:t>B 거리만·시점무관</w:t>
             </w:r>
           </w:p>
         </w:tc>
@@ -16815,7 +16037,7 @@
                 <w:b w:val="0"/>
                 <w:sz w:val="18"/>
               </w:rPr>
-              <w:t>0.921</w:t>
+              <w:t>0.952</w:t>
             </w:r>
           </w:p>
         </w:tc>
@@ -16836,7 +16058,7 @@
                 <w:b w:val="0"/>
                 <w:sz w:val="18"/>
               </w:rPr>
-              <w:t>0.800</w:t>
+              <w:t>0.856</w:t>
             </w:r>
           </w:p>
         </w:tc>
@@ -16857,7 +16079,7 @@
                 <w:b w:val="0"/>
                 <w:sz w:val="18"/>
               </w:rPr>
-              <w:t>0.777</w:t>
+              <w:t>0.727</w:t>
             </w:r>
           </w:p>
         </w:tc>
@@ -16878,7 +16100,7 @@
                 <w:b w:val="0"/>
                 <w:sz w:val="18"/>
               </w:rPr>
-              <w:t>18</w:t>
+              <w:t>26</w:t>
             </w:r>
           </w:p>
         </w:tc>
@@ -16901,7 +16123,7 @@
                 <w:b w:val="0"/>
                 <w:sz w:val="18"/>
               </w:rPr>
-              <w:t>B 거리만·시점무관</w:t>
+              <w:t>C 거리+시점정합</w:t>
             </w:r>
           </w:p>
         </w:tc>
@@ -16922,7 +16144,7 @@
                 <w:b w:val="0"/>
                 <w:sz w:val="18"/>
               </w:rPr>
-              <w:t>0.952</w:t>
+              <w:t>0.949</w:t>
             </w:r>
           </w:p>
         </w:tc>
@@ -16943,7 +16165,7 @@
                 <w:b w:val="0"/>
                 <w:sz w:val="18"/>
               </w:rPr>
-              <w:t>0.856</w:t>
+              <w:t>0.851</w:t>
             </w:r>
           </w:p>
         </w:tc>
@@ -16964,7 +16186,7 @@
                 <w:b w:val="0"/>
                 <w:sz w:val="18"/>
               </w:rPr>
-              <w:t>0.727</w:t>
+              <w:t>0.726</w:t>
             </w:r>
           </w:p>
         </w:tc>
@@ -17008,7 +16230,7 @@
                 <w:b w:val="0"/>
                 <w:sz w:val="18"/>
               </w:rPr>
-              <w:t>C 거리+시점정합</w:t>
+              <w:t>D 거리+시점+행정동</w:t>
             </w:r>
           </w:p>
         </w:tc>
@@ -17026,10 +16248,10 @@
             <w:r>
               <w:rPr>
                 <w:rFonts w:ascii="휴먼명조" w:hAnsi="휴먼명조" w:eastAsia="휴먼명조"/>
-                <w:b w:val="0"/>
-                <w:sz w:val="18"/>
-              </w:rPr>
-              <w:t>0.949</w:t>
+                <w:b/>
+                <w:sz w:val="18"/>
+              </w:rPr>
+              <w:t>0.959</w:t>
             </w:r>
           </w:p>
         </w:tc>
@@ -17047,10 +16269,10 @@
             <w:r>
               <w:rPr>
                 <w:rFonts w:ascii="휴먼명조" w:hAnsi="휴먼명조" w:eastAsia="휴먼명조"/>
-                <w:b w:val="0"/>
-                <w:sz w:val="18"/>
-              </w:rPr>
-              <w:t>0.851</w:t>
+                <w:b/>
+                <w:sz w:val="18"/>
+              </w:rPr>
+              <w:t>0.871</w:t>
             </w:r>
           </w:p>
         </w:tc>
@@ -17068,117 +16290,10 @@
             <w:r>
               <w:rPr>
                 <w:rFonts w:ascii="휴먼명조" w:hAnsi="휴먼명조" w:eastAsia="휴먼명조"/>
-                <w:b w:val="0"/>
-                <w:sz w:val="18"/>
-              </w:rPr>
-              <w:t>0.726</w:t>
-            </w:r>
-          </w:p>
-        </w:tc>
-        <w:tc>
-          <w:tcPr>
-            <w:tcW w:type="dxa" w:w="1588"/>
-          </w:tcPr>
-          <w:p>
-            <w:pPr>
-              <w:spacing w:before="20" w:after="20"/>
-              <w:ind w:firstLine="0"/>
-              <w:jc w:val="center"/>
-            </w:pPr>
-            <w:r/>
-            <w:r>
-              <w:rPr>
-                <w:rFonts w:ascii="휴먼명조" w:hAnsi="휴먼명조" w:eastAsia="휴먼명조"/>
-                <w:b w:val="0"/>
-                <w:sz w:val="18"/>
-              </w:rPr>
-              <w:t>26</w:t>
-            </w:r>
-          </w:p>
-        </w:tc>
-      </w:tr>
-      <w:tr>
-        <w:tc>
-          <w:tcPr>
-            <w:tcW w:type="dxa" w:w="1588"/>
-          </w:tcPr>
-          <w:p>
-            <w:pPr>
-              <w:spacing w:before="20" w:after="20"/>
-              <w:ind w:firstLine="0"/>
-              <w:jc w:val="center"/>
-            </w:pPr>
-            <w:r/>
-            <w:r>
-              <w:rPr>
-                <w:rFonts w:ascii="휴먼명조" w:hAnsi="휴먼명조" w:eastAsia="휴먼명조"/>
-                <w:b w:val="0"/>
-                <w:sz w:val="18"/>
-              </w:rPr>
-              <w:t>D 거리+시점+행정동</w:t>
-            </w:r>
-          </w:p>
-        </w:tc>
-        <w:tc>
-          <w:tcPr>
-            <w:tcW w:type="dxa" w:w="1588"/>
-          </w:tcPr>
-          <w:p>
-            <w:pPr>
-              <w:spacing w:before="20" w:after="20"/>
-              <w:ind w:firstLine="0"/>
-              <w:jc w:val="center"/>
-            </w:pPr>
-            <w:r/>
-            <w:r>
-              <w:rPr>
-                <w:rFonts w:ascii="휴먼명조" w:hAnsi="휴먼명조" w:eastAsia="휴먼명조"/>
-                <w:b w:val="0"/>
-                <w:sz w:val="18"/>
-              </w:rPr>
-              <w:t>**0.959**</w:t>
-            </w:r>
-          </w:p>
-        </w:tc>
-        <w:tc>
-          <w:tcPr>
-            <w:tcW w:type="dxa" w:w="1588"/>
-          </w:tcPr>
-          <w:p>
-            <w:pPr>
-              <w:spacing w:before="20" w:after="20"/>
-              <w:ind w:firstLine="0"/>
-              <w:jc w:val="center"/>
-            </w:pPr>
-            <w:r/>
-            <w:r>
-              <w:rPr>
-                <w:rFonts w:ascii="휴먼명조" w:hAnsi="휴먼명조" w:eastAsia="휴먼명조"/>
-                <w:b w:val="0"/>
-                <w:sz w:val="18"/>
-              </w:rPr>
-              <w:t>**0.871**</w:t>
-            </w:r>
-          </w:p>
-        </w:tc>
-        <w:tc>
-          <w:tcPr>
-            <w:tcW w:type="dxa" w:w="1588"/>
-          </w:tcPr>
-          <w:p>
-            <w:pPr>
-              <w:spacing w:before="20" w:after="20"/>
-              <w:ind w:firstLine="0"/>
-              <w:jc w:val="center"/>
-            </w:pPr>
-            <w:r/>
-            <w:r>
-              <w:rPr>
-                <w:rFonts w:ascii="휴먼명조" w:hAnsi="휴먼명조" w:eastAsia="휴먼명조"/>
-                <w:b w:val="0"/>
-                <w:sz w:val="18"/>
-              </w:rPr>
-              <w:t>**0.804**</w:t>
+                <w:b/>
+                <w:sz w:val="18"/>
+              </w:rPr>
+              <w:t>0.804</w:t>
             </w:r>
           </w:p>
         </w:tc>
@@ -17602,7 +16717,7 @@
                 <w:b w:val="0"/>
                 <w:sz w:val="18"/>
               </w:rPr>
-              <w:t>---</w:t>
+              <w:t>1</w:t>
             </w:r>
           </w:p>
         </w:tc>
@@ -17620,10 +16735,10 @@
             <w:r>
               <w:rPr>
                 <w:rFonts w:ascii="휴먼명조" w:hAnsi="휴먼명조" w:eastAsia="휴먼명조"/>
-                <w:b w:val="0"/>
-                <w:sz w:val="18"/>
-              </w:rPr>
-              <w:t>---</w:t>
+                <w:b/>
+                <w:sz w:val="18"/>
+              </w:rPr>
+              <w:t>강남구분</w:t>
             </w:r>
           </w:p>
         </w:tc>
@@ -17644,7 +16759,7 @@
                 <w:b w:val="0"/>
                 <w:sz w:val="18"/>
               </w:rPr>
-              <w:t>---</w:t>
+              <w:t>0.120</w:t>
             </w:r>
           </w:p>
         </w:tc>
@@ -17665,7 +16780,7 @@
                 <w:b w:val="0"/>
                 <w:sz w:val="18"/>
               </w:rPr>
-              <w:t>---</w:t>
+              <w:t>12.5%</w:t>
             </w:r>
           </w:p>
         </w:tc>
@@ -17686,7 +16801,7 @@
                 <w:b w:val="0"/>
                 <w:sz w:val="18"/>
               </w:rPr>
-              <w:t>---</w:t>
+              <w:t>권역</w:t>
             </w:r>
           </w:p>
         </w:tc>
@@ -17709,7 +16824,7 @@
                 <w:b w:val="0"/>
                 <w:sz w:val="18"/>
               </w:rPr>
-              <w:t>1</w:t>
+              <w:t>2</w:t>
             </w:r>
           </w:p>
         </w:tc>
@@ -17727,10 +16842,10 @@
             <w:r>
               <w:rPr>
                 <w:rFonts w:ascii="휴먼명조" w:hAnsi="휴먼명조" w:eastAsia="휴먼명조"/>
-                <w:b w:val="0"/>
-                <w:sz w:val="18"/>
-              </w:rPr>
-              <w:t>**강남구분**</w:t>
+                <w:b/>
+                <w:sz w:val="18"/>
+              </w:rPr>
+              <w:t>건물연령</w:t>
             </w:r>
           </w:p>
         </w:tc>
@@ -17751,7 +16866,7 @@
                 <w:b w:val="0"/>
                 <w:sz w:val="18"/>
               </w:rPr>
-              <w:t>0.120</w:t>
+              <w:t>0.101</w:t>
             </w:r>
           </w:p>
         </w:tc>
@@ -17772,7 +16887,7 @@
                 <w:b w:val="0"/>
                 <w:sz w:val="18"/>
               </w:rPr>
-              <w:t>12.5%</w:t>
+              <w:t>10.4%</w:t>
             </w:r>
           </w:p>
         </w:tc>
@@ -17793,7 +16908,7 @@
                 <w:b w:val="0"/>
                 <w:sz w:val="18"/>
               </w:rPr>
-              <w:t>권역</w:t>
+              <w:t>물리</w:t>
             </w:r>
           </w:p>
         </w:tc>
@@ -17816,7 +16931,7 @@
                 <w:b w:val="0"/>
                 <w:sz w:val="18"/>
               </w:rPr>
-              <w:t>2</w:t>
+              <w:t>3</w:t>
             </w:r>
           </w:p>
         </w:tc>
@@ -17834,10 +16949,10 @@
             <w:r>
               <w:rPr>
                 <w:rFonts w:ascii="휴먼명조" w:hAnsi="휴먼명조" w:eastAsia="휴먼명조"/>
-                <w:b w:val="0"/>
-                <w:sz w:val="18"/>
-              </w:rPr>
-              <w:t>**건물연령**</w:t>
+                <w:b/>
+                <w:sz w:val="18"/>
+              </w:rPr>
+              <w:t>M2 통화량</w:t>
             </w:r>
           </w:p>
         </w:tc>
@@ -17858,7 +16973,7 @@
                 <w:b w:val="0"/>
                 <w:sz w:val="18"/>
               </w:rPr>
-              <w:t>0.101</w:t>
+              <w:t>0.094</w:t>
             </w:r>
           </w:p>
         </w:tc>
@@ -17879,7 +16994,7 @@
                 <w:b w:val="0"/>
                 <w:sz w:val="18"/>
               </w:rPr>
-              <w:t>10.4%</w:t>
+              <w:t>9.8%</w:t>
             </w:r>
           </w:p>
         </w:tc>
@@ -17900,7 +17015,7 @@
                 <w:b w:val="0"/>
                 <w:sz w:val="18"/>
               </w:rPr>
-              <w:t>물리</w:t>
+              <w:t>거시</w:t>
             </w:r>
           </w:p>
         </w:tc>
@@ -17923,7 +17038,7 @@
                 <w:b w:val="0"/>
                 <w:sz w:val="18"/>
               </w:rPr>
-              <w:t>3</w:t>
+              <w:t>4</w:t>
             </w:r>
           </w:p>
         </w:tc>
@@ -17941,10 +17056,10 @@
             <w:r>
               <w:rPr>
                 <w:rFonts w:ascii="휴먼명조" w:hAnsi="휴먼명조" w:eastAsia="휴먼명조"/>
-                <w:b w:val="0"/>
-                <w:sz w:val="18"/>
-              </w:rPr>
-              <w:t>**M2 통화량**</w:t>
+                <w:b/>
+                <w:sz w:val="18"/>
+              </w:rPr>
+              <w:t>전용면적</w:t>
             </w:r>
           </w:p>
         </w:tc>
@@ -17965,7 +17080,7 @@
                 <w:b w:val="0"/>
                 <w:sz w:val="18"/>
               </w:rPr>
-              <w:t>0.094</w:t>
+              <w:t>0.075</w:t>
             </w:r>
           </w:p>
         </w:tc>
@@ -17986,7 +17101,7 @@
                 <w:b w:val="0"/>
                 <w:sz w:val="18"/>
               </w:rPr>
-              <w:t>9.8%</w:t>
+              <w:t>7.8%</w:t>
             </w:r>
           </w:p>
         </w:tc>
@@ -18007,7 +17122,7 @@
                 <w:b w:val="0"/>
                 <w:sz w:val="18"/>
               </w:rPr>
-              <w:t>거시</w:t>
+              <w:t>물리</w:t>
             </w:r>
           </w:p>
         </w:tc>
@@ -18030,7 +17145,7 @@
                 <w:b w:val="0"/>
                 <w:sz w:val="18"/>
               </w:rPr>
-              <w:t>4</w:t>
+              <w:t>5</w:t>
             </w:r>
           </w:p>
         </w:tc>
@@ -18048,10 +17163,10 @@
             <w:r>
               <w:rPr>
                 <w:rFonts w:ascii="휴먼명조" w:hAnsi="휴먼명조" w:eastAsia="휴먼명조"/>
-                <w:b w:val="0"/>
-                <w:sz w:val="18"/>
-              </w:rPr>
-              <w:t>**전용면적**</w:t>
+                <w:b/>
+                <w:sz w:val="18"/>
+              </w:rPr>
+              <w:t>어린이집 1km 내 개수</w:t>
             </w:r>
           </w:p>
         </w:tc>
@@ -18072,7 +17187,7 @@
                 <w:b w:val="0"/>
                 <w:sz w:val="18"/>
               </w:rPr>
-              <w:t>0.075</w:t>
+              <w:t>0.062</w:t>
             </w:r>
           </w:p>
         </w:tc>
@@ -18093,7 +17208,7 @@
                 <w:b w:val="0"/>
                 <w:sz w:val="18"/>
               </w:rPr>
-              <w:t>7.8%</w:t>
+              <w:t>6.4%</w:t>
             </w:r>
           </w:p>
         </w:tc>
@@ -18114,7 +17229,7 @@
                 <w:b w:val="0"/>
                 <w:sz w:val="18"/>
               </w:rPr>
-              <w:t>물리</w:t>
+              <w:t>거리</w:t>
             </w:r>
           </w:p>
         </w:tc>
@@ -18137,7 +17252,7 @@
                 <w:b w:val="0"/>
                 <w:sz w:val="18"/>
               </w:rPr>
-              <w:t>5</w:t>
+              <w:t>6</w:t>
             </w:r>
           </w:p>
         </w:tc>
@@ -18155,10 +17270,10 @@
             <w:r>
               <w:rPr>
                 <w:rFonts w:ascii="휴먼명조" w:hAnsi="휴먼명조" w:eastAsia="휴먼명조"/>
-                <w:b w:val="0"/>
-                <w:sz w:val="18"/>
-              </w:rPr>
-              <w:t>**어린이집 1km 내 개수**</w:t>
+                <w:b/>
+                <w:sz w:val="18"/>
+              </w:rPr>
+              <w:t>학원 1km 내 개수</w:t>
             </w:r>
           </w:p>
         </w:tc>
@@ -18179,7 +17294,7 @@
                 <w:b w:val="0"/>
                 <w:sz w:val="18"/>
               </w:rPr>
-              <w:t>0.062</w:t>
+              <w:t>0.046</w:t>
             </w:r>
           </w:p>
         </w:tc>
@@ -18200,7 +17315,7 @@
                 <w:b w:val="0"/>
                 <w:sz w:val="18"/>
               </w:rPr>
-              <w:t>6.4%</w:t>
+              <w:t>4.8%</w:t>
             </w:r>
           </w:p>
         </w:tc>
@@ -18244,7 +17359,7 @@
                 <w:b w:val="0"/>
                 <w:sz w:val="18"/>
               </w:rPr>
-              <w:t>6</w:t>
+              <w:t>7</w:t>
             </w:r>
           </w:p>
         </w:tc>
@@ -18265,7 +17380,7 @@
                 <w:b w:val="0"/>
                 <w:sz w:val="18"/>
               </w:rPr>
-              <w:t>**학원 1km 내 개수**</w:t>
+              <w:t>소비자물가지수</w:t>
             </w:r>
           </w:p>
         </w:tc>
@@ -18286,7 +17401,7 @@
                 <w:b w:val="0"/>
                 <w:sz w:val="18"/>
               </w:rPr>
-              <w:t>0.046</w:t>
+              <w:t>0.044</w:t>
             </w:r>
           </w:p>
         </w:tc>
@@ -18307,7 +17422,7 @@
                 <w:b w:val="0"/>
                 <w:sz w:val="18"/>
               </w:rPr>
-              <w:t>4.8%</w:t>
+              <w:t>4.6%</w:t>
             </w:r>
           </w:p>
         </w:tc>
@@ -18328,7 +17443,7 @@
                 <w:b w:val="0"/>
                 <w:sz w:val="18"/>
               </w:rPr>
-              <w:t>거리</w:t>
+              <w:t>거시</w:t>
             </w:r>
           </w:p>
         </w:tc>
@@ -18351,7 +17466,7 @@
                 <w:b w:val="0"/>
                 <w:sz w:val="18"/>
               </w:rPr>
-              <w:t>7</w:t>
+              <w:t>8</w:t>
             </w:r>
           </w:p>
         </w:tc>
@@ -18369,10 +17484,10 @@
             <w:r>
               <w:rPr>
                 <w:rFonts w:ascii="휴먼명조" w:hAnsi="휴먼명조" w:eastAsia="휴먼명조"/>
-                <w:b w:val="0"/>
-                <w:sz w:val="18"/>
-              </w:rPr>
-              <w:t>소비자물가지수</w:t>
+                <w:b/>
+                <w:sz w:val="18"/>
+              </w:rPr>
+              <w:t>지하철 1km 내 역수</w:t>
             </w:r>
           </w:p>
         </w:tc>
@@ -18414,7 +17529,7 @@
                 <w:b w:val="0"/>
                 <w:sz w:val="18"/>
               </w:rPr>
-              <w:t>4.6%</w:t>
+              <w:t>4.5%</w:t>
             </w:r>
           </w:p>
         </w:tc>
@@ -18435,7 +17550,7 @@
                 <w:b w:val="0"/>
                 <w:sz w:val="18"/>
               </w:rPr>
-              <w:t>거시</w:t>
+              <w:t>거리</w:t>
             </w:r>
           </w:p>
         </w:tc>
@@ -18458,7 +17573,7 @@
                 <w:b w:val="0"/>
                 <w:sz w:val="18"/>
               </w:rPr>
-              <w:t>8</w:t>
+              <w:t>9</w:t>
             </w:r>
           </w:p>
         </w:tc>
@@ -18476,10 +17591,10 @@
             <w:r>
               <w:rPr>
                 <w:rFonts w:ascii="휴먼명조" w:hAnsi="휴먼명조" w:eastAsia="휴먼명조"/>
-                <w:b w:val="0"/>
-                <w:sz w:val="18"/>
-              </w:rPr>
-              <w:t>**지하철 1km 내 역수**</w:t>
+                <w:b/>
+                <w:sz w:val="18"/>
+              </w:rPr>
+              <w:t>지하철 최근접(m)</w:t>
             </w:r>
           </w:p>
         </w:tc>
@@ -18500,7 +17615,7 @@
                 <w:b w:val="0"/>
                 <w:sz w:val="18"/>
               </w:rPr>
-              <w:t>0.044</w:t>
+              <w:t>0.035</w:t>
             </w:r>
           </w:p>
         </w:tc>
@@ -18521,7 +17636,7 @@
                 <w:b w:val="0"/>
                 <w:sz w:val="18"/>
               </w:rPr>
-              <w:t>4.5%</w:t>
+              <w:t>3.6%</w:t>
             </w:r>
           </w:p>
         </w:tc>
@@ -18565,7 +17680,7 @@
                 <w:b w:val="0"/>
                 <w:sz w:val="18"/>
               </w:rPr>
-              <w:t>9</w:t>
+              <w:t>10</w:t>
             </w:r>
           </w:p>
         </w:tc>
@@ -18583,10 +17698,10 @@
             <w:r>
               <w:rPr>
                 <w:rFonts w:ascii="휴먼명조" w:hAnsi="휴먼명조" w:eastAsia="휴먼명조"/>
-                <w:b w:val="0"/>
-                <w:sz w:val="18"/>
-              </w:rPr>
-              <w:t>**지하철 최근접(m)**</w:t>
+                <w:b/>
+                <w:sz w:val="18"/>
+              </w:rPr>
+              <w:t>백화점 최근접(m)</w:t>
             </w:r>
           </w:p>
         </w:tc>
@@ -18607,7 +17722,7 @@
                 <w:b w:val="0"/>
                 <w:sz w:val="18"/>
               </w:rPr>
-              <w:t>0.035</w:t>
+              <w:t>0.034</w:t>
             </w:r>
           </w:p>
         </w:tc>
@@ -18672,7 +17787,7 @@
                 <w:b w:val="0"/>
                 <w:sz w:val="18"/>
               </w:rPr>
-              <w:t>10</w:t>
+              <w:t>11</w:t>
             </w:r>
           </w:p>
         </w:tc>
@@ -18693,7 +17808,7 @@
                 <w:b w:val="0"/>
                 <w:sz w:val="18"/>
               </w:rPr>
-              <w:t>**백화점 최근접(m)**</w:t>
+              <w:t>층</w:t>
             </w:r>
           </w:p>
         </w:tc>
@@ -18714,7 +17829,7 @@
                 <w:b w:val="0"/>
                 <w:sz w:val="18"/>
               </w:rPr>
-              <w:t>0.034</w:t>
+              <w:t>0.029</w:t>
             </w:r>
           </w:p>
         </w:tc>
@@ -18735,7 +17850,7 @@
                 <w:b w:val="0"/>
                 <w:sz w:val="18"/>
               </w:rPr>
-              <w:t>3.6%</w:t>
+              <w:t>3.0%</w:t>
             </w:r>
           </w:p>
         </w:tc>
@@ -18756,7 +17871,7 @@
                 <w:b w:val="0"/>
                 <w:sz w:val="18"/>
               </w:rPr>
-              <w:t>거리</w:t>
+              <w:t>물리</w:t>
             </w:r>
           </w:p>
         </w:tc>
@@ -18779,7 +17894,7 @@
                 <w:b w:val="0"/>
                 <w:sz w:val="18"/>
               </w:rPr>
-              <w:t>11</w:t>
+              <w:t>12</w:t>
             </w:r>
           </w:p>
         </w:tc>
@@ -18797,10 +17912,10 @@
             <w:r>
               <w:rPr>
                 <w:rFonts w:ascii="휴먼명조" w:hAnsi="휴먼명조" w:eastAsia="휴먼명조"/>
-                <w:b w:val="0"/>
-                <w:sz w:val="18"/>
-              </w:rPr>
-              <w:t>층</w:t>
+                <w:b/>
+                <w:sz w:val="18"/>
+              </w:rPr>
+              <w:t>CCTV 500m 내 개수</w:t>
             </w:r>
           </w:p>
         </w:tc>
@@ -18863,7 +17978,7 @@
                 <w:b w:val="0"/>
                 <w:sz w:val="18"/>
               </w:rPr>
-              <w:t>물리</w:t>
+              <w:t>거리(밀도)</w:t>
             </w:r>
           </w:p>
         </w:tc>
@@ -18886,7 +18001,7 @@
                 <w:b w:val="0"/>
                 <w:sz w:val="18"/>
               </w:rPr>
-              <w:t>12</w:t>
+              <w:t>13</w:t>
             </w:r>
           </w:p>
         </w:tc>
@@ -18904,10 +18019,10 @@
             <w:r>
               <w:rPr>
                 <w:rFonts w:ascii="휴먼명조" w:hAnsi="휴먼명조" w:eastAsia="휴먼명조"/>
-                <w:b w:val="0"/>
-                <w:sz w:val="18"/>
-              </w:rPr>
-              <w:t>**CCTV 500m 내 개수**</w:t>
+                <w:b/>
+                <w:sz w:val="18"/>
+              </w:rPr>
+              <w:t>백화점 2km 내 개수</w:t>
             </w:r>
           </w:p>
         </w:tc>
@@ -18928,7 +18043,7 @@
                 <w:b w:val="0"/>
                 <w:sz w:val="18"/>
               </w:rPr>
-              <w:t>0.029</w:t>
+              <w:t>0.027</w:t>
             </w:r>
           </w:p>
         </w:tc>
@@ -18949,7 +18064,7 @@
                 <w:b w:val="0"/>
                 <w:sz w:val="18"/>
               </w:rPr>
-              <w:t>3.0%</w:t>
+              <w:t>2.9%</w:t>
             </w:r>
           </w:p>
         </w:tc>
@@ -18970,7 +18085,7 @@
                 <w:b w:val="0"/>
                 <w:sz w:val="18"/>
               </w:rPr>
-              <w:t>거리(밀도)</w:t>
+              <w:t>거리</w:t>
             </w:r>
           </w:p>
         </w:tc>
@@ -18993,7 +18108,7 @@
                 <w:b w:val="0"/>
                 <w:sz w:val="18"/>
               </w:rPr>
-              <w:t>13</w:t>
+              <w:t>14</w:t>
             </w:r>
           </w:p>
         </w:tc>
@@ -19011,117 +18126,10 @@
             <w:r>
               <w:rPr>
                 <w:rFonts w:ascii="휴먼명조" w:hAnsi="휴먼명조" w:eastAsia="휴먼명조"/>
-                <w:b w:val="0"/>
-                <w:sz w:val="18"/>
-              </w:rPr>
-              <w:t>**백화점 2km 내 개수**</w:t>
-            </w:r>
-          </w:p>
-        </w:tc>
-        <w:tc>
-          <w:tcPr>
-            <w:tcW w:type="dxa" w:w="1588"/>
-          </w:tcPr>
-          <w:p>
-            <w:pPr>
-              <w:spacing w:before="20" w:after="20"/>
-              <w:ind w:firstLine="0"/>
-              <w:jc w:val="center"/>
-            </w:pPr>
-            <w:r/>
-            <w:r>
-              <w:rPr>
-                <w:rFonts w:ascii="휴먼명조" w:hAnsi="휴먼명조" w:eastAsia="휴먼명조"/>
-                <w:b w:val="0"/>
-                <w:sz w:val="18"/>
-              </w:rPr>
-              <w:t>0.027</w:t>
-            </w:r>
-          </w:p>
-        </w:tc>
-        <w:tc>
-          <w:tcPr>
-            <w:tcW w:type="dxa" w:w="1588"/>
-          </w:tcPr>
-          <w:p>
-            <w:pPr>
-              <w:spacing w:before="20" w:after="20"/>
-              <w:ind w:firstLine="0"/>
-              <w:jc w:val="center"/>
-            </w:pPr>
-            <w:r/>
-            <w:r>
-              <w:rPr>
-                <w:rFonts w:ascii="휴먼명조" w:hAnsi="휴먼명조" w:eastAsia="휴먼명조"/>
-                <w:b w:val="0"/>
-                <w:sz w:val="18"/>
-              </w:rPr>
-              <w:t>2.9%</w:t>
-            </w:r>
-          </w:p>
-        </w:tc>
-        <w:tc>
-          <w:tcPr>
-            <w:tcW w:type="dxa" w:w="1588"/>
-          </w:tcPr>
-          <w:p>
-            <w:pPr>
-              <w:spacing w:before="20" w:after="20"/>
-              <w:ind w:firstLine="0"/>
-              <w:jc w:val="center"/>
-            </w:pPr>
-            <w:r/>
-            <w:r>
-              <w:rPr>
-                <w:rFonts w:ascii="휴먼명조" w:hAnsi="휴먼명조" w:eastAsia="휴먼명조"/>
-                <w:b w:val="0"/>
-                <w:sz w:val="18"/>
-              </w:rPr>
-              <w:t>거리</w:t>
-            </w:r>
-          </w:p>
-        </w:tc>
-      </w:tr>
-      <w:tr>
-        <w:tc>
-          <w:tcPr>
-            <w:tcW w:type="dxa" w:w="1588"/>
-          </w:tcPr>
-          <w:p>
-            <w:pPr>
-              <w:spacing w:before="20" w:after="20"/>
-              <w:ind w:firstLine="0"/>
-              <w:jc w:val="center"/>
-            </w:pPr>
-            <w:r/>
-            <w:r>
-              <w:rPr>
-                <w:rFonts w:ascii="휴먼명조" w:hAnsi="휴먼명조" w:eastAsia="휴먼명조"/>
-                <w:b w:val="0"/>
-                <w:sz w:val="18"/>
-              </w:rPr>
-              <w:t>14</w:t>
-            </w:r>
-          </w:p>
-        </w:tc>
-        <w:tc>
-          <w:tcPr>
-            <w:tcW w:type="dxa" w:w="1588"/>
-          </w:tcPr>
-          <w:p>
-            <w:pPr>
-              <w:spacing w:before="20" w:after="20"/>
-              <w:ind w:firstLine="0"/>
-              <w:jc w:val="center"/>
-            </w:pPr>
-            <w:r/>
-            <w:r>
-              <w:rPr>
-                <w:rFonts w:ascii="휴먼명조" w:hAnsi="휴먼명조" w:eastAsia="휴먼명조"/>
-                <w:b w:val="0"/>
-                <w:sz w:val="18"/>
-              </w:rPr>
-              <w:t>**종합병원 최근접(m)**</w:t>
+                <w:b/>
+                <w:sz w:val="18"/>
+              </w:rPr>
+              <w:t>종합병원 최근접(m)</w:t>
             </w:r>
           </w:p>
         </w:tc>
@@ -20245,113 +19253,6 @@
                 <w:b w:val="0"/>
                 <w:sz w:val="18"/>
               </w:rPr>
-              <w:t>---</w:t>
-            </w:r>
-          </w:p>
-        </w:tc>
-        <w:tc>
-          <w:tcPr>
-            <w:tcW w:type="dxa" w:w="1588"/>
-          </w:tcPr>
-          <w:p>
-            <w:pPr>
-              <w:spacing w:before="20" w:after="20"/>
-              <w:ind w:firstLine="0"/>
-              <w:jc w:val="center"/>
-            </w:pPr>
-            <w:r/>
-            <w:r>
-              <w:rPr>
-                <w:rFonts w:ascii="휴먼명조" w:hAnsi="휴먼명조" w:eastAsia="휴먼명조"/>
-                <w:b w:val="0"/>
-                <w:sz w:val="18"/>
-              </w:rPr>
-              <w:t>---</w:t>
-            </w:r>
-          </w:p>
-        </w:tc>
-        <w:tc>
-          <w:tcPr>
-            <w:tcW w:type="dxa" w:w="1588"/>
-          </w:tcPr>
-          <w:p>
-            <w:pPr>
-              <w:spacing w:before="20" w:after="20"/>
-              <w:ind w:firstLine="0"/>
-              <w:jc w:val="center"/>
-            </w:pPr>
-            <w:r/>
-            <w:r>
-              <w:rPr>
-                <w:rFonts w:ascii="휴먼명조" w:hAnsi="휴먼명조" w:eastAsia="휴먼명조"/>
-                <w:b w:val="0"/>
-                <w:sz w:val="18"/>
-              </w:rPr>
-              <w:t>---</w:t>
-            </w:r>
-          </w:p>
-        </w:tc>
-        <w:tc>
-          <w:tcPr>
-            <w:tcW w:type="dxa" w:w="1588"/>
-          </w:tcPr>
-          <w:p>
-            <w:pPr>
-              <w:spacing w:before="20" w:after="20"/>
-              <w:ind w:firstLine="0"/>
-              <w:jc w:val="center"/>
-            </w:pPr>
-            <w:r/>
-            <w:r>
-              <w:rPr>
-                <w:rFonts w:ascii="휴먼명조" w:hAnsi="휴먼명조" w:eastAsia="휴먼명조"/>
-                <w:b w:val="0"/>
-                <w:sz w:val="18"/>
-              </w:rPr>
-              <w:t>---</w:t>
-            </w:r>
-          </w:p>
-        </w:tc>
-        <w:tc>
-          <w:tcPr>
-            <w:tcW w:type="dxa" w:w="1588"/>
-          </w:tcPr>
-          <w:p>
-            <w:pPr>
-              <w:spacing w:before="20" w:after="20"/>
-              <w:ind w:firstLine="0"/>
-              <w:jc w:val="center"/>
-            </w:pPr>
-            <w:r/>
-            <w:r>
-              <w:rPr>
-                <w:rFonts w:ascii="휴먼명조" w:hAnsi="휴먼명조" w:eastAsia="휴먼명조"/>
-                <w:b w:val="0"/>
-                <w:sz w:val="18"/>
-              </w:rPr>
-              <w:t>---</w:t>
-            </w:r>
-          </w:p>
-        </w:tc>
-      </w:tr>
-      <w:tr>
-        <w:tc>
-          <w:tcPr>
-            <w:tcW w:type="dxa" w:w="1588"/>
-          </w:tcPr>
-          <w:p>
-            <w:pPr>
-              <w:spacing w:before="20" w:after="20"/>
-              <w:ind w:firstLine="0"/>
-              <w:jc w:val="center"/>
-            </w:pPr>
-            <w:r/>
-            <w:r>
-              <w:rPr>
-                <w:rFonts w:ascii="휴먼명조" w:hAnsi="휴먼명조" w:eastAsia="휴먼명조"/>
-                <w:b w:val="0"/>
-                <w:sz w:val="18"/>
-              </w:rPr>
               <w:t>강남3구</w:t>
             </w:r>
           </w:p>
@@ -20704,7 +19605,7 @@
                 <w:b w:val="0"/>
                 <w:sz w:val="18"/>
               </w:rPr>
-              <w:t>---</w:t>
+              <w:t>1</w:t>
             </w:r>
           </w:p>
         </w:tc>
@@ -20725,7 +19626,7 @@
                 <w:b w:val="0"/>
                 <w:sz w:val="18"/>
               </w:rPr>
-              <w:t>---</w:t>
+              <w:t>건물연령</w:t>
             </w:r>
           </w:p>
         </w:tc>
@@ -20746,7 +19647,7 @@
                 <w:b w:val="0"/>
                 <w:sz w:val="18"/>
               </w:rPr>
-              <w:t>---</w:t>
+              <w:t>건물연령</w:t>
             </w:r>
           </w:p>
         </w:tc>
@@ -20769,7 +19670,7 @@
                 <w:b w:val="0"/>
                 <w:sz w:val="18"/>
               </w:rPr>
-              <w:t>1</w:t>
+              <w:t>2</w:t>
             </w:r>
           </w:p>
         </w:tc>
@@ -20787,10 +19688,10 @@
             <w:r>
               <w:rPr>
                 <w:rFonts w:ascii="휴먼명조" w:hAnsi="휴먼명조" w:eastAsia="휴먼명조"/>
-                <w:b w:val="0"/>
-                <w:sz w:val="18"/>
-              </w:rPr>
-              <w:t>건물연령</w:t>
+                <w:b/>
+                <w:sz w:val="18"/>
+              </w:rPr>
+              <w:t>백화점 최근접(m)</w:t>
             </w:r>
           </w:p>
         </w:tc>
@@ -20811,7 +19712,7 @@
                 <w:b w:val="0"/>
                 <w:sz w:val="18"/>
               </w:rPr>
-              <w:t>건물연령</w:t>
+              <w:t>학원수_legacy</w:t>
             </w:r>
           </w:p>
         </w:tc>
@@ -20834,7 +19735,7 @@
                 <w:b w:val="0"/>
                 <w:sz w:val="18"/>
               </w:rPr>
-              <w:t>2</w:t>
+              <w:t>3</w:t>
             </w:r>
           </w:p>
         </w:tc>
@@ -20855,7 +19756,7 @@
                 <w:b w:val="0"/>
                 <w:sz w:val="18"/>
               </w:rPr>
-              <w:t>**백화점 최근접(m)**</w:t>
+              <w:t>전용면적</w:t>
             </w:r>
           </w:p>
         </w:tc>
@@ -20876,7 +19777,7 @@
                 <w:b w:val="0"/>
                 <w:sz w:val="18"/>
               </w:rPr>
-              <w:t>학원수_legacy</w:t>
+              <w:t>전용면적</w:t>
             </w:r>
           </w:p>
         </w:tc>
@@ -20899,7 +19800,7 @@
                 <w:b w:val="0"/>
                 <w:sz w:val="18"/>
               </w:rPr>
-              <w:t>3</w:t>
+              <w:t>4</w:t>
             </w:r>
           </w:p>
         </w:tc>
@@ -20917,10 +19818,10 @@
             <w:r>
               <w:rPr>
                 <w:rFonts w:ascii="휴먼명조" w:hAnsi="휴먼명조" w:eastAsia="휴먼명조"/>
-                <w:b w:val="0"/>
-                <w:sz w:val="18"/>
-              </w:rPr>
-              <w:t>전용면적</w:t>
+                <w:b/>
+                <w:sz w:val="18"/>
+              </w:rPr>
+              <w:t>백화점수_legacy</w:t>
             </w:r>
           </w:p>
         </w:tc>
@@ -20938,10 +19839,10 @@
             <w:r>
               <w:rPr>
                 <w:rFonts w:ascii="휴먼명조" w:hAnsi="휴먼명조" w:eastAsia="휴먼명조"/>
-                <w:b w:val="0"/>
-                <w:sz w:val="18"/>
-              </w:rPr>
-              <w:t>전용면적</w:t>
+                <w:b/>
+                <w:sz w:val="18"/>
+              </w:rPr>
+              <w:t>어린이집수_legacy</w:t>
             </w:r>
           </w:p>
         </w:tc>
@@ -20964,7 +19865,7 @@
                 <w:b w:val="0"/>
                 <w:sz w:val="18"/>
               </w:rPr>
-              <w:t>4</w:t>
+              <w:t>5</w:t>
             </w:r>
           </w:p>
         </w:tc>
@@ -20982,75 +19883,10 @@
             <w:r>
               <w:rPr>
                 <w:rFonts w:ascii="휴먼명조" w:hAnsi="휴먼명조" w:eastAsia="휴먼명조"/>
-                <w:b w:val="0"/>
-                <w:sz w:val="18"/>
-              </w:rPr>
-              <w:t>**백화점수_legacy**</w:t>
-            </w:r>
-          </w:p>
-        </w:tc>
-        <w:tc>
-          <w:tcPr>
-            <w:tcW w:type="dxa" w:w="2646"/>
-          </w:tcPr>
-          <w:p>
-            <w:pPr>
-              <w:spacing w:before="20" w:after="20"/>
-              <w:ind w:firstLine="0"/>
-              <w:jc w:val="center"/>
-            </w:pPr>
-            <w:r/>
-            <w:r>
-              <w:rPr>
-                <w:rFonts w:ascii="휴먼명조" w:hAnsi="휴먼명조" w:eastAsia="휴먼명조"/>
-                <w:b w:val="0"/>
-                <w:sz w:val="18"/>
-              </w:rPr>
-              <w:t>**어린이집수_legacy**</w:t>
-            </w:r>
-          </w:p>
-        </w:tc>
-      </w:tr>
-      <w:tr>
-        <w:tc>
-          <w:tcPr>
-            <w:tcW w:type="dxa" w:w="2646"/>
-          </w:tcPr>
-          <w:p>
-            <w:pPr>
-              <w:spacing w:before="20" w:after="20"/>
-              <w:ind w:firstLine="0"/>
-              <w:jc w:val="center"/>
-            </w:pPr>
-            <w:r/>
-            <w:r>
-              <w:rPr>
-                <w:rFonts w:ascii="휴먼명조" w:hAnsi="휴먼명조" w:eastAsia="휴먼명조"/>
-                <w:b w:val="0"/>
-                <w:sz w:val="18"/>
-              </w:rPr>
-              <w:t>5</w:t>
-            </w:r>
-          </w:p>
-        </w:tc>
-        <w:tc>
-          <w:tcPr>
-            <w:tcW w:type="dxa" w:w="2646"/>
-          </w:tcPr>
-          <w:p>
-            <w:pPr>
-              <w:spacing w:before="20" w:after="20"/>
-              <w:ind w:firstLine="0"/>
-              <w:jc w:val="center"/>
-            </w:pPr>
-            <w:r/>
-            <w:r>
-              <w:rPr>
-                <w:rFonts w:ascii="휴먼명조" w:hAnsi="휴먼명조" w:eastAsia="휴먼명조"/>
-                <w:b w:val="0"/>
-                <w:sz w:val="18"/>
-              </w:rPr>
-              <w:t>**CCTV 500m 내 개수**</w:t>
+                <w:b/>
+                <w:sz w:val="18"/>
+              </w:rPr>
+              <w:t>CCTV 500m 내 개수</w:t>
             </w:r>
           </w:p>
         </w:tc>
@@ -21462,7 +20298,7 @@
                 <w:b w:val="0"/>
                 <w:sz w:val="18"/>
               </w:rPr>
-              <w:t>---</w:t>
+              <w:t>2019</w:t>
             </w:r>
           </w:p>
         </w:tc>
@@ -21483,7 +20319,7 @@
                 <w:b w:val="0"/>
                 <w:sz w:val="18"/>
               </w:rPr>
-              <w:t>---</w:t>
+              <w:t>74,896</w:t>
             </w:r>
           </w:p>
         </w:tc>
@@ -21504,7 +20340,7 @@
                 <w:b w:val="0"/>
                 <w:sz w:val="18"/>
               </w:rPr>
-              <w:t>---</w:t>
+              <w:t>0.966</w:t>
             </w:r>
           </w:p>
         </w:tc>
@@ -21525,7 +20361,7 @@
                 <w:b w:val="0"/>
                 <w:sz w:val="18"/>
               </w:rPr>
-              <w:t>---</w:t>
+              <w:t>0.054</w:t>
             </w:r>
           </w:p>
         </w:tc>
@@ -21546,7 +20382,7 @@
                 <w:b w:val="0"/>
                 <w:sz w:val="18"/>
               </w:rPr>
-              <w:t>---</w:t>
+              <w:t>안정기</w:t>
             </w:r>
           </w:p>
         </w:tc>
@@ -21569,7 +20405,7 @@
                 <w:b w:val="0"/>
                 <w:sz w:val="18"/>
               </w:rPr>
-              <w:t>2019</w:t>
+              <w:t>2020</w:t>
             </w:r>
           </w:p>
         </w:tc>
@@ -21590,7 +20426,7 @@
                 <w:b w:val="0"/>
                 <w:sz w:val="18"/>
               </w:rPr>
-              <w:t>74,896</w:t>
+              <w:t>83,916</w:t>
             </w:r>
           </w:p>
         </w:tc>
@@ -21611,7 +20447,7 @@
                 <w:b w:val="0"/>
                 <w:sz w:val="18"/>
               </w:rPr>
-              <w:t>0.966</w:t>
+              <w:t>0.956</w:t>
             </w:r>
           </w:p>
         </w:tc>
@@ -21632,7 +20468,7 @@
                 <w:b w:val="0"/>
                 <w:sz w:val="18"/>
               </w:rPr>
-              <w:t>0.054</w:t>
+              <w:t>0.061</w:t>
             </w:r>
           </w:p>
         </w:tc>
@@ -21653,7 +20489,7 @@
                 <w:b w:val="0"/>
                 <w:sz w:val="18"/>
               </w:rPr>
-              <w:t>안정기</w:t>
+              <w:t>유동성 주도 급등 초입</w:t>
             </w:r>
           </w:p>
         </w:tc>
@@ -21676,7 +20512,7 @@
                 <w:b w:val="0"/>
                 <w:sz w:val="18"/>
               </w:rPr>
-              <w:t>2020</w:t>
+              <w:t>2021</w:t>
             </w:r>
           </w:p>
         </w:tc>
@@ -21697,7 +20533,7 @@
                 <w:b w:val="0"/>
                 <w:sz w:val="18"/>
               </w:rPr>
-              <w:t>83,916</w:t>
+              <w:t>43,379</w:t>
             </w:r>
           </w:p>
         </w:tc>
@@ -21718,7 +20554,7 @@
                 <w:b w:val="0"/>
                 <w:sz w:val="18"/>
               </w:rPr>
-              <w:t>0.956</w:t>
+              <w:t>0.931</w:t>
             </w:r>
           </w:p>
         </w:tc>
@@ -21739,7 +20575,7 @@
                 <w:b w:val="0"/>
                 <w:sz w:val="18"/>
               </w:rPr>
-              <w:t>0.061</w:t>
+              <w:t>0.075</w:t>
             </w:r>
           </w:p>
         </w:tc>
@@ -21760,7 +20596,7 @@
                 <w:b w:val="0"/>
                 <w:sz w:val="18"/>
               </w:rPr>
-              <w:t>유동성 주도 급등 초입</w:t>
+              <w:t>급등 말기</w:t>
             </w:r>
           </w:p>
         </w:tc>
@@ -21780,10 +20616,10 @@
             <w:r>
               <w:rPr>
                 <w:rFonts w:ascii="휴먼명조" w:hAnsi="휴먼명조" w:eastAsia="휴먼명조"/>
-                <w:b w:val="0"/>
-                <w:sz w:val="18"/>
-              </w:rPr>
-              <w:t>2021</w:t>
+                <w:b/>
+                <w:sz w:val="18"/>
+              </w:rPr>
+              <w:t>2022</w:t>
             </w:r>
           </w:p>
         </w:tc>
@@ -21801,10 +20637,10 @@
             <w:r>
               <w:rPr>
                 <w:rFonts w:ascii="휴먼명조" w:hAnsi="휴먼명조" w:eastAsia="휴먼명조"/>
-                <w:b w:val="0"/>
-                <w:sz w:val="18"/>
-              </w:rPr>
-              <w:t>43,379</w:t>
+                <w:b/>
+                <w:sz w:val="18"/>
+              </w:rPr>
+              <w:t>12,788</w:t>
             </w:r>
           </w:p>
         </w:tc>
@@ -21822,10 +20658,10 @@
             <w:r>
               <w:rPr>
                 <w:rFonts w:ascii="휴먼명조" w:hAnsi="휴먼명조" w:eastAsia="휴먼명조"/>
-                <w:b w:val="0"/>
-                <w:sz w:val="18"/>
-              </w:rPr>
-              <w:t>0.931</w:t>
+                <w:b/>
+                <w:sz w:val="18"/>
+              </w:rPr>
+              <w:t>0.892</w:t>
             </w:r>
           </w:p>
         </w:tc>
@@ -21843,10 +20679,10 @@
             <w:r>
               <w:rPr>
                 <w:rFonts w:ascii="휴먼명조" w:hAnsi="휴먼명조" w:eastAsia="휴먼명조"/>
-                <w:b w:val="0"/>
-                <w:sz w:val="18"/>
-              </w:rPr>
-              <w:t>0.075</w:t>
+                <w:b/>
+                <w:sz w:val="18"/>
+              </w:rPr>
+              <w:t>0.101</w:t>
             </w:r>
           </w:p>
         </w:tc>
@@ -21864,117 +20700,10 @@
             <w:r>
               <w:rPr>
                 <w:rFonts w:ascii="휴먼명조" w:hAnsi="휴먼명조" w:eastAsia="휴먼명조"/>
-                <w:b w:val="0"/>
-                <w:sz w:val="18"/>
-              </w:rPr>
-              <w:t>급등 말기</w:t>
-            </w:r>
-          </w:p>
-        </w:tc>
-      </w:tr>
-      <w:tr>
-        <w:tc>
-          <w:tcPr>
-            <w:tcW w:type="dxa" w:w="1588"/>
-          </w:tcPr>
-          <w:p>
-            <w:pPr>
-              <w:spacing w:before="20" w:after="20"/>
-              <w:ind w:firstLine="0"/>
-              <w:jc w:val="center"/>
-            </w:pPr>
-            <w:r/>
-            <w:r>
-              <w:rPr>
-                <w:rFonts w:ascii="휴먼명조" w:hAnsi="휴먼명조" w:eastAsia="휴먼명조"/>
-                <w:b w:val="0"/>
-                <w:sz w:val="18"/>
-              </w:rPr>
-              <w:t>**2022**</w:t>
-            </w:r>
-          </w:p>
-        </w:tc>
-        <w:tc>
-          <w:tcPr>
-            <w:tcW w:type="dxa" w:w="1588"/>
-          </w:tcPr>
-          <w:p>
-            <w:pPr>
-              <w:spacing w:before="20" w:after="20"/>
-              <w:ind w:firstLine="0"/>
-              <w:jc w:val="center"/>
-            </w:pPr>
-            <w:r/>
-            <w:r>
-              <w:rPr>
-                <w:rFonts w:ascii="휴먼명조" w:hAnsi="휴먼명조" w:eastAsia="휴먼명조"/>
-                <w:b w:val="0"/>
-                <w:sz w:val="18"/>
-              </w:rPr>
-              <w:t>**12,788**</w:t>
-            </w:r>
-          </w:p>
-        </w:tc>
-        <w:tc>
-          <w:tcPr>
-            <w:tcW w:type="dxa" w:w="1588"/>
-          </w:tcPr>
-          <w:p>
-            <w:pPr>
-              <w:spacing w:before="20" w:after="20"/>
-              <w:ind w:firstLine="0"/>
-              <w:jc w:val="center"/>
-            </w:pPr>
-            <w:r/>
-            <w:r>
-              <w:rPr>
-                <w:rFonts w:ascii="휴먼명조" w:hAnsi="휴먼명조" w:eastAsia="휴먼명조"/>
-                <w:b w:val="0"/>
-                <w:sz w:val="18"/>
-              </w:rPr>
-              <w:t>**0.892**</w:t>
-            </w:r>
-          </w:p>
-        </w:tc>
-        <w:tc>
-          <w:tcPr>
-            <w:tcW w:type="dxa" w:w="1588"/>
-          </w:tcPr>
-          <w:p>
-            <w:pPr>
-              <w:spacing w:before="20" w:after="20"/>
-              <w:ind w:firstLine="0"/>
-              <w:jc w:val="center"/>
-            </w:pPr>
-            <w:r/>
-            <w:r>
-              <w:rPr>
-                <w:rFonts w:ascii="휴먼명조" w:hAnsi="휴먼명조" w:eastAsia="휴먼명조"/>
-                <w:b w:val="0"/>
-                <w:sz w:val="18"/>
-              </w:rPr>
-              <w:t>**0.101**</w:t>
-            </w:r>
-          </w:p>
-        </w:tc>
-        <w:tc>
-          <w:tcPr>
-            <w:tcW w:type="dxa" w:w="1588"/>
-          </w:tcPr>
-          <w:p>
-            <w:pPr>
-              <w:spacing w:before="20" w:after="20"/>
-              <w:ind w:firstLine="0"/>
-              <w:jc w:val="center"/>
-            </w:pPr>
-            <w:r/>
-            <w:r>
-              <w:rPr>
-                <w:rFonts w:ascii="휴먼명조" w:hAnsi="휴먼명조" w:eastAsia="휴먼명조"/>
-                <w:b w:val="0"/>
-                <w:sz w:val="18"/>
-              </w:rPr>
-              <w:t>**금리 급등 조정기**</w:t>
+                <w:b/>
+                <w:sz w:val="18"/>
+              </w:rPr>
+              <w:t>금리 급등 조정기</w:t>
             </w:r>
           </w:p>
         </w:tc>
@@ -22525,7 +21254,7 @@
                 <w:b w:val="0"/>
                 <w:sz w:val="18"/>
               </w:rPr>
-              <w:t>---</w:t>
+              <w:t>2019</w:t>
             </w:r>
           </w:p>
         </w:tc>
@@ -22546,7 +21275,7 @@
                 <w:b w:val="0"/>
                 <w:sz w:val="18"/>
               </w:rPr>
-              <w:t>---</w:t>
+              <w:t>강남구분</w:t>
             </w:r>
           </w:p>
         </w:tc>
@@ -22567,7 +21296,7 @@
                 <w:b w:val="0"/>
                 <w:sz w:val="18"/>
               </w:rPr>
-              <w:t>---</w:t>
+              <w:t>건물연령</w:t>
             </w:r>
           </w:p>
         </w:tc>
@@ -22588,7 +21317,7 @@
                 <w:b w:val="0"/>
                 <w:sz w:val="18"/>
               </w:rPr>
-              <w:t>---</w:t>
+              <w:t>전용면적</w:t>
             </w:r>
           </w:p>
         </w:tc>
@@ -22609,7 +21338,7 @@
                 <w:b w:val="0"/>
                 <w:sz w:val="18"/>
               </w:rPr>
-              <w:t>---</w:t>
+              <w:t>학원수_legacy</w:t>
             </w:r>
           </w:p>
         </w:tc>
@@ -22630,7 +21359,7 @@
                 <w:b w:val="0"/>
                 <w:sz w:val="18"/>
               </w:rPr>
-              <w:t>---</w:t>
+              <w:t>어린이집수_legacy</w:t>
             </w:r>
           </w:p>
         </w:tc>
@@ -22653,7 +21382,7 @@
                 <w:b w:val="0"/>
                 <w:sz w:val="18"/>
               </w:rPr>
-              <w:t>2019</w:t>
+              <w:t>2020</w:t>
             </w:r>
           </w:p>
         </w:tc>
@@ -22674,6 +21403,27 @@
                 <w:b w:val="0"/>
                 <w:sz w:val="18"/>
               </w:rPr>
+              <w:t>어린이집수_legacy</w:t>
+            </w:r>
+          </w:p>
+        </w:tc>
+        <w:tc>
+          <w:tcPr>
+            <w:tcW w:type="dxa" w:w="1323"/>
+          </w:tcPr>
+          <w:p>
+            <w:pPr>
+              <w:spacing w:before="20" w:after="20"/>
+              <w:ind w:firstLine="0"/>
+              <w:jc w:val="center"/>
+            </w:pPr>
+            <w:r/>
+            <w:r>
+              <w:rPr>
+                <w:rFonts w:ascii="휴먼명조" w:hAnsi="휴먼명조" w:eastAsia="휴먼명조"/>
+                <w:b w:val="0"/>
+                <w:sz w:val="18"/>
+              </w:rPr>
               <w:t>강남구분</w:t>
             </w:r>
           </w:p>
@@ -22738,27 +21488,6 @@
                 <w:sz w:val="18"/>
               </w:rPr>
               <w:t>학원수_legacy</w:t>
-            </w:r>
-          </w:p>
-        </w:tc>
-        <w:tc>
-          <w:tcPr>
-            <w:tcW w:type="dxa" w:w="1323"/>
-          </w:tcPr>
-          <w:p>
-            <w:pPr>
-              <w:spacing w:before="20" w:after="20"/>
-              <w:ind w:firstLine="0"/>
-              <w:jc w:val="center"/>
-            </w:pPr>
-            <w:r/>
-            <w:r>
-              <w:rPr>
-                <w:rFonts w:ascii="휴먼명조" w:hAnsi="휴먼명조" w:eastAsia="휴먼명조"/>
-                <w:b w:val="0"/>
-                <w:sz w:val="18"/>
-              </w:rPr>
-              <w:t>어린이집수_legacy</w:t>
             </w:r>
           </w:p>
         </w:tc>
@@ -22781,7 +21510,7 @@
                 <w:b w:val="0"/>
                 <w:sz w:val="18"/>
               </w:rPr>
-              <w:t>2020</w:t>
+              <w:t>2021</w:t>
             </w:r>
           </w:p>
         </w:tc>
@@ -22802,70 +21531,70 @@
                 <w:b w:val="0"/>
                 <w:sz w:val="18"/>
               </w:rPr>
+              <w:t>강남구분</w:t>
+            </w:r>
+          </w:p>
+        </w:tc>
+        <w:tc>
+          <w:tcPr>
+            <w:tcW w:type="dxa" w:w="1323"/>
+          </w:tcPr>
+          <w:p>
+            <w:pPr>
+              <w:spacing w:before="20" w:after="20"/>
+              <w:ind w:firstLine="0"/>
+              <w:jc w:val="center"/>
+            </w:pPr>
+            <w:r/>
+            <w:r>
+              <w:rPr>
+                <w:rFonts w:ascii="휴먼명조" w:hAnsi="휴먼명조" w:eastAsia="휴먼명조"/>
+                <w:b w:val="0"/>
+                <w:sz w:val="18"/>
+              </w:rPr>
+              <w:t>건물연령</w:t>
+            </w:r>
+          </w:p>
+        </w:tc>
+        <w:tc>
+          <w:tcPr>
+            <w:tcW w:type="dxa" w:w="1323"/>
+          </w:tcPr>
+          <w:p>
+            <w:pPr>
+              <w:spacing w:before="20" w:after="20"/>
+              <w:ind w:firstLine="0"/>
+              <w:jc w:val="center"/>
+            </w:pPr>
+            <w:r/>
+            <w:r>
+              <w:rPr>
+                <w:rFonts w:ascii="휴먼명조" w:hAnsi="휴먼명조" w:eastAsia="휴먼명조"/>
+                <w:b w:val="0"/>
+                <w:sz w:val="18"/>
+              </w:rPr>
+              <w:t>전용면적</w:t>
+            </w:r>
+          </w:p>
+        </w:tc>
+        <w:tc>
+          <w:tcPr>
+            <w:tcW w:type="dxa" w:w="1323"/>
+          </w:tcPr>
+          <w:p>
+            <w:pPr>
+              <w:spacing w:before="20" w:after="20"/>
+              <w:ind w:firstLine="0"/>
+              <w:jc w:val="center"/>
+            </w:pPr>
+            <w:r/>
+            <w:r>
+              <w:rPr>
+                <w:rFonts w:ascii="휴먼명조" w:hAnsi="휴먼명조" w:eastAsia="휴먼명조"/>
+                <w:b w:val="0"/>
+                <w:sz w:val="18"/>
+              </w:rPr>
               <w:t>어린이집수_legacy</w:t>
-            </w:r>
-          </w:p>
-        </w:tc>
-        <w:tc>
-          <w:tcPr>
-            <w:tcW w:type="dxa" w:w="1323"/>
-          </w:tcPr>
-          <w:p>
-            <w:pPr>
-              <w:spacing w:before="20" w:after="20"/>
-              <w:ind w:firstLine="0"/>
-              <w:jc w:val="center"/>
-            </w:pPr>
-            <w:r/>
-            <w:r>
-              <w:rPr>
-                <w:rFonts w:ascii="휴먼명조" w:hAnsi="휴먼명조" w:eastAsia="휴먼명조"/>
-                <w:b w:val="0"/>
-                <w:sz w:val="18"/>
-              </w:rPr>
-              <w:t>강남구분</w:t>
-            </w:r>
-          </w:p>
-        </w:tc>
-        <w:tc>
-          <w:tcPr>
-            <w:tcW w:type="dxa" w:w="1323"/>
-          </w:tcPr>
-          <w:p>
-            <w:pPr>
-              <w:spacing w:before="20" w:after="20"/>
-              <w:ind w:firstLine="0"/>
-              <w:jc w:val="center"/>
-            </w:pPr>
-            <w:r/>
-            <w:r>
-              <w:rPr>
-                <w:rFonts w:ascii="휴먼명조" w:hAnsi="휴먼명조" w:eastAsia="휴먼명조"/>
-                <w:b w:val="0"/>
-                <w:sz w:val="18"/>
-              </w:rPr>
-              <w:t>건물연령</w:t>
-            </w:r>
-          </w:p>
-        </w:tc>
-        <w:tc>
-          <w:tcPr>
-            <w:tcW w:type="dxa" w:w="1323"/>
-          </w:tcPr>
-          <w:p>
-            <w:pPr>
-              <w:spacing w:before="20" w:after="20"/>
-              <w:ind w:firstLine="0"/>
-              <w:jc w:val="center"/>
-            </w:pPr>
-            <w:r/>
-            <w:r>
-              <w:rPr>
-                <w:rFonts w:ascii="휴먼명조" w:hAnsi="휴먼명조" w:eastAsia="휴먼명조"/>
-                <w:b w:val="0"/>
-                <w:sz w:val="18"/>
-              </w:rPr>
-              <w:t>전용면적</w:t>
             </w:r>
           </w:p>
         </w:tc>
@@ -22909,7 +21638,7 @@
                 <w:b w:val="0"/>
                 <w:sz w:val="18"/>
               </w:rPr>
-              <w:t>2021</w:t>
+              <w:t>2022</w:t>
             </w:r>
           </w:p>
         </w:tc>
@@ -22993,28 +21722,28 @@
                 <w:b w:val="0"/>
                 <w:sz w:val="18"/>
               </w:rPr>
+              <w:t>학원수_legacy</w:t>
+            </w:r>
+          </w:p>
+        </w:tc>
+        <w:tc>
+          <w:tcPr>
+            <w:tcW w:type="dxa" w:w="1323"/>
+          </w:tcPr>
+          <w:p>
+            <w:pPr>
+              <w:spacing w:before="20" w:after="20"/>
+              <w:ind w:firstLine="0"/>
+              <w:jc w:val="center"/>
+            </w:pPr>
+            <w:r/>
+            <w:r>
+              <w:rPr>
+                <w:rFonts w:ascii="휴먼명조" w:hAnsi="휴먼명조" w:eastAsia="휴먼명조"/>
+                <w:b w:val="0"/>
+                <w:sz w:val="18"/>
+              </w:rPr>
               <w:t>어린이집수_legacy</w:t>
-            </w:r>
-          </w:p>
-        </w:tc>
-        <w:tc>
-          <w:tcPr>
-            <w:tcW w:type="dxa" w:w="1323"/>
-          </w:tcPr>
-          <w:p>
-            <w:pPr>
-              <w:spacing w:before="20" w:after="20"/>
-              <w:ind w:firstLine="0"/>
-              <w:jc w:val="center"/>
-            </w:pPr>
-            <w:r/>
-            <w:r>
-              <w:rPr>
-                <w:rFonts w:ascii="휴먼명조" w:hAnsi="휴먼명조" w:eastAsia="휴먼명조"/>
-                <w:b w:val="0"/>
-                <w:sz w:val="18"/>
-              </w:rPr>
-              <w:t>학원수_legacy</w:t>
             </w:r>
           </w:p>
         </w:tc>
@@ -23037,7 +21766,7 @@
                 <w:b w:val="0"/>
                 <w:sz w:val="18"/>
               </w:rPr>
-              <w:t>2022</w:t>
+              <w:t>2023</w:t>
             </w:r>
           </w:p>
         </w:tc>
@@ -23142,7 +21871,7 @@
                 <w:b w:val="0"/>
                 <w:sz w:val="18"/>
               </w:rPr>
-              <w:t>어린이집수_legacy</w:t>
+              <w:t>백화점수_legacy</w:t>
             </w:r>
           </w:p>
         </w:tc>
@@ -23165,7 +21894,7 @@
                 <w:b w:val="0"/>
                 <w:sz w:val="18"/>
               </w:rPr>
-              <w:t>2023</w:t>
+              <w:t>2024</w:t>
             </w:r>
           </w:p>
         </w:tc>
@@ -23228,28 +21957,28 @@
                 <w:b w:val="0"/>
                 <w:sz w:val="18"/>
               </w:rPr>
+              <w:t>학원수_legacy</w:t>
+            </w:r>
+          </w:p>
+        </w:tc>
+        <w:tc>
+          <w:tcPr>
+            <w:tcW w:type="dxa" w:w="1323"/>
+          </w:tcPr>
+          <w:p>
+            <w:pPr>
+              <w:spacing w:before="20" w:after="20"/>
+              <w:ind w:firstLine="0"/>
+              <w:jc w:val="center"/>
+            </w:pPr>
+            <w:r/>
+            <w:r>
+              <w:rPr>
+                <w:rFonts w:ascii="휴먼명조" w:hAnsi="휴먼명조" w:eastAsia="휴먼명조"/>
+                <w:b w:val="0"/>
+                <w:sz w:val="18"/>
+              </w:rPr>
               <w:t>전용면적</w:t>
-            </w:r>
-          </w:p>
-        </w:tc>
-        <w:tc>
-          <w:tcPr>
-            <w:tcW w:type="dxa" w:w="1323"/>
-          </w:tcPr>
-          <w:p>
-            <w:pPr>
-              <w:spacing w:before="20" w:after="20"/>
-              <w:ind w:firstLine="0"/>
-              <w:jc w:val="center"/>
-            </w:pPr>
-            <w:r/>
-            <w:r>
-              <w:rPr>
-                <w:rFonts w:ascii="휴먼명조" w:hAnsi="휴먼명조" w:eastAsia="휴먼명조"/>
-                <w:b w:val="0"/>
-                <w:sz w:val="18"/>
-              </w:rPr>
-              <w:t>학원수_legacy</w:t>
             </w:r>
           </w:p>
         </w:tc>
@@ -23290,10 +22019,10 @@
             <w:r>
               <w:rPr>
                 <w:rFonts w:ascii="휴먼명조" w:hAnsi="휴먼명조" w:eastAsia="휴먼명조"/>
-                <w:b w:val="0"/>
-                <w:sz w:val="18"/>
-              </w:rPr>
-              <w:t>2024</w:t>
+                <w:b/>
+                <w:sz w:val="18"/>
+              </w:rPr>
+              <w:t>2025</w:t>
             </w:r>
           </w:p>
         </w:tc>
@@ -23311,138 +22040,10 @@
             <w:r>
               <w:rPr>
                 <w:rFonts w:ascii="휴먼명조" w:hAnsi="휴먼명조" w:eastAsia="휴먼명조"/>
-                <w:b w:val="0"/>
-                <w:sz w:val="18"/>
-              </w:rPr>
-              <w:t>강남구분</w:t>
-            </w:r>
-          </w:p>
-        </w:tc>
-        <w:tc>
-          <w:tcPr>
-            <w:tcW w:type="dxa" w:w="1323"/>
-          </w:tcPr>
-          <w:p>
-            <w:pPr>
-              <w:spacing w:before="20" w:after="20"/>
-              <w:ind w:firstLine="0"/>
-              <w:jc w:val="center"/>
-            </w:pPr>
-            <w:r/>
-            <w:r>
-              <w:rPr>
-                <w:rFonts w:ascii="휴먼명조" w:hAnsi="휴먼명조" w:eastAsia="휴먼명조"/>
-                <w:b w:val="0"/>
+                <w:b/>
                 <w:sz w:val="18"/>
               </w:rPr>
               <w:t>건물연령</w:t>
-            </w:r>
-          </w:p>
-        </w:tc>
-        <w:tc>
-          <w:tcPr>
-            <w:tcW w:type="dxa" w:w="1323"/>
-          </w:tcPr>
-          <w:p>
-            <w:pPr>
-              <w:spacing w:before="20" w:after="20"/>
-              <w:ind w:firstLine="0"/>
-              <w:jc w:val="center"/>
-            </w:pPr>
-            <w:r/>
-            <w:r>
-              <w:rPr>
-                <w:rFonts w:ascii="휴먼명조" w:hAnsi="휴먼명조" w:eastAsia="휴먼명조"/>
-                <w:b w:val="0"/>
-                <w:sz w:val="18"/>
-              </w:rPr>
-              <w:t>학원수_legacy</w:t>
-            </w:r>
-          </w:p>
-        </w:tc>
-        <w:tc>
-          <w:tcPr>
-            <w:tcW w:type="dxa" w:w="1323"/>
-          </w:tcPr>
-          <w:p>
-            <w:pPr>
-              <w:spacing w:before="20" w:after="20"/>
-              <w:ind w:firstLine="0"/>
-              <w:jc w:val="center"/>
-            </w:pPr>
-            <w:r/>
-            <w:r>
-              <w:rPr>
-                <w:rFonts w:ascii="휴먼명조" w:hAnsi="휴먼명조" w:eastAsia="휴먼명조"/>
-                <w:b w:val="0"/>
-                <w:sz w:val="18"/>
-              </w:rPr>
-              <w:t>전용면적</w:t>
-            </w:r>
-          </w:p>
-        </w:tc>
-        <w:tc>
-          <w:tcPr>
-            <w:tcW w:type="dxa" w:w="1323"/>
-          </w:tcPr>
-          <w:p>
-            <w:pPr>
-              <w:spacing w:before="20" w:after="20"/>
-              <w:ind w:firstLine="0"/>
-              <w:jc w:val="center"/>
-            </w:pPr>
-            <w:r/>
-            <w:r>
-              <w:rPr>
-                <w:rFonts w:ascii="휴먼명조" w:hAnsi="휴먼명조" w:eastAsia="휴먼명조"/>
-                <w:b w:val="0"/>
-                <w:sz w:val="18"/>
-              </w:rPr>
-              <w:t>백화점수_legacy</w:t>
-            </w:r>
-          </w:p>
-        </w:tc>
-      </w:tr>
-      <w:tr>
-        <w:tc>
-          <w:tcPr>
-            <w:tcW w:type="dxa" w:w="1323"/>
-          </w:tcPr>
-          <w:p>
-            <w:pPr>
-              <w:spacing w:before="20" w:after="20"/>
-              <w:ind w:firstLine="0"/>
-              <w:jc w:val="center"/>
-            </w:pPr>
-            <w:r/>
-            <w:r>
-              <w:rPr>
-                <w:rFonts w:ascii="휴먼명조" w:hAnsi="휴먼명조" w:eastAsia="휴먼명조"/>
-                <w:b w:val="0"/>
-                <w:sz w:val="18"/>
-              </w:rPr>
-              <w:t>**2025**</w:t>
-            </w:r>
-          </w:p>
-        </w:tc>
-        <w:tc>
-          <w:tcPr>
-            <w:tcW w:type="dxa" w:w="1323"/>
-          </w:tcPr>
-          <w:p>
-            <w:pPr>
-              <w:spacing w:before="20" w:after="20"/>
-              <w:ind w:firstLine="0"/>
-              <w:jc w:val="center"/>
-            </w:pPr>
-            <w:r/>
-            <w:r>
-              <w:rPr>
-                <w:rFonts w:ascii="휴먼명조" w:hAnsi="휴먼명조" w:eastAsia="휴먼명조"/>
-                <w:b w:val="0"/>
-                <w:sz w:val="18"/>
-              </w:rPr>
-              <w:t>**건물연령**</w:t>
             </w:r>
           </w:p>
         </w:tc>
@@ -23741,7 +22342,7 @@
                 <w:b w:val="0"/>
                 <w:sz w:val="18"/>
               </w:rPr>
-              <w:t>---</w:t>
+              <w:t>2019</w:t>
             </w:r>
           </w:p>
         </w:tc>
@@ -23762,7 +22363,7 @@
                 <w:b w:val="0"/>
                 <w:sz w:val="18"/>
               </w:rPr>
-              <w:t>---</w:t>
+              <w:t>0.962</w:t>
             </w:r>
           </w:p>
         </w:tc>
@@ -23783,7 +22384,7 @@
                 <w:b w:val="0"/>
                 <w:sz w:val="18"/>
               </w:rPr>
-              <w:t>---</w:t>
+              <w:t>0.951</w:t>
             </w:r>
           </w:p>
         </w:tc>
@@ -23804,7 +22405,7 @@
                 <w:b w:val="0"/>
                 <w:sz w:val="18"/>
               </w:rPr>
-              <w:t>---</w:t>
+              <w:t>0.966</w:t>
             </w:r>
           </w:p>
         </w:tc>
@@ -23827,7 +22428,7 @@
                 <w:b w:val="0"/>
                 <w:sz w:val="18"/>
               </w:rPr>
-              <w:t>2019</w:t>
+              <w:t>2020</w:t>
             </w:r>
           </w:p>
         </w:tc>
@@ -23848,7 +22449,7 @@
                 <w:b w:val="0"/>
                 <w:sz w:val="18"/>
               </w:rPr>
-              <w:t>0.962</w:t>
+              <w:t>0.951</w:t>
             </w:r>
           </w:p>
         </w:tc>
@@ -23869,7 +22470,7 @@
                 <w:b w:val="0"/>
                 <w:sz w:val="18"/>
               </w:rPr>
-              <w:t>0.951</w:t>
+              <w:t>0.943</w:t>
             </w:r>
           </w:p>
         </w:tc>
@@ -23890,7 +22491,7 @@
                 <w:b w:val="0"/>
                 <w:sz w:val="18"/>
               </w:rPr>
-              <w:t>0.966</w:t>
+              <w:t>0.956</w:t>
             </w:r>
           </w:p>
         </w:tc>
@@ -23913,7 +22514,7 @@
                 <w:b w:val="0"/>
                 <w:sz w:val="18"/>
               </w:rPr>
-              <w:t>2020</w:t>
+              <w:t>2021</w:t>
             </w:r>
           </w:p>
         </w:tc>
@@ -23934,7 +22535,7 @@
                 <w:b w:val="0"/>
                 <w:sz w:val="18"/>
               </w:rPr>
-              <w:t>0.951</w:t>
+              <w:t>0.932</w:t>
             </w:r>
           </w:p>
         </w:tc>
@@ -23955,7 +22556,7 @@
                 <w:b w:val="0"/>
                 <w:sz w:val="18"/>
               </w:rPr>
-              <w:t>0.943</w:t>
+              <w:t>0.919</w:t>
             </w:r>
           </w:p>
         </w:tc>
@@ -23976,7 +22577,7 @@
                 <w:b w:val="0"/>
                 <w:sz w:val="18"/>
               </w:rPr>
-              <w:t>0.956</w:t>
+              <w:t>0.931</w:t>
             </w:r>
           </w:p>
         </w:tc>
@@ -23996,10 +22597,10 @@
             <w:r>
               <w:rPr>
                 <w:rFonts w:ascii="휴먼명조" w:hAnsi="휴먼명조" w:eastAsia="휴먼명조"/>
-                <w:b w:val="0"/>
-                <w:sz w:val="18"/>
-              </w:rPr>
-              <w:t>2021</w:t>
+                <w:b/>
+                <w:sz w:val="18"/>
+              </w:rPr>
+              <w:t>2022</w:t>
             </w:r>
           </w:p>
         </w:tc>
@@ -24017,10 +22618,10 @@
             <w:r>
               <w:rPr>
                 <w:rFonts w:ascii="휴먼명조" w:hAnsi="휴먼명조" w:eastAsia="휴먼명조"/>
-                <w:b w:val="0"/>
-                <w:sz w:val="18"/>
-              </w:rPr>
-              <w:t>0.932</w:t>
+                <w:b/>
+                <w:sz w:val="18"/>
+              </w:rPr>
+              <w:t>0.857</w:t>
             </w:r>
           </w:p>
         </w:tc>
@@ -24038,10 +22639,10 @@
             <w:r>
               <w:rPr>
                 <w:rFonts w:ascii="휴먼명조" w:hAnsi="휴먼명조" w:eastAsia="휴먼명조"/>
-                <w:b w:val="0"/>
-                <w:sz w:val="18"/>
-              </w:rPr>
-              <w:t>0.919</w:t>
+                <w:b/>
+                <w:sz w:val="18"/>
+              </w:rPr>
+              <w:t>0.857</w:t>
             </w:r>
           </w:p>
         </w:tc>
@@ -24059,96 +22660,10 @@
             <w:r>
               <w:rPr>
                 <w:rFonts w:ascii="휴먼명조" w:hAnsi="휴먼명조" w:eastAsia="휴먼명조"/>
-                <w:b w:val="0"/>
-                <w:sz w:val="18"/>
-              </w:rPr>
-              <w:t>0.931</w:t>
-            </w:r>
-          </w:p>
-        </w:tc>
-      </w:tr>
-      <w:tr>
-        <w:tc>
-          <w:tcPr>
-            <w:tcW w:type="dxa" w:w="1984"/>
-          </w:tcPr>
-          <w:p>
-            <w:pPr>
-              <w:spacing w:before="20" w:after="20"/>
-              <w:ind w:firstLine="0"/>
-              <w:jc w:val="center"/>
-            </w:pPr>
-            <w:r/>
-            <w:r>
-              <w:rPr>
-                <w:rFonts w:ascii="휴먼명조" w:hAnsi="휴먼명조" w:eastAsia="휴먼명조"/>
-                <w:b w:val="0"/>
-                <w:sz w:val="18"/>
-              </w:rPr>
-              <w:t>**2022**</w:t>
-            </w:r>
-          </w:p>
-        </w:tc>
-        <w:tc>
-          <w:tcPr>
-            <w:tcW w:type="dxa" w:w="1984"/>
-          </w:tcPr>
-          <w:p>
-            <w:pPr>
-              <w:spacing w:before="20" w:after="20"/>
-              <w:ind w:firstLine="0"/>
-              <w:jc w:val="center"/>
-            </w:pPr>
-            <w:r/>
-            <w:r>
-              <w:rPr>
-                <w:rFonts w:ascii="휴먼명조" w:hAnsi="휴먼명조" w:eastAsia="휴먼명조"/>
-                <w:b w:val="0"/>
-                <w:sz w:val="18"/>
-              </w:rPr>
-              <w:t>**0.857**</w:t>
-            </w:r>
-          </w:p>
-        </w:tc>
-        <w:tc>
-          <w:tcPr>
-            <w:tcW w:type="dxa" w:w="1984"/>
-          </w:tcPr>
-          <w:p>
-            <w:pPr>
-              <w:spacing w:before="20" w:after="20"/>
-              <w:ind w:firstLine="0"/>
-              <w:jc w:val="center"/>
-            </w:pPr>
-            <w:r/>
-            <w:r>
-              <w:rPr>
-                <w:rFonts w:ascii="휴먼명조" w:hAnsi="휴먼명조" w:eastAsia="휴먼명조"/>
-                <w:b w:val="0"/>
-                <w:sz w:val="18"/>
-              </w:rPr>
-              <w:t>**0.857**</w:t>
-            </w:r>
-          </w:p>
-        </w:tc>
-        <w:tc>
-          <w:tcPr>
-            <w:tcW w:type="dxa" w:w="1984"/>
-          </w:tcPr>
-          <w:p>
-            <w:pPr>
-              <w:spacing w:before="20" w:after="20"/>
-              <w:ind w:firstLine="0"/>
-              <w:jc w:val="center"/>
-            </w:pPr>
-            <w:r/>
-            <w:r>
-              <w:rPr>
-                <w:rFonts w:ascii="휴먼명조" w:hAnsi="휴먼명조" w:eastAsia="휴먼명조"/>
-                <w:b w:val="0"/>
-                <w:sz w:val="18"/>
-              </w:rPr>
-              <w:t>**0.892**</w:t>
+                <w:b/>
+                <w:sz w:val="18"/>
+              </w:rPr>
+              <w:t>0.892</w:t>
             </w:r>
           </w:p>
         </w:tc>
@@ -24628,7 +23143,7 @@
                 <w:b w:val="0"/>
                 <w:sz w:val="18"/>
               </w:rPr>
-              <w:t>---</w:t>
+              <w:t>2019</w:t>
             </w:r>
           </w:p>
         </w:tc>
@@ -24646,10 +23161,10 @@
             <w:r>
               <w:rPr>
                 <w:rFonts w:ascii="휴먼명조" w:hAnsi="휴먼명조" w:eastAsia="휴먼명조"/>
-                <w:b w:val="0"/>
-                <w:sz w:val="18"/>
-              </w:rPr>
-              <w:t>---</w:t>
+                <w:b/>
+                <w:sz w:val="18"/>
+              </w:rPr>
+              <w:t>백화점수_legacy</w:t>
             </w:r>
           </w:p>
         </w:tc>
@@ -24670,7 +23185,7 @@
                 <w:b w:val="0"/>
                 <w:sz w:val="18"/>
               </w:rPr>
-              <w:t>---</w:t>
+              <w:t>전용면적</w:t>
             </w:r>
           </w:p>
         </w:tc>
@@ -24688,10 +23203,10 @@
             <w:r>
               <w:rPr>
                 <w:rFonts w:ascii="휴먼명조" w:hAnsi="휴먼명조" w:eastAsia="휴먼명조"/>
-                <w:b w:val="0"/>
-                <w:sz w:val="18"/>
-              </w:rPr>
-              <w:t>---</w:t>
+                <w:b/>
+                <w:sz w:val="18"/>
+              </w:rPr>
+              <w:t>백화점 최근접(m)</w:t>
             </w:r>
           </w:p>
         </w:tc>
@@ -24714,7 +23229,7 @@
                 <w:b w:val="0"/>
                 <w:sz w:val="18"/>
               </w:rPr>
-              <w:t>2019</w:t>
+              <w:t>2020</w:t>
             </w:r>
           </w:p>
         </w:tc>
@@ -24735,7 +23250,7 @@
                 <w:b w:val="0"/>
                 <w:sz w:val="18"/>
               </w:rPr>
-              <w:t>**백화점수_legacy**</w:t>
+              <w:t>건물연령</w:t>
             </w:r>
           </w:p>
         </w:tc>
@@ -24774,10 +23289,10 @@
             <w:r>
               <w:rPr>
                 <w:rFonts w:ascii="휴먼명조" w:hAnsi="휴먼명조" w:eastAsia="휴먼명조"/>
-                <w:b w:val="0"/>
-                <w:sz w:val="18"/>
-              </w:rPr>
-              <w:t>**백화점 최근접(m)**</w:t>
+                <w:b/>
+                <w:sz w:val="18"/>
+              </w:rPr>
+              <w:t>백화점 최근접(m)</w:t>
             </w:r>
           </w:p>
         </w:tc>
@@ -24800,7 +23315,7 @@
                 <w:b w:val="0"/>
                 <w:sz w:val="18"/>
               </w:rPr>
-              <w:t>2020</w:t>
+              <w:t>2021</w:t>
             </w:r>
           </w:p>
         </w:tc>
@@ -24818,52 +23333,52 @@
             <w:r>
               <w:rPr>
                 <w:rFonts w:ascii="휴먼명조" w:hAnsi="휴먼명조" w:eastAsia="휴먼명조"/>
+                <w:b/>
+                <w:sz w:val="18"/>
+              </w:rPr>
+              <w:t>CCTV 500m 내 개수</w:t>
+            </w:r>
+          </w:p>
+        </w:tc>
+        <w:tc>
+          <w:tcPr>
+            <w:tcW w:type="dxa" w:w="1984"/>
+          </w:tcPr>
+          <w:p>
+            <w:pPr>
+              <w:spacing w:before="20" w:after="20"/>
+              <w:ind w:firstLine="0"/>
+              <w:jc w:val="center"/>
+            </w:pPr>
+            <w:r/>
+            <w:r>
+              <w:rPr>
+                <w:rFonts w:ascii="휴먼명조" w:hAnsi="휴먼명조" w:eastAsia="휴먼명조"/>
+                <w:b w:val="0"/>
+                <w:sz w:val="18"/>
+              </w:rPr>
+              <w:t>전용면적</w:t>
+            </w:r>
+          </w:p>
+        </w:tc>
+        <w:tc>
+          <w:tcPr>
+            <w:tcW w:type="dxa" w:w="1984"/>
+          </w:tcPr>
+          <w:p>
+            <w:pPr>
+              <w:spacing w:before="20" w:after="20"/>
+              <w:ind w:firstLine="0"/>
+              <w:jc w:val="center"/>
+            </w:pPr>
+            <w:r/>
+            <w:r>
+              <w:rPr>
+                <w:rFonts w:ascii="휴먼명조" w:hAnsi="휴먼명조" w:eastAsia="휴먼명조"/>
                 <w:b w:val="0"/>
                 <w:sz w:val="18"/>
               </w:rPr>
               <w:t>건물연령</w:t>
-            </w:r>
-          </w:p>
-        </w:tc>
-        <w:tc>
-          <w:tcPr>
-            <w:tcW w:type="dxa" w:w="1984"/>
-          </w:tcPr>
-          <w:p>
-            <w:pPr>
-              <w:spacing w:before="20" w:after="20"/>
-              <w:ind w:firstLine="0"/>
-              <w:jc w:val="center"/>
-            </w:pPr>
-            <w:r/>
-            <w:r>
-              <w:rPr>
-                <w:rFonts w:ascii="휴먼명조" w:hAnsi="휴먼명조" w:eastAsia="휴먼명조"/>
-                <w:b w:val="0"/>
-                <w:sz w:val="18"/>
-              </w:rPr>
-              <w:t>전용면적</w:t>
-            </w:r>
-          </w:p>
-        </w:tc>
-        <w:tc>
-          <w:tcPr>
-            <w:tcW w:type="dxa" w:w="1984"/>
-          </w:tcPr>
-          <w:p>
-            <w:pPr>
-              <w:spacing w:before="20" w:after="20"/>
-              <w:ind w:firstLine="0"/>
-              <w:jc w:val="center"/>
-            </w:pPr>
-            <w:r/>
-            <w:r>
-              <w:rPr>
-                <w:rFonts w:ascii="휴먼명조" w:hAnsi="휴먼명조" w:eastAsia="휴먼명조"/>
-                <w:b w:val="0"/>
-                <w:sz w:val="18"/>
-              </w:rPr>
-              <w:t>**백화점 최근접(m)**</w:t>
             </w:r>
           </w:p>
         </w:tc>
@@ -24886,7 +23401,7 @@
                 <w:b w:val="0"/>
                 <w:sz w:val="18"/>
               </w:rPr>
-              <w:t>2021</w:t>
+              <w:t>2022</w:t>
             </w:r>
           </w:p>
         </w:tc>
@@ -24907,7 +23422,7 @@
                 <w:b w:val="0"/>
                 <w:sz w:val="18"/>
               </w:rPr>
-              <w:t>**CCTV 500m 내 개수**</w:t>
+              <w:t>건물연령</w:t>
             </w:r>
           </w:p>
         </w:tc>
@@ -24925,31 +23440,31 @@
             <w:r>
               <w:rPr>
                 <w:rFonts w:ascii="휴먼명조" w:hAnsi="휴먼명조" w:eastAsia="휴먼명조"/>
+                <w:b/>
+                <w:sz w:val="18"/>
+              </w:rPr>
+              <w:t>백화점 최근접(m)</w:t>
+            </w:r>
+          </w:p>
+        </w:tc>
+        <w:tc>
+          <w:tcPr>
+            <w:tcW w:type="dxa" w:w="1984"/>
+          </w:tcPr>
+          <w:p>
+            <w:pPr>
+              <w:spacing w:before="20" w:after="20"/>
+              <w:ind w:firstLine="0"/>
+              <w:jc w:val="center"/>
+            </w:pPr>
+            <w:r/>
+            <w:r>
+              <w:rPr>
+                <w:rFonts w:ascii="휴먼명조" w:hAnsi="휴먼명조" w:eastAsia="휴먼명조"/>
                 <w:b w:val="0"/>
                 <w:sz w:val="18"/>
               </w:rPr>
               <w:t>전용면적</w:t>
-            </w:r>
-          </w:p>
-        </w:tc>
-        <w:tc>
-          <w:tcPr>
-            <w:tcW w:type="dxa" w:w="1984"/>
-          </w:tcPr>
-          <w:p>
-            <w:pPr>
-              <w:spacing w:before="20" w:after="20"/>
-              <w:ind w:firstLine="0"/>
-              <w:jc w:val="center"/>
-            </w:pPr>
-            <w:r/>
-            <w:r>
-              <w:rPr>
-                <w:rFonts w:ascii="휴먼명조" w:hAnsi="휴먼명조" w:eastAsia="휴먼명조"/>
-                <w:b w:val="0"/>
-                <w:sz w:val="18"/>
-              </w:rPr>
-              <w:t>건물연령</w:t>
             </w:r>
           </w:p>
         </w:tc>
@@ -24972,7 +23487,7 @@
                 <w:b w:val="0"/>
                 <w:sz w:val="18"/>
               </w:rPr>
-              <w:t>2022</w:t>
+              <w:t>2023</w:t>
             </w:r>
           </w:p>
         </w:tc>
@@ -24990,31 +23505,31 @@
             <w:r>
               <w:rPr>
                 <w:rFonts w:ascii="휴먼명조" w:hAnsi="휴먼명조" w:eastAsia="휴먼명조"/>
+                <w:b/>
+                <w:sz w:val="18"/>
+              </w:rPr>
+              <w:t>종합병원 최근접(m)</w:t>
+            </w:r>
+          </w:p>
+        </w:tc>
+        <w:tc>
+          <w:tcPr>
+            <w:tcW w:type="dxa" w:w="1984"/>
+          </w:tcPr>
+          <w:p>
+            <w:pPr>
+              <w:spacing w:before="20" w:after="20"/>
+              <w:ind w:firstLine="0"/>
+              <w:jc w:val="center"/>
+            </w:pPr>
+            <w:r/>
+            <w:r>
+              <w:rPr>
+                <w:rFonts w:ascii="휴먼명조" w:hAnsi="휴먼명조" w:eastAsia="휴먼명조"/>
                 <w:b w:val="0"/>
                 <w:sz w:val="18"/>
               </w:rPr>
               <w:t>건물연령</w:t>
-            </w:r>
-          </w:p>
-        </w:tc>
-        <w:tc>
-          <w:tcPr>
-            <w:tcW w:type="dxa" w:w="1984"/>
-          </w:tcPr>
-          <w:p>
-            <w:pPr>
-              <w:spacing w:before="20" w:after="20"/>
-              <w:ind w:firstLine="0"/>
-              <w:jc w:val="center"/>
-            </w:pPr>
-            <w:r/>
-            <w:r>
-              <w:rPr>
-                <w:rFonts w:ascii="휴먼명조" w:hAnsi="휴먼명조" w:eastAsia="휴먼명조"/>
-                <w:b w:val="0"/>
-                <w:sz w:val="18"/>
-              </w:rPr>
-              <w:t>**백화점 최근접(m)**</w:t>
             </w:r>
           </w:p>
         </w:tc>
@@ -25058,7 +23573,7 @@
                 <w:b w:val="0"/>
                 <w:sz w:val="18"/>
               </w:rPr>
-              <w:t>2023</w:t>
+              <w:t>2024</w:t>
             </w:r>
           </w:p>
         </w:tc>
@@ -25079,7 +23594,7 @@
                 <w:b w:val="0"/>
                 <w:sz w:val="18"/>
               </w:rPr>
-              <w:t>**종합병원 최근접(m)**</w:t>
+              <w:t>건물연령</w:t>
             </w:r>
           </w:p>
         </w:tc>
@@ -25097,10 +23612,10 @@
             <w:r>
               <w:rPr>
                 <w:rFonts w:ascii="휴먼명조" w:hAnsi="휴먼명조" w:eastAsia="휴먼명조"/>
-                <w:b w:val="0"/>
-                <w:sz w:val="18"/>
-              </w:rPr>
-              <w:t>건물연령</w:t>
+                <w:b/>
+                <w:sz w:val="18"/>
+              </w:rPr>
+              <w:t>백화점 최근접(m)</w:t>
             </w:r>
           </w:p>
         </w:tc>
@@ -25121,7 +23636,7 @@
                 <w:b w:val="0"/>
                 <w:sz w:val="18"/>
               </w:rPr>
-              <w:t>전용면적</w:t>
+              <w:t>백화점수_legacy</w:t>
             </w:r>
           </w:p>
         </w:tc>
@@ -25144,7 +23659,7 @@
                 <w:b w:val="0"/>
                 <w:sz w:val="18"/>
               </w:rPr>
-              <w:t>2024</w:t>
+              <w:t>2025</w:t>
             </w:r>
           </w:p>
         </w:tc>
@@ -25162,6 +23677,27 @@
             <w:r>
               <w:rPr>
                 <w:rFonts w:ascii="휴먼명조" w:hAnsi="휴먼명조" w:eastAsia="휴먼명조"/>
+                <w:b/>
+                <w:sz w:val="18"/>
+              </w:rPr>
+              <w:t>백화점 최근접(m)</w:t>
+            </w:r>
+          </w:p>
+        </w:tc>
+        <w:tc>
+          <w:tcPr>
+            <w:tcW w:type="dxa" w:w="1984"/>
+          </w:tcPr>
+          <w:p>
+            <w:pPr>
+              <w:spacing w:before="20" w:after="20"/>
+              <w:ind w:firstLine="0"/>
+              <w:jc w:val="center"/>
+            </w:pPr>
+            <w:r/>
+            <w:r>
+              <w:rPr>
+                <w:rFonts w:ascii="휴먼명조" w:hAnsi="휴먼명조" w:eastAsia="휴먼명조"/>
                 <w:b w:val="0"/>
                 <w:sz w:val="18"/>
               </w:rPr>
@@ -25183,117 +23719,10 @@
             <w:r>
               <w:rPr>
                 <w:rFonts w:ascii="휴먼명조" w:hAnsi="휴먼명조" w:eastAsia="휴먼명조"/>
-                <w:b w:val="0"/>
-                <w:sz w:val="18"/>
-              </w:rPr>
-              <w:t>**백화점 최근접(m)**</w:t>
-            </w:r>
-          </w:p>
-        </w:tc>
-        <w:tc>
-          <w:tcPr>
-            <w:tcW w:type="dxa" w:w="1984"/>
-          </w:tcPr>
-          <w:p>
-            <w:pPr>
-              <w:spacing w:before="20" w:after="20"/>
-              <w:ind w:firstLine="0"/>
-              <w:jc w:val="center"/>
-            </w:pPr>
-            <w:r/>
-            <w:r>
-              <w:rPr>
-                <w:rFonts w:ascii="휴먼명조" w:hAnsi="휴먼명조" w:eastAsia="휴먼명조"/>
-                <w:b w:val="0"/>
-                <w:sz w:val="18"/>
-              </w:rPr>
-              <w:t>백화점수_legacy</w:t>
-            </w:r>
-          </w:p>
-        </w:tc>
-      </w:tr>
-      <w:tr>
-        <w:tc>
-          <w:tcPr>
-            <w:tcW w:type="dxa" w:w="1984"/>
-          </w:tcPr>
-          <w:p>
-            <w:pPr>
-              <w:spacing w:before="20" w:after="20"/>
-              <w:ind w:firstLine="0"/>
-              <w:jc w:val="center"/>
-            </w:pPr>
-            <w:r/>
-            <w:r>
-              <w:rPr>
-                <w:rFonts w:ascii="휴먼명조" w:hAnsi="휴먼명조" w:eastAsia="휴먼명조"/>
-                <w:b w:val="0"/>
-                <w:sz w:val="18"/>
-              </w:rPr>
-              <w:t>2025</w:t>
-            </w:r>
-          </w:p>
-        </w:tc>
-        <w:tc>
-          <w:tcPr>
-            <w:tcW w:type="dxa" w:w="1984"/>
-          </w:tcPr>
-          <w:p>
-            <w:pPr>
-              <w:spacing w:before="20" w:after="20"/>
-              <w:ind w:firstLine="0"/>
-              <w:jc w:val="center"/>
-            </w:pPr>
-            <w:r/>
-            <w:r>
-              <w:rPr>
-                <w:rFonts w:ascii="휴먼명조" w:hAnsi="휴먼명조" w:eastAsia="휴먼명조"/>
-                <w:b w:val="0"/>
-                <w:sz w:val="18"/>
-              </w:rPr>
-              <w:t>**백화점 최근접(m)**</w:t>
-            </w:r>
-          </w:p>
-        </w:tc>
-        <w:tc>
-          <w:tcPr>
-            <w:tcW w:type="dxa" w:w="1984"/>
-          </w:tcPr>
-          <w:p>
-            <w:pPr>
-              <w:spacing w:before="20" w:after="20"/>
-              <w:ind w:firstLine="0"/>
-              <w:jc w:val="center"/>
-            </w:pPr>
-            <w:r/>
-            <w:r>
-              <w:rPr>
-                <w:rFonts w:ascii="휴먼명조" w:hAnsi="휴먼명조" w:eastAsia="휴먼명조"/>
-                <w:b w:val="0"/>
-                <w:sz w:val="18"/>
-              </w:rPr>
-              <w:t>건물연령</w:t>
-            </w:r>
-          </w:p>
-        </w:tc>
-        <w:tc>
-          <w:tcPr>
-            <w:tcW w:type="dxa" w:w="1984"/>
-          </w:tcPr>
-          <w:p>
-            <w:pPr>
-              <w:spacing w:before="20" w:after="20"/>
-              <w:ind w:firstLine="0"/>
-              <w:jc w:val="center"/>
-            </w:pPr>
-            <w:r/>
-            <w:r>
-              <w:rPr>
-                <w:rFonts w:ascii="휴먼명조" w:hAnsi="휴먼명조" w:eastAsia="휴먼명조"/>
-                <w:b w:val="0"/>
-                <w:sz w:val="18"/>
-              </w:rPr>
-              <w:t>**어린이집 1km 내 개수**</w:t>
+                <w:b/>
+                <w:sz w:val="18"/>
+              </w:rPr>
+              <w:t>어린이집 1km 내 개수</w:t>
             </w:r>
           </w:p>
         </w:tc>
@@ -25555,7 +23984,7 @@
                 <w:b w:val="0"/>
                 <w:sz w:val="18"/>
               </w:rPr>
-              <w:t>---</w:t>
+              <w:t>2019</w:t>
             </w:r>
           </w:p>
         </w:tc>
@@ -25576,7 +24005,7 @@
                 <w:b w:val="0"/>
                 <w:sz w:val="18"/>
               </w:rPr>
-              <w:t>---</w:t>
+              <w:t>건물연령</w:t>
             </w:r>
           </w:p>
         </w:tc>
@@ -25597,7 +24026,7 @@
                 <w:b w:val="0"/>
                 <w:sz w:val="18"/>
               </w:rPr>
-              <w:t>---</w:t>
+              <w:t>전용면적</w:t>
             </w:r>
           </w:p>
         </w:tc>
@@ -25618,7 +24047,7 @@
                 <w:b w:val="0"/>
                 <w:sz w:val="18"/>
               </w:rPr>
-              <w:t>---</w:t>
+              <w:t>학원수_legacy</w:t>
             </w:r>
           </w:p>
         </w:tc>
@@ -25639,7 +24068,7 @@
                 <w:b w:val="0"/>
                 <w:sz w:val="18"/>
               </w:rPr>
-              <w:t>---</w:t>
+              <w:t>어린이집수_legacy</w:t>
             </w:r>
           </w:p>
         </w:tc>
@@ -25657,10 +24086,10 @@
             <w:r>
               <w:rPr>
                 <w:rFonts w:ascii="휴먼명조" w:hAnsi="휴먼명조" w:eastAsia="휴먼명조"/>
-                <w:b w:val="0"/>
-                <w:sz w:val="18"/>
-              </w:rPr>
-              <w:t>---</w:t>
+                <w:b/>
+                <w:sz w:val="18"/>
+              </w:rPr>
+              <w:t>백화점 최근접(m)</w:t>
             </w:r>
           </w:p>
         </w:tc>
@@ -25683,7 +24112,7 @@
                 <w:b w:val="0"/>
                 <w:sz w:val="18"/>
               </w:rPr>
-              <w:t>2019</w:t>
+              <w:t>2020</w:t>
             </w:r>
           </w:p>
         </w:tc>
@@ -25704,6 +24133,27 @@
                 <w:b w:val="0"/>
                 <w:sz w:val="18"/>
               </w:rPr>
+              <w:t>어린이집수_legacy</w:t>
+            </w:r>
+          </w:p>
+        </w:tc>
+        <w:tc>
+          <w:tcPr>
+            <w:tcW w:type="dxa" w:w="1323"/>
+          </w:tcPr>
+          <w:p>
+            <w:pPr>
+              <w:spacing w:before="20" w:after="20"/>
+              <w:ind w:firstLine="0"/>
+              <w:jc w:val="center"/>
+            </w:pPr>
+            <w:r/>
+            <w:r>
+              <w:rPr>
+                <w:rFonts w:ascii="휴먼명조" w:hAnsi="휴먼명조" w:eastAsia="휴먼명조"/>
+                <w:b w:val="0"/>
+                <w:sz w:val="18"/>
+              </w:rPr>
               <w:t>건물연령</w:t>
             </w:r>
           </w:p>
@@ -25767,28 +24217,7 @@
                 <w:b w:val="0"/>
                 <w:sz w:val="18"/>
               </w:rPr>
-              <w:t>어린이집수_legacy</w:t>
-            </w:r>
-          </w:p>
-        </w:tc>
-        <w:tc>
-          <w:tcPr>
-            <w:tcW w:type="dxa" w:w="1323"/>
-          </w:tcPr>
-          <w:p>
-            <w:pPr>
-              <w:spacing w:before="20" w:after="20"/>
-              <w:ind w:firstLine="0"/>
-              <w:jc w:val="center"/>
-            </w:pPr>
-            <w:r/>
-            <w:r>
-              <w:rPr>
-                <w:rFonts w:ascii="휴먼명조" w:hAnsi="휴먼명조" w:eastAsia="휴먼명조"/>
-                <w:b w:val="0"/>
-                <w:sz w:val="18"/>
-              </w:rPr>
-              <w:t>**백화점 최근접(m)**</w:t>
+              <w:t>CD금리</w:t>
             </w:r>
           </w:p>
         </w:tc>
@@ -25811,7 +24240,7 @@
                 <w:b w:val="0"/>
                 <w:sz w:val="18"/>
               </w:rPr>
-              <w:t>2020</w:t>
+              <w:t>2021</w:t>
             </w:r>
           </w:p>
         </w:tc>
@@ -25832,6 +24261,48 @@
                 <w:b w:val="0"/>
                 <w:sz w:val="18"/>
               </w:rPr>
+              <w:t>전용면적</w:t>
+            </w:r>
+          </w:p>
+        </w:tc>
+        <w:tc>
+          <w:tcPr>
+            <w:tcW w:type="dxa" w:w="1323"/>
+          </w:tcPr>
+          <w:p>
+            <w:pPr>
+              <w:spacing w:before="20" w:after="20"/>
+              <w:ind w:firstLine="0"/>
+              <w:jc w:val="center"/>
+            </w:pPr>
+            <w:r/>
+            <w:r>
+              <w:rPr>
+                <w:rFonts w:ascii="휴먼명조" w:hAnsi="휴먼명조" w:eastAsia="휴먼명조"/>
+                <w:b w:val="0"/>
+                <w:sz w:val="18"/>
+              </w:rPr>
+              <w:t>건물연령</w:t>
+            </w:r>
+          </w:p>
+        </w:tc>
+        <w:tc>
+          <w:tcPr>
+            <w:tcW w:type="dxa" w:w="1323"/>
+          </w:tcPr>
+          <w:p>
+            <w:pPr>
+              <w:spacing w:before="20" w:after="20"/>
+              <w:ind w:firstLine="0"/>
+              <w:jc w:val="center"/>
+            </w:pPr>
+            <w:r/>
+            <w:r>
+              <w:rPr>
+                <w:rFonts w:ascii="휴먼명조" w:hAnsi="휴먼명조" w:eastAsia="휴먼명조"/>
+                <w:b w:val="0"/>
+                <w:sz w:val="18"/>
+              </w:rPr>
               <w:t>어린이집수_legacy</w:t>
             </w:r>
           </w:p>
@@ -25853,7 +24324,7 @@
                 <w:b w:val="0"/>
                 <w:sz w:val="18"/>
               </w:rPr>
-              <w:t>건물연령</w:t>
+              <w:t>학원수_legacy</w:t>
             </w:r>
           </w:p>
         </w:tc>
@@ -25874,49 +24345,7 @@
                 <w:b w:val="0"/>
                 <w:sz w:val="18"/>
               </w:rPr>
-              <w:t>전용면적</w:t>
-            </w:r>
-          </w:p>
-        </w:tc>
-        <w:tc>
-          <w:tcPr>
-            <w:tcW w:type="dxa" w:w="1323"/>
-          </w:tcPr>
-          <w:p>
-            <w:pPr>
-              <w:spacing w:before="20" w:after="20"/>
-              <w:ind w:firstLine="0"/>
-              <w:jc w:val="center"/>
-            </w:pPr>
-            <w:r/>
-            <w:r>
-              <w:rPr>
-                <w:rFonts w:ascii="휴먼명조" w:hAnsi="휴먼명조" w:eastAsia="휴먼명조"/>
-                <w:b w:val="0"/>
-                <w:sz w:val="18"/>
-              </w:rPr>
-              <w:t>학원수_legacy</w:t>
-            </w:r>
-          </w:p>
-        </w:tc>
-        <w:tc>
-          <w:tcPr>
-            <w:tcW w:type="dxa" w:w="1323"/>
-          </w:tcPr>
-          <w:p>
-            <w:pPr>
-              <w:spacing w:before="20" w:after="20"/>
-              <w:ind w:firstLine="0"/>
-              <w:jc w:val="center"/>
-            </w:pPr>
-            <w:r/>
-            <w:r>
-              <w:rPr>
-                <w:rFonts w:ascii="휴먼명조" w:hAnsi="휴먼명조" w:eastAsia="휴먼명조"/>
-                <w:b w:val="0"/>
-                <w:sz w:val="18"/>
-              </w:rPr>
-              <w:t>CD금리</w:t>
+              <w:t>층</w:t>
             </w:r>
           </w:p>
         </w:tc>
@@ -25939,7 +24368,7 @@
                 <w:b w:val="0"/>
                 <w:sz w:val="18"/>
               </w:rPr>
-              <w:t>2021</w:t>
+              <w:t>2022</w:t>
             </w:r>
           </w:p>
         </w:tc>
@@ -25960,6 +24389,27 @@
                 <w:b w:val="0"/>
                 <w:sz w:val="18"/>
               </w:rPr>
+              <w:t>건물연령</w:t>
+            </w:r>
+          </w:p>
+        </w:tc>
+        <w:tc>
+          <w:tcPr>
+            <w:tcW w:type="dxa" w:w="1323"/>
+          </w:tcPr>
+          <w:p>
+            <w:pPr>
+              <w:spacing w:before="20" w:after="20"/>
+              <w:ind w:firstLine="0"/>
+              <w:jc w:val="center"/>
+            </w:pPr>
+            <w:r/>
+            <w:r>
+              <w:rPr>
+                <w:rFonts w:ascii="휴먼명조" w:hAnsi="휴먼명조" w:eastAsia="휴먼명조"/>
+                <w:b w:val="0"/>
+                <w:sz w:val="18"/>
+              </w:rPr>
               <w:t>전용면적</w:t>
             </w:r>
           </w:p>
@@ -25981,7 +24431,7 @@
                 <w:b w:val="0"/>
                 <w:sz w:val="18"/>
               </w:rPr>
-              <w:t>건물연령</w:t>
+              <w:t>학원수_legacy</w:t>
             </w:r>
           </w:p>
         </w:tc>
@@ -26002,28 +24452,7 @@
                 <w:b w:val="0"/>
                 <w:sz w:val="18"/>
               </w:rPr>
-              <w:t>어린이집수_legacy</w:t>
-            </w:r>
-          </w:p>
-        </w:tc>
-        <w:tc>
-          <w:tcPr>
-            <w:tcW w:type="dxa" w:w="1323"/>
-          </w:tcPr>
-          <w:p>
-            <w:pPr>
-              <w:spacing w:before="20" w:after="20"/>
-              <w:ind w:firstLine="0"/>
-              <w:jc w:val="center"/>
-            </w:pPr>
-            <w:r/>
-            <w:r>
-              <w:rPr>
-                <w:rFonts w:ascii="휴먼명조" w:hAnsi="휴먼명조" w:eastAsia="휴먼명조"/>
-                <w:b w:val="0"/>
-                <w:sz w:val="18"/>
-              </w:rPr>
-              <w:t>학원수_legacy</w:t>
+              <w:t>CCTV 500m 내 개수</w:t>
             </w:r>
           </w:p>
         </w:tc>
@@ -26067,7 +24496,7 @@
                 <w:b w:val="0"/>
                 <w:sz w:val="18"/>
               </w:rPr>
-              <w:t>2022</w:t>
+              <w:t>2023</w:t>
             </w:r>
           </w:p>
         </w:tc>
@@ -26109,6 +24538,27 @@
                 <w:b w:val="0"/>
                 <w:sz w:val="18"/>
               </w:rPr>
+              <w:t>학원수_legacy</w:t>
+            </w:r>
+          </w:p>
+        </w:tc>
+        <w:tc>
+          <w:tcPr>
+            <w:tcW w:type="dxa" w:w="1323"/>
+          </w:tcPr>
+          <w:p>
+            <w:pPr>
+              <w:spacing w:before="20" w:after="20"/>
+              <w:ind w:firstLine="0"/>
+              <w:jc w:val="center"/>
+            </w:pPr>
+            <w:r/>
+            <w:r>
+              <w:rPr>
+                <w:rFonts w:ascii="휴먼명조" w:hAnsi="휴먼명조" w:eastAsia="휴먼명조"/>
+                <w:b w:val="0"/>
+                <w:sz w:val="18"/>
+              </w:rPr>
               <w:t>전용면적</w:t>
             </w:r>
           </w:p>
@@ -26130,7 +24580,7 @@
                 <w:b w:val="0"/>
                 <w:sz w:val="18"/>
               </w:rPr>
-              <w:t>학원수_legacy</w:t>
+              <w:t>어린이집수_legacy</w:t>
             </w:r>
           </w:p>
         </w:tc>
@@ -26148,31 +24598,10 @@
             <w:r>
               <w:rPr>
                 <w:rFonts w:ascii="휴먼명조" w:hAnsi="휴먼명조" w:eastAsia="휴먼명조"/>
-                <w:b w:val="0"/>
-                <w:sz w:val="18"/>
-              </w:rPr>
-              <w:t>CCTV 500m 내 개수</w:t>
-            </w:r>
-          </w:p>
-        </w:tc>
-        <w:tc>
-          <w:tcPr>
-            <w:tcW w:type="dxa" w:w="1323"/>
-          </w:tcPr>
-          <w:p>
-            <w:pPr>
-              <w:spacing w:before="20" w:after="20"/>
-              <w:ind w:firstLine="0"/>
-              <w:jc w:val="center"/>
-            </w:pPr>
-            <w:r/>
-            <w:r>
-              <w:rPr>
-                <w:rFonts w:ascii="휴먼명조" w:hAnsi="휴먼명조" w:eastAsia="휴먼명조"/>
-                <w:b w:val="0"/>
-                <w:sz w:val="18"/>
-              </w:rPr>
-              <w:t>층</w:t>
+                <w:b/>
+                <w:sz w:val="18"/>
+              </w:rPr>
+              <w:t>학원 1km 내 개수</w:t>
             </w:r>
           </w:p>
         </w:tc>
@@ -26195,7 +24624,7 @@
                 <w:b w:val="0"/>
                 <w:sz w:val="18"/>
               </w:rPr>
-              <w:t>2023</w:t>
+              <w:t>2024</w:t>
             </w:r>
           </w:p>
         </w:tc>
@@ -26300,7 +24729,7 @@
                 <w:b w:val="0"/>
                 <w:sz w:val="18"/>
               </w:rPr>
-              <w:t>**학원 1km 내 개수**</w:t>
+              <w:t>백화점수_legacy</w:t>
             </w:r>
           </w:p>
         </w:tc>
@@ -26323,7 +24752,7 @@
                 <w:b w:val="0"/>
                 <w:sz w:val="18"/>
               </w:rPr>
-              <w:t>2024</w:t>
+              <w:t>2025</w:t>
             </w:r>
           </w:p>
         </w:tc>
@@ -26425,138 +24854,10 @@
             <w:r>
               <w:rPr>
                 <w:rFonts w:ascii="휴먼명조" w:hAnsi="휴먼명조" w:eastAsia="휴먼명조"/>
-                <w:b w:val="0"/>
-                <w:sz w:val="18"/>
-              </w:rPr>
-              <w:t>백화점수_legacy</w:t>
-            </w:r>
-          </w:p>
-        </w:tc>
-      </w:tr>
-      <w:tr>
-        <w:tc>
-          <w:tcPr>
-            <w:tcW w:type="dxa" w:w="1323"/>
-          </w:tcPr>
-          <w:p>
-            <w:pPr>
-              <w:spacing w:before="20" w:after="20"/>
-              <w:ind w:firstLine="0"/>
-              <w:jc w:val="center"/>
-            </w:pPr>
-            <w:r/>
-            <w:r>
-              <w:rPr>
-                <w:rFonts w:ascii="휴먼명조" w:hAnsi="휴먼명조" w:eastAsia="휴먼명조"/>
-                <w:b w:val="0"/>
-                <w:sz w:val="18"/>
-              </w:rPr>
-              <w:t>2025</w:t>
-            </w:r>
-          </w:p>
-        </w:tc>
-        <w:tc>
-          <w:tcPr>
-            <w:tcW w:type="dxa" w:w="1323"/>
-          </w:tcPr>
-          <w:p>
-            <w:pPr>
-              <w:spacing w:before="20" w:after="20"/>
-              <w:ind w:firstLine="0"/>
-              <w:jc w:val="center"/>
-            </w:pPr>
-            <w:r/>
-            <w:r>
-              <w:rPr>
-                <w:rFonts w:ascii="휴먼명조" w:hAnsi="휴먼명조" w:eastAsia="휴먼명조"/>
-                <w:b w:val="0"/>
-                <w:sz w:val="18"/>
-              </w:rPr>
-              <w:t>건물연령</w:t>
-            </w:r>
-          </w:p>
-        </w:tc>
-        <w:tc>
-          <w:tcPr>
-            <w:tcW w:type="dxa" w:w="1323"/>
-          </w:tcPr>
-          <w:p>
-            <w:pPr>
-              <w:spacing w:before="20" w:after="20"/>
-              <w:ind w:firstLine="0"/>
-              <w:jc w:val="center"/>
-            </w:pPr>
-            <w:r/>
-            <w:r>
-              <w:rPr>
-                <w:rFonts w:ascii="휴먼명조" w:hAnsi="휴먼명조" w:eastAsia="휴먼명조"/>
-                <w:b w:val="0"/>
-                <w:sz w:val="18"/>
-              </w:rPr>
-              <w:t>학원수_legacy</w:t>
-            </w:r>
-          </w:p>
-        </w:tc>
-        <w:tc>
-          <w:tcPr>
-            <w:tcW w:type="dxa" w:w="1323"/>
-          </w:tcPr>
-          <w:p>
-            <w:pPr>
-              <w:spacing w:before="20" w:after="20"/>
-              <w:ind w:firstLine="0"/>
-              <w:jc w:val="center"/>
-            </w:pPr>
-            <w:r/>
-            <w:r>
-              <w:rPr>
-                <w:rFonts w:ascii="휴먼명조" w:hAnsi="휴먼명조" w:eastAsia="휴먼명조"/>
-                <w:b w:val="0"/>
-                <w:sz w:val="18"/>
-              </w:rPr>
-              <w:t>전용면적</w:t>
-            </w:r>
-          </w:p>
-        </w:tc>
-        <w:tc>
-          <w:tcPr>
-            <w:tcW w:type="dxa" w:w="1323"/>
-          </w:tcPr>
-          <w:p>
-            <w:pPr>
-              <w:spacing w:before="20" w:after="20"/>
-              <w:ind w:firstLine="0"/>
-              <w:jc w:val="center"/>
-            </w:pPr>
-            <w:r/>
-            <w:r>
-              <w:rPr>
-                <w:rFonts w:ascii="휴먼명조" w:hAnsi="휴먼명조" w:eastAsia="휴먼명조"/>
-                <w:b w:val="0"/>
-                <w:sz w:val="18"/>
-              </w:rPr>
-              <w:t>어린이집수_legacy</w:t>
-            </w:r>
-          </w:p>
-        </w:tc>
-        <w:tc>
-          <w:tcPr>
-            <w:tcW w:type="dxa" w:w="1323"/>
-          </w:tcPr>
-          <w:p>
-            <w:pPr>
-              <w:spacing w:before="20" w:after="20"/>
-              <w:ind w:firstLine="0"/>
-              <w:jc w:val="center"/>
-            </w:pPr>
-            <w:r/>
-            <w:r>
-              <w:rPr>
-                <w:rFonts w:ascii="휴먼명조" w:hAnsi="휴먼명조" w:eastAsia="휴먼명조"/>
-                <w:b w:val="0"/>
-                <w:sz w:val="18"/>
-              </w:rPr>
-              <w:t>**학원 1km 내 개수**</w:t>
+                <w:b/>
+                <w:sz w:val="18"/>
+              </w:rPr>
+              <w:t>학원 1km 내 개수</w:t>
             </w:r>
           </w:p>
         </w:tc>

--- a/paper/논문_초안_v8.docx
+++ b/paper/논문_초안_v8.docx
@@ -429,6 +429,7 @@
     </w:p>
     <w:p>
       <w:pPr>
+        <w:pStyle w:val="Heading1"/>
         <w:spacing w:before="480" w:after="360"/>
         <w:ind w:firstLine="0"/>
         <w:jc w:val="center"/>
@@ -699,6 +700,7 @@
     </w:p>
     <w:p>
       <w:pPr>
+        <w:pStyle w:val="Heading1"/>
         <w:spacing w:before="480" w:after="360"/>
         <w:ind w:firstLine="0"/>
         <w:jc w:val="center"/>
@@ -713,47 +715,64 @@
       </w:r>
     </w:p>
     <w:p>
+      <w:pPr>
+        <w:pStyle w:val="ListBullet"/>
+        <w:ind w:firstLine="0"/>
+      </w:pPr>
       <w:r>
         <w:rPr>
           <w:rFonts w:ascii="바탕" w:hAnsi="바탕" w:eastAsia="바탕"/>
           <w:b w:val="0"/>
           <w:sz w:val="22"/>
         </w:rPr>
-        <w:t>- 국문초록</w:t>
-      </w:r>
-    </w:p>
-    <w:p>
-      <w:r>
-        <w:rPr>
-          <w:rFonts w:ascii="바탕" w:hAnsi="바탕" w:eastAsia="바탕"/>
-          <w:b w:val="0"/>
-          <w:sz w:val="22"/>
-        </w:rPr>
-        <w:t>- 목차</w:t>
-      </w:r>
-    </w:p>
-    <w:p>
-      <w:r>
-        <w:rPr>
-          <w:rFonts w:ascii="바탕" w:hAnsi="바탕" w:eastAsia="바탕"/>
-          <w:b w:val="0"/>
-          <w:sz w:val="22"/>
-        </w:rPr>
-        <w:t>- 표 목차</w:t>
-      </w:r>
-    </w:p>
-    <w:p>
-      <w:r>
-        <w:rPr>
-          <w:rFonts w:ascii="바탕" w:hAnsi="바탕" w:eastAsia="바탕"/>
-          <w:b w:val="0"/>
-          <w:sz w:val="22"/>
-        </w:rPr>
-        <w:t>- 그림 목차</w:t>
+        <w:t>국문초록</w:t>
       </w:r>
     </w:p>
     <w:p>
       <w:pPr>
+        <w:pStyle w:val="ListBullet"/>
+        <w:ind w:firstLine="0"/>
+      </w:pPr>
+      <w:r>
+        <w:rPr>
+          <w:rFonts w:ascii="바탕" w:hAnsi="바탕" w:eastAsia="바탕"/>
+          <w:b w:val="0"/>
+          <w:sz w:val="22"/>
+        </w:rPr>
+        <w:t>목차</w:t>
+      </w:r>
+    </w:p>
+    <w:p>
+      <w:pPr>
+        <w:pStyle w:val="ListBullet"/>
+        <w:ind w:firstLine="0"/>
+      </w:pPr>
+      <w:r>
+        <w:rPr>
+          <w:rFonts w:ascii="바탕" w:hAnsi="바탕" w:eastAsia="바탕"/>
+          <w:b w:val="0"/>
+          <w:sz w:val="22"/>
+        </w:rPr>
+        <w:t>표 목차</w:t>
+      </w:r>
+    </w:p>
+    <w:p>
+      <w:pPr>
+        <w:pStyle w:val="ListBullet"/>
+        <w:ind w:firstLine="0"/>
+      </w:pPr>
+      <w:r>
+        <w:rPr>
+          <w:rFonts w:ascii="바탕" w:hAnsi="바탕" w:eastAsia="바탕"/>
+          <w:b w:val="0"/>
+          <w:sz w:val="22"/>
+        </w:rPr>
+        <w:t>그림 목차</w:t>
+      </w:r>
+    </w:p>
+    <w:p>
+      <w:pPr>
+        <w:pStyle w:val="Heading2"/>
         <w:spacing w:before="360" w:after="240"/>
         <w:ind w:firstLine="0"/>
         <w:jc w:val="left"/>
@@ -768,37 +787,50 @@
       </w:r>
     </w:p>
     <w:p>
+      <w:pPr>
+        <w:pStyle w:val="ListBullet"/>
+        <w:ind w:firstLine="0"/>
+      </w:pPr>
       <w:r>
         <w:rPr>
           <w:rFonts w:ascii="바탕" w:hAnsi="바탕" w:eastAsia="바탕"/>
           <w:b w:val="0"/>
           <w:sz w:val="22"/>
         </w:rPr>
-        <w:t>- 제1절 연구의 배경 및 목적</w:t>
-      </w:r>
-    </w:p>
-    <w:p>
-      <w:r>
-        <w:rPr>
-          <w:rFonts w:ascii="바탕" w:hAnsi="바탕" w:eastAsia="바탕"/>
-          <w:b w:val="0"/>
-          <w:sz w:val="22"/>
-        </w:rPr>
-        <w:t>- 제2절 연구의 범위 및 방법</w:t>
-      </w:r>
-    </w:p>
-    <w:p>
-      <w:r>
-        <w:rPr>
-          <w:rFonts w:ascii="바탕" w:hAnsi="바탕" w:eastAsia="바탕"/>
-          <w:b w:val="0"/>
-          <w:sz w:val="22"/>
-        </w:rPr>
-        <w:t>- 제3절 논문의 구성</w:t>
+        <w:t>제1절 연구의 배경 및 목적</w:t>
       </w:r>
     </w:p>
     <w:p>
       <w:pPr>
+        <w:pStyle w:val="ListBullet"/>
+        <w:ind w:firstLine="0"/>
+      </w:pPr>
+      <w:r>
+        <w:rPr>
+          <w:rFonts w:ascii="바탕" w:hAnsi="바탕" w:eastAsia="바탕"/>
+          <w:b w:val="0"/>
+          <w:sz w:val="22"/>
+        </w:rPr>
+        <w:t>제2절 연구의 범위 및 방법</w:t>
+      </w:r>
+    </w:p>
+    <w:p>
+      <w:pPr>
+        <w:pStyle w:val="ListBullet"/>
+        <w:ind w:firstLine="0"/>
+      </w:pPr>
+      <w:r>
+        <w:rPr>
+          <w:rFonts w:ascii="바탕" w:hAnsi="바탕" w:eastAsia="바탕"/>
+          <w:b w:val="0"/>
+          <w:sz w:val="22"/>
+        </w:rPr>
+        <w:t>제3절 논문의 구성</w:t>
+      </w:r>
+    </w:p>
+    <w:p>
+      <w:pPr>
+        <w:pStyle w:val="Heading2"/>
         <w:spacing w:before="360" w:after="240"/>
         <w:ind w:firstLine="0"/>
         <w:jc w:val="left"/>
@@ -813,47 +845,64 @@
       </w:r>
     </w:p>
     <w:p>
+      <w:pPr>
+        <w:pStyle w:val="ListBullet"/>
+        <w:ind w:firstLine="0"/>
+      </w:pPr>
       <w:r>
         <w:rPr>
           <w:rFonts w:ascii="바탕" w:hAnsi="바탕" w:eastAsia="바탕"/>
           <w:b w:val="0"/>
           <w:sz w:val="22"/>
         </w:rPr>
-        <w:t>- 제1절 헤도닉 가격모형</w:t>
-      </w:r>
-    </w:p>
-    <w:p>
-      <w:r>
-        <w:rPr>
-          <w:rFonts w:ascii="바탕" w:hAnsi="바탕" w:eastAsia="바탕"/>
-          <w:b w:val="0"/>
-          <w:sz w:val="22"/>
-        </w:rPr>
-        <w:t>- 제2절 머신러닝 기반 부동산 가격 예측</w:t>
-      </w:r>
-    </w:p>
-    <w:p>
-      <w:r>
-        <w:rPr>
-          <w:rFonts w:ascii="바탕" w:hAnsi="바탕" w:eastAsia="바탕"/>
-          <w:b w:val="0"/>
-          <w:sz w:val="22"/>
-        </w:rPr>
-        <w:t>- 제3절 설명가능한 인공지능(XAI)</w:t>
-      </w:r>
-    </w:p>
-    <w:p>
-      <w:r>
-        <w:rPr>
-          <w:rFonts w:ascii="바탕" w:hAnsi="바탕" w:eastAsia="바탕"/>
-          <w:b w:val="0"/>
-          <w:sz w:val="22"/>
-        </w:rPr>
-        <w:t>- 제4절 선행연구 검토 및 차별성</w:t>
+        <w:t>제1절 헤도닉 가격모형</w:t>
       </w:r>
     </w:p>
     <w:p>
       <w:pPr>
+        <w:pStyle w:val="ListBullet"/>
+        <w:ind w:firstLine="0"/>
+      </w:pPr>
+      <w:r>
+        <w:rPr>
+          <w:rFonts w:ascii="바탕" w:hAnsi="바탕" w:eastAsia="바탕"/>
+          <w:b w:val="0"/>
+          <w:sz w:val="22"/>
+        </w:rPr>
+        <w:t>제2절 머신러닝 기반 부동산 가격 예측</w:t>
+      </w:r>
+    </w:p>
+    <w:p>
+      <w:pPr>
+        <w:pStyle w:val="ListBullet"/>
+        <w:ind w:firstLine="0"/>
+      </w:pPr>
+      <w:r>
+        <w:rPr>
+          <w:rFonts w:ascii="바탕" w:hAnsi="바탕" w:eastAsia="바탕"/>
+          <w:b w:val="0"/>
+          <w:sz w:val="22"/>
+        </w:rPr>
+        <w:t>제3절 설명가능한 인공지능(XAI)</w:t>
+      </w:r>
+    </w:p>
+    <w:p>
+      <w:pPr>
+        <w:pStyle w:val="ListBullet"/>
+        <w:ind w:firstLine="0"/>
+      </w:pPr>
+      <w:r>
+        <w:rPr>
+          <w:rFonts w:ascii="바탕" w:hAnsi="바탕" w:eastAsia="바탕"/>
+          <w:b w:val="0"/>
+          <w:sz w:val="22"/>
+        </w:rPr>
+        <w:t>제4절 선행연구 검토 및 차별성</w:t>
+      </w:r>
+    </w:p>
+    <w:p>
+      <w:pPr>
+        <w:pStyle w:val="Heading2"/>
         <w:spacing w:before="360" w:after="240"/>
         <w:ind w:firstLine="0"/>
         <w:jc w:val="left"/>
@@ -868,37 +917,50 @@
       </w:r>
     </w:p>
     <w:p>
+      <w:pPr>
+        <w:pStyle w:val="ListBullet"/>
+        <w:ind w:firstLine="0"/>
+      </w:pPr>
       <w:r>
         <w:rPr>
           <w:rFonts w:ascii="바탕" w:hAnsi="바탕" w:eastAsia="바탕"/>
           <w:b w:val="0"/>
           <w:sz w:val="22"/>
         </w:rPr>
-        <w:t>- 제1절 연구 모형</w:t>
-      </w:r>
-    </w:p>
-    <w:p>
-      <w:r>
-        <w:rPr>
-          <w:rFonts w:ascii="바탕" w:hAnsi="바탕" w:eastAsia="바탕"/>
-          <w:b w:val="0"/>
-          <w:sz w:val="22"/>
-        </w:rPr>
-        <w:t>- 제2절 분석 데이터 및 변수 설정</w:t>
-      </w:r>
-    </w:p>
-    <w:p>
-      <w:r>
-        <w:rPr>
-          <w:rFonts w:ascii="바탕" w:hAnsi="바탕" w:eastAsia="바탕"/>
-          <w:b w:val="0"/>
-          <w:sz w:val="22"/>
-        </w:rPr>
-        <w:t>- 제3절 분석 방법</w:t>
+        <w:t>제1절 연구 모형</w:t>
       </w:r>
     </w:p>
     <w:p>
       <w:pPr>
+        <w:pStyle w:val="ListBullet"/>
+        <w:ind w:firstLine="0"/>
+      </w:pPr>
+      <w:r>
+        <w:rPr>
+          <w:rFonts w:ascii="바탕" w:hAnsi="바탕" w:eastAsia="바탕"/>
+          <w:b w:val="0"/>
+          <w:sz w:val="22"/>
+        </w:rPr>
+        <w:t>제2절 분석 데이터 및 변수 설정</w:t>
+      </w:r>
+    </w:p>
+    <w:p>
+      <w:pPr>
+        <w:pStyle w:val="ListBullet"/>
+        <w:ind w:firstLine="0"/>
+      </w:pPr>
+      <w:r>
+        <w:rPr>
+          <w:rFonts w:ascii="바탕" w:hAnsi="바탕" w:eastAsia="바탕"/>
+          <w:b w:val="0"/>
+          <w:sz w:val="22"/>
+        </w:rPr>
+        <w:t>제3절 분석 방법</w:t>
+      </w:r>
+    </w:p>
+    <w:p>
+      <w:pPr>
+        <w:pStyle w:val="Heading2"/>
         <w:spacing w:before="360" w:after="240"/>
         <w:ind w:firstLine="0"/>
         <w:jc w:val="left"/>
@@ -913,77 +975,106 @@
       </w:r>
     </w:p>
     <w:p>
+      <w:pPr>
+        <w:pStyle w:val="ListBullet"/>
+        <w:ind w:firstLine="0"/>
+      </w:pPr>
       <w:r>
         <w:rPr>
           <w:rFonts w:ascii="바탕" w:hAnsi="바탕" w:eastAsia="바탕"/>
           <w:b w:val="0"/>
           <w:sz w:val="22"/>
         </w:rPr>
-        <w:t>- 제1절 기술통계 및 변수 분포</w:t>
-      </w:r>
-    </w:p>
-    <w:p>
-      <w:r>
-        <w:rPr>
-          <w:rFonts w:ascii="바탕" w:hAnsi="바탕" w:eastAsia="바탕"/>
-          <w:b w:val="0"/>
-          <w:sz w:val="22"/>
-        </w:rPr>
-        <w:t>- 제2절 모형별 예측 성능 비교</w:t>
-      </w:r>
-    </w:p>
-    <w:p>
-      <w:r>
-        <w:rPr>
-          <w:rFonts w:ascii="바탕" w:hAnsi="바탕" w:eastAsia="바탕"/>
-          <w:b w:val="0"/>
-          <w:sz w:val="22"/>
-        </w:rPr>
-        <w:t>- 제3절 어블레이션 분석 — 공간 정합과 시간 정합의 정량 분해</w:t>
-      </w:r>
-    </w:p>
-    <w:p>
-      <w:r>
-        <w:rPr>
-          <w:rFonts w:ascii="바탕" w:hAnsi="바탕" w:eastAsia="바탕"/>
-          <w:b w:val="0"/>
-          <w:sz w:val="22"/>
-        </w:rPr>
-        <w:t>- 제4절 전체 SHAP 분석 — 가격 설명 신호의 글로벌 구조</w:t>
-      </w:r>
-    </w:p>
-    <w:p>
-      <w:r>
-        <w:rPr>
-          <w:rFonts w:ascii="바탕" w:hAnsi="바탕" w:eastAsia="바탕"/>
-          <w:b w:val="0"/>
-          <w:sz w:val="22"/>
-        </w:rPr>
-        <w:t>- 제5절 권역별 SHAP 분석 — 강남3구와 비강남의 구성 차이</w:t>
-      </w:r>
-    </w:p>
-    <w:p>
-      <w:r>
-        <w:rPr>
-          <w:rFonts w:ascii="바탕" w:hAnsi="바탕" w:eastAsia="바탕"/>
-          <w:b w:val="0"/>
-          <w:sz w:val="22"/>
-        </w:rPr>
-        <w:t>- 제6절 연도별 SHAP 분석 — 시장 국면별 설명 신호의 변동</w:t>
-      </w:r>
-    </w:p>
-    <w:p>
-      <w:r>
-        <w:rPr>
-          <w:rFonts w:ascii="바탕" w:hAnsi="바탕" w:eastAsia="바탕"/>
-          <w:b w:val="0"/>
-          <w:sz w:val="22"/>
-        </w:rPr>
-        <w:t>- 제7절 연도×권역 교차 SHAP 분석 — 시공간 이질성의 실증</w:t>
+        <w:t>제1절 기술통계 및 변수 분포</w:t>
       </w:r>
     </w:p>
     <w:p>
       <w:pPr>
+        <w:pStyle w:val="ListBullet"/>
+        <w:ind w:firstLine="0"/>
+      </w:pPr>
+      <w:r>
+        <w:rPr>
+          <w:rFonts w:ascii="바탕" w:hAnsi="바탕" w:eastAsia="바탕"/>
+          <w:b w:val="0"/>
+          <w:sz w:val="22"/>
+        </w:rPr>
+        <w:t>제2절 모형별 예측 성능 비교</w:t>
+      </w:r>
+    </w:p>
+    <w:p>
+      <w:pPr>
+        <w:pStyle w:val="ListBullet"/>
+        <w:ind w:firstLine="0"/>
+      </w:pPr>
+      <w:r>
+        <w:rPr>
+          <w:rFonts w:ascii="바탕" w:hAnsi="바탕" w:eastAsia="바탕"/>
+          <w:b w:val="0"/>
+          <w:sz w:val="22"/>
+        </w:rPr>
+        <w:t>제3절 어블레이션 분석 — 공간 정합과 시간 정합의 정량 분해</w:t>
+      </w:r>
+    </w:p>
+    <w:p>
+      <w:pPr>
+        <w:pStyle w:val="ListBullet"/>
+        <w:ind w:firstLine="0"/>
+      </w:pPr>
+      <w:r>
+        <w:rPr>
+          <w:rFonts w:ascii="바탕" w:hAnsi="바탕" w:eastAsia="바탕"/>
+          <w:b w:val="0"/>
+          <w:sz w:val="22"/>
+        </w:rPr>
+        <w:t>제4절 전체 SHAP 분석 — 가격 설명 신호의 글로벌 구조</w:t>
+      </w:r>
+    </w:p>
+    <w:p>
+      <w:pPr>
+        <w:pStyle w:val="ListBullet"/>
+        <w:ind w:firstLine="0"/>
+      </w:pPr>
+      <w:r>
+        <w:rPr>
+          <w:rFonts w:ascii="바탕" w:hAnsi="바탕" w:eastAsia="바탕"/>
+          <w:b w:val="0"/>
+          <w:sz w:val="22"/>
+        </w:rPr>
+        <w:t>제5절 권역별 SHAP 분석 — 강남3구와 비강남의 구성 차이</w:t>
+      </w:r>
+    </w:p>
+    <w:p>
+      <w:pPr>
+        <w:pStyle w:val="ListBullet"/>
+        <w:ind w:firstLine="0"/>
+      </w:pPr>
+      <w:r>
+        <w:rPr>
+          <w:rFonts w:ascii="바탕" w:hAnsi="바탕" w:eastAsia="바탕"/>
+          <w:b w:val="0"/>
+          <w:sz w:val="22"/>
+        </w:rPr>
+        <w:t>제6절 연도별 SHAP 분석 — 시장 국면별 설명 신호의 변동</w:t>
+      </w:r>
+    </w:p>
+    <w:p>
+      <w:pPr>
+        <w:pStyle w:val="ListBullet"/>
+        <w:ind w:firstLine="0"/>
+      </w:pPr>
+      <w:r>
+        <w:rPr>
+          <w:rFonts w:ascii="바탕" w:hAnsi="바탕" w:eastAsia="바탕"/>
+          <w:b w:val="0"/>
+          <w:sz w:val="22"/>
+        </w:rPr>
+        <w:t>제7절 연도×권역 교차 SHAP 분석 — 시공간 이질성의 실증</w:t>
+      </w:r>
+    </w:p>
+    <w:p>
+      <w:pPr>
+        <w:pStyle w:val="Heading2"/>
         <w:spacing w:before="360" w:after="240"/>
         <w:ind w:firstLine="0"/>
         <w:jc w:val="left"/>
@@ -998,62 +1089,83 @@
       </w:r>
     </w:p>
     <w:p>
+      <w:pPr>
+        <w:pStyle w:val="ListBullet"/>
+        <w:ind w:firstLine="0"/>
+      </w:pPr>
       <w:r>
         <w:rPr>
           <w:rFonts w:ascii="바탕" w:hAnsi="바탕" w:eastAsia="바탕"/>
           <w:b w:val="0"/>
           <w:sz w:val="22"/>
         </w:rPr>
-        <w:t>- 제1절 연구 결과 요약</w:t>
-      </w:r>
-    </w:p>
-    <w:p>
-      <w:r>
-        <w:rPr>
-          <w:rFonts w:ascii="바탕" w:hAnsi="바탕" w:eastAsia="바탕"/>
-          <w:b w:val="0"/>
-          <w:sz w:val="22"/>
-        </w:rPr>
-        <w:t>- 제2절 시사점</w:t>
-      </w:r>
-    </w:p>
-    <w:p>
-      <w:r>
-        <w:rPr>
-          <w:rFonts w:ascii="바탕" w:hAnsi="바탕" w:eastAsia="바탕"/>
-          <w:b w:val="0"/>
-          <w:sz w:val="22"/>
-        </w:rPr>
-        <w:t>- 제3절 연구의 한계 및 향후 과제</w:t>
-      </w:r>
-    </w:p>
-    <w:p>
-      <w:r>
-        <w:rPr>
-          <w:rFonts w:ascii="바탕" w:hAnsi="바탕" w:eastAsia="바탕"/>
-          <w:b w:val="0"/>
-          <w:sz w:val="22"/>
-        </w:rPr>
-        <w:t>- 참고문헌</w:t>
-      </w:r>
-    </w:p>
-    <w:p>
-      <w:r>
-        <w:rPr>
-          <w:rFonts w:ascii="바탕" w:hAnsi="바탕" w:eastAsia="바탕"/>
-          <w:b w:val="0"/>
-          <w:sz w:val="22"/>
-        </w:rPr>
-        <w:t>- Abstract</w:t>
-      </w:r>
-    </w:p>
-    <w:p>
-      <w:r>
-        <w:br w:type="page"/>
+        <w:t>제1절 연구 결과 요약</w:t>
       </w:r>
     </w:p>
     <w:p>
       <w:pPr>
+        <w:pStyle w:val="ListBullet"/>
+        <w:ind w:firstLine="0"/>
+      </w:pPr>
+      <w:r>
+        <w:rPr>
+          <w:rFonts w:ascii="바탕" w:hAnsi="바탕" w:eastAsia="바탕"/>
+          <w:b w:val="0"/>
+          <w:sz w:val="22"/>
+        </w:rPr>
+        <w:t>제2절 시사점</w:t>
+      </w:r>
+    </w:p>
+    <w:p>
+      <w:pPr>
+        <w:pStyle w:val="ListBullet"/>
+        <w:ind w:firstLine="0"/>
+      </w:pPr>
+      <w:r>
+        <w:rPr>
+          <w:rFonts w:ascii="바탕" w:hAnsi="바탕" w:eastAsia="바탕"/>
+          <w:b w:val="0"/>
+          <w:sz w:val="22"/>
+        </w:rPr>
+        <w:t>제3절 연구의 한계 및 향후 과제</w:t>
+      </w:r>
+    </w:p>
+    <w:p>
+      <w:pPr>
+        <w:pStyle w:val="ListBullet"/>
+        <w:ind w:firstLine="0"/>
+      </w:pPr>
+      <w:r>
+        <w:rPr>
+          <w:rFonts w:ascii="바탕" w:hAnsi="바탕" w:eastAsia="바탕"/>
+          <w:b w:val="0"/>
+          <w:sz w:val="22"/>
+        </w:rPr>
+        <w:t>참고문헌</w:t>
+      </w:r>
+    </w:p>
+    <w:p>
+      <w:pPr>
+        <w:pStyle w:val="ListBullet"/>
+        <w:ind w:firstLine="0"/>
+      </w:pPr>
+      <w:r>
+        <w:rPr>
+          <w:rFonts w:ascii="바탕" w:hAnsi="바탕" w:eastAsia="바탕"/>
+          <w:b w:val="0"/>
+          <w:sz w:val="22"/>
+        </w:rPr>
+        <w:t>Abstract</w:t>
+      </w:r>
+    </w:p>
+    <w:p>
+      <w:r>
+        <w:br w:type="page"/>
+      </w:r>
+    </w:p>
+    <w:p>
+      <w:pPr>
+        <w:pStyle w:val="Heading1"/>
         <w:spacing w:before="480" w:after="360"/>
         <w:ind w:firstLine="0"/>
         <w:jc w:val="center"/>
@@ -1069,6 +1181,7 @@
     </w:p>
     <w:p>
       <w:pPr>
+        <w:pStyle w:val="Heading1"/>
         <w:spacing w:before="480" w:after="360"/>
         <w:ind w:firstLine="0"/>
         <w:jc w:val="center"/>
@@ -1094,6 +1207,7 @@
     </w:p>
     <w:p>
       <w:pPr>
+        <w:pStyle w:val="Heading1"/>
         <w:spacing w:before="480" w:after="360"/>
         <w:ind w:firstLine="0"/>
         <w:jc w:val="center"/>
@@ -1109,6 +1223,7 @@
     </w:p>
     <w:p>
       <w:pPr>
+        <w:pStyle w:val="Heading2"/>
         <w:spacing w:before="360" w:after="240"/>
         <w:ind w:firstLine="0"/>
         <w:jc w:val="left"/>
@@ -1124,6 +1239,7 @@
     </w:p>
     <w:p>
       <w:pPr>
+        <w:pStyle w:val="Heading3"/>
         <w:spacing w:before="240" w:after="160"/>
         <w:ind w:firstLine="0"/>
         <w:jc w:val="left"/>
@@ -1332,175 +1448,160 @@
       </w:r>
     </w:p>
     <w:p>
+      <w:pPr>
+        <w:pStyle w:val="ListNumber"/>
+        <w:ind w:firstLine="0"/>
+      </w:pPr>
+      <w:r>
+        <w:rPr>
+          <w:rFonts w:ascii="바탕" w:hAnsi="바탕" w:eastAsia="바탕"/>
+          <w:b/>
+          <w:sz w:val="22"/>
+        </w:rPr>
+        <w:t>종속변수 정규화</w:t>
+      </w:r>
       <w:r>
         <w:rPr>
           <w:rFonts w:ascii="바탕" w:hAnsi="바탕" w:eastAsia="바탕"/>
           <w:b w:val="0"/>
           <w:sz w:val="22"/>
         </w:rPr>
-        <w:t xml:space="preserve">1. </w:t>
-      </w:r>
-      <w:r>
-        <w:rPr>
-          <w:rFonts w:ascii="바탕" w:hAnsi="바탕" w:eastAsia="바탕"/>
-          <w:b/>
-          <w:sz w:val="22"/>
-        </w:rPr>
-        <w:t>종속변수 정규화</w:t>
-      </w:r>
-      <w:r>
-        <w:rPr>
-          <w:rFonts w:ascii="바탕" w:hAnsi="바탕" w:eastAsia="바탕"/>
-          <w:b w:val="0"/>
-          <w:sz w:val="22"/>
-        </w:rPr>
         <w:t>: 단위면적당 가격(log ㎡당 만원)을 종속변수로 사용하여 규모효과를 분리하고, 질적·입지적 설명 신호를 드러낸다.</w:t>
-      </w:r>
-    </w:p>
-    <w:p>
-      <w:r>
-        <w:rPr>
-          <w:rFonts w:ascii="바탕" w:hAnsi="바탕" w:eastAsia="바탕"/>
-          <w:b w:val="0"/>
-          <w:sz w:val="22"/>
-        </w:rPr>
-        <w:t xml:space="preserve">2. </w:t>
-      </w:r>
-      <w:r>
-        <w:rPr>
-          <w:rFonts w:ascii="바탕" w:hAnsi="바탕" w:eastAsia="바탕"/>
-          <w:b/>
-          <w:sz w:val="22"/>
-        </w:rPr>
-        <w:t>공간 정합 개선</w:t>
-      </w:r>
-      <w:r>
-        <w:rPr>
-          <w:rFonts w:ascii="바탕" w:hAnsi="바탕" w:eastAsia="바탕"/>
-          <w:b w:val="0"/>
-          <w:sz w:val="22"/>
-        </w:rPr>
-        <w:t xml:space="preserve">: 시설 변수를 </w:t>
-      </w:r>
-      <w:r>
-        <w:rPr>
-          <w:rFonts w:ascii="바탕" w:hAnsi="바탕" w:eastAsia="바탕"/>
-          <w:b/>
-          <w:sz w:val="22"/>
-        </w:rPr>
-        <w:t>행정동 경계 내 개수</w:t>
-      </w:r>
-      <w:r>
-        <w:rPr>
-          <w:rFonts w:ascii="바탕" w:hAnsi="바탕" w:eastAsia="바탕"/>
-          <w:b w:val="0"/>
-          <w:sz w:val="22"/>
-        </w:rPr>
-        <w:t xml:space="preserve">에서 </w:t>
-      </w:r>
-      <w:r>
-        <w:rPr>
-          <w:rFonts w:ascii="바탕" w:hAnsi="바탕" w:eastAsia="바탕"/>
-          <w:b/>
-          <w:sz w:val="22"/>
-        </w:rPr>
-        <w:t>거래 아파트 단지 좌표 기준 거리·반경 접근성</w:t>
-      </w:r>
-      <w:r>
-        <w:rPr>
-          <w:rFonts w:ascii="바탕" w:hAnsi="바탕" w:eastAsia="바탕"/>
-          <w:b w:val="0"/>
-          <w:sz w:val="22"/>
-        </w:rPr>
-        <w:t xml:space="preserve"> 지표로 재구성하여 MAUP 문제를 완화한다. 13개 시설군(지하철·학교·학원·어린이집·공원·도서관·대형마트·백화점·CCTV·병원 등)에 대해 반경 500m/1km/2km 개수와 최근접거리를 병행 산출한다.</w:t>
-      </w:r>
-    </w:p>
-    <w:p>
-      <w:r>
-        <w:rPr>
-          <w:rFonts w:ascii="바탕" w:hAnsi="바탕" w:eastAsia="바탕"/>
-          <w:b w:val="0"/>
-          <w:sz w:val="22"/>
-        </w:rPr>
-        <w:t xml:space="preserve">3. </w:t>
-      </w:r>
-      <w:r>
-        <w:rPr>
-          <w:rFonts w:ascii="바탕" w:hAnsi="바탕" w:eastAsia="바탕"/>
-          <w:b/>
-          <w:sz w:val="22"/>
-        </w:rPr>
-        <w:t>시간 정합 개선</w:t>
-      </w:r>
-      <w:r>
-        <w:rPr>
-          <w:rFonts w:ascii="바탕" w:hAnsi="바탕" w:eastAsia="바탕"/>
-          <w:b w:val="0"/>
-          <w:sz w:val="22"/>
-        </w:rPr>
-        <w:t xml:space="preserve">: 시설의 개업·폐업·신설 이력을 반영하여 </w:t>
-      </w:r>
-      <w:r>
-        <w:rPr>
-          <w:rFonts w:ascii="바탕" w:hAnsi="바탕" w:eastAsia="바탕"/>
-          <w:b/>
-          <w:sz w:val="22"/>
-        </w:rPr>
-        <w:t>연도별(2019~2025) 활동 시설만 필터링</w:t>
-      </w:r>
-      <w:r>
-        <w:rPr>
-          <w:rFonts w:ascii="바탕" w:hAnsi="바탕" w:eastAsia="바탕"/>
-          <w:b w:val="0"/>
-          <w:sz w:val="22"/>
-        </w:rPr>
-        <w:t>한 연도 정합 스냅샷을 구축한다.</w:t>
-      </w:r>
-    </w:p>
-    <w:p>
-      <w:r>
-        <w:rPr>
-          <w:rFonts w:ascii="바탕" w:hAnsi="바탕" w:eastAsia="바탕"/>
-          <w:b w:val="0"/>
-          <w:sz w:val="22"/>
-        </w:rPr>
-        <w:t xml:space="preserve">4. </w:t>
-      </w:r>
-      <w:r>
-        <w:rPr>
-          <w:rFonts w:ascii="바탕" w:hAnsi="바탕" w:eastAsia="바탕"/>
-          <w:b/>
-          <w:sz w:val="22"/>
-        </w:rPr>
-        <w:t>시공간 이질성 실증</w:t>
-      </w:r>
-      <w:r>
-        <w:rPr>
-          <w:rFonts w:ascii="바탕" w:hAnsi="바탕" w:eastAsia="바탕"/>
-          <w:b w:val="0"/>
-          <w:sz w:val="22"/>
-        </w:rPr>
-        <w:t>: SHAP을 전체·권역(강남3구/비강남)·연도·면적대·</w:t>
-      </w:r>
-      <w:r>
-        <w:rPr>
-          <w:rFonts w:ascii="바탕" w:hAnsi="바탕" w:eastAsia="바탕"/>
-          <w:b/>
-          <w:sz w:val="22"/>
-        </w:rPr>
-        <w:t>연도×권역</w:t>
-      </w:r>
-      <w:r>
-        <w:rPr>
-          <w:rFonts w:ascii="바탕" w:hAnsi="바탕" w:eastAsia="바탕"/>
-          <w:b w:val="0"/>
-          <w:sz w:val="22"/>
-        </w:rPr>
-        <w:t xml:space="preserve"> 분할에서 산출하여 설명 신호의 이질성과 국면별 변화 양상을 포착한다.</w:t>
       </w:r>
     </w:p>
     <w:p>
       <w:pPr>
+        <w:pStyle w:val="ListNumber"/>
+        <w:ind w:firstLine="0"/>
+      </w:pPr>
+      <w:r>
+        <w:rPr>
+          <w:rFonts w:ascii="바탕" w:hAnsi="바탕" w:eastAsia="바탕"/>
+          <w:b/>
+          <w:sz w:val="22"/>
+        </w:rPr>
+        <w:t>공간 정합 개선</w:t>
+      </w:r>
+      <w:r>
+        <w:rPr>
+          <w:rFonts w:ascii="바탕" w:hAnsi="바탕" w:eastAsia="바탕"/>
+          <w:b w:val="0"/>
+          <w:sz w:val="22"/>
+        </w:rPr>
+        <w:t xml:space="preserve">: 시설 변수를 </w:t>
+      </w:r>
+      <w:r>
+        <w:rPr>
+          <w:rFonts w:ascii="바탕" w:hAnsi="바탕" w:eastAsia="바탕"/>
+          <w:b/>
+          <w:sz w:val="22"/>
+        </w:rPr>
+        <w:t>행정동 경계 내 개수</w:t>
+      </w:r>
+      <w:r>
+        <w:rPr>
+          <w:rFonts w:ascii="바탕" w:hAnsi="바탕" w:eastAsia="바탕"/>
+          <w:b w:val="0"/>
+          <w:sz w:val="22"/>
+        </w:rPr>
+        <w:t xml:space="preserve">에서 </w:t>
+      </w:r>
+      <w:r>
+        <w:rPr>
+          <w:rFonts w:ascii="바탕" w:hAnsi="바탕" w:eastAsia="바탕"/>
+          <w:b/>
+          <w:sz w:val="22"/>
+        </w:rPr>
+        <w:t>거래 아파트 단지 좌표 기준 거리·반경 접근성</w:t>
+      </w:r>
+      <w:r>
+        <w:rPr>
+          <w:rFonts w:ascii="바탕" w:hAnsi="바탕" w:eastAsia="바탕"/>
+          <w:b w:val="0"/>
+          <w:sz w:val="22"/>
+        </w:rPr>
+        <w:t xml:space="preserve"> 지표로 재구성하여 MAUP 문제를 완화한다. 13개 시설군(지하철·학교·학원·어린이집·공원·도서관·대형마트·백화점·CCTV·병원 등)에 대해 반경 500m/1km/2km 개수와 최근접거리를 병행 산출한다.</w:t>
+      </w:r>
+    </w:p>
+    <w:p>
+      <w:pPr>
+        <w:pStyle w:val="ListNumber"/>
+        <w:ind w:firstLine="0"/>
+      </w:pPr>
+      <w:r>
+        <w:rPr>
+          <w:rFonts w:ascii="바탕" w:hAnsi="바탕" w:eastAsia="바탕"/>
+          <w:b/>
+          <w:sz w:val="22"/>
+        </w:rPr>
+        <w:t>시간 정합 개선</w:t>
+      </w:r>
+      <w:r>
+        <w:rPr>
+          <w:rFonts w:ascii="바탕" w:hAnsi="바탕" w:eastAsia="바탕"/>
+          <w:b w:val="0"/>
+          <w:sz w:val="22"/>
+        </w:rPr>
+        <w:t xml:space="preserve">: 시설의 개업·폐업·신설 이력을 반영하여 </w:t>
+      </w:r>
+      <w:r>
+        <w:rPr>
+          <w:rFonts w:ascii="바탕" w:hAnsi="바탕" w:eastAsia="바탕"/>
+          <w:b/>
+          <w:sz w:val="22"/>
+        </w:rPr>
+        <w:t>연도별(2019~2025) 활동 시설만 필터링</w:t>
+      </w:r>
+      <w:r>
+        <w:rPr>
+          <w:rFonts w:ascii="바탕" w:hAnsi="바탕" w:eastAsia="바탕"/>
+          <w:b w:val="0"/>
+          <w:sz w:val="22"/>
+        </w:rPr>
+        <w:t>한 연도 정합 스냅샷을 구축한다.</w:t>
+      </w:r>
+    </w:p>
+    <w:p>
+      <w:pPr>
+        <w:pStyle w:val="ListNumber"/>
+        <w:ind w:firstLine="0"/>
+      </w:pPr>
+      <w:r>
+        <w:rPr>
+          <w:rFonts w:ascii="바탕" w:hAnsi="바탕" w:eastAsia="바탕"/>
+          <w:b/>
+          <w:sz w:val="22"/>
+        </w:rPr>
+        <w:t>시공간 이질성 실증</w:t>
+      </w:r>
+      <w:r>
+        <w:rPr>
+          <w:rFonts w:ascii="바탕" w:hAnsi="바탕" w:eastAsia="바탕"/>
+          <w:b w:val="0"/>
+          <w:sz w:val="22"/>
+        </w:rPr>
+        <w:t>: SHAP을 전체·권역(강남3구/비강남)·연도·면적대·</w:t>
+      </w:r>
+      <w:r>
+        <w:rPr>
+          <w:rFonts w:ascii="바탕" w:hAnsi="바탕" w:eastAsia="바탕"/>
+          <w:b/>
+          <w:sz w:val="22"/>
+        </w:rPr>
+        <w:t>연도×권역</w:t>
+      </w:r>
+      <w:r>
+        <w:rPr>
+          <w:rFonts w:ascii="바탕" w:hAnsi="바탕" w:eastAsia="바탕"/>
+          <w:b w:val="0"/>
+          <w:sz w:val="22"/>
+        </w:rPr>
+        <w:t xml:space="preserve"> 분할에서 산출하여 설명 신호의 이질성과 국면별 변화 양상을 포착한다.</w:t>
+      </w:r>
+    </w:p>
+    <w:p>
+      <w:pPr>
+        <w:pStyle w:val="Heading3"/>
         <w:spacing w:before="240" w:after="160"/>
         <w:ind w:firstLine="0"/>
         <w:jc w:val="left"/>
@@ -1598,6 +1699,7 @@
     </w:p>
     <w:p>
       <w:pPr>
+        <w:pStyle w:val="Heading3"/>
         <w:spacing w:before="240" w:after="160"/>
         <w:ind w:firstLine="0"/>
         <w:jc w:val="left"/>
@@ -1687,6 +1789,7 @@
     </w:p>
     <w:p>
       <w:pPr>
+        <w:pStyle w:val="Heading2"/>
         <w:spacing w:before="360" w:after="240"/>
         <w:ind w:firstLine="0"/>
         <w:jc w:val="left"/>
@@ -1702,6 +1805,7 @@
     </w:p>
     <w:p>
       <w:pPr>
+        <w:pStyle w:val="Heading3"/>
         <w:spacing w:before="240" w:after="160"/>
         <w:ind w:firstLine="0"/>
         <w:jc w:val="left"/>
@@ -1737,6 +1841,7 @@
     </w:p>
     <w:p>
       <w:pPr>
+        <w:pStyle w:val="Heading3"/>
         <w:spacing w:before="240" w:after="160"/>
         <w:ind w:firstLine="0"/>
         <w:jc w:val="left"/>
@@ -1822,6 +1927,7 @@
     </w:p>
     <w:p>
       <w:pPr>
+        <w:pStyle w:val="Heading2"/>
         <w:spacing w:before="360" w:after="240"/>
         <w:ind w:firstLine="0"/>
         <w:jc w:val="left"/>
@@ -1907,6 +2013,7 @@
     </w:p>
     <w:p>
       <w:pPr>
+        <w:pStyle w:val="Heading1"/>
         <w:spacing w:before="480" w:after="360"/>
         <w:ind w:firstLine="0"/>
         <w:jc w:val="center"/>
@@ -1922,6 +2029,7 @@
     </w:p>
     <w:p>
       <w:pPr>
+        <w:pStyle w:val="Heading2"/>
         <w:spacing w:before="360" w:after="240"/>
         <w:ind w:firstLine="0"/>
         <w:jc w:val="left"/>
@@ -1937,6 +2045,7 @@
     </w:p>
     <w:p>
       <w:pPr>
+        <w:pStyle w:val="Heading3"/>
         <w:spacing w:before="240" w:after="160"/>
         <w:ind w:firstLine="0"/>
         <w:jc w:val="left"/>
@@ -2587,6 +2696,7 @@
     </w:p>
     <w:p>
       <w:pPr>
+        <w:pStyle w:val="Heading3"/>
         <w:spacing w:before="240" w:after="160"/>
         <w:ind w:firstLine="0"/>
         <w:jc w:val="left"/>
@@ -2652,6 +2762,7 @@
     </w:p>
     <w:p>
       <w:pPr>
+        <w:pStyle w:val="Heading3"/>
         <w:spacing w:before="240" w:after="160"/>
         <w:ind w:firstLine="0"/>
         <w:jc w:val="left"/>
@@ -2697,6 +2808,7 @@
     </w:p>
     <w:p>
       <w:pPr>
+        <w:pStyle w:val="Heading2"/>
         <w:spacing w:before="360" w:after="240"/>
         <w:ind w:firstLine="0"/>
         <w:jc w:val="left"/>
@@ -2712,6 +2824,7 @@
     </w:p>
     <w:p>
       <w:pPr>
+        <w:pStyle w:val="Heading3"/>
         <w:spacing w:before="240" w:after="160"/>
         <w:ind w:firstLine="0"/>
         <w:jc w:val="left"/>
@@ -2825,6 +2938,7 @@
     </w:p>
     <w:p>
       <w:pPr>
+        <w:pStyle w:val="Heading3"/>
         <w:spacing w:before="240" w:after="160"/>
         <w:ind w:firstLine="0"/>
         <w:jc w:val="left"/>
@@ -3389,6 +3503,7 @@
     </w:p>
     <w:p>
       <w:pPr>
+        <w:pStyle w:val="Heading3"/>
         <w:spacing w:before="240" w:after="160"/>
         <w:ind w:firstLine="0"/>
         <w:jc w:val="left"/>
@@ -3424,6 +3539,7 @@
     </w:p>
     <w:p>
       <w:pPr>
+        <w:pStyle w:val="Heading2"/>
         <w:spacing w:before="360" w:after="240"/>
         <w:ind w:firstLine="0"/>
         <w:jc w:val="left"/>
@@ -3439,6 +3555,7 @@
     </w:p>
     <w:p>
       <w:pPr>
+        <w:pStyle w:val="Heading3"/>
         <w:spacing w:before="240" w:after="160"/>
         <w:ind w:firstLine="0"/>
         <w:jc w:val="left"/>
@@ -3578,6 +3695,7 @@
     </w:p>
     <w:p>
       <w:pPr>
+        <w:pStyle w:val="Heading3"/>
         <w:spacing w:before="240" w:after="160"/>
         <w:ind w:firstLine="0"/>
         <w:jc w:val="left"/>
@@ -3639,6 +3757,7 @@
     </w:p>
     <w:p>
       <w:pPr>
+        <w:pStyle w:val="Heading3"/>
         <w:spacing w:before="240" w:after="160"/>
         <w:ind w:firstLine="0"/>
         <w:jc w:val="left"/>
@@ -4648,111 +4767,96 @@
       </w:r>
     </w:p>
     <w:p>
+      <w:pPr>
+        <w:pStyle w:val="ListBullet"/>
+        <w:ind w:firstLine="0"/>
+      </w:pPr>
+      <w:r>
+        <w:rPr>
+          <w:rFonts w:ascii="바탕" w:hAnsi="바탕" w:eastAsia="바탕"/>
+          <w:b/>
+          <w:sz w:val="22"/>
+        </w:rPr>
+        <w:t>SHAP Summary Plot</w:t>
+      </w:r>
       <w:r>
         <w:rPr>
           <w:rFonts w:ascii="바탕" w:hAnsi="바탕" w:eastAsia="바탕"/>
           <w:b w:val="0"/>
           <w:sz w:val="22"/>
         </w:rPr>
-        <w:t xml:space="preserve">- </w:t>
-      </w:r>
-      <w:r>
-        <w:rPr>
-          <w:rFonts w:ascii="바탕" w:hAnsi="바탕" w:eastAsia="바탕"/>
-          <w:b/>
-          <w:sz w:val="22"/>
-        </w:rPr>
-        <w:t>SHAP Summary Plot</w:t>
-      </w:r>
-      <w:r>
-        <w:rPr>
-          <w:rFonts w:ascii="바탕" w:hAnsi="바탕" w:eastAsia="바탕"/>
-          <w:b w:val="0"/>
-          <w:sz w:val="22"/>
-        </w:rPr>
         <w:t>: 모든 특성의 SHAP값 분포를 동시에 표시하여 글로벌 변수 중요도와 영향 방향을 파악한다.</w:t>
-      </w:r>
-    </w:p>
-    <w:p>
-      <w:r>
-        <w:rPr>
-          <w:rFonts w:ascii="바탕" w:hAnsi="바탕" w:eastAsia="바탕"/>
-          <w:b w:val="0"/>
-          <w:sz w:val="22"/>
-        </w:rPr>
-        <w:t xml:space="preserve">- </w:t>
-      </w:r>
-      <w:r>
-        <w:rPr>
-          <w:rFonts w:ascii="바탕" w:hAnsi="바탕" w:eastAsia="바탕"/>
-          <w:b/>
-          <w:sz w:val="22"/>
-        </w:rPr>
-        <w:t>SHAP Bar Plot</w:t>
-      </w:r>
-      <w:r>
-        <w:rPr>
-          <w:rFonts w:ascii="바탕" w:hAnsi="바탕" w:eastAsia="바탕"/>
-          <w:b w:val="0"/>
-          <w:sz w:val="22"/>
-        </w:rPr>
-        <w:t>: 평균 절대 SHAP값(mean |SHAP value|) 기준으로 변수 중요도를 순위화한다.</w:t>
-      </w:r>
-    </w:p>
-    <w:p>
-      <w:r>
-        <w:rPr>
-          <w:rFonts w:ascii="바탕" w:hAnsi="바탕" w:eastAsia="바탕"/>
-          <w:b w:val="0"/>
-          <w:sz w:val="22"/>
-        </w:rPr>
-        <w:t xml:space="preserve">- </w:t>
-      </w:r>
-      <w:r>
-        <w:rPr>
-          <w:rFonts w:ascii="바탕" w:hAnsi="바탕" w:eastAsia="바탕"/>
-          <w:b/>
-          <w:sz w:val="22"/>
-        </w:rPr>
-        <w:t>SHAP Dependence Plot</w:t>
-      </w:r>
-      <w:r>
-        <w:rPr>
-          <w:rFonts w:ascii="바탕" w:hAnsi="바탕" w:eastAsia="바탕"/>
-          <w:b w:val="0"/>
-          <w:sz w:val="22"/>
-        </w:rPr>
-        <w:t>: 특정 변수의 값과 SHAP값 간의 관계를 산점도로 표시하여 비선형 효과를 시각화한다.</w:t>
-      </w:r>
-    </w:p>
-    <w:p>
-      <w:r>
-        <w:rPr>
-          <w:rFonts w:ascii="바탕" w:hAnsi="바탕" w:eastAsia="바탕"/>
-          <w:b w:val="0"/>
-          <w:sz w:val="22"/>
-        </w:rPr>
-        <w:t xml:space="preserve">- </w:t>
-      </w:r>
-      <w:r>
-        <w:rPr>
-          <w:rFonts w:ascii="바탕" w:hAnsi="바탕" w:eastAsia="바탕"/>
-          <w:b/>
-          <w:sz w:val="22"/>
-        </w:rPr>
-        <w:t>SHAP Waterfall Plot</w:t>
-      </w:r>
-      <w:r>
-        <w:rPr>
-          <w:rFonts w:ascii="바탕" w:hAnsi="바탕" w:eastAsia="바탕"/>
-          <w:b w:val="0"/>
-          <w:sz w:val="22"/>
-        </w:rPr>
-        <w:t>: 개별 예측에 대해 기본값에서 각 특성의 기여를 순차적으로 누적하여 최종 예측값에 도달하는 과정을 표시한다.</w:t>
       </w:r>
     </w:p>
     <w:p>
       <w:pPr>
+        <w:pStyle w:val="ListBullet"/>
+        <w:ind w:firstLine="0"/>
+      </w:pPr>
+      <w:r>
+        <w:rPr>
+          <w:rFonts w:ascii="바탕" w:hAnsi="바탕" w:eastAsia="바탕"/>
+          <w:b/>
+          <w:sz w:val="22"/>
+        </w:rPr>
+        <w:t>SHAP Bar Plot</w:t>
+      </w:r>
+      <w:r>
+        <w:rPr>
+          <w:rFonts w:ascii="바탕" w:hAnsi="바탕" w:eastAsia="바탕"/>
+          <w:b w:val="0"/>
+          <w:sz w:val="22"/>
+        </w:rPr>
+        <w:t>: 평균 절대 SHAP값(mean |SHAP value|) 기준으로 변수 중요도를 순위화한다.</w:t>
+      </w:r>
+    </w:p>
+    <w:p>
+      <w:pPr>
+        <w:pStyle w:val="ListBullet"/>
+        <w:ind w:firstLine="0"/>
+      </w:pPr>
+      <w:r>
+        <w:rPr>
+          <w:rFonts w:ascii="바탕" w:hAnsi="바탕" w:eastAsia="바탕"/>
+          <w:b/>
+          <w:sz w:val="22"/>
+        </w:rPr>
+        <w:t>SHAP Dependence Plot</w:t>
+      </w:r>
+      <w:r>
+        <w:rPr>
+          <w:rFonts w:ascii="바탕" w:hAnsi="바탕" w:eastAsia="바탕"/>
+          <w:b w:val="0"/>
+          <w:sz w:val="22"/>
+        </w:rPr>
+        <w:t>: 특정 변수의 값과 SHAP값 간의 관계를 산점도로 표시하여 비선형 효과를 시각화한다.</w:t>
+      </w:r>
+    </w:p>
+    <w:p>
+      <w:pPr>
+        <w:pStyle w:val="ListBullet"/>
+        <w:ind w:firstLine="0"/>
+      </w:pPr>
+      <w:r>
+        <w:rPr>
+          <w:rFonts w:ascii="바탕" w:hAnsi="바탕" w:eastAsia="바탕"/>
+          <w:b/>
+          <w:sz w:val="22"/>
+        </w:rPr>
+        <w:t>SHAP Waterfall Plot</w:t>
+      </w:r>
+      <w:r>
+        <w:rPr>
+          <w:rFonts w:ascii="바탕" w:hAnsi="바탕" w:eastAsia="바탕"/>
+          <w:b w:val="0"/>
+          <w:sz w:val="22"/>
+        </w:rPr>
+        <w:t>: 개별 예측에 대해 기본값에서 각 특성의 기여를 순차적으로 누적하여 최종 예측값에 도달하는 과정을 표시한다.</w:t>
+      </w:r>
+    </w:p>
+    <w:p>
+      <w:pPr>
+        <w:pStyle w:val="Heading2"/>
         <w:spacing w:before="360" w:after="240"/>
         <w:ind w:firstLine="0"/>
         <w:jc w:val="left"/>
@@ -4768,6 +4872,7 @@
     </w:p>
     <w:p>
       <w:pPr>
+        <w:pStyle w:val="Heading3"/>
         <w:spacing w:before="240" w:after="160"/>
         <w:ind w:firstLine="0"/>
         <w:jc w:val="left"/>
@@ -4793,6 +4898,7 @@
     </w:p>
     <w:p>
       <w:pPr>
+        <w:pStyle w:val="Heading4"/>
         <w:spacing w:before="200" w:after="120"/>
         <w:ind w:firstLine="0"/>
         <w:jc w:val="left"/>
@@ -4838,6 +4944,7 @@
     </w:p>
     <w:p>
       <w:pPr>
+        <w:pStyle w:val="Heading4"/>
         <w:spacing w:before="200" w:after="120"/>
         <w:ind w:firstLine="0"/>
         <w:jc w:val="left"/>
@@ -4863,6 +4970,7 @@
     </w:p>
     <w:p>
       <w:pPr>
+        <w:pStyle w:val="Heading4"/>
         <w:spacing w:before="200" w:after="120"/>
         <w:ind w:firstLine="0"/>
         <w:jc w:val="left"/>
@@ -4904,6 +5012,7 @@
     </w:p>
     <w:p>
       <w:pPr>
+        <w:pStyle w:val="Heading3"/>
         <w:spacing w:before="240" w:after="160"/>
         <w:ind w:firstLine="0"/>
         <w:jc w:val="left"/>
@@ -4929,6 +5038,7 @@
     </w:p>
     <w:p>
       <w:pPr>
+        <w:pStyle w:val="Heading4"/>
         <w:spacing w:before="200" w:after="120"/>
         <w:ind w:firstLine="0"/>
         <w:jc w:val="left"/>
@@ -4984,6 +5094,7 @@
     </w:p>
     <w:p>
       <w:pPr>
+        <w:pStyle w:val="Heading4"/>
         <w:spacing w:before="200" w:after="120"/>
         <w:ind w:firstLine="0"/>
         <w:jc w:val="left"/>
@@ -5029,6 +5140,7 @@
     </w:p>
     <w:p>
       <w:pPr>
+        <w:pStyle w:val="Heading4"/>
         <w:spacing w:before="200" w:after="120"/>
         <w:ind w:firstLine="0"/>
         <w:jc w:val="left"/>
@@ -5074,6 +5186,7 @@
     </w:p>
     <w:p>
       <w:pPr>
+        <w:pStyle w:val="Heading3"/>
         <w:spacing w:before="240" w:after="160"/>
         <w:ind w:firstLine="0"/>
         <w:jc w:val="left"/>
@@ -5249,6 +5362,7 @@
     </w:p>
     <w:p>
       <w:pPr>
+        <w:pStyle w:val="Heading1"/>
         <w:spacing w:before="480" w:after="360"/>
         <w:ind w:firstLine="0"/>
         <w:jc w:val="center"/>
@@ -5264,6 +5378,7 @@
     </w:p>
     <w:p>
       <w:pPr>
+        <w:pStyle w:val="Heading2"/>
         <w:spacing w:before="360" w:after="240"/>
         <w:ind w:firstLine="0"/>
         <w:jc w:val="left"/>
@@ -5369,6 +5484,7 @@
     </w:p>
     <w:p>
       <w:pPr>
+        <w:pStyle w:val="Heading2"/>
         <w:spacing w:before="360" w:after="240"/>
         <w:ind w:firstLine="0"/>
         <w:jc w:val="left"/>
@@ -5384,6 +5500,7 @@
     </w:p>
     <w:p>
       <w:pPr>
+        <w:pStyle w:val="Heading3"/>
         <w:spacing w:before="240" w:after="160"/>
         <w:ind w:firstLine="0"/>
         <w:jc w:val="left"/>
@@ -5427,6 +5544,7 @@
     </w:p>
     <w:p>
       <w:pPr>
+        <w:pStyle w:val="Heading3"/>
         <w:spacing w:before="240" w:after="160"/>
         <w:ind w:firstLine="0"/>
         <w:jc w:val="left"/>
@@ -5498,6 +5616,7 @@
     </w:p>
     <w:p>
       <w:pPr>
+        <w:pStyle w:val="Heading3"/>
         <w:spacing w:before="240" w:after="160"/>
         <w:ind w:firstLine="0"/>
         <w:jc w:val="left"/>
@@ -5549,6 +5668,7 @@
     </w:p>
     <w:p>
       <w:pPr>
+        <w:pStyle w:val="Heading3"/>
         <w:spacing w:before="240" w:after="160"/>
         <w:ind w:firstLine="0"/>
         <w:jc w:val="left"/>
@@ -8210,6 +8330,7 @@
     </w:p>
     <w:p>
       <w:pPr>
+        <w:pStyle w:val="Heading3"/>
         <w:spacing w:before="240" w:after="160"/>
         <w:ind w:firstLine="0"/>
         <w:jc w:val="left"/>
@@ -8261,6 +8382,7 @@
     </w:p>
     <w:p>
       <w:pPr>
+        <w:pStyle w:val="Heading2"/>
         <w:spacing w:before="360" w:after="240"/>
         <w:ind w:firstLine="0"/>
         <w:jc w:val="left"/>
@@ -8276,6 +8398,7 @@
     </w:p>
     <w:p>
       <w:pPr>
+        <w:pStyle w:val="Heading3"/>
         <w:spacing w:before="240" w:after="160"/>
         <w:ind w:firstLine="0"/>
         <w:jc w:val="left"/>
@@ -8686,6 +8809,7 @@
     </w:p>
     <w:p>
       <w:pPr>
+        <w:pStyle w:val="Heading3"/>
         <w:spacing w:before="240" w:after="160"/>
         <w:ind w:firstLine="0"/>
         <w:jc w:val="left"/>
@@ -8731,6 +8855,7 @@
     </w:p>
     <w:p>
       <w:pPr>
+        <w:pStyle w:val="Heading3"/>
         <w:spacing w:before="240" w:after="160"/>
         <w:ind w:firstLine="0"/>
         <w:jc w:val="left"/>
@@ -8776,6 +8901,7 @@
     </w:p>
     <w:p>
       <w:pPr>
+        <w:pStyle w:val="Heading3"/>
         <w:spacing w:before="240" w:after="160"/>
         <w:ind w:firstLine="0"/>
         <w:jc w:val="left"/>
@@ -8855,6 +8981,7 @@
     </w:p>
     <w:p>
       <w:pPr>
+        <w:pStyle w:val="Heading3"/>
         <w:spacing w:before="240" w:after="160"/>
         <w:ind w:firstLine="0"/>
         <w:jc w:val="left"/>
@@ -9893,6 +10020,7 @@
     </w:p>
     <w:p>
       <w:pPr>
+        <w:pStyle w:val="Heading1"/>
         <w:spacing w:before="480" w:after="360"/>
         <w:ind w:firstLine="0"/>
         <w:jc w:val="center"/>
@@ -9918,6 +10046,7 @@
     </w:p>
     <w:p>
       <w:pPr>
+        <w:pStyle w:val="Heading2"/>
         <w:spacing w:before="360" w:after="240"/>
         <w:ind w:firstLine="0"/>
         <w:jc w:val="left"/>
@@ -9933,6 +10062,7 @@
     </w:p>
     <w:p>
       <w:pPr>
+        <w:pStyle w:val="Heading3"/>
         <w:spacing w:before="240" w:after="160"/>
         <w:ind w:firstLine="0"/>
         <w:jc w:val="left"/>
@@ -9974,6 +10104,7 @@
     </w:p>
     <w:p>
       <w:pPr>
+        <w:pStyle w:val="Heading3"/>
         <w:spacing w:before="240" w:after="160"/>
         <w:ind w:firstLine="0"/>
         <w:jc w:val="left"/>
@@ -11231,6 +11362,7 @@
     </w:p>
     <w:p>
       <w:pPr>
+        <w:pStyle w:val="Heading3"/>
         <w:spacing w:before="240" w:after="160"/>
         <w:ind w:firstLine="0"/>
         <w:jc w:val="left"/>
@@ -12608,6 +12740,7 @@
     </w:p>
     <w:p>
       <w:pPr>
+        <w:pStyle w:val="Heading3"/>
         <w:spacing w:before="240" w:after="160"/>
         <w:ind w:firstLine="0"/>
         <w:jc w:val="left"/>
@@ -13647,6 +13780,7 @@
     </w:p>
     <w:p>
       <w:pPr>
+        <w:pStyle w:val="Heading3"/>
         <w:spacing w:before="240" w:after="160"/>
         <w:ind w:firstLine="0"/>
         <w:jc w:val="left"/>
@@ -13688,6 +13822,7 @@
     </w:p>
     <w:p>
       <w:pPr>
+        <w:pStyle w:val="Heading2"/>
         <w:spacing w:before="360" w:after="240"/>
         <w:ind w:firstLine="0"/>
         <w:jc w:val="left"/>
@@ -13703,6 +13838,7 @@
     </w:p>
     <w:p>
       <w:pPr>
+        <w:pStyle w:val="Heading3"/>
         <w:spacing w:before="240" w:after="160"/>
         <w:ind w:firstLine="0"/>
         <w:jc w:val="left"/>
@@ -15024,6 +15160,7 @@
     </w:p>
     <w:p>
       <w:pPr>
+        <w:pStyle w:val="Heading3"/>
         <w:spacing w:before="240" w:after="160"/>
         <w:ind w:firstLine="0"/>
         <w:jc w:val="left"/>
@@ -15561,6 +15698,7 @@
     </w:p>
     <w:p>
       <w:pPr>
+        <w:pStyle w:val="Heading2"/>
         <w:spacing w:before="360" w:after="240"/>
         <w:ind w:firstLine="0"/>
         <w:jc w:val="left"/>
@@ -15576,6 +15714,7 @@
     </w:p>
     <w:p>
       <w:pPr>
+        <w:pStyle w:val="Heading3"/>
         <w:spacing w:before="240" w:after="160"/>
         <w:ind w:firstLine="0"/>
         <w:jc w:val="left"/>
@@ -15600,143 +15739,128 @@
       </w:r>
     </w:p>
     <w:p>
+      <w:pPr>
+        <w:pStyle w:val="ListBullet"/>
+        <w:ind w:firstLine="0"/>
+      </w:pPr>
+      <w:r>
+        <w:rPr>
+          <w:rFonts w:ascii="바탕" w:hAnsi="바탕" w:eastAsia="바탕"/>
+          <w:b/>
+          <w:sz w:val="22"/>
+        </w:rPr>
+        <w:t>A 행정동 집계만</w:t>
+      </w:r>
       <w:r>
         <w:rPr>
           <w:rFonts w:ascii="바탕" w:hAnsi="바탕" w:eastAsia="바탕"/>
           <w:b w:val="0"/>
           <w:sz w:val="22"/>
         </w:rPr>
-        <w:t xml:space="preserve">- </w:t>
-      </w:r>
-      <w:r>
-        <w:rPr>
-          <w:rFonts w:ascii="바탕" w:hAnsi="바탕" w:eastAsia="바탕"/>
-          <w:b/>
-          <w:sz w:val="22"/>
-        </w:rPr>
-        <w:t>A 행정동 집계만</w:t>
-      </w:r>
-      <w:r>
-        <w:rPr>
-          <w:rFonts w:ascii="바탕" w:hAnsi="바탕" w:eastAsia="바탕"/>
-          <w:b w:val="0"/>
-          <w:sz w:val="22"/>
-        </w:rPr>
         <w:t>: 18개 행정동 집계 변수(물리+강남+행정동 개수+거시)</w:t>
-      </w:r>
-    </w:p>
-    <w:p>
-      <w:r>
-        <w:rPr>
-          <w:rFonts w:ascii="바탕" w:hAnsi="바탕" w:eastAsia="바탕"/>
-          <w:b w:val="0"/>
-          <w:sz w:val="22"/>
-        </w:rPr>
-        <w:t xml:space="preserve">- </w:t>
-      </w:r>
-      <w:r>
-        <w:rPr>
-          <w:rFonts w:ascii="바탕" w:hAnsi="바탕" w:eastAsia="바탕"/>
-          <w:b/>
-          <w:sz w:val="22"/>
-        </w:rPr>
-        <w:t>B 거리만·시점무관</w:t>
-      </w:r>
-      <w:r>
-        <w:rPr>
-          <w:rFonts w:ascii="바탕" w:hAnsi="바탕" w:eastAsia="바탕"/>
-          <w:b w:val="0"/>
-          <w:sz w:val="22"/>
-        </w:rPr>
-        <w:t>: 26개 변수(물리+강남+</w:t>
-      </w:r>
-      <w:r>
-        <w:rPr>
-          <w:rFonts w:ascii="바탕" w:hAnsi="바탕" w:eastAsia="바탕"/>
-          <w:b/>
-          <w:sz w:val="22"/>
-        </w:rPr>
-        <w:t>거리 기반(2026 스냅샷 공통 적용)</w:t>
-      </w:r>
-      <w:r>
-        <w:rPr>
-          <w:rFonts w:ascii="바탕" w:hAnsi="바탕" w:eastAsia="바탕"/>
-          <w:b w:val="0"/>
-          <w:sz w:val="22"/>
-        </w:rPr>
-        <w:t>+거시)</w:t>
-      </w:r>
-    </w:p>
-    <w:p>
-      <w:r>
-        <w:rPr>
-          <w:rFonts w:ascii="바탕" w:hAnsi="바탕" w:eastAsia="바탕"/>
-          <w:b w:val="0"/>
-          <w:sz w:val="22"/>
-        </w:rPr>
-        <w:t xml:space="preserve">- </w:t>
-      </w:r>
-      <w:r>
-        <w:rPr>
-          <w:rFonts w:ascii="바탕" w:hAnsi="바탕" w:eastAsia="바탕"/>
-          <w:b/>
-          <w:sz w:val="22"/>
-        </w:rPr>
-        <w:t>C 거리+시점정합</w:t>
-      </w:r>
-      <w:r>
-        <w:rPr>
-          <w:rFonts w:ascii="바탕" w:hAnsi="바탕" w:eastAsia="바탕"/>
-          <w:b w:val="0"/>
-          <w:sz w:val="22"/>
-        </w:rPr>
-        <w:t xml:space="preserve">: 26개 변수(B와 동일하되 거리 변수를 </w:t>
-      </w:r>
-      <w:r>
-        <w:rPr>
-          <w:rFonts w:ascii="바탕" w:hAnsi="바탕" w:eastAsia="바탕"/>
-          <w:b/>
-          <w:sz w:val="22"/>
-        </w:rPr>
-        <w:t>거래 연도별 스냅샷</w:t>
-      </w:r>
-      <w:r>
-        <w:rPr>
-          <w:rFonts w:ascii="바탕" w:hAnsi="바탕" w:eastAsia="바탕"/>
-          <w:b w:val="0"/>
-          <w:sz w:val="22"/>
-        </w:rPr>
-        <w:t>으로 산출)</w:t>
-      </w:r>
-    </w:p>
-    <w:p>
-      <w:r>
-        <w:rPr>
-          <w:rFonts w:ascii="바탕" w:hAnsi="바탕" w:eastAsia="바탕"/>
-          <w:b w:val="0"/>
-          <w:sz w:val="22"/>
-        </w:rPr>
-        <w:t xml:space="preserve">- </w:t>
-      </w:r>
-      <w:r>
-        <w:rPr>
-          <w:rFonts w:ascii="바탕" w:hAnsi="바탕" w:eastAsia="바탕"/>
-          <w:b/>
-          <w:sz w:val="22"/>
-        </w:rPr>
-        <w:t>D 거리+시점+행정동 통합</w:t>
-      </w:r>
-      <w:r>
-        <w:rPr>
-          <w:rFonts w:ascii="바탕" w:hAnsi="바탕" w:eastAsia="바탕"/>
-          <w:b w:val="0"/>
-          <w:sz w:val="22"/>
-        </w:rPr>
-        <w:t>: 36개 변수(C + legacy 행정동 집계 보조)</w:t>
       </w:r>
     </w:p>
     <w:p>
       <w:pPr>
+        <w:pStyle w:val="ListBullet"/>
+        <w:ind w:firstLine="0"/>
+      </w:pPr>
+      <w:r>
+        <w:rPr>
+          <w:rFonts w:ascii="바탕" w:hAnsi="바탕" w:eastAsia="바탕"/>
+          <w:b/>
+          <w:sz w:val="22"/>
+        </w:rPr>
+        <w:t>B 거리만·시점무관</w:t>
+      </w:r>
+      <w:r>
+        <w:rPr>
+          <w:rFonts w:ascii="바탕" w:hAnsi="바탕" w:eastAsia="바탕"/>
+          <w:b w:val="0"/>
+          <w:sz w:val="22"/>
+        </w:rPr>
+        <w:t>: 26개 변수(물리+강남+</w:t>
+      </w:r>
+      <w:r>
+        <w:rPr>
+          <w:rFonts w:ascii="바탕" w:hAnsi="바탕" w:eastAsia="바탕"/>
+          <w:b/>
+          <w:sz w:val="22"/>
+        </w:rPr>
+        <w:t>거리 기반(2026 스냅샷 공통 적용)</w:t>
+      </w:r>
+      <w:r>
+        <w:rPr>
+          <w:rFonts w:ascii="바탕" w:hAnsi="바탕" w:eastAsia="바탕"/>
+          <w:b w:val="0"/>
+          <w:sz w:val="22"/>
+        </w:rPr>
+        <w:t>+거시)</w:t>
+      </w:r>
+    </w:p>
+    <w:p>
+      <w:pPr>
+        <w:pStyle w:val="ListBullet"/>
+        <w:ind w:firstLine="0"/>
+      </w:pPr>
+      <w:r>
+        <w:rPr>
+          <w:rFonts w:ascii="바탕" w:hAnsi="바탕" w:eastAsia="바탕"/>
+          <w:b/>
+          <w:sz w:val="22"/>
+        </w:rPr>
+        <w:t>C 거리+시점정합</w:t>
+      </w:r>
+      <w:r>
+        <w:rPr>
+          <w:rFonts w:ascii="바탕" w:hAnsi="바탕" w:eastAsia="바탕"/>
+          <w:b w:val="0"/>
+          <w:sz w:val="22"/>
+        </w:rPr>
+        <w:t xml:space="preserve">: 26개 변수(B와 동일하되 거리 변수를 </w:t>
+      </w:r>
+      <w:r>
+        <w:rPr>
+          <w:rFonts w:ascii="바탕" w:hAnsi="바탕" w:eastAsia="바탕"/>
+          <w:b/>
+          <w:sz w:val="22"/>
+        </w:rPr>
+        <w:t>거래 연도별 스냅샷</w:t>
+      </w:r>
+      <w:r>
+        <w:rPr>
+          <w:rFonts w:ascii="바탕" w:hAnsi="바탕" w:eastAsia="바탕"/>
+          <w:b w:val="0"/>
+          <w:sz w:val="22"/>
+        </w:rPr>
+        <w:t>으로 산출)</w:t>
+      </w:r>
+    </w:p>
+    <w:p>
+      <w:pPr>
+        <w:pStyle w:val="ListBullet"/>
+        <w:ind w:firstLine="0"/>
+      </w:pPr>
+      <w:r>
+        <w:rPr>
+          <w:rFonts w:ascii="바탕" w:hAnsi="바탕" w:eastAsia="바탕"/>
+          <w:b/>
+          <w:sz w:val="22"/>
+        </w:rPr>
+        <w:t>D 거리+시점+행정동 통합</w:t>
+      </w:r>
+      <w:r>
+        <w:rPr>
+          <w:rFonts w:ascii="바탕" w:hAnsi="바탕" w:eastAsia="바탕"/>
+          <w:b w:val="0"/>
+          <w:sz w:val="22"/>
+        </w:rPr>
+        <w:t>: 36개 변수(C + legacy 행정동 집계 보조)</w:t>
+      </w:r>
+    </w:p>
+    <w:p>
+      <w:pPr>
+        <w:pStyle w:val="Heading3"/>
         <w:spacing w:before="240" w:after="160"/>
         <w:ind w:firstLine="0"/>
         <w:jc w:val="left"/>
@@ -16377,6 +16501,7 @@
     </w:p>
     <w:p>
       <w:pPr>
+        <w:pStyle w:val="Heading3"/>
         <w:spacing w:before="240" w:after="160"/>
         <w:ind w:firstLine="0"/>
         <w:jc w:val="left"/>
@@ -16520,6 +16645,7 @@
     </w:p>
     <w:p>
       <w:pPr>
+        <w:pStyle w:val="Heading2"/>
         <w:spacing w:before="360" w:after="240"/>
         <w:ind w:firstLine="0"/>
         <w:jc w:val="left"/>
@@ -16535,6 +16661,7 @@
     </w:p>
     <w:p>
       <w:pPr>
+        <w:pStyle w:val="Heading3"/>
         <w:spacing w:before="240" w:after="160"/>
         <w:ind w:firstLine="0"/>
         <w:jc w:val="left"/>
@@ -18416,6 +18543,7 @@
     </w:p>
     <w:p>
       <w:pPr>
+        <w:pStyle w:val="Heading3"/>
         <w:spacing w:before="240" w:after="160"/>
         <w:ind w:firstLine="0"/>
         <w:jc w:val="left"/>
@@ -18430,203 +18558,184 @@
       </w:r>
     </w:p>
     <w:p>
+      <w:pPr>
+        <w:pStyle w:val="ListBullet"/>
+        <w:ind w:firstLine="0"/>
+      </w:pPr>
+      <w:r>
+        <w:rPr>
+          <w:rFonts w:ascii="바탕" w:hAnsi="바탕" w:eastAsia="바탕"/>
+          <w:b/>
+          <w:sz w:val="22"/>
+        </w:rPr>
+        <w:t>권역(강남구분)</w:t>
+      </w:r>
       <w:r>
         <w:rPr>
           <w:rFonts w:ascii="바탕" w:hAnsi="바탕" w:eastAsia="바탕"/>
           <w:b w:val="0"/>
           <w:sz w:val="22"/>
         </w:rPr>
-        <w:t xml:space="preserve">- </w:t>
-      </w:r>
-      <w:r>
-        <w:rPr>
-          <w:rFonts w:ascii="바탕" w:hAnsi="바탕" w:eastAsia="바탕"/>
-          <w:b/>
-          <w:sz w:val="22"/>
-        </w:rPr>
-        <w:t>권역(강남구분)</w:t>
-      </w:r>
-      <w:r>
-        <w:rPr>
-          <w:rFonts w:ascii="바탕" w:hAnsi="바탕" w:eastAsia="바탕"/>
-          <w:b w:val="0"/>
-          <w:sz w:val="22"/>
-        </w:rPr>
         <w:t>: 12.5% — 서울 내 단일 최대 신호</w:t>
-      </w:r>
-    </w:p>
-    <w:p>
-      <w:r>
-        <w:rPr>
-          <w:rFonts w:ascii="바탕" w:hAnsi="바탕" w:eastAsia="바탕"/>
-          <w:b w:val="0"/>
-          <w:sz w:val="22"/>
-        </w:rPr>
-        <w:t xml:space="preserve">- </w:t>
-      </w:r>
-      <w:r>
-        <w:rPr>
-          <w:rFonts w:ascii="바탕" w:hAnsi="바탕" w:eastAsia="바탕"/>
-          <w:b/>
-          <w:sz w:val="22"/>
-        </w:rPr>
-        <w:t>물리 특성(건물연령·전용면적·층)</w:t>
-      </w:r>
-      <w:r>
-        <w:rPr>
-          <w:rFonts w:ascii="바탕" w:hAnsi="바탕" w:eastAsia="바탕"/>
-          <w:b w:val="0"/>
-          <w:sz w:val="22"/>
-        </w:rPr>
-        <w:t>: 21.2%</w:t>
-      </w:r>
-    </w:p>
-    <w:p>
-      <w:r>
-        <w:rPr>
-          <w:rFonts w:ascii="바탕" w:hAnsi="바탕" w:eastAsia="바탕"/>
-          <w:b w:val="0"/>
-          <w:sz w:val="22"/>
-        </w:rPr>
-        <w:t xml:space="preserve">- </w:t>
-      </w:r>
-      <w:r>
-        <w:rPr>
-          <w:rFonts w:ascii="바탕" w:hAnsi="바탕" w:eastAsia="바탕"/>
-          <w:b/>
-          <w:sz w:val="22"/>
-        </w:rPr>
-        <w:t>거시경제(M2·CPI·CD금리)</w:t>
-      </w:r>
-      <w:r>
-        <w:rPr>
-          <w:rFonts w:ascii="바탕" w:hAnsi="바탕" w:eastAsia="바탕"/>
-          <w:b w:val="0"/>
-          <w:sz w:val="22"/>
-        </w:rPr>
-        <w:t>: 16.6%</w:t>
-      </w:r>
-    </w:p>
-    <w:p>
-      <w:r>
-        <w:rPr>
-          <w:rFonts w:ascii="바탕" w:hAnsi="바탕" w:eastAsia="바탕"/>
-          <w:b w:val="0"/>
-          <w:sz w:val="22"/>
-        </w:rPr>
-        <w:t xml:space="preserve">- </w:t>
-      </w:r>
-      <w:r>
-        <w:rPr>
-          <w:rFonts w:ascii="바탕" w:hAnsi="바탕" w:eastAsia="바탕"/>
-          <w:b/>
-          <w:sz w:val="22"/>
-        </w:rPr>
-        <w:t>거리 기반 입지(10개 변수)</w:t>
-      </w:r>
-      <w:r>
-        <w:rPr>
-          <w:rFonts w:ascii="바탕" w:hAnsi="바탕" w:eastAsia="바탕"/>
-          <w:b w:val="0"/>
-          <w:sz w:val="22"/>
-        </w:rPr>
-        <w:t xml:space="preserve">: 약 </w:t>
-      </w:r>
-      <w:r>
-        <w:rPr>
-          <w:rFonts w:ascii="바탕" w:hAnsi="바탕" w:eastAsia="바탕"/>
-          <w:b/>
-          <w:sz w:val="22"/>
-        </w:rPr>
-        <w:t>39%</w:t>
-      </w:r>
-      <w:r>
-        <w:rPr>
-          <w:rFonts w:ascii="바탕" w:hAnsi="바탕" w:eastAsia="바탕"/>
-          <w:b w:val="0"/>
-          <w:sz w:val="22"/>
-        </w:rPr>
-        <w:t xml:space="preserve"> — </w:t>
-      </w:r>
-      <w:r>
-        <w:rPr>
-          <w:rFonts w:ascii="바탕" w:hAnsi="바탕" w:eastAsia="바탕"/>
-          <w:b/>
-          <w:sz w:val="22"/>
-        </w:rPr>
-        <w:t>전체의 최대 단일 그룹</w:t>
-      </w:r>
-    </w:p>
-    <w:p>
-      <w:r>
-        <w:rPr>
-          <w:rFonts w:ascii="바탕" w:hAnsi="바탕" w:eastAsia="바탕"/>
-          <w:b w:val="0"/>
-          <w:sz w:val="22"/>
-        </w:rPr>
-        <w:t xml:space="preserve">- </w:t>
-      </w:r>
-      <w:r>
-        <w:rPr>
-          <w:rFonts w:ascii="바탕" w:hAnsi="바탕" w:eastAsia="바탕"/>
-          <w:b/>
-          <w:sz w:val="22"/>
-        </w:rPr>
-        <w:t>행정동 집계 legacy(표엔 없음)</w:t>
-      </w:r>
-      <w:r>
-        <w:rPr>
-          <w:rFonts w:ascii="바탕" w:hAnsi="바탕" w:eastAsia="바탕"/>
-          <w:b w:val="0"/>
-          <w:sz w:val="22"/>
-        </w:rPr>
-        <w:t>: 잔여 약 10% 내외</w:t>
-      </w:r>
-    </w:p>
-    <w:p>
-      <w:r>
-        <w:rPr>
-          <w:rFonts w:ascii="바탕" w:hAnsi="바탕" w:eastAsia="바탕"/>
-          <w:b w:val="0"/>
-          <w:sz w:val="22"/>
-        </w:rPr>
-        <w:t xml:space="preserve">거리 기반 변수가 전체 설명 기여의 약 40%를 차지하며, 특히 </w:t>
-      </w:r>
-      <w:r>
-        <w:rPr>
-          <w:rFonts w:ascii="바탕" w:hAnsi="바탕" w:eastAsia="바탕"/>
-          <w:b/>
-          <w:sz w:val="22"/>
-        </w:rPr>
-        <w:t>상위 15개 중 8개(53%)가 거리 변수</w:t>
-      </w:r>
-      <w:r>
-        <w:rPr>
-          <w:rFonts w:ascii="바탕" w:hAnsi="바탕" w:eastAsia="바탕"/>
-          <w:b w:val="0"/>
-          <w:sz w:val="22"/>
-        </w:rPr>
-        <w:t xml:space="preserve">라는 점은 행정동 단순 집계 방식에서 놓치고 있던 미시 입지 신호가 거리 기반 설계에서 전면에 드러났음을 의미한다. 이는 교수 심사 피드백에서 지적된 "도서관은 도보 몇 km까지인가, 백화점 조건이 무엇인가"라는 거리 기준 명시 요구에 대해, 본 연구가 </w:t>
-      </w:r>
-      <w:r>
-        <w:rPr>
-          <w:rFonts w:ascii="바탕" w:hAnsi="바탕" w:eastAsia="바탕"/>
-          <w:b/>
-          <w:sz w:val="22"/>
-        </w:rPr>
-        <w:t>반경 500m/1km/2km 다층 지표 + 최근접거리의 이중 설계</w:t>
-      </w:r>
-      <w:r>
-        <w:rPr>
-          <w:rFonts w:ascii="바탕" w:hAnsi="바탕" w:eastAsia="바탕"/>
-          <w:b w:val="0"/>
-          <w:sz w:val="22"/>
-        </w:rPr>
-        <w:t>로 직접 응답한 실증 결과이기도 하다.</w:t>
       </w:r>
     </w:p>
     <w:p>
       <w:pPr>
+        <w:pStyle w:val="ListBullet"/>
+        <w:ind w:firstLine="0"/>
+      </w:pPr>
+      <w:r>
+        <w:rPr>
+          <w:rFonts w:ascii="바탕" w:hAnsi="바탕" w:eastAsia="바탕"/>
+          <w:b/>
+          <w:sz w:val="22"/>
+        </w:rPr>
+        <w:t>물리 특성(건물연령·전용면적·층)</w:t>
+      </w:r>
+      <w:r>
+        <w:rPr>
+          <w:rFonts w:ascii="바탕" w:hAnsi="바탕" w:eastAsia="바탕"/>
+          <w:b w:val="0"/>
+          <w:sz w:val="22"/>
+        </w:rPr>
+        <w:t>: 21.2%</w:t>
+      </w:r>
+    </w:p>
+    <w:p>
+      <w:pPr>
+        <w:pStyle w:val="ListBullet"/>
+        <w:ind w:firstLine="0"/>
+      </w:pPr>
+      <w:r>
+        <w:rPr>
+          <w:rFonts w:ascii="바탕" w:hAnsi="바탕" w:eastAsia="바탕"/>
+          <w:b/>
+          <w:sz w:val="22"/>
+        </w:rPr>
+        <w:t>거시경제(M2·CPI·CD금리)</w:t>
+      </w:r>
+      <w:r>
+        <w:rPr>
+          <w:rFonts w:ascii="바탕" w:hAnsi="바탕" w:eastAsia="바탕"/>
+          <w:b w:val="0"/>
+          <w:sz w:val="22"/>
+        </w:rPr>
+        <w:t>: 16.6%</w:t>
+      </w:r>
+    </w:p>
+    <w:p>
+      <w:pPr>
+        <w:pStyle w:val="ListBullet"/>
+        <w:ind w:firstLine="0"/>
+      </w:pPr>
+      <w:r>
+        <w:rPr>
+          <w:rFonts w:ascii="바탕" w:hAnsi="바탕" w:eastAsia="바탕"/>
+          <w:b/>
+          <w:sz w:val="22"/>
+        </w:rPr>
+        <w:t>거리 기반 입지(10개 변수)</w:t>
+      </w:r>
+      <w:r>
+        <w:rPr>
+          <w:rFonts w:ascii="바탕" w:hAnsi="바탕" w:eastAsia="바탕"/>
+          <w:b w:val="0"/>
+          <w:sz w:val="22"/>
+        </w:rPr>
+        <w:t xml:space="preserve">: 약 </w:t>
+      </w:r>
+      <w:r>
+        <w:rPr>
+          <w:rFonts w:ascii="바탕" w:hAnsi="바탕" w:eastAsia="바탕"/>
+          <w:b/>
+          <w:sz w:val="22"/>
+        </w:rPr>
+        <w:t>39%</w:t>
+      </w:r>
+      <w:r>
+        <w:rPr>
+          <w:rFonts w:ascii="바탕" w:hAnsi="바탕" w:eastAsia="바탕"/>
+          <w:b w:val="0"/>
+          <w:sz w:val="22"/>
+        </w:rPr>
+        <w:t xml:space="preserve"> — </w:t>
+      </w:r>
+      <w:r>
+        <w:rPr>
+          <w:rFonts w:ascii="바탕" w:hAnsi="바탕" w:eastAsia="바탕"/>
+          <w:b/>
+          <w:sz w:val="22"/>
+        </w:rPr>
+        <w:t>전체의 최대 단일 그룹</w:t>
+      </w:r>
+    </w:p>
+    <w:p>
+      <w:pPr>
+        <w:pStyle w:val="ListBullet"/>
+        <w:ind w:firstLine="0"/>
+      </w:pPr>
+      <w:r>
+        <w:rPr>
+          <w:rFonts w:ascii="바탕" w:hAnsi="바탕" w:eastAsia="바탕"/>
+          <w:b/>
+          <w:sz w:val="22"/>
+        </w:rPr>
+        <w:t>행정동 집계 legacy(표엔 없음)</w:t>
+      </w:r>
+      <w:r>
+        <w:rPr>
+          <w:rFonts w:ascii="바탕" w:hAnsi="바탕" w:eastAsia="바탕"/>
+          <w:b w:val="0"/>
+          <w:sz w:val="22"/>
+        </w:rPr>
+        <w:t>: 잔여 약 10% 내외</w:t>
+      </w:r>
+    </w:p>
+    <w:p>
+      <w:r>
+        <w:rPr>
+          <w:rFonts w:ascii="바탕" w:hAnsi="바탕" w:eastAsia="바탕"/>
+          <w:b w:val="0"/>
+          <w:sz w:val="22"/>
+        </w:rPr>
+        <w:t xml:space="preserve">거리 기반 변수가 전체 설명 기여의 약 40%를 차지하며, 특히 </w:t>
+      </w:r>
+      <w:r>
+        <w:rPr>
+          <w:rFonts w:ascii="바탕" w:hAnsi="바탕" w:eastAsia="바탕"/>
+          <w:b/>
+          <w:sz w:val="22"/>
+        </w:rPr>
+        <w:t>상위 15개 중 8개(53%)가 거리 변수</w:t>
+      </w:r>
+      <w:r>
+        <w:rPr>
+          <w:rFonts w:ascii="바탕" w:hAnsi="바탕" w:eastAsia="바탕"/>
+          <w:b w:val="0"/>
+          <w:sz w:val="22"/>
+        </w:rPr>
+        <w:t xml:space="preserve">라는 점은 행정동 단순 집계 방식에서 놓치고 있던 미시 입지 신호가 거리 기반 설계에서 전면에 드러났음을 의미한다. 이는 교수 심사 피드백에서 지적된 "도서관은 도보 몇 km까지인가, 백화점 조건이 무엇인가"라는 거리 기준 명시 요구에 대해, 본 연구가 </w:t>
+      </w:r>
+      <w:r>
+        <w:rPr>
+          <w:rFonts w:ascii="바탕" w:hAnsi="바탕" w:eastAsia="바탕"/>
+          <w:b/>
+          <w:sz w:val="22"/>
+        </w:rPr>
+        <w:t>반경 500m/1km/2km 다층 지표 + 최근접거리의 이중 설계</w:t>
+      </w:r>
+      <w:r>
+        <w:rPr>
+          <w:rFonts w:ascii="바탕" w:hAnsi="바탕" w:eastAsia="바탕"/>
+          <w:b w:val="0"/>
+          <w:sz w:val="22"/>
+        </w:rPr>
+        <w:t>로 직접 응답한 실증 결과이기도 하다.</w:t>
+      </w:r>
+    </w:p>
+    <w:p>
+      <w:pPr>
+        <w:pStyle w:val="Heading3"/>
         <w:spacing w:before="240" w:after="160"/>
         <w:ind w:firstLine="0"/>
         <w:jc w:val="left"/>
@@ -18867,13 +18976,25 @@
       </w:r>
     </w:p>
     <w:p>
+      <w:pPr>
+        <w:pStyle w:val="ListBullet"/>
+        <w:ind w:firstLine="0"/>
+      </w:pPr>
+      <w:r>
+        <w:rPr>
+          <w:rFonts w:ascii="바탕" w:hAnsi="바탕" w:eastAsia="바탕"/>
+          <w:b/>
+          <w:sz w:val="22"/>
+        </w:rPr>
+        <w:t>건물연령</w:t>
+      </w:r>
       <w:r>
         <w:rPr>
           <w:rFonts w:ascii="바탕" w:hAnsi="바탕" w:eastAsia="바탕"/>
           <w:b w:val="0"/>
           <w:sz w:val="22"/>
         </w:rPr>
-        <w:t xml:space="preserve">- </w:t>
+        <w:t xml:space="preserve">: 연식이 증가함에 따라 단위가격 기여가 점진 감소하다가 25~30년 구간에서 반등하는 </w:t>
       </w:r>
       <w:r>
         <w:rPr>
@@ -18881,7 +19002,7 @@
           <w:b/>
           <w:sz w:val="22"/>
         </w:rPr>
-        <w:t>건물연령</w:t>
+        <w:t>U자형</w:t>
       </w:r>
       <w:r>
         <w:rPr>
@@ -18889,173 +19010,142 @@
           <w:b w:val="0"/>
           <w:sz w:val="22"/>
         </w:rPr>
-        <w:t xml:space="preserve">: 연식이 증가함에 따라 단위가격 기여가 점진 감소하다가 25~30년 구간에서 반등하는 </w:t>
-      </w:r>
-      <w:r>
-        <w:rPr>
-          <w:rFonts w:ascii="바탕" w:hAnsi="바탕" w:eastAsia="바탕"/>
-          <w:b/>
-          <w:sz w:val="22"/>
-        </w:rPr>
-        <w:t>U자형</w:t>
-      </w:r>
-      <w:r>
-        <w:rPr>
-          <w:rFonts w:ascii="바탕" w:hAnsi="바탕" w:eastAsia="바탕"/>
-          <w:b w:val="0"/>
-          <w:sz w:val="22"/>
-        </w:rPr>
         <w:t xml:space="preserve"> — 재건축 기대 신호와 일치.</w:t>
-      </w:r>
-    </w:p>
-    <w:p>
-      <w:r>
-        <w:rPr>
-          <w:rFonts w:ascii="바탕" w:hAnsi="바탕" w:eastAsia="바탕"/>
-          <w:b w:val="0"/>
-          <w:sz w:val="22"/>
-        </w:rPr>
-        <w:t xml:space="preserve">- </w:t>
-      </w:r>
-      <w:r>
-        <w:rPr>
-          <w:rFonts w:ascii="바탕" w:hAnsi="바탕" w:eastAsia="바탕"/>
-          <w:b/>
-          <w:sz w:val="22"/>
-        </w:rPr>
-        <w:t>전용면적</w:t>
-      </w:r>
-      <w:r>
-        <w:rPr>
-          <w:rFonts w:ascii="바탕" w:hAnsi="바탕" w:eastAsia="바탕"/>
-          <w:b w:val="0"/>
-          <w:sz w:val="22"/>
-        </w:rPr>
-        <w:t xml:space="preserve">: 소형 구간(60㎡ 미만)에서 +, 대형 구간(112㎡ 이상)에서 − 방향으로 전환되는 </w:t>
-      </w:r>
-      <w:r>
-        <w:rPr>
-          <w:rFonts w:ascii="바탕" w:hAnsi="바탕" w:eastAsia="바탕"/>
-          <w:b/>
-          <w:sz w:val="22"/>
-        </w:rPr>
-        <w:t>체감형</w:t>
-      </w:r>
-      <w:r>
-        <w:rPr>
-          <w:rFonts w:ascii="바탕" w:hAnsi="바탕" w:eastAsia="바탕"/>
-          <w:b w:val="0"/>
-          <w:sz w:val="22"/>
-        </w:rPr>
-        <w:t xml:space="preserve"> — 소형 프리미엄 및 대형 할인을 동시에 포착.</w:t>
-      </w:r>
-    </w:p>
-    <w:p>
-      <w:r>
-        <w:rPr>
-          <w:rFonts w:ascii="바탕" w:hAnsi="바탕" w:eastAsia="바탕"/>
-          <w:b w:val="0"/>
-          <w:sz w:val="22"/>
-        </w:rPr>
-        <w:t xml:space="preserve">- </w:t>
-      </w:r>
-      <w:r>
-        <w:rPr>
-          <w:rFonts w:ascii="바탕" w:hAnsi="바탕" w:eastAsia="바탕"/>
-          <w:b/>
-          <w:sz w:val="22"/>
-        </w:rPr>
-        <w:t>지하철 최근접거리</w:t>
-      </w:r>
-      <w:r>
-        <w:rPr>
-          <w:rFonts w:ascii="바탕" w:hAnsi="바탕" w:eastAsia="바탕"/>
-          <w:b w:val="0"/>
-          <w:sz w:val="22"/>
-        </w:rPr>
-        <w:t xml:space="preserve">: 300m 이내에서 급격한 양의 기여, 500m 이후 평탄화되는 </w:t>
-      </w:r>
-      <w:r>
-        <w:rPr>
-          <w:rFonts w:ascii="바탕" w:hAnsi="바탕" w:eastAsia="바탕"/>
-          <w:b/>
-          <w:sz w:val="22"/>
-        </w:rPr>
-        <w:t>임계 반응형</w:t>
-      </w:r>
-      <w:r>
-        <w:rPr>
-          <w:rFonts w:ascii="바탕" w:hAnsi="바탕" w:eastAsia="바탕"/>
-          <w:b w:val="0"/>
-          <w:sz w:val="22"/>
-        </w:rPr>
-        <w:t xml:space="preserve"> — 도보 역세권 프리미엄.</w:t>
-      </w:r>
-    </w:p>
-    <w:p>
-      <w:r>
-        <w:rPr>
-          <w:rFonts w:ascii="바탕" w:hAnsi="바탕" w:eastAsia="바탕"/>
-          <w:b w:val="0"/>
-          <w:sz w:val="22"/>
-        </w:rPr>
-        <w:t xml:space="preserve">- </w:t>
-      </w:r>
-      <w:r>
-        <w:rPr>
-          <w:rFonts w:ascii="바탕" w:hAnsi="바탕" w:eastAsia="바탕"/>
-          <w:b/>
-          <w:sz w:val="22"/>
-        </w:rPr>
-        <w:t>백화점 최근접거리</w:t>
-      </w:r>
-      <w:r>
-        <w:rPr>
-          <w:rFonts w:ascii="바탕" w:hAnsi="바탕" w:eastAsia="바탕"/>
-          <w:b w:val="0"/>
-          <w:sz w:val="22"/>
-        </w:rPr>
-        <w:t>: 1km 이내에서 강한 양의 기여, 3km 이후 기여 소멸 — 차량 10분권 프리미엄.</w:t>
-      </w:r>
-    </w:p>
-    <w:p>
-      <w:r>
-        <w:rPr>
-          <w:rFonts w:ascii="바탕" w:hAnsi="바탕" w:eastAsia="바탕"/>
-          <w:b w:val="0"/>
-          <w:sz w:val="22"/>
-        </w:rPr>
-        <w:t xml:space="preserve">- </w:t>
-      </w:r>
-      <w:r>
-        <w:rPr>
-          <w:rFonts w:ascii="바탕" w:hAnsi="바탕" w:eastAsia="바탕"/>
-          <w:b/>
-          <w:sz w:val="22"/>
-        </w:rPr>
-        <w:t>어린이집 1km 내 개수</w:t>
-      </w:r>
-      <w:r>
-        <w:rPr>
-          <w:rFonts w:ascii="바탕" w:hAnsi="바탕" w:eastAsia="바탕"/>
-          <w:b w:val="0"/>
-          <w:sz w:val="22"/>
-        </w:rPr>
-        <w:t>: 밀도 40 이상에서 기여 포화 — 생활권 성숙도 프록시.</w:t>
-      </w:r>
-    </w:p>
-    <w:p>
-      <w:r>
-        <w:rPr>
-          <w:rFonts w:ascii="바탕" w:hAnsi="바탕" w:eastAsia="바탕"/>
-          <w:b w:val="0"/>
-          <w:sz w:val="22"/>
-        </w:rPr>
-        <w:t>OLS가 선형 가정으로 이들 패턴을 평균 기울기로만 요약하는 데 비해, XGBoost는 각 구간의 비선형 반응을 데이터에서 직접 학습하고, SHAP은 이를 단위가 통일된 기여 신호로 분해해 해석 가능하게 만든다.</w:t>
       </w:r>
     </w:p>
     <w:p>
       <w:pPr>
+        <w:pStyle w:val="ListBullet"/>
+        <w:ind w:firstLine="0"/>
+      </w:pPr>
+      <w:r>
+        <w:rPr>
+          <w:rFonts w:ascii="바탕" w:hAnsi="바탕" w:eastAsia="바탕"/>
+          <w:b/>
+          <w:sz w:val="22"/>
+        </w:rPr>
+        <w:t>전용면적</w:t>
+      </w:r>
+      <w:r>
+        <w:rPr>
+          <w:rFonts w:ascii="바탕" w:hAnsi="바탕" w:eastAsia="바탕"/>
+          <w:b w:val="0"/>
+          <w:sz w:val="22"/>
+        </w:rPr>
+        <w:t xml:space="preserve">: 소형 구간(60㎡ 미만)에서 +, 대형 구간(112㎡ 이상)에서 − 방향으로 전환되는 </w:t>
+      </w:r>
+      <w:r>
+        <w:rPr>
+          <w:rFonts w:ascii="바탕" w:hAnsi="바탕" w:eastAsia="바탕"/>
+          <w:b/>
+          <w:sz w:val="22"/>
+        </w:rPr>
+        <w:t>체감형</w:t>
+      </w:r>
+      <w:r>
+        <w:rPr>
+          <w:rFonts w:ascii="바탕" w:hAnsi="바탕" w:eastAsia="바탕"/>
+          <w:b w:val="0"/>
+          <w:sz w:val="22"/>
+        </w:rPr>
+        <w:t xml:space="preserve"> — 소형 프리미엄 및 대형 할인을 동시에 포착.</w:t>
+      </w:r>
+    </w:p>
+    <w:p>
+      <w:pPr>
+        <w:pStyle w:val="ListBullet"/>
+        <w:ind w:firstLine="0"/>
+      </w:pPr>
+      <w:r>
+        <w:rPr>
+          <w:rFonts w:ascii="바탕" w:hAnsi="바탕" w:eastAsia="바탕"/>
+          <w:b/>
+          <w:sz w:val="22"/>
+        </w:rPr>
+        <w:t>지하철 최근접거리</w:t>
+      </w:r>
+      <w:r>
+        <w:rPr>
+          <w:rFonts w:ascii="바탕" w:hAnsi="바탕" w:eastAsia="바탕"/>
+          <w:b w:val="0"/>
+          <w:sz w:val="22"/>
+        </w:rPr>
+        <w:t xml:space="preserve">: 300m 이내에서 급격한 양의 기여, 500m 이후 평탄화되는 </w:t>
+      </w:r>
+      <w:r>
+        <w:rPr>
+          <w:rFonts w:ascii="바탕" w:hAnsi="바탕" w:eastAsia="바탕"/>
+          <w:b/>
+          <w:sz w:val="22"/>
+        </w:rPr>
+        <w:t>임계 반응형</w:t>
+      </w:r>
+      <w:r>
+        <w:rPr>
+          <w:rFonts w:ascii="바탕" w:hAnsi="바탕" w:eastAsia="바탕"/>
+          <w:b w:val="0"/>
+          <w:sz w:val="22"/>
+        </w:rPr>
+        <w:t xml:space="preserve"> — 도보 역세권 프리미엄.</w:t>
+      </w:r>
+    </w:p>
+    <w:p>
+      <w:pPr>
+        <w:pStyle w:val="ListBullet"/>
+        <w:ind w:firstLine="0"/>
+      </w:pPr>
+      <w:r>
+        <w:rPr>
+          <w:rFonts w:ascii="바탕" w:hAnsi="바탕" w:eastAsia="바탕"/>
+          <w:b/>
+          <w:sz w:val="22"/>
+        </w:rPr>
+        <w:t>백화점 최근접거리</w:t>
+      </w:r>
+      <w:r>
+        <w:rPr>
+          <w:rFonts w:ascii="바탕" w:hAnsi="바탕" w:eastAsia="바탕"/>
+          <w:b w:val="0"/>
+          <w:sz w:val="22"/>
+        </w:rPr>
+        <w:t>: 1km 이내에서 강한 양의 기여, 3km 이후 기여 소멸 — 차량 10분권 프리미엄.</w:t>
+      </w:r>
+    </w:p>
+    <w:p>
+      <w:pPr>
+        <w:pStyle w:val="ListBullet"/>
+        <w:ind w:firstLine="0"/>
+      </w:pPr>
+      <w:r>
+        <w:rPr>
+          <w:rFonts w:ascii="바탕" w:hAnsi="바탕" w:eastAsia="바탕"/>
+          <w:b/>
+          <w:sz w:val="22"/>
+        </w:rPr>
+        <w:t>어린이집 1km 내 개수</w:t>
+      </w:r>
+      <w:r>
+        <w:rPr>
+          <w:rFonts w:ascii="바탕" w:hAnsi="바탕" w:eastAsia="바탕"/>
+          <w:b w:val="0"/>
+          <w:sz w:val="22"/>
+        </w:rPr>
+        <w:t>: 밀도 40 이상에서 기여 포화 — 생활권 성숙도 프록시.</w:t>
+      </w:r>
+    </w:p>
+    <w:p>
+      <w:r>
+        <w:rPr>
+          <w:rFonts w:ascii="바탕" w:hAnsi="바탕" w:eastAsia="바탕"/>
+          <w:b w:val="0"/>
+          <w:sz w:val="22"/>
+        </w:rPr>
+        <w:t>OLS가 선형 가정으로 이들 패턴을 평균 기울기로만 요약하는 데 비해, XGBoost는 각 구간의 비선형 반응을 데이터에서 직접 학습하고, SHAP은 이를 단위가 통일된 기여 신호로 분해해 해석 가능하게 만든다.</w:t>
+      </w:r>
+    </w:p>
+    <w:p>
+      <w:pPr>
+        <w:pStyle w:val="Heading2"/>
         <w:spacing w:before="360" w:after="240"/>
         <w:ind w:firstLine="0"/>
         <w:jc w:val="left"/>
@@ -19071,6 +19161,7 @@
     </w:p>
     <w:p>
       <w:pPr>
+        <w:pStyle w:val="Heading3"/>
         <w:spacing w:before="240" w:after="160"/>
         <w:ind w:firstLine="0"/>
         <w:jc w:val="left"/>
@@ -19479,6 +19570,7 @@
     </w:p>
     <w:p>
       <w:pPr>
+        <w:pStyle w:val="Heading3"/>
         <w:spacing w:before="240" w:after="160"/>
         <w:ind w:firstLine="0"/>
         <w:jc w:val="left"/>
@@ -19970,6 +20062,7 @@
     </w:p>
     <w:p>
       <w:pPr>
+        <w:pStyle w:val="Heading3"/>
         <w:spacing w:before="240" w:after="160"/>
         <w:ind w:firstLine="0"/>
         <w:jc w:val="left"/>
@@ -20111,6 +20204,7 @@
     </w:p>
     <w:p>
       <w:pPr>
+        <w:pStyle w:val="Heading2"/>
         <w:spacing w:before="360" w:after="240"/>
         <w:ind w:firstLine="0"/>
         <w:jc w:val="left"/>
@@ -20126,6 +20220,7 @@
     </w:p>
     <w:p>
       <w:pPr>
+        <w:pStyle w:val="Heading3"/>
         <w:spacing w:before="240" w:after="160"/>
         <w:ind w:firstLine="0"/>
         <w:jc w:val="left"/>
@@ -21059,6 +21154,7 @@
     </w:p>
     <w:p>
       <w:pPr>
+        <w:pStyle w:val="Heading3"/>
         <w:spacing w:before="240" w:after="160"/>
         <w:ind w:firstLine="0"/>
         <w:jc w:val="left"/>
@@ -22178,6 +22274,7 @@
     </w:p>
     <w:p>
       <w:pPr>
+        <w:pStyle w:val="Heading2"/>
         <w:spacing w:before="360" w:after="240"/>
         <w:ind w:firstLine="0"/>
         <w:jc w:val="left"/>
@@ -22193,6 +22290,7 @@
     </w:p>
     <w:p>
       <w:pPr>
+        <w:pStyle w:val="Heading3"/>
         <w:spacing w:before="240" w:after="160"/>
         <w:ind w:firstLine="0"/>
         <w:jc w:val="left"/>
@@ -22994,6 +23092,7 @@
     </w:p>
     <w:p>
       <w:pPr>
+        <w:pStyle w:val="Heading3"/>
         <w:spacing w:before="240" w:after="160"/>
         <w:ind w:firstLine="0"/>
         <w:jc w:val="left"/>
@@ -23789,6 +23888,7 @@
     </w:p>
     <w:p>
       <w:pPr>
+        <w:pStyle w:val="Heading3"/>
         <w:spacing w:before="240" w:after="160"/>
         <w:ind w:firstLine="0"/>
         <w:jc w:val="left"/>
@@ -24994,6 +25094,7 @@
     </w:p>
     <w:p>
       <w:pPr>
+        <w:pStyle w:val="Heading3"/>
         <w:spacing w:before="240" w:after="160"/>
         <w:ind w:firstLine="0"/>
         <w:jc w:val="left"/>
@@ -25123,6 +25224,7 @@
     </w:p>
     <w:p>
       <w:pPr>
+        <w:pStyle w:val="Heading1"/>
         <w:spacing w:before="480" w:after="360"/>
         <w:ind w:firstLine="0"/>
         <w:jc w:val="center"/>
@@ -25138,6 +25240,7 @@
     </w:p>
     <w:p>
       <w:pPr>
+        <w:pStyle w:val="Heading2"/>
         <w:spacing w:before="360" w:after="240"/>
         <w:ind w:firstLine="0"/>
         <w:jc w:val="left"/>
@@ -25465,6 +25568,7 @@
     </w:p>
     <w:p>
       <w:pPr>
+        <w:pStyle w:val="Heading2"/>
         <w:spacing w:before="360" w:after="240"/>
         <w:ind w:firstLine="0"/>
         <w:jc w:val="left"/>
@@ -25480,6 +25584,7 @@
     </w:p>
     <w:p>
       <w:pPr>
+        <w:pStyle w:val="Heading3"/>
         <w:spacing w:before="240" w:after="160"/>
         <w:ind w:firstLine="0"/>
         <w:jc w:val="left"/>
@@ -25613,6 +25718,7 @@
     </w:p>
     <w:p>
       <w:pPr>
+        <w:pStyle w:val="Heading3"/>
         <w:spacing w:before="240" w:after="160"/>
         <w:ind w:firstLine="0"/>
         <w:jc w:val="left"/>
@@ -25732,6 +25838,7 @@
     </w:p>
     <w:p>
       <w:pPr>
+        <w:pStyle w:val="Heading2"/>
         <w:spacing w:before="360" w:after="240"/>
         <w:ind w:firstLine="0"/>
         <w:jc w:val="left"/>
@@ -25974,6 +26081,7 @@
     </w:p>
     <w:p>
       <w:pPr>
+        <w:pStyle w:val="Heading1"/>
         <w:spacing w:before="480" w:after="360"/>
         <w:ind w:firstLine="0"/>
         <w:jc w:val="center"/>
@@ -25989,6 +26097,7 @@
     </w:p>
     <w:p>
       <w:pPr>
+        <w:pStyle w:val="Heading2"/>
         <w:spacing w:before="360" w:after="240"/>
         <w:ind w:firstLine="0"/>
         <w:jc w:val="left"/>
@@ -26003,147 +26112,204 @@
       </w:r>
     </w:p>
     <w:p>
+      <w:pPr>
+        <w:pStyle w:val="ListBullet"/>
+        <w:ind w:firstLine="0"/>
+      </w:pPr>
       <w:r>
         <w:rPr>
           <w:rFonts w:ascii="바탕" w:hAnsi="바탕" w:eastAsia="바탕"/>
           <w:b w:val="0"/>
           <w:sz w:val="22"/>
         </w:rPr>
-        <w:t>- 김명진, 서원석 (2023). 코로나19에 따른 유형별 소매유통시설의 아파트 가격 영향: 전역적·국지적 시계열 효과를 중심으로. *토지주택연구*, 14(3), 37-53.</w:t>
-      </w:r>
-    </w:p>
-    <w:p>
-      <w:r>
-        <w:rPr>
-          <w:rFonts w:ascii="바탕" w:hAnsi="바탕" w:eastAsia="바탕"/>
-          <w:b w:val="0"/>
-          <w:sz w:val="22"/>
-        </w:rPr>
-        <w:t>- 김우성, 이시온, 장현수, 김재완, 홍정의 (2019). 헤도닉 가격 모형을 통한 주거 선호의 구조 변화 분석: 2006-2017년 강남 지역 아파트를 중심으로. *부동산학보*, 76, 137-150.</w:t>
-      </w:r>
-    </w:p>
-    <w:p>
-      <w:r>
-        <w:rPr>
-          <w:rFonts w:ascii="바탕" w:hAnsi="바탕" w:eastAsia="바탕"/>
-          <w:b w:val="0"/>
-          <w:sz w:val="22"/>
-        </w:rPr>
-        <w:t>- 김이환, 김형준, 류두진, 조훈 (2022). 기계학습 방법론을 활용한 아파트 매매가격지수 연구. *부동산분석*, 8(3), 1-29.</w:t>
-      </w:r>
-    </w:p>
-    <w:p>
-      <w:r>
-        <w:rPr>
-          <w:rFonts w:ascii="바탕" w:hAnsi="바탕" w:eastAsia="바탕"/>
-          <w:b w:val="0"/>
-          <w:sz w:val="22"/>
-        </w:rPr>
-        <w:t>- 김학현, 유환규, 오하영 (2023). 딥러닝과 머신러닝을 이용한 아파트 실거래가 예측. *정보처리학회 논문지*, 12(2), 59-76.</w:t>
-      </w:r>
-    </w:p>
-    <w:p>
-      <w:r>
-        <w:rPr>
-          <w:rFonts w:ascii="바탕" w:hAnsi="바탕" w:eastAsia="바탕"/>
-          <w:b w:val="0"/>
-          <w:sz w:val="22"/>
-        </w:rPr>
-        <w:t>- 노산하, 신진호 (2021). 검색빈도를 이용한 종합부동산세 및 재산세의 주택가격 인하효과 분석. *국토연구*, 110, 81-93.</w:t>
-      </w:r>
-    </w:p>
-    <w:p>
-      <w:r>
-        <w:rPr>
-          <w:rFonts w:ascii="바탕" w:hAnsi="바탕" w:eastAsia="바탕"/>
-          <w:b w:val="0"/>
-          <w:sz w:val="22"/>
-        </w:rPr>
-        <w:t>- 배성완, 유정석 (2018). 머신 러닝 방법과 시계열 분석 모형을 이용한 부동산 가격지수 예측. *주택연구*, 26(1), 107-133.</w:t>
-      </w:r>
-    </w:p>
-    <w:p>
-      <w:r>
-        <w:rPr>
-          <w:rFonts w:ascii="바탕" w:hAnsi="바탕" w:eastAsia="바탕"/>
-          <w:b w:val="0"/>
-          <w:sz w:val="22"/>
-        </w:rPr>
-        <w:t>- 배종찬, 정재호 (2021). 거시경제와 부동산정책이 서울 아파트가격에 미치는 영향 연구. *토지주택연구*, 12(4), 41-59.</w:t>
-      </w:r>
-    </w:p>
-    <w:p>
-      <w:r>
-        <w:rPr>
-          <w:rFonts w:ascii="바탕" w:hAnsi="바탕" w:eastAsia="바탕"/>
-          <w:b w:val="0"/>
-          <w:sz w:val="22"/>
-        </w:rPr>
-        <w:t>- 신광문, 이재수 (2019). 공간 헤도닉 가격 모형을 적용한 소형주택의 임대료 결정 요인. *부동산분석*, 5(3), 49-66.</w:t>
-      </w:r>
-    </w:p>
-    <w:p>
-      <w:r>
-        <w:rPr>
-          <w:rFonts w:ascii="바탕" w:hAnsi="바탕" w:eastAsia="바탕"/>
-          <w:b w:val="0"/>
-          <w:sz w:val="22"/>
-        </w:rPr>
-        <w:t>- 이선구 (2025). XGBoost 기반 부동산 자동가치산정모형(AVM)의 실증 분석: 은평구 다세대주택 실거래가를 중심으로. *부동산분석*, 11(2), 21-40.</w:t>
-      </w:r>
-    </w:p>
-    <w:p>
-      <w:r>
-        <w:rPr>
-          <w:rFonts w:ascii="바탕" w:hAnsi="바탕" w:eastAsia="바탕"/>
-          <w:b w:val="0"/>
-          <w:sz w:val="22"/>
-        </w:rPr>
-        <w:t>- 장희선, 최성록, 엄영숙 (2021). 공간헤도닉가격모형을 적용한 서울시민들의 도시공원 서비스에 대한 편익측정. *국토계획*, 56(5), 215-227.</w:t>
-      </w:r>
-    </w:p>
-    <w:p>
-      <w:r>
-        <w:rPr>
-          <w:rFonts w:ascii="바탕" w:hAnsi="바탕" w:eastAsia="바탕"/>
-          <w:b w:val="0"/>
-          <w:sz w:val="22"/>
-        </w:rPr>
-        <w:t>- 정진오, 정재호 (2023). 부동산정책이 부동산가격에 미치는 영향에 관한 연구: 조세정책과 금융정책 중심으로. *토지주택연구*, 14(3), 55-75.</w:t>
-      </w:r>
-    </w:p>
-    <w:p>
-      <w:r>
-        <w:rPr>
-          <w:rFonts w:ascii="바탕" w:hAnsi="바탕" w:eastAsia="바탕"/>
-          <w:b w:val="0"/>
-          <w:sz w:val="22"/>
-        </w:rPr>
-        <w:t>- 조보근, 박경배, 하성호 (2020). 기계학습 알고리즘을 활용한 지역별 아파트 실거래가격지수 예측모델 비교: LIME 해석력 검증. *정보시스템연구*, 29(3), 119-144.</w:t>
-      </w:r>
-    </w:p>
-    <w:p>
-      <w:r>
-        <w:rPr>
-          <w:rFonts w:ascii="바탕" w:hAnsi="바탕" w:eastAsia="바탕"/>
-          <w:b w:val="0"/>
-          <w:sz w:val="22"/>
-        </w:rPr>
-        <w:t>- 진수정 (2024). 그래프 신경망(SRGCNN)을 활용한 서울시 아파트 매매가격 예측. 서울대학교 대학원 석사학위논문.</w:t>
-      </w:r>
-    </w:p>
-    <w:p>
-      <w:r>
-        <w:rPr>
-          <w:rFonts w:ascii="바탕" w:hAnsi="바탕" w:eastAsia="바탕"/>
-          <w:b w:val="0"/>
-          <w:sz w:val="22"/>
-        </w:rPr>
-        <w:t>- 통계청 (2024). 가계금융복지조사 결과. 통계청.</w:t>
+        <w:t>김명진, 서원석 (2023). 코로나19에 따른 유형별 소매유통시설의 아파트 가격 영향: 전역적·국지적 시계열 효과를 중심으로. *토지주택연구*, 14(3), 37-53.</w:t>
       </w:r>
     </w:p>
     <w:p>
       <w:pPr>
+        <w:pStyle w:val="ListBullet"/>
+        <w:ind w:firstLine="0"/>
+      </w:pPr>
+      <w:r>
+        <w:rPr>
+          <w:rFonts w:ascii="바탕" w:hAnsi="바탕" w:eastAsia="바탕"/>
+          <w:b w:val="0"/>
+          <w:sz w:val="22"/>
+        </w:rPr>
+        <w:t>김우성, 이시온, 장현수, 김재완, 홍정의 (2019). 헤도닉 가격 모형을 통한 주거 선호의 구조 변화 분석: 2006-2017년 강남 지역 아파트를 중심으로. *부동산학보*, 76, 137-150.</w:t>
+      </w:r>
+    </w:p>
+    <w:p>
+      <w:pPr>
+        <w:pStyle w:val="ListBullet"/>
+        <w:ind w:firstLine="0"/>
+      </w:pPr>
+      <w:r>
+        <w:rPr>
+          <w:rFonts w:ascii="바탕" w:hAnsi="바탕" w:eastAsia="바탕"/>
+          <w:b w:val="0"/>
+          <w:sz w:val="22"/>
+        </w:rPr>
+        <w:t>김이환, 김형준, 류두진, 조훈 (2022). 기계학습 방법론을 활용한 아파트 매매가격지수 연구. *부동산분석*, 8(3), 1-29.</w:t>
+      </w:r>
+    </w:p>
+    <w:p>
+      <w:pPr>
+        <w:pStyle w:val="ListBullet"/>
+        <w:ind w:firstLine="0"/>
+      </w:pPr>
+      <w:r>
+        <w:rPr>
+          <w:rFonts w:ascii="바탕" w:hAnsi="바탕" w:eastAsia="바탕"/>
+          <w:b w:val="0"/>
+          <w:sz w:val="22"/>
+        </w:rPr>
+        <w:t>김학현, 유환규, 오하영 (2023). 딥러닝과 머신러닝을 이용한 아파트 실거래가 예측. *정보처리학회 논문지*, 12(2), 59-76.</w:t>
+      </w:r>
+    </w:p>
+    <w:p>
+      <w:pPr>
+        <w:pStyle w:val="ListBullet"/>
+        <w:ind w:firstLine="0"/>
+      </w:pPr>
+      <w:r>
+        <w:rPr>
+          <w:rFonts w:ascii="바탕" w:hAnsi="바탕" w:eastAsia="바탕"/>
+          <w:b w:val="0"/>
+          <w:sz w:val="22"/>
+        </w:rPr>
+        <w:t>노산하, 신진호 (2021). 검색빈도를 이용한 종합부동산세 및 재산세의 주택가격 인하효과 분석. *국토연구*, 110, 81-93.</w:t>
+      </w:r>
+    </w:p>
+    <w:p>
+      <w:pPr>
+        <w:pStyle w:val="ListBullet"/>
+        <w:ind w:firstLine="0"/>
+      </w:pPr>
+      <w:r>
+        <w:rPr>
+          <w:rFonts w:ascii="바탕" w:hAnsi="바탕" w:eastAsia="바탕"/>
+          <w:b w:val="0"/>
+          <w:sz w:val="22"/>
+        </w:rPr>
+        <w:t>배성완, 유정석 (2018). 머신 러닝 방법과 시계열 분석 모형을 이용한 부동산 가격지수 예측. *주택연구*, 26(1), 107-133.</w:t>
+      </w:r>
+    </w:p>
+    <w:p>
+      <w:pPr>
+        <w:pStyle w:val="ListBullet"/>
+        <w:ind w:firstLine="0"/>
+      </w:pPr>
+      <w:r>
+        <w:rPr>
+          <w:rFonts w:ascii="바탕" w:hAnsi="바탕" w:eastAsia="바탕"/>
+          <w:b w:val="0"/>
+          <w:sz w:val="22"/>
+        </w:rPr>
+        <w:t>배종찬, 정재호 (2021). 거시경제와 부동산정책이 서울 아파트가격에 미치는 영향 연구. *토지주택연구*, 12(4), 41-59.</w:t>
+      </w:r>
+    </w:p>
+    <w:p>
+      <w:pPr>
+        <w:pStyle w:val="ListBullet"/>
+        <w:ind w:firstLine="0"/>
+      </w:pPr>
+      <w:r>
+        <w:rPr>
+          <w:rFonts w:ascii="바탕" w:hAnsi="바탕" w:eastAsia="바탕"/>
+          <w:b w:val="0"/>
+          <w:sz w:val="22"/>
+        </w:rPr>
+        <w:t>신광문, 이재수 (2019). 공간 헤도닉 가격 모형을 적용한 소형주택의 임대료 결정 요인. *부동산분석*, 5(3), 49-66.</w:t>
+      </w:r>
+    </w:p>
+    <w:p>
+      <w:pPr>
+        <w:pStyle w:val="ListBullet"/>
+        <w:ind w:firstLine="0"/>
+      </w:pPr>
+      <w:r>
+        <w:rPr>
+          <w:rFonts w:ascii="바탕" w:hAnsi="바탕" w:eastAsia="바탕"/>
+          <w:b w:val="0"/>
+          <w:sz w:val="22"/>
+        </w:rPr>
+        <w:t>이선구 (2025). XGBoost 기반 부동산 자동가치산정모형(AVM)의 실증 분석: 은평구 다세대주택 실거래가를 중심으로. *부동산분석*, 11(2), 21-40.</w:t>
+      </w:r>
+    </w:p>
+    <w:p>
+      <w:pPr>
+        <w:pStyle w:val="ListBullet"/>
+        <w:ind w:firstLine="0"/>
+      </w:pPr>
+      <w:r>
+        <w:rPr>
+          <w:rFonts w:ascii="바탕" w:hAnsi="바탕" w:eastAsia="바탕"/>
+          <w:b w:val="0"/>
+          <w:sz w:val="22"/>
+        </w:rPr>
+        <w:t>장희선, 최성록, 엄영숙 (2021). 공간헤도닉가격모형을 적용한 서울시민들의 도시공원 서비스에 대한 편익측정. *국토계획*, 56(5), 215-227.</w:t>
+      </w:r>
+    </w:p>
+    <w:p>
+      <w:pPr>
+        <w:pStyle w:val="ListBullet"/>
+        <w:ind w:firstLine="0"/>
+      </w:pPr>
+      <w:r>
+        <w:rPr>
+          <w:rFonts w:ascii="바탕" w:hAnsi="바탕" w:eastAsia="바탕"/>
+          <w:b w:val="0"/>
+          <w:sz w:val="22"/>
+        </w:rPr>
+        <w:t>정진오, 정재호 (2023). 부동산정책이 부동산가격에 미치는 영향에 관한 연구: 조세정책과 금융정책 중심으로. *토지주택연구*, 14(3), 55-75.</w:t>
+      </w:r>
+    </w:p>
+    <w:p>
+      <w:pPr>
+        <w:pStyle w:val="ListBullet"/>
+        <w:ind w:firstLine="0"/>
+      </w:pPr>
+      <w:r>
+        <w:rPr>
+          <w:rFonts w:ascii="바탕" w:hAnsi="바탕" w:eastAsia="바탕"/>
+          <w:b w:val="0"/>
+          <w:sz w:val="22"/>
+        </w:rPr>
+        <w:t>조보근, 박경배, 하성호 (2020). 기계학습 알고리즘을 활용한 지역별 아파트 실거래가격지수 예측모델 비교: LIME 해석력 검증. *정보시스템연구*, 29(3), 119-144.</w:t>
+      </w:r>
+    </w:p>
+    <w:p>
+      <w:pPr>
+        <w:pStyle w:val="ListBullet"/>
+        <w:ind w:firstLine="0"/>
+      </w:pPr>
+      <w:r>
+        <w:rPr>
+          <w:rFonts w:ascii="바탕" w:hAnsi="바탕" w:eastAsia="바탕"/>
+          <w:b w:val="0"/>
+          <w:sz w:val="22"/>
+        </w:rPr>
+        <w:t>진수정 (2024). 그래프 신경망(SRGCNN)을 활용한 서울시 아파트 매매가격 예측. 서울대학교 대학원 석사학위논문.</w:t>
+      </w:r>
+    </w:p>
+    <w:p>
+      <w:pPr>
+        <w:pStyle w:val="ListBullet"/>
+        <w:ind w:firstLine="0"/>
+      </w:pPr>
+      <w:r>
+        <w:rPr>
+          <w:rFonts w:ascii="바탕" w:hAnsi="바탕" w:eastAsia="바탕"/>
+          <w:b w:val="0"/>
+          <w:sz w:val="22"/>
+        </w:rPr>
+        <w:t>통계청 (2024). 가계금융복지조사 결과. 통계청.</w:t>
+      </w:r>
+    </w:p>
+    <w:p>
+      <w:pPr>
+        <w:pStyle w:val="Heading2"/>
         <w:spacing w:before="360" w:after="240"/>
         <w:ind w:firstLine="0"/>
         <w:jc w:val="left"/>
@@ -26158,272 +26324,377 @@
       </w:r>
     </w:p>
     <w:p>
+      <w:pPr>
+        <w:pStyle w:val="ListBullet"/>
+        <w:ind w:firstLine="0"/>
+      </w:pPr>
       <w:r>
         <w:rPr>
           <w:rFonts w:ascii="바탕" w:hAnsi="바탕" w:eastAsia="바탕"/>
           <w:b w:val="0"/>
           <w:sz w:val="22"/>
         </w:rPr>
-        <w:t>- An, S., Song, Y., Jang, H. &amp; Ahn, K. (2025). Toward transparent and accurate housing price appraisal: Hedonic price models versus machine learning algorithms. *Financial Innovation*, 11, Article 141.</w:t>
-      </w:r>
-    </w:p>
-    <w:p>
-      <w:r>
-        <w:rPr>
-          <w:rFonts w:ascii="바탕" w:hAnsi="바탕" w:eastAsia="바탕"/>
-          <w:b w:val="0"/>
-          <w:sz w:val="22"/>
-        </w:rPr>
-        <w:t>- Anselin, L. (1988). *Spatial Econometrics: Methods and Models*. Dordrecht: Kluwer Academic Publishers.</w:t>
-      </w:r>
-    </w:p>
-    <w:p>
-      <w:r>
-        <w:rPr>
-          <w:rFonts w:ascii="바탕" w:hAnsi="바탕" w:eastAsia="바탕"/>
-          <w:b w:val="0"/>
-          <w:sz w:val="22"/>
-        </w:rPr>
-        <w:t>- Breiman, L. (2001). Random forests. *Machine Learning*, 45(1), 5-32.</w:t>
-      </w:r>
-    </w:p>
-    <w:p>
-      <w:r>
-        <w:rPr>
-          <w:rFonts w:ascii="바탕" w:hAnsi="바탕" w:eastAsia="바탕"/>
-          <w:b w:val="0"/>
-          <w:sz w:val="22"/>
-        </w:rPr>
-        <w:t>- Čeh, M., Kilibarda, M., Lisec, A. &amp; Bajat, B. (2018). Estimating the performance of random forest versus multiple regression for predicting prices of the apartments. *ISPRS International Journal of Geo-Information*, 7(5), 168.</w:t>
-      </w:r>
-    </w:p>
-    <w:p>
-      <w:r>
-        <w:rPr>
-          <w:rFonts w:ascii="바탕" w:hAnsi="바탕" w:eastAsia="바탕"/>
-          <w:b w:val="0"/>
-          <w:sz w:val="22"/>
-        </w:rPr>
-        <w:t>- Chen, T. &amp; Guestrin, C. (2016). XGBoost: A scalable tree boosting system. In *Proceedings of the 22nd ACM SIGKDD International Conference on Knowledge Discovery and Data Mining* (pp. 785-794).</w:t>
-      </w:r>
-    </w:p>
-    <w:p>
-      <w:r>
-        <w:rPr>
-          <w:rFonts w:ascii="바탕" w:hAnsi="바탕" w:eastAsia="바탕"/>
-          <w:b w:val="0"/>
-          <w:sz w:val="22"/>
-        </w:rPr>
-        <w:t>- Choy, L. H. T. &amp; Ho, W. K. O. (2023). The use of machine learning in real estate research. *Land*, 12(4), 740.</w:t>
-      </w:r>
-    </w:p>
-    <w:p>
-      <w:r>
-        <w:rPr>
-          <w:rFonts w:ascii="바탕" w:hAnsi="바탕" w:eastAsia="바탕"/>
-          <w:b w:val="0"/>
-          <w:sz w:val="22"/>
-        </w:rPr>
-        <w:t>- Chun, H. J., Lee, U. H. &amp; Lee, B. G. (2025). Predicting housing price in Seoul using explainable AI (XAI) and machine learning. *KSII Transactions on Internet and Information Systems*, 19(4), 1077-1096.</w:t>
-      </w:r>
-    </w:p>
-    <w:p>
-      <w:r>
-        <w:rPr>
-          <w:rFonts w:ascii="바탕" w:hAnsi="바탕" w:eastAsia="바탕"/>
-          <w:b w:val="0"/>
-          <w:sz w:val="22"/>
-        </w:rPr>
-        <w:t>- Friedman, J. H. (2001). Greedy function approximation: A gradient boosting machine. *Annals of Statistics*, 29(5), 1189-1232.</w:t>
-      </w:r>
-    </w:p>
-    <w:p>
-      <w:r>
-        <w:rPr>
-          <w:rFonts w:ascii="바탕" w:hAnsi="바탕" w:eastAsia="바탕"/>
-          <w:b w:val="0"/>
-          <w:sz w:val="22"/>
-        </w:rPr>
-        <w:t>- James, G., Witten, D., Hastie, T. &amp; Tibshirani, R. (2013). *An Introduction to Statistical Learning* (1st ed.). New York: Springer.</w:t>
-      </w:r>
-    </w:p>
-    <w:p>
-      <w:r>
-        <w:rPr>
-          <w:rFonts w:ascii="바탕" w:hAnsi="바탕" w:eastAsia="바탕"/>
-          <w:b w:val="0"/>
-          <w:sz w:val="22"/>
-        </w:rPr>
-        <w:t>- Hastie, T., Tibshirani, R. &amp; Friedman, J. (2009). *The Elements of Statistical Learning* (2nd ed.). New York: Springer.</w:t>
-      </w:r>
-    </w:p>
-    <w:p>
-      <w:r>
-        <w:rPr>
-          <w:rFonts w:ascii="바탕" w:hAnsi="바탕" w:eastAsia="바탕"/>
-          <w:b w:val="0"/>
-          <w:sz w:val="22"/>
-        </w:rPr>
-        <w:t>- Ke, G., Meng, Q., Finley, T., Wang, T., Chen, W., Ma, W., Ye, Q. &amp; Liu, T.-Y. (2017). LightGBM: A highly efficient gradient boosting decision tree. In *Advances in Neural Information Processing Systems* 30 (pp. 3146-3154).</w:t>
-      </w:r>
-    </w:p>
-    <w:p>
-      <w:r>
-        <w:rPr>
-          <w:rFonts w:ascii="바탕" w:hAnsi="바탕" w:eastAsia="바탕"/>
-          <w:b w:val="0"/>
-          <w:sz w:val="22"/>
-        </w:rPr>
-        <w:t>- Kim, J.-J., Cho, M. &amp; Lee, M.-H. (2022). An analysis of the price determinants of multiplex houses through spatial regression analysis. *Sustainability*, 14(12), 7116.</w:t>
-      </w:r>
-    </w:p>
-    <w:p>
-      <w:r>
-        <w:rPr>
-          <w:rFonts w:ascii="바탕" w:hAnsi="바탕" w:eastAsia="바탕"/>
-          <w:b w:val="0"/>
-          <w:sz w:val="22"/>
-        </w:rPr>
-        <w:t>- Kim, W., Choi, I. &amp; Lee, M. (2025). Explainable AI-based mass appraisal: Insights from machine learning applications in Korea's residential property market. *International Journal of Strategic Property Management*, 29(5), 350-376.</w:t>
-      </w:r>
-    </w:p>
-    <w:p>
-      <w:r>
-        <w:rPr>
-          <w:rFonts w:ascii="바탕" w:hAnsi="바탕" w:eastAsia="바탕"/>
-          <w:b w:val="0"/>
-          <w:sz w:val="22"/>
-        </w:rPr>
-        <w:t>- Lancaster, K. J. (1966). A new approach to consumer theory. *Journal of Political Economy*, 74(2), 132-157.</w:t>
-      </w:r>
-    </w:p>
-    <w:p>
-      <w:r>
-        <w:rPr>
-          <w:rFonts w:ascii="바탕" w:hAnsi="바탕" w:eastAsia="바탕"/>
-          <w:b w:val="0"/>
-          <w:sz w:val="22"/>
-        </w:rPr>
-        <w:t>- Malpezzi, S. (2003). Hedonic pricing models: A selective and applied review. In T. O'Sullivan &amp; K. Gibb (Eds.), *Housing Economics and Public Policy* (pp. 67-89). Oxford: Blackwell Science.</w:t>
-      </w:r>
-    </w:p>
-    <w:p>
-      <w:r>
-        <w:rPr>
-          <w:rFonts w:ascii="바탕" w:hAnsi="바탕" w:eastAsia="바탕"/>
-          <w:b w:val="0"/>
-          <w:sz w:val="22"/>
-        </w:rPr>
-        <w:t>- Sirmans, G. S., Macpherson, D. A. &amp; Zietz, E. N. (2005). The composition of hedonic pricing models. *Journal of Real Estate Literature*, 13(1), 3-43.</w:t>
-      </w:r>
-    </w:p>
-    <w:p>
-      <w:r>
-        <w:rPr>
-          <w:rFonts w:ascii="바탕" w:hAnsi="바탕" w:eastAsia="바탕"/>
-          <w:b w:val="0"/>
-          <w:sz w:val="22"/>
-        </w:rPr>
-        <w:t>- Limsombunchai, V. (2004). House price prediction: Hedonic price model vs. artificial neural network. In *Proceedings of the New Zealand Agricultural and Resource Economics Society (NZARES) Conference*. Blenheim, New Zealand.</w:t>
-      </w:r>
-    </w:p>
-    <w:p>
-      <w:r>
-        <w:rPr>
-          <w:rFonts w:ascii="바탕" w:hAnsi="바탕" w:eastAsia="바탕"/>
-          <w:b w:val="0"/>
-          <w:sz w:val="22"/>
-        </w:rPr>
-        <w:t>- Lundberg, S. M. &amp; Lee, S.-I. (2017). A unified approach to interpreting model predictions. In *Advances in Neural Information Processing Systems* 30 (pp. 4765-4774).</w:t>
-      </w:r>
-    </w:p>
-    <w:p>
-      <w:r>
-        <w:rPr>
-          <w:rFonts w:ascii="바탕" w:hAnsi="바탕" w:eastAsia="바탕"/>
-          <w:b w:val="0"/>
-          <w:sz w:val="22"/>
-        </w:rPr>
-        <w:t>- Lundberg, S. M., Erion, G., Chen, H., DeGrave, A., Prutkin, J. M., Nair, B., Katz, R., Himmelfarb, J., Bansal, N. &amp; Lee, S.-I. (2020). From local explanations to global understanding with explainable AI for trees. *Nature Machine Intelligence*, 2(1), 56-67.</w:t>
-      </w:r>
-    </w:p>
-    <w:p>
-      <w:r>
-        <w:rPr>
-          <w:rFonts w:ascii="바탕" w:hAnsi="바탕" w:eastAsia="바탕"/>
-          <w:b w:val="0"/>
-          <w:sz w:val="22"/>
-        </w:rPr>
-        <w:t>- Mora-García, R. T., Cespedes-Lopez, M. F. &amp; Pérez-Sánchez, V. R. (2022). Housing price prediction using machine learning algorithms in COVID-19 times. *Land*, 11(11), 2100.</w:t>
-      </w:r>
-    </w:p>
-    <w:p>
-      <w:r>
-        <w:rPr>
-          <w:rFonts w:ascii="바탕" w:hAnsi="바탕" w:eastAsia="바탕"/>
-          <w:b w:val="0"/>
-          <w:sz w:val="22"/>
-        </w:rPr>
-        <w:t>- Neves, F. T., Aparicio, M. &amp; de Castro Neto, M. (2024). The impacts of open data and explainable AI on real estate price predictions in smart cities. *Applied Sciences*, 14(5), 2209.</w:t>
-      </w:r>
-    </w:p>
-    <w:p>
-      <w:r>
-        <w:rPr>
-          <w:rFonts w:ascii="바탕" w:hAnsi="바탕" w:eastAsia="바탕"/>
-          <w:b w:val="0"/>
-          <w:sz w:val="22"/>
-        </w:rPr>
-        <w:t>- Ezil Sam Leni, A., Revathi, T. &amp; Devarajan, S. (2025). A robust ensemble-based framework for house price estimation: Integrating XG-Boost with SHAP and web deployment. *ITM Web of Conferences*, 79, 01023.</w:t>
-      </w:r>
-    </w:p>
-    <w:p>
-      <w:r>
-        <w:rPr>
-          <w:rFonts w:ascii="바탕" w:hAnsi="바탕" w:eastAsia="바탕"/>
-          <w:b w:val="0"/>
-          <w:sz w:val="22"/>
-        </w:rPr>
-        <w:t>- Ribeiro, M. T., Singh, S. &amp; Guestrin, C. (2016). "Why should I trust you?": Explaining the predictions of any classifier. In *Proceedings of the 22nd ACM SIGKDD International Conference on Knowledge Discovery and Data Mining* (pp. 1135-1144).</w:t>
-      </w:r>
-    </w:p>
-    <w:p>
-      <w:r>
-        <w:rPr>
-          <w:rFonts w:ascii="바탕" w:hAnsi="바탕" w:eastAsia="바탕"/>
-          <w:b w:val="0"/>
-          <w:sz w:val="22"/>
-        </w:rPr>
-        <w:t>- Rosen, S. (1974). Hedonic prices and implicit markets: Product differentiation in pure competition. *Journal of Political Economy*, 82(1), 34-55.</w:t>
-      </w:r>
-    </w:p>
-    <w:p>
-      <w:r>
-        <w:rPr>
-          <w:rFonts w:ascii="바탕" w:hAnsi="바탕" w:eastAsia="바탕"/>
-          <w:b w:val="0"/>
-          <w:sz w:val="22"/>
-        </w:rPr>
-        <w:t>- Shahhosseini, M., Hu, G. &amp; Pham, H. (2022). Optimizing ensemble weights and hyperparameters of machine learning models for regression problems. *Machine Learning with Applications*, 7, 100251.</w:t>
-      </w:r>
-    </w:p>
-    <w:p>
-      <w:r>
-        <w:rPr>
-          <w:rFonts w:ascii="바탕" w:hAnsi="바탕" w:eastAsia="바탕"/>
-          <w:b w:val="0"/>
-          <w:sz w:val="22"/>
-        </w:rPr>
-        <w:t>- Tarasov, S. &amp; Dessoulavy-Śliwiński, B. (2025). Algorithm-driven hedonic real estate pricing – an explainable AI approach. *Real Estate Management and Valuation*, 33(1), 22-34.</w:t>
-      </w:r>
-    </w:p>
-    <w:p>
-      <w:r>
-        <w:br w:type="page"/>
+        <w:t>An, S., Song, Y., Jang, H. &amp; Ahn, K. (2025). Toward transparent and accurate housing price appraisal: Hedonic price models versus machine learning algorithms. *Financial Innovation*, 11, Article 141.</w:t>
       </w:r>
     </w:p>
     <w:p>
       <w:pPr>
+        <w:pStyle w:val="ListBullet"/>
+        <w:ind w:firstLine="0"/>
+      </w:pPr>
+      <w:r>
+        <w:rPr>
+          <w:rFonts w:ascii="바탕" w:hAnsi="바탕" w:eastAsia="바탕"/>
+          <w:b w:val="0"/>
+          <w:sz w:val="22"/>
+        </w:rPr>
+        <w:t>Anselin, L. (1988). *Spatial Econometrics: Methods and Models*. Dordrecht: Kluwer Academic Publishers.</w:t>
+      </w:r>
+    </w:p>
+    <w:p>
+      <w:pPr>
+        <w:pStyle w:val="ListBullet"/>
+        <w:ind w:firstLine="0"/>
+      </w:pPr>
+      <w:r>
+        <w:rPr>
+          <w:rFonts w:ascii="바탕" w:hAnsi="바탕" w:eastAsia="바탕"/>
+          <w:b w:val="0"/>
+          <w:sz w:val="22"/>
+        </w:rPr>
+        <w:t>Breiman, L. (2001). Random forests. *Machine Learning*, 45(1), 5-32.</w:t>
+      </w:r>
+    </w:p>
+    <w:p>
+      <w:pPr>
+        <w:pStyle w:val="ListBullet"/>
+        <w:ind w:firstLine="0"/>
+      </w:pPr>
+      <w:r>
+        <w:rPr>
+          <w:rFonts w:ascii="바탕" w:hAnsi="바탕" w:eastAsia="바탕"/>
+          <w:b w:val="0"/>
+          <w:sz w:val="22"/>
+        </w:rPr>
+        <w:t>Čeh, M., Kilibarda, M., Lisec, A. &amp; Bajat, B. (2018). Estimating the performance of random forest versus multiple regression for predicting prices of the apartments. *ISPRS International Journal of Geo-Information*, 7(5), 168.</w:t>
+      </w:r>
+    </w:p>
+    <w:p>
+      <w:pPr>
+        <w:pStyle w:val="ListBullet"/>
+        <w:ind w:firstLine="0"/>
+      </w:pPr>
+      <w:r>
+        <w:rPr>
+          <w:rFonts w:ascii="바탕" w:hAnsi="바탕" w:eastAsia="바탕"/>
+          <w:b w:val="0"/>
+          <w:sz w:val="22"/>
+        </w:rPr>
+        <w:t>Chen, T. &amp; Guestrin, C. (2016). XGBoost: A scalable tree boosting system. In *Proceedings of the 22nd ACM SIGKDD International Conference on Knowledge Discovery and Data Mining* (pp. 785-794).</w:t>
+      </w:r>
+    </w:p>
+    <w:p>
+      <w:pPr>
+        <w:pStyle w:val="ListBullet"/>
+        <w:ind w:firstLine="0"/>
+      </w:pPr>
+      <w:r>
+        <w:rPr>
+          <w:rFonts w:ascii="바탕" w:hAnsi="바탕" w:eastAsia="바탕"/>
+          <w:b w:val="0"/>
+          <w:sz w:val="22"/>
+        </w:rPr>
+        <w:t>Choy, L. H. T. &amp; Ho, W. K. O. (2023). The use of machine learning in real estate research. *Land*, 12(4), 740.</w:t>
+      </w:r>
+    </w:p>
+    <w:p>
+      <w:pPr>
+        <w:pStyle w:val="ListBullet"/>
+        <w:ind w:firstLine="0"/>
+      </w:pPr>
+      <w:r>
+        <w:rPr>
+          <w:rFonts w:ascii="바탕" w:hAnsi="바탕" w:eastAsia="바탕"/>
+          <w:b w:val="0"/>
+          <w:sz w:val="22"/>
+        </w:rPr>
+        <w:t>Chun, H. J., Lee, U. H. &amp; Lee, B. G. (2025). Predicting housing price in Seoul using explainable AI (XAI) and machine learning. *KSII Transactions on Internet and Information Systems*, 19(4), 1077-1096.</w:t>
+      </w:r>
+    </w:p>
+    <w:p>
+      <w:pPr>
+        <w:pStyle w:val="ListBullet"/>
+        <w:ind w:firstLine="0"/>
+      </w:pPr>
+      <w:r>
+        <w:rPr>
+          <w:rFonts w:ascii="바탕" w:hAnsi="바탕" w:eastAsia="바탕"/>
+          <w:b w:val="0"/>
+          <w:sz w:val="22"/>
+        </w:rPr>
+        <w:t>Friedman, J. H. (2001). Greedy function approximation: A gradient boosting machine. *Annals of Statistics*, 29(5), 1189-1232.</w:t>
+      </w:r>
+    </w:p>
+    <w:p>
+      <w:pPr>
+        <w:pStyle w:val="ListBullet"/>
+        <w:ind w:firstLine="0"/>
+      </w:pPr>
+      <w:r>
+        <w:rPr>
+          <w:rFonts w:ascii="바탕" w:hAnsi="바탕" w:eastAsia="바탕"/>
+          <w:b w:val="0"/>
+          <w:sz w:val="22"/>
+        </w:rPr>
+        <w:t>James, G., Witten, D., Hastie, T. &amp; Tibshirani, R. (2013). *An Introduction to Statistical Learning* (1st ed.). New York: Springer.</w:t>
+      </w:r>
+    </w:p>
+    <w:p>
+      <w:pPr>
+        <w:pStyle w:val="ListBullet"/>
+        <w:ind w:firstLine="0"/>
+      </w:pPr>
+      <w:r>
+        <w:rPr>
+          <w:rFonts w:ascii="바탕" w:hAnsi="바탕" w:eastAsia="바탕"/>
+          <w:b w:val="0"/>
+          <w:sz w:val="22"/>
+        </w:rPr>
+        <w:t>Hastie, T., Tibshirani, R. &amp; Friedman, J. (2009). *The Elements of Statistical Learning* (2nd ed.). New York: Springer.</w:t>
+      </w:r>
+    </w:p>
+    <w:p>
+      <w:pPr>
+        <w:pStyle w:val="ListBullet"/>
+        <w:ind w:firstLine="0"/>
+      </w:pPr>
+      <w:r>
+        <w:rPr>
+          <w:rFonts w:ascii="바탕" w:hAnsi="바탕" w:eastAsia="바탕"/>
+          <w:b w:val="0"/>
+          <w:sz w:val="22"/>
+        </w:rPr>
+        <w:t>Ke, G., Meng, Q., Finley, T., Wang, T., Chen, W., Ma, W., Ye, Q. &amp; Liu, T.-Y. (2017). LightGBM: A highly efficient gradient boosting decision tree. In *Advances in Neural Information Processing Systems* 30 (pp. 3146-3154).</w:t>
+      </w:r>
+    </w:p>
+    <w:p>
+      <w:pPr>
+        <w:pStyle w:val="ListBullet"/>
+        <w:ind w:firstLine="0"/>
+      </w:pPr>
+      <w:r>
+        <w:rPr>
+          <w:rFonts w:ascii="바탕" w:hAnsi="바탕" w:eastAsia="바탕"/>
+          <w:b w:val="0"/>
+          <w:sz w:val="22"/>
+        </w:rPr>
+        <w:t>Kim, J.-J., Cho, M. &amp; Lee, M.-H. (2022). An analysis of the price determinants of multiplex houses through spatial regression analysis. *Sustainability*, 14(12), 7116.</w:t>
+      </w:r>
+    </w:p>
+    <w:p>
+      <w:pPr>
+        <w:pStyle w:val="ListBullet"/>
+        <w:ind w:firstLine="0"/>
+      </w:pPr>
+      <w:r>
+        <w:rPr>
+          <w:rFonts w:ascii="바탕" w:hAnsi="바탕" w:eastAsia="바탕"/>
+          <w:b w:val="0"/>
+          <w:sz w:val="22"/>
+        </w:rPr>
+        <w:t>Kim, W., Choi, I. &amp; Lee, M. (2025). Explainable AI-based mass appraisal: Insights from machine learning applications in Korea's residential property market. *International Journal of Strategic Property Management*, 29(5), 350-376.</w:t>
+      </w:r>
+    </w:p>
+    <w:p>
+      <w:pPr>
+        <w:pStyle w:val="ListBullet"/>
+        <w:ind w:firstLine="0"/>
+      </w:pPr>
+      <w:r>
+        <w:rPr>
+          <w:rFonts w:ascii="바탕" w:hAnsi="바탕" w:eastAsia="바탕"/>
+          <w:b w:val="0"/>
+          <w:sz w:val="22"/>
+        </w:rPr>
+        <w:t>Lancaster, K. J. (1966). A new approach to consumer theory. *Journal of Political Economy*, 74(2), 132-157.</w:t>
+      </w:r>
+    </w:p>
+    <w:p>
+      <w:pPr>
+        <w:pStyle w:val="ListBullet"/>
+        <w:ind w:firstLine="0"/>
+      </w:pPr>
+      <w:r>
+        <w:rPr>
+          <w:rFonts w:ascii="바탕" w:hAnsi="바탕" w:eastAsia="바탕"/>
+          <w:b w:val="0"/>
+          <w:sz w:val="22"/>
+        </w:rPr>
+        <w:t>Malpezzi, S. (2003). Hedonic pricing models: A selective and applied review. In T. O'Sullivan &amp; K. Gibb (Eds.), *Housing Economics and Public Policy* (pp. 67-89). Oxford: Blackwell Science.</w:t>
+      </w:r>
+    </w:p>
+    <w:p>
+      <w:pPr>
+        <w:pStyle w:val="ListBullet"/>
+        <w:ind w:firstLine="0"/>
+      </w:pPr>
+      <w:r>
+        <w:rPr>
+          <w:rFonts w:ascii="바탕" w:hAnsi="바탕" w:eastAsia="바탕"/>
+          <w:b w:val="0"/>
+          <w:sz w:val="22"/>
+        </w:rPr>
+        <w:t>Sirmans, G. S., Macpherson, D. A. &amp; Zietz, E. N. (2005). The composition of hedonic pricing models. *Journal of Real Estate Literature*, 13(1), 3-43.</w:t>
+      </w:r>
+    </w:p>
+    <w:p>
+      <w:pPr>
+        <w:pStyle w:val="ListBullet"/>
+        <w:ind w:firstLine="0"/>
+      </w:pPr>
+      <w:r>
+        <w:rPr>
+          <w:rFonts w:ascii="바탕" w:hAnsi="바탕" w:eastAsia="바탕"/>
+          <w:b w:val="0"/>
+          <w:sz w:val="22"/>
+        </w:rPr>
+        <w:t>Limsombunchai, V. (2004). House price prediction: Hedonic price model vs. artificial neural network. In *Proceedings of the New Zealand Agricultural and Resource Economics Society (NZARES) Conference*. Blenheim, New Zealand.</w:t>
+      </w:r>
+    </w:p>
+    <w:p>
+      <w:pPr>
+        <w:pStyle w:val="ListBullet"/>
+        <w:ind w:firstLine="0"/>
+      </w:pPr>
+      <w:r>
+        <w:rPr>
+          <w:rFonts w:ascii="바탕" w:hAnsi="바탕" w:eastAsia="바탕"/>
+          <w:b w:val="0"/>
+          <w:sz w:val="22"/>
+        </w:rPr>
+        <w:t>Lundberg, S. M. &amp; Lee, S.-I. (2017). A unified approach to interpreting model predictions. In *Advances in Neural Information Processing Systems* 30 (pp. 4765-4774).</w:t>
+      </w:r>
+    </w:p>
+    <w:p>
+      <w:pPr>
+        <w:pStyle w:val="ListBullet"/>
+        <w:ind w:firstLine="0"/>
+      </w:pPr>
+      <w:r>
+        <w:rPr>
+          <w:rFonts w:ascii="바탕" w:hAnsi="바탕" w:eastAsia="바탕"/>
+          <w:b w:val="0"/>
+          <w:sz w:val="22"/>
+        </w:rPr>
+        <w:t>Lundberg, S. M., Erion, G., Chen, H., DeGrave, A., Prutkin, J. M., Nair, B., Katz, R., Himmelfarb, J., Bansal, N. &amp; Lee, S.-I. (2020). From local explanations to global understanding with explainable AI for trees. *Nature Machine Intelligence*, 2(1), 56-67.</w:t>
+      </w:r>
+    </w:p>
+    <w:p>
+      <w:pPr>
+        <w:pStyle w:val="ListBullet"/>
+        <w:ind w:firstLine="0"/>
+      </w:pPr>
+      <w:r>
+        <w:rPr>
+          <w:rFonts w:ascii="바탕" w:hAnsi="바탕" w:eastAsia="바탕"/>
+          <w:b w:val="0"/>
+          <w:sz w:val="22"/>
+        </w:rPr>
+        <w:t>Mora-García, R. T., Cespedes-Lopez, M. F. &amp; Pérez-Sánchez, V. R. (2022). Housing price prediction using machine learning algorithms in COVID-19 times. *Land*, 11(11), 2100.</w:t>
+      </w:r>
+    </w:p>
+    <w:p>
+      <w:pPr>
+        <w:pStyle w:val="ListBullet"/>
+        <w:ind w:firstLine="0"/>
+      </w:pPr>
+      <w:r>
+        <w:rPr>
+          <w:rFonts w:ascii="바탕" w:hAnsi="바탕" w:eastAsia="바탕"/>
+          <w:b w:val="0"/>
+          <w:sz w:val="22"/>
+        </w:rPr>
+        <w:t>Neves, F. T., Aparicio, M. &amp; de Castro Neto, M. (2024). The impacts of open data and explainable AI on real estate price predictions in smart cities. *Applied Sciences*, 14(5), 2209.</w:t>
+      </w:r>
+    </w:p>
+    <w:p>
+      <w:pPr>
+        <w:pStyle w:val="ListBullet"/>
+        <w:ind w:firstLine="0"/>
+      </w:pPr>
+      <w:r>
+        <w:rPr>
+          <w:rFonts w:ascii="바탕" w:hAnsi="바탕" w:eastAsia="바탕"/>
+          <w:b w:val="0"/>
+          <w:sz w:val="22"/>
+        </w:rPr>
+        <w:t>Ezil Sam Leni, A., Revathi, T. &amp; Devarajan, S. (2025). A robust ensemble-based framework for house price estimation: Integrating XG-Boost with SHAP and web deployment. *ITM Web of Conferences*, 79, 01023.</w:t>
+      </w:r>
+    </w:p>
+    <w:p>
+      <w:pPr>
+        <w:pStyle w:val="ListBullet"/>
+        <w:ind w:firstLine="0"/>
+      </w:pPr>
+      <w:r>
+        <w:rPr>
+          <w:rFonts w:ascii="바탕" w:hAnsi="바탕" w:eastAsia="바탕"/>
+          <w:b w:val="0"/>
+          <w:sz w:val="22"/>
+        </w:rPr>
+        <w:t>Ribeiro, M. T., Singh, S. &amp; Guestrin, C. (2016). "Why should I trust you?": Explaining the predictions of any classifier. In *Proceedings of the 22nd ACM SIGKDD International Conference on Knowledge Discovery and Data Mining* (pp. 1135-1144).</w:t>
+      </w:r>
+    </w:p>
+    <w:p>
+      <w:pPr>
+        <w:pStyle w:val="ListBullet"/>
+        <w:ind w:firstLine="0"/>
+      </w:pPr>
+      <w:r>
+        <w:rPr>
+          <w:rFonts w:ascii="바탕" w:hAnsi="바탕" w:eastAsia="바탕"/>
+          <w:b w:val="0"/>
+          <w:sz w:val="22"/>
+        </w:rPr>
+        <w:t>Rosen, S. (1974). Hedonic prices and implicit markets: Product differentiation in pure competition. *Journal of Political Economy*, 82(1), 34-55.</w:t>
+      </w:r>
+    </w:p>
+    <w:p>
+      <w:pPr>
+        <w:pStyle w:val="ListBullet"/>
+        <w:ind w:firstLine="0"/>
+      </w:pPr>
+      <w:r>
+        <w:rPr>
+          <w:rFonts w:ascii="바탕" w:hAnsi="바탕" w:eastAsia="바탕"/>
+          <w:b w:val="0"/>
+          <w:sz w:val="22"/>
+        </w:rPr>
+        <w:t>Shahhosseini, M., Hu, G. &amp; Pham, H. (2022). Optimizing ensemble weights and hyperparameters of machine learning models for regression problems. *Machine Learning with Applications*, 7, 100251.</w:t>
+      </w:r>
+    </w:p>
+    <w:p>
+      <w:pPr>
+        <w:pStyle w:val="ListBullet"/>
+        <w:ind w:firstLine="0"/>
+      </w:pPr>
+      <w:r>
+        <w:rPr>
+          <w:rFonts w:ascii="바탕" w:hAnsi="바탕" w:eastAsia="바탕"/>
+          <w:b w:val="0"/>
+          <w:sz w:val="22"/>
+        </w:rPr>
+        <w:t>Tarasov, S. &amp; Dessoulavy-Śliwiński, B. (2025). Algorithm-driven hedonic real estate pricing – an explainable AI approach. *Real Estate Management and Valuation*, 33(1), 22-34.</w:t>
+      </w:r>
+    </w:p>
+    <w:p>
+      <w:r>
+        <w:br w:type="page"/>
+      </w:r>
+    </w:p>
+    <w:p>
+      <w:pPr>
+        <w:pStyle w:val="Heading1"/>
         <w:spacing w:before="480" w:after="360"/>
         <w:ind w:firstLine="0"/>
         <w:jc w:val="center"/>
@@ -26439,6 +26710,7 @@
     </w:p>
     <w:p>
       <w:pPr>
+        <w:pStyle w:val="Heading2"/>
         <w:spacing w:before="360" w:after="240"/>
         <w:ind w:firstLine="0"/>
         <w:jc w:val="left"/>

--- a/paper/논문_초안_v8.docx
+++ b/paper/논문_초안_v8.docx
@@ -430,7 +430,7 @@
     <w:p>
       <w:pPr>
         <w:pStyle w:val="Heading1"/>
-        <w:spacing w:before="480" w:after="360"/>
+        <w:spacing w:line="384" w:lineRule="auto" w:before="480" w:after="360"/>
         <w:ind w:firstLine="0"/>
         <w:jc w:val="center"/>
       </w:pPr>
@@ -444,6 +444,10 @@
       </w:r>
     </w:p>
     <w:p>
+      <w:pPr>
+        <w:spacing w:line="384" w:lineRule="auto" w:after="0"/>
+        <w:ind w:firstLine="397"/>
+      </w:pPr>
       <w:r>
         <w:rPr>
           <w:rFonts w:ascii="바탕" w:hAnsi="바탕" w:eastAsia="바탕"/>
@@ -518,6 +522,10 @@
       </w:r>
     </w:p>
     <w:p>
+      <w:pPr>
+        <w:spacing w:line="384" w:lineRule="auto" w:after="0"/>
+        <w:ind w:firstLine="397"/>
+      </w:pPr>
       <w:r>
         <w:rPr>
           <w:rFonts w:ascii="바탕" w:hAnsi="바탕" w:eastAsia="바탕"/>
@@ -576,6 +584,10 @@
       </w:r>
     </w:p>
     <w:p>
+      <w:pPr>
+        <w:spacing w:line="384" w:lineRule="auto" w:after="0"/>
+        <w:ind w:firstLine="397"/>
+      </w:pPr>
       <w:r>
         <w:rPr>
           <w:rFonts w:ascii="바탕" w:hAnsi="바탕" w:eastAsia="바탕"/>
@@ -650,6 +662,10 @@
       </w:r>
     </w:p>
     <w:p>
+      <w:pPr>
+        <w:spacing w:line="384" w:lineRule="auto" w:after="0"/>
+        <w:ind w:firstLine="397"/>
+      </w:pPr>
       <w:r>
         <w:rPr>
           <w:rFonts w:ascii="바탕" w:hAnsi="바탕" w:eastAsia="바탕"/>
@@ -676,6 +692,10 @@
       </w:r>
     </w:p>
     <w:p>
+      <w:pPr>
+        <w:spacing w:line="384" w:lineRule="auto" w:after="0"/>
+        <w:ind w:firstLine="397"/>
+      </w:pPr>
       <w:r>
         <w:rPr>
           <w:rFonts w:ascii="바탕" w:hAnsi="바탕" w:eastAsia="바탕"/>
@@ -701,7 +721,7 @@
     <w:p>
       <w:pPr>
         <w:pStyle w:val="Heading1"/>
-        <w:spacing w:before="480" w:after="360"/>
+        <w:spacing w:line="384" w:lineRule="auto" w:before="480" w:after="360"/>
         <w:ind w:firstLine="0"/>
         <w:jc w:val="center"/>
       </w:pPr>
@@ -717,6 +737,7 @@
     <w:p>
       <w:pPr>
         <w:pStyle w:val="ListBullet"/>
+        <w:spacing w:line="384" w:lineRule="auto" w:after="0"/>
         <w:ind w:firstLine="0"/>
       </w:pPr>
       <w:r>
@@ -731,6 +752,7 @@
     <w:p>
       <w:pPr>
         <w:pStyle w:val="ListBullet"/>
+        <w:spacing w:line="384" w:lineRule="auto" w:after="0"/>
         <w:ind w:firstLine="0"/>
       </w:pPr>
       <w:r>
@@ -745,6 +767,7 @@
     <w:p>
       <w:pPr>
         <w:pStyle w:val="ListBullet"/>
+        <w:spacing w:line="384" w:lineRule="auto" w:after="0"/>
         <w:ind w:firstLine="0"/>
       </w:pPr>
       <w:r>
@@ -759,6 +782,7 @@
     <w:p>
       <w:pPr>
         <w:pStyle w:val="ListBullet"/>
+        <w:spacing w:line="384" w:lineRule="auto" w:after="0"/>
         <w:ind w:firstLine="0"/>
       </w:pPr>
       <w:r>
@@ -773,7 +797,7 @@
     <w:p>
       <w:pPr>
         <w:pStyle w:val="Heading2"/>
-        <w:spacing w:before="360" w:after="240"/>
+        <w:spacing w:line="384" w:lineRule="auto" w:before="360" w:after="240"/>
         <w:ind w:firstLine="0"/>
         <w:jc w:val="left"/>
       </w:pPr>
@@ -789,6 +813,7 @@
     <w:p>
       <w:pPr>
         <w:pStyle w:val="ListBullet"/>
+        <w:spacing w:line="384" w:lineRule="auto" w:after="0"/>
         <w:ind w:firstLine="0"/>
       </w:pPr>
       <w:r>
@@ -803,6 +828,7 @@
     <w:p>
       <w:pPr>
         <w:pStyle w:val="ListBullet"/>
+        <w:spacing w:line="384" w:lineRule="auto" w:after="0"/>
         <w:ind w:firstLine="0"/>
       </w:pPr>
       <w:r>
@@ -817,6 +843,7 @@
     <w:p>
       <w:pPr>
         <w:pStyle w:val="ListBullet"/>
+        <w:spacing w:line="384" w:lineRule="auto" w:after="0"/>
         <w:ind w:firstLine="0"/>
       </w:pPr>
       <w:r>
@@ -831,7 +858,7 @@
     <w:p>
       <w:pPr>
         <w:pStyle w:val="Heading2"/>
-        <w:spacing w:before="360" w:after="240"/>
+        <w:spacing w:line="384" w:lineRule="auto" w:before="360" w:after="240"/>
         <w:ind w:firstLine="0"/>
         <w:jc w:val="left"/>
       </w:pPr>
@@ -847,6 +874,7 @@
     <w:p>
       <w:pPr>
         <w:pStyle w:val="ListBullet"/>
+        <w:spacing w:line="384" w:lineRule="auto" w:after="0"/>
         <w:ind w:firstLine="0"/>
       </w:pPr>
       <w:r>
@@ -861,6 +889,7 @@
     <w:p>
       <w:pPr>
         <w:pStyle w:val="ListBullet"/>
+        <w:spacing w:line="384" w:lineRule="auto" w:after="0"/>
         <w:ind w:firstLine="0"/>
       </w:pPr>
       <w:r>
@@ -875,6 +904,7 @@
     <w:p>
       <w:pPr>
         <w:pStyle w:val="ListBullet"/>
+        <w:spacing w:line="384" w:lineRule="auto" w:after="0"/>
         <w:ind w:firstLine="0"/>
       </w:pPr>
       <w:r>
@@ -889,6 +919,7 @@
     <w:p>
       <w:pPr>
         <w:pStyle w:val="ListBullet"/>
+        <w:spacing w:line="384" w:lineRule="auto" w:after="0"/>
         <w:ind w:firstLine="0"/>
       </w:pPr>
       <w:r>
@@ -903,7 +934,7 @@
     <w:p>
       <w:pPr>
         <w:pStyle w:val="Heading2"/>
-        <w:spacing w:before="360" w:after="240"/>
+        <w:spacing w:line="384" w:lineRule="auto" w:before="360" w:after="240"/>
         <w:ind w:firstLine="0"/>
         <w:jc w:val="left"/>
       </w:pPr>
@@ -919,6 +950,7 @@
     <w:p>
       <w:pPr>
         <w:pStyle w:val="ListBullet"/>
+        <w:spacing w:line="384" w:lineRule="auto" w:after="0"/>
         <w:ind w:firstLine="0"/>
       </w:pPr>
       <w:r>
@@ -933,6 +965,7 @@
     <w:p>
       <w:pPr>
         <w:pStyle w:val="ListBullet"/>
+        <w:spacing w:line="384" w:lineRule="auto" w:after="0"/>
         <w:ind w:firstLine="0"/>
       </w:pPr>
       <w:r>
@@ -947,6 +980,7 @@
     <w:p>
       <w:pPr>
         <w:pStyle w:val="ListBullet"/>
+        <w:spacing w:line="384" w:lineRule="auto" w:after="0"/>
         <w:ind w:firstLine="0"/>
       </w:pPr>
       <w:r>
@@ -961,7 +995,7 @@
     <w:p>
       <w:pPr>
         <w:pStyle w:val="Heading2"/>
-        <w:spacing w:before="360" w:after="240"/>
+        <w:spacing w:line="384" w:lineRule="auto" w:before="360" w:after="240"/>
         <w:ind w:firstLine="0"/>
         <w:jc w:val="left"/>
       </w:pPr>
@@ -977,6 +1011,7 @@
     <w:p>
       <w:pPr>
         <w:pStyle w:val="ListBullet"/>
+        <w:spacing w:line="384" w:lineRule="auto" w:after="0"/>
         <w:ind w:firstLine="0"/>
       </w:pPr>
       <w:r>
@@ -991,6 +1026,7 @@
     <w:p>
       <w:pPr>
         <w:pStyle w:val="ListBullet"/>
+        <w:spacing w:line="384" w:lineRule="auto" w:after="0"/>
         <w:ind w:firstLine="0"/>
       </w:pPr>
       <w:r>
@@ -1005,6 +1041,7 @@
     <w:p>
       <w:pPr>
         <w:pStyle w:val="ListBullet"/>
+        <w:spacing w:line="384" w:lineRule="auto" w:after="0"/>
         <w:ind w:firstLine="0"/>
       </w:pPr>
       <w:r>
@@ -1019,6 +1056,7 @@
     <w:p>
       <w:pPr>
         <w:pStyle w:val="ListBullet"/>
+        <w:spacing w:line="384" w:lineRule="auto" w:after="0"/>
         <w:ind w:firstLine="0"/>
       </w:pPr>
       <w:r>
@@ -1033,6 +1071,7 @@
     <w:p>
       <w:pPr>
         <w:pStyle w:val="ListBullet"/>
+        <w:spacing w:line="384" w:lineRule="auto" w:after="0"/>
         <w:ind w:firstLine="0"/>
       </w:pPr>
       <w:r>
@@ -1047,6 +1086,7 @@
     <w:p>
       <w:pPr>
         <w:pStyle w:val="ListBullet"/>
+        <w:spacing w:line="384" w:lineRule="auto" w:after="0"/>
         <w:ind w:firstLine="0"/>
       </w:pPr>
       <w:r>
@@ -1061,6 +1101,7 @@
     <w:p>
       <w:pPr>
         <w:pStyle w:val="ListBullet"/>
+        <w:spacing w:line="384" w:lineRule="auto" w:after="0"/>
         <w:ind w:firstLine="0"/>
       </w:pPr>
       <w:r>
@@ -1075,7 +1116,7 @@
     <w:p>
       <w:pPr>
         <w:pStyle w:val="Heading2"/>
-        <w:spacing w:before="360" w:after="240"/>
+        <w:spacing w:line="384" w:lineRule="auto" w:before="360" w:after="240"/>
         <w:ind w:firstLine="0"/>
         <w:jc w:val="left"/>
       </w:pPr>
@@ -1091,6 +1132,7 @@
     <w:p>
       <w:pPr>
         <w:pStyle w:val="ListBullet"/>
+        <w:spacing w:line="384" w:lineRule="auto" w:after="0"/>
         <w:ind w:firstLine="0"/>
       </w:pPr>
       <w:r>
@@ -1105,6 +1147,7 @@
     <w:p>
       <w:pPr>
         <w:pStyle w:val="ListBullet"/>
+        <w:spacing w:line="384" w:lineRule="auto" w:after="0"/>
         <w:ind w:firstLine="0"/>
       </w:pPr>
       <w:r>
@@ -1119,6 +1162,7 @@
     <w:p>
       <w:pPr>
         <w:pStyle w:val="ListBullet"/>
+        <w:spacing w:line="384" w:lineRule="auto" w:after="0"/>
         <w:ind w:firstLine="0"/>
       </w:pPr>
       <w:r>
@@ -1133,6 +1177,7 @@
     <w:p>
       <w:pPr>
         <w:pStyle w:val="ListBullet"/>
+        <w:spacing w:line="384" w:lineRule="auto" w:after="0"/>
         <w:ind w:firstLine="0"/>
       </w:pPr>
       <w:r>
@@ -1147,6 +1192,7 @@
     <w:p>
       <w:pPr>
         <w:pStyle w:val="ListBullet"/>
+        <w:spacing w:line="384" w:lineRule="auto" w:after="0"/>
         <w:ind w:firstLine="0"/>
       </w:pPr>
       <w:r>
@@ -1166,7 +1212,7 @@
     <w:p>
       <w:pPr>
         <w:pStyle w:val="Heading1"/>
-        <w:spacing w:before="480" w:after="360"/>
+        <w:spacing w:line="384" w:lineRule="auto" w:before="480" w:after="360"/>
         <w:ind w:firstLine="0"/>
         <w:jc w:val="center"/>
       </w:pPr>
@@ -1181,8 +1227,233 @@
     </w:p>
     <w:p>
       <w:pPr>
+        <w:pStyle w:val="ListBullet"/>
+        <w:spacing w:line="384" w:lineRule="auto" w:after="0"/>
+        <w:ind w:firstLine="0"/>
+      </w:pPr>
+      <w:r>
+        <w:rPr>
+          <w:rFonts w:ascii="바탕" w:hAnsi="바탕" w:eastAsia="바탕"/>
+          <w:b w:val="0"/>
+          <w:sz w:val="22"/>
+        </w:rPr>
+        <w:t>&lt;표 1&gt; 종속변수 및 독립변수 정의·데이터 출처</w:t>
+      </w:r>
+    </w:p>
+    <w:p>
+      <w:pPr>
+        <w:pStyle w:val="ListBullet"/>
+        <w:spacing w:line="384" w:lineRule="auto" w:after="0"/>
+        <w:ind w:firstLine="0"/>
+      </w:pPr>
+      <w:r>
+        <w:rPr>
+          <w:rFonts w:ascii="바탕" w:hAnsi="바탕" w:eastAsia="바탕"/>
+          <w:b w:val="0"/>
+          <w:sz w:val="22"/>
+        </w:rPr>
+        <w:t>&lt;표 2&gt; 종속변수 및 주요 변수 기술통계</w:t>
+      </w:r>
+    </w:p>
+    <w:p>
+      <w:pPr>
+        <w:pStyle w:val="ListBullet"/>
+        <w:spacing w:line="384" w:lineRule="auto" w:after="0"/>
+        <w:ind w:firstLine="0"/>
+      </w:pPr>
+      <w:r>
+        <w:rPr>
+          <w:rFonts w:ascii="바탕" w:hAnsi="바탕" w:eastAsia="바탕"/>
+          <w:b w:val="0"/>
+          <w:sz w:val="22"/>
+        </w:rPr>
+        <w:t>&lt;표 3&gt; 주요 거리 기반 변수 분포 (단지 8,601 기준)</w:t>
+      </w:r>
+    </w:p>
+    <w:p>
+      <w:pPr>
+        <w:pStyle w:val="ListBullet"/>
+        <w:spacing w:line="384" w:lineRule="auto" w:after="0"/>
+        <w:ind w:firstLine="0"/>
+      </w:pPr>
+      <w:r>
+        <w:rPr>
+          <w:rFonts w:ascii="바탕" w:hAnsi="바탕" w:eastAsia="바탕"/>
+          <w:b w:val="0"/>
+          <w:sz w:val="22"/>
+        </w:rPr>
+        <w:t>&lt;표 3-1&gt; 주요 시설 도보 추정 시간 분포</w:t>
+      </w:r>
+    </w:p>
+    <w:p>
+      <w:pPr>
+        <w:pStyle w:val="ListBullet"/>
+        <w:spacing w:line="384" w:lineRule="auto" w:after="0"/>
+        <w:ind w:firstLine="0"/>
+      </w:pPr>
+      <w:r>
+        <w:rPr>
+          <w:rFonts w:ascii="바탕" w:hAnsi="바탕" w:eastAsia="바탕"/>
+          <w:b w:val="0"/>
+          <w:sz w:val="22"/>
+        </w:rPr>
+        <w:t>&lt;표 4&gt; 모형별·분할별 예측 성능 비교 (log(㎡당 가격))</w:t>
+      </w:r>
+    </w:p>
+    <w:p>
+      <w:pPr>
+        <w:pStyle w:val="ListBullet"/>
+        <w:spacing w:line="384" w:lineRule="auto" w:after="0"/>
+        <w:ind w:firstLine="0"/>
+      </w:pPr>
+      <w:r>
+        <w:rPr>
+          <w:rFonts w:ascii="바탕" w:hAnsi="바탕" w:eastAsia="바탕"/>
+          <w:b w:val="0"/>
+          <w:sz w:val="22"/>
+        </w:rPr>
+        <w:t>&lt;표 5&gt; 행정동 집계 기반 모형 대비 통합 모형 개선폭 (XGBoost)</w:t>
+      </w:r>
+    </w:p>
+    <w:p>
+      <w:pPr>
+        <w:pStyle w:val="ListBullet"/>
+        <w:spacing w:line="384" w:lineRule="auto" w:after="0"/>
+        <w:ind w:firstLine="0"/>
+      </w:pPr>
+      <w:r>
+        <w:rPr>
+          <w:rFonts w:ascii="바탕" w:hAnsi="바탕" w:eastAsia="바탕"/>
+          <w:b w:val="0"/>
+          <w:sz w:val="22"/>
+        </w:rPr>
+        <w:t>&lt;표 6&gt; 어블레이션 시나리오별 XGBoost R² (동일 테스트 조건)</w:t>
+      </w:r>
+    </w:p>
+    <w:p>
+      <w:pPr>
+        <w:pStyle w:val="ListBullet"/>
+        <w:spacing w:line="384" w:lineRule="auto" w:after="0"/>
+        <w:ind w:firstLine="0"/>
+      </w:pPr>
+      <w:r>
+        <w:rPr>
+          <w:rFonts w:ascii="바탕" w:hAnsi="바탕" w:eastAsia="바탕"/>
+          <w:b w:val="0"/>
+          <w:sz w:val="22"/>
+        </w:rPr>
+        <w:t>&lt;표 7&gt; SHAP 기여도 상위 15 변수 (전체 모형)</w:t>
+      </w:r>
+    </w:p>
+    <w:p>
+      <w:pPr>
+        <w:pStyle w:val="ListBullet"/>
+        <w:spacing w:line="384" w:lineRule="auto" w:after="0"/>
+        <w:ind w:firstLine="0"/>
+      </w:pPr>
+      <w:r>
+        <w:rPr>
+          <w:rFonts w:ascii="바탕" w:hAnsi="바탕" w:eastAsia="바탕"/>
+          <w:b w:val="0"/>
+          <w:sz w:val="22"/>
+        </w:rPr>
+        <w:t>&lt;표 8&gt; 권역별 독립 모형의 예측 성능</w:t>
+      </w:r>
+    </w:p>
+    <w:p>
+      <w:pPr>
+        <w:pStyle w:val="ListBullet"/>
+        <w:spacing w:line="384" w:lineRule="auto" w:after="0"/>
+        <w:ind w:firstLine="0"/>
+      </w:pPr>
+      <w:r>
+        <w:rPr>
+          <w:rFonts w:ascii="바탕" w:hAnsi="바탕" w:eastAsia="바탕"/>
+          <w:b w:val="0"/>
+          <w:sz w:val="22"/>
+        </w:rPr>
+        <w:t>&lt;표 9&gt; 권역별 SHAP Top 5 변수 (전체 기간 2019-2025)</w:t>
+      </w:r>
+    </w:p>
+    <w:p>
+      <w:pPr>
+        <w:pStyle w:val="ListBullet"/>
+        <w:spacing w:line="384" w:lineRule="auto" w:after="0"/>
+        <w:ind w:firstLine="0"/>
+      </w:pPr>
+      <w:r>
+        <w:rPr>
+          <w:rFonts w:ascii="바탕" w:hAnsi="바탕" w:eastAsia="바탕"/>
+          <w:b w:val="0"/>
+          <w:sz w:val="22"/>
+        </w:rPr>
+        <w:t>&lt;표 10&gt; 연도별 전체 모형 XGB 예측 성능</w:t>
+      </w:r>
+    </w:p>
+    <w:p>
+      <w:pPr>
+        <w:pStyle w:val="ListBullet"/>
+        <w:spacing w:line="384" w:lineRule="auto" w:after="0"/>
+        <w:ind w:firstLine="0"/>
+      </w:pPr>
+      <w:r>
+        <w:rPr>
+          <w:rFonts w:ascii="바탕" w:hAnsi="바탕" w:eastAsia="바탕"/>
+          <w:b w:val="0"/>
+          <w:sz w:val="22"/>
+        </w:rPr>
+        <w:t>&lt;표 11&gt; 전체 모형 연도별 SHAP 상위 5 변수</w:t>
+      </w:r>
+    </w:p>
+    <w:p>
+      <w:pPr>
+        <w:pStyle w:val="ListBullet"/>
+        <w:spacing w:line="384" w:lineRule="auto" w:after="0"/>
+        <w:ind w:firstLine="0"/>
+      </w:pPr>
+      <w:r>
+        <w:rPr>
+          <w:rFonts w:ascii="바탕" w:hAnsi="바탕" w:eastAsia="바탕"/>
+          <w:b w:val="0"/>
+          <w:sz w:val="22"/>
+        </w:rPr>
+        <w:t>&lt;표 12&gt; 연도×권역 XGB R² 피벗</w:t>
+      </w:r>
+    </w:p>
+    <w:p>
+      <w:pPr>
+        <w:pStyle w:val="ListBullet"/>
+        <w:spacing w:line="384" w:lineRule="auto" w:after="0"/>
+        <w:ind w:firstLine="0"/>
+      </w:pPr>
+      <w:r>
+        <w:rPr>
+          <w:rFonts w:ascii="바탕" w:hAnsi="바탕" w:eastAsia="바탕"/>
+          <w:b w:val="0"/>
+          <w:sz w:val="22"/>
+        </w:rPr>
+        <w:t>&lt;표 13&gt; 강남3구 연도별 SHAP Top 3 변수</w:t>
+      </w:r>
+    </w:p>
+    <w:p>
+      <w:pPr>
+        <w:pStyle w:val="ListBullet"/>
+        <w:spacing w:line="384" w:lineRule="auto" w:after="0"/>
+        <w:ind w:firstLine="0"/>
+      </w:pPr>
+      <w:r>
+        <w:rPr>
+          <w:rFonts w:ascii="바탕" w:hAnsi="바탕" w:eastAsia="바탕"/>
+          <w:b w:val="0"/>
+          <w:sz w:val="22"/>
+        </w:rPr>
+        <w:t>&lt;표 14&gt; 비강남 연도별 SHAP Top 5 변수 (7년 고정 패턴)</w:t>
+      </w:r>
+    </w:p>
+    <w:p>
+      <w:pPr>
         <w:pStyle w:val="Heading1"/>
-        <w:spacing w:before="480" w:after="360"/>
+        <w:spacing w:line="384" w:lineRule="auto" w:before="480" w:after="360"/>
         <w:ind w:firstLine="0"/>
         <w:jc w:val="center"/>
       </w:pPr>
@@ -1196,19 +1467,214 @@
       </w:r>
     </w:p>
     <w:p>
-      <w:r>
-        <w:br w:type="page"/>
+      <w:pPr>
+        <w:pStyle w:val="ListBullet"/>
+        <w:spacing w:line="384" w:lineRule="auto" w:after="0"/>
+        <w:ind w:firstLine="0"/>
+      </w:pPr>
+      <w:r>
+        <w:rPr>
+          <w:rFonts w:ascii="바탕" w:hAnsi="바탕" w:eastAsia="바탕"/>
+          <w:b w:val="0"/>
+          <w:sz w:val="22"/>
+        </w:rPr>
+        <w:t>&lt;그림 1&gt; 연구 흐름도</w:t>
       </w:r>
     </w:p>
     <w:p>
-      <w:r>
-        <w:br w:type="page"/>
+      <w:pPr>
+        <w:pStyle w:val="ListBullet"/>
+        <w:spacing w:line="384" w:lineRule="auto" w:after="0"/>
+        <w:ind w:firstLine="0"/>
+      </w:pPr>
+      <w:r>
+        <w:rPr>
+          <w:rFonts w:ascii="바탕" w:hAnsi="바탕" w:eastAsia="바탕"/>
+          <w:b w:val="0"/>
+          <w:sz w:val="22"/>
+        </w:rPr>
+        <w:t>&lt;그림 2&gt; XGBoost 알고리즘 개념도</w:t>
       </w:r>
     </w:p>
     <w:p>
       <w:pPr>
+        <w:pStyle w:val="ListBullet"/>
+        <w:spacing w:line="384" w:lineRule="auto" w:after="0"/>
+        <w:ind w:firstLine="0"/>
+      </w:pPr>
+      <w:r>
+        <w:rPr>
+          <w:rFonts w:ascii="바탕" w:hAnsi="바탕" w:eastAsia="바탕"/>
+          <w:b w:val="0"/>
+          <w:sz w:val="22"/>
+        </w:rPr>
+        <w:t>&lt;그림 3&gt; SHAP 분석 프레임워크</w:t>
+      </w:r>
+    </w:p>
+    <w:p>
+      <w:pPr>
+        <w:pStyle w:val="ListBullet"/>
+        <w:spacing w:line="384" w:lineRule="auto" w:after="0"/>
+        <w:ind w:firstLine="0"/>
+      </w:pPr>
+      <w:r>
+        <w:rPr>
+          <w:rFonts w:ascii="바탕" w:hAnsi="바탕" w:eastAsia="바탕"/>
+          <w:b w:val="0"/>
+          <w:sz w:val="22"/>
+        </w:rPr>
+        <w:t>&lt;그림 4&gt; SHAP Bar Plot — 전체 모형 변수 중요도 상위 15</w:t>
+      </w:r>
+    </w:p>
+    <w:p>
+      <w:pPr>
+        <w:pStyle w:val="ListBullet"/>
+        <w:spacing w:line="384" w:lineRule="auto" w:after="0"/>
+        <w:ind w:firstLine="0"/>
+      </w:pPr>
+      <w:r>
+        <w:rPr>
+          <w:rFonts w:ascii="바탕" w:hAnsi="바탕" w:eastAsia="바탕"/>
+          <w:b w:val="0"/>
+          <w:sz w:val="22"/>
+        </w:rPr>
+        <w:t>&lt;그림 5&gt; SHAP Summary Plot — 변수값 방향성 및 분포</w:t>
+      </w:r>
+    </w:p>
+    <w:p>
+      <w:pPr>
+        <w:pStyle w:val="ListBullet"/>
+        <w:spacing w:line="384" w:lineRule="auto" w:after="0"/>
+        <w:ind w:firstLine="0"/>
+      </w:pPr>
+      <w:r>
+        <w:rPr>
+          <w:rFonts w:ascii="바탕" w:hAnsi="바탕" w:eastAsia="바탕"/>
+          <w:b w:val="0"/>
+          <w:sz w:val="22"/>
+        </w:rPr>
+        <w:t>&lt;그림 6&gt; SHAP Dependence Plot — 건물연령 U자형</w:t>
+      </w:r>
+    </w:p>
+    <w:p>
+      <w:pPr>
+        <w:pStyle w:val="ListBullet"/>
+        <w:spacing w:line="384" w:lineRule="auto" w:after="0"/>
+        <w:ind w:firstLine="0"/>
+      </w:pPr>
+      <w:r>
+        <w:rPr>
+          <w:rFonts w:ascii="바탕" w:hAnsi="바탕" w:eastAsia="바탕"/>
+          <w:b w:val="0"/>
+          <w:sz w:val="22"/>
+        </w:rPr>
+        <w:t>&lt;그림 7&gt; SHAP Dependence Plot — 전용면적 체감형</w:t>
+      </w:r>
+    </w:p>
+    <w:p>
+      <w:pPr>
+        <w:pStyle w:val="ListBullet"/>
+        <w:spacing w:line="384" w:lineRule="auto" w:after="0"/>
+        <w:ind w:firstLine="0"/>
+      </w:pPr>
+      <w:r>
+        <w:rPr>
+          <w:rFonts w:ascii="바탕" w:hAnsi="바탕" w:eastAsia="바탕"/>
+          <w:b w:val="0"/>
+          <w:sz w:val="22"/>
+        </w:rPr>
+        <w:t>&lt;그림 8&gt; SHAP Dependence Plot — 지하철 최근접거리 임계반응형</w:t>
+      </w:r>
+    </w:p>
+    <w:p>
+      <w:pPr>
+        <w:pStyle w:val="ListBullet"/>
+        <w:spacing w:line="384" w:lineRule="auto" w:after="0"/>
+        <w:ind w:firstLine="0"/>
+      </w:pPr>
+      <w:r>
+        <w:rPr>
+          <w:rFonts w:ascii="바탕" w:hAnsi="바탕" w:eastAsia="바탕"/>
+          <w:b w:val="0"/>
+          <w:sz w:val="22"/>
+        </w:rPr>
+        <w:t>&lt;그림 9&gt; SHAP Dependence Plot — 백화점 최근접거리</w:t>
+      </w:r>
+    </w:p>
+    <w:p>
+      <w:pPr>
+        <w:pStyle w:val="ListBullet"/>
+        <w:spacing w:line="384" w:lineRule="auto" w:after="0"/>
+        <w:ind w:firstLine="0"/>
+      </w:pPr>
+      <w:r>
+        <w:rPr>
+          <w:rFonts w:ascii="바탕" w:hAnsi="바탕" w:eastAsia="바탕"/>
+          <w:b w:val="0"/>
+          <w:sz w:val="22"/>
+        </w:rPr>
+        <w:t>&lt;그림 10&gt; 어블레이션 시나리오별 XGB R² 비교 (분할별)</w:t>
+      </w:r>
+    </w:p>
+    <w:p>
+      <w:pPr>
+        <w:pStyle w:val="ListBullet"/>
+        <w:spacing w:line="384" w:lineRule="auto" w:after="0"/>
+        <w:ind w:firstLine="0"/>
+      </w:pPr>
+      <w:r>
+        <w:rPr>
+          <w:rFonts w:ascii="바탕" w:hAnsi="바탕" w:eastAsia="바탕"/>
+          <w:b w:val="0"/>
+          <w:sz w:val="22"/>
+        </w:rPr>
+        <w:t>&lt;그림 11&gt; 권역별 SHAP Top 5 변수 비교 (강남3구 vs 비강남)</w:t>
+      </w:r>
+    </w:p>
+    <w:p>
+      <w:pPr>
+        <w:pStyle w:val="ListBullet"/>
+        <w:spacing w:line="384" w:lineRule="auto" w:after="0"/>
+        <w:ind w:firstLine="0"/>
+      </w:pPr>
+      <w:r>
+        <w:rPr>
+          <w:rFonts w:ascii="바탕" w:hAnsi="바탕" w:eastAsia="바탕"/>
+          <w:b w:val="0"/>
+          <w:sz w:val="22"/>
+        </w:rPr>
+        <w:t>&lt;그림 12&gt; 연도×권역 XGB R² 히트맵 (7년 × 3권역)</w:t>
+      </w:r>
+    </w:p>
+    <w:p>
+      <w:pPr>
+        <w:pStyle w:val="ListBullet"/>
+        <w:spacing w:line="384" w:lineRule="auto" w:after="0"/>
+        <w:ind w:firstLine="0"/>
+      </w:pPr>
+      <w:r>
+        <w:rPr>
+          <w:rFonts w:ascii="바탕" w:hAnsi="바탕" w:eastAsia="바탕"/>
+          <w:b w:val="0"/>
+          <w:sz w:val="22"/>
+        </w:rPr>
+        <w:t>&lt;그림 13&gt; 연도별 Top 1 변수 변화 (강남3구 vs 비강남)</w:t>
+      </w:r>
+    </w:p>
+    <w:p>
+      <w:r>
+        <w:br w:type="page"/>
+      </w:r>
+    </w:p>
+    <w:p>
+      <w:r>
+        <w:br w:type="page"/>
+      </w:r>
+    </w:p>
+    <w:p>
+      <w:pPr>
         <w:pStyle w:val="Heading1"/>
-        <w:spacing w:before="480" w:after="360"/>
+        <w:spacing w:line="384" w:lineRule="auto" w:before="480" w:after="360"/>
         <w:ind w:firstLine="0"/>
         <w:jc w:val="center"/>
       </w:pPr>
@@ -1224,7 +1690,7 @@
     <w:p>
       <w:pPr>
         <w:pStyle w:val="Heading2"/>
-        <w:spacing w:before="360" w:after="240"/>
+        <w:spacing w:line="384" w:lineRule="auto" w:before="360" w:after="240"/>
         <w:ind w:firstLine="0"/>
         <w:jc w:val="left"/>
       </w:pPr>
@@ -1240,7 +1706,7 @@
     <w:p>
       <w:pPr>
         <w:pStyle w:val="Heading3"/>
-        <w:spacing w:before="240" w:after="160"/>
+        <w:spacing w:line="384" w:lineRule="auto" w:before="240" w:after="160"/>
         <w:ind w:firstLine="0"/>
         <w:jc w:val="left"/>
       </w:pPr>
@@ -1254,6 +1720,10 @@
       </w:r>
     </w:p>
     <w:p>
+      <w:pPr>
+        <w:spacing w:line="384" w:lineRule="auto" w:after="0"/>
+        <w:ind w:firstLine="397"/>
+      </w:pPr>
       <w:r>
         <w:rPr>
           <w:rFonts w:ascii="바탕" w:hAnsi="바탕" w:eastAsia="바탕"/>
@@ -1264,6 +1734,10 @@
       </w:r>
     </w:p>
     <w:p>
+      <w:pPr>
+        <w:spacing w:line="384" w:lineRule="auto" w:after="0"/>
+        <w:ind w:firstLine="397"/>
+      </w:pPr>
       <w:r>
         <w:rPr>
           <w:rFonts w:ascii="바탕" w:hAnsi="바탕" w:eastAsia="바탕"/>
@@ -1274,6 +1748,10 @@
       </w:r>
     </w:p>
     <w:p>
+      <w:pPr>
+        <w:spacing w:line="384" w:lineRule="auto" w:after="0"/>
+        <w:ind w:firstLine="397"/>
+      </w:pPr>
       <w:r>
         <w:rPr>
           <w:rFonts w:ascii="바탕" w:hAnsi="바탕" w:eastAsia="바탕"/>
@@ -1284,6 +1762,10 @@
       </w:r>
     </w:p>
     <w:p>
+      <w:pPr>
+        <w:spacing w:line="384" w:lineRule="auto" w:after="0"/>
+        <w:ind w:firstLine="397"/>
+      </w:pPr>
       <w:r>
         <w:rPr>
           <w:rFonts w:ascii="바탕" w:hAnsi="바탕" w:eastAsia="바탕"/>
@@ -1294,6 +1776,10 @@
       </w:r>
     </w:p>
     <w:p>
+      <w:pPr>
+        <w:spacing w:line="384" w:lineRule="auto" w:after="0"/>
+        <w:ind w:firstLine="397"/>
+      </w:pPr>
       <w:r>
         <w:rPr>
           <w:rFonts w:ascii="바탕" w:hAnsi="바탕" w:eastAsia="바탕"/>
@@ -1304,6 +1790,10 @@
       </w:r>
     </w:p>
     <w:p>
+      <w:pPr>
+        <w:spacing w:line="384" w:lineRule="auto" w:after="0"/>
+        <w:ind w:firstLine="397"/>
+      </w:pPr>
       <w:r>
         <w:rPr>
           <w:rFonts w:ascii="바탕" w:hAnsi="바탕" w:eastAsia="바탕"/>
@@ -1338,6 +1828,10 @@
       </w:r>
     </w:p>
     <w:p>
+      <w:pPr>
+        <w:spacing w:line="384" w:lineRule="auto" w:after="0"/>
+        <w:ind w:firstLine="397"/>
+      </w:pPr>
       <w:r>
         <w:rPr>
           <w:rFonts w:ascii="바탕" w:hAnsi="바탕" w:eastAsia="바탕"/>
@@ -1404,6 +1898,10 @@
       </w:r>
     </w:p>
     <w:p>
+      <w:pPr>
+        <w:spacing w:line="384" w:lineRule="auto" w:after="0"/>
+        <w:ind w:firstLine="397"/>
+      </w:pPr>
       <w:r>
         <w:rPr>
           <w:rFonts w:ascii="바탕" w:hAnsi="바탕" w:eastAsia="바탕"/>
@@ -1438,6 +1936,10 @@
       </w:r>
     </w:p>
     <w:p>
+      <w:pPr>
+        <w:spacing w:line="384" w:lineRule="auto" w:after="0"/>
+        <w:ind w:firstLine="397"/>
+      </w:pPr>
       <w:r>
         <w:rPr>
           <w:rFonts w:ascii="바탕" w:hAnsi="바탕" w:eastAsia="바탕"/>
@@ -1450,6 +1952,7 @@
     <w:p>
       <w:pPr>
         <w:pStyle w:val="ListNumber"/>
+        <w:spacing w:line="384" w:lineRule="auto" w:after="0"/>
         <w:ind w:firstLine="0"/>
       </w:pPr>
       <w:r>
@@ -1472,6 +1975,7 @@
     <w:p>
       <w:pPr>
         <w:pStyle w:val="ListNumber"/>
+        <w:spacing w:line="384" w:lineRule="auto" w:after="0"/>
         <w:ind w:firstLine="0"/>
       </w:pPr>
       <w:r>
@@ -1526,6 +2030,7 @@
     <w:p>
       <w:pPr>
         <w:pStyle w:val="ListNumber"/>
+        <w:spacing w:line="384" w:lineRule="auto" w:after="0"/>
         <w:ind w:firstLine="0"/>
       </w:pPr>
       <w:r>
@@ -1564,6 +2069,7 @@
     <w:p>
       <w:pPr>
         <w:pStyle w:val="ListNumber"/>
+        <w:spacing w:line="384" w:lineRule="auto" w:after="0"/>
         <w:ind w:firstLine="0"/>
       </w:pPr>
       <w:r>
@@ -1602,7 +2108,7 @@
     <w:p>
       <w:pPr>
         <w:pStyle w:val="Heading3"/>
-        <w:spacing w:before="240" w:after="160"/>
+        <w:spacing w:line="384" w:lineRule="auto" w:before="240" w:after="160"/>
         <w:ind w:firstLine="0"/>
         <w:jc w:val="left"/>
       </w:pPr>
@@ -1616,6 +2122,10 @@
       </w:r>
     </w:p>
     <w:p>
+      <w:pPr>
+        <w:spacing w:line="384" w:lineRule="auto" w:after="0"/>
+        <w:ind w:firstLine="397"/>
+      </w:pPr>
       <w:r>
         <w:rPr>
           <w:rFonts w:ascii="바탕" w:hAnsi="바탕" w:eastAsia="바탕"/>
@@ -1626,6 +2136,10 @@
       </w:r>
     </w:p>
     <w:p>
+      <w:pPr>
+        <w:spacing w:line="384" w:lineRule="auto" w:after="0"/>
+        <w:ind w:firstLine="397"/>
+      </w:pPr>
       <w:r>
         <w:rPr>
           <w:rFonts w:ascii="바탕" w:hAnsi="바탕" w:eastAsia="바탕"/>
@@ -1644,6 +2158,10 @@
       </w:r>
     </w:p>
     <w:p>
+      <w:pPr>
+        <w:spacing w:line="384" w:lineRule="auto" w:after="0"/>
+        <w:ind w:firstLine="397"/>
+      </w:pPr>
       <w:r>
         <w:rPr>
           <w:rFonts w:ascii="바탕" w:hAnsi="바탕" w:eastAsia="바탕"/>
@@ -1662,6 +2180,10 @@
       </w:r>
     </w:p>
     <w:p>
+      <w:pPr>
+        <w:spacing w:line="384" w:lineRule="auto" w:after="0"/>
+        <w:ind w:firstLine="397"/>
+      </w:pPr>
       <w:r>
         <w:rPr>
           <w:rFonts w:ascii="바탕" w:hAnsi="바탕" w:eastAsia="바탕"/>
@@ -1680,6 +2202,10 @@
       </w:r>
     </w:p>
     <w:p>
+      <w:pPr>
+        <w:spacing w:line="384" w:lineRule="auto" w:after="0"/>
+        <w:ind w:firstLine="397"/>
+      </w:pPr>
       <w:r>
         <w:rPr>
           <w:rFonts w:ascii="바탕" w:hAnsi="바탕" w:eastAsia="바탕"/>
@@ -1700,7 +2226,7 @@
     <w:p>
       <w:pPr>
         <w:pStyle w:val="Heading3"/>
-        <w:spacing w:before="240" w:after="160"/>
+        <w:spacing w:line="384" w:lineRule="auto" w:before="240" w:after="160"/>
         <w:ind w:firstLine="0"/>
         <w:jc w:val="left"/>
       </w:pPr>
@@ -1714,6 +2240,10 @@
       </w:r>
     </w:p>
     <w:p>
+      <w:pPr>
+        <w:spacing w:line="384" w:lineRule="auto" w:after="0"/>
+        <w:ind w:firstLine="397"/>
+      </w:pPr>
       <w:r>
         <w:rPr>
           <w:rFonts w:ascii="바탕" w:hAnsi="바탕" w:eastAsia="바탕"/>
@@ -1790,7 +2320,7 @@
     <w:p>
       <w:pPr>
         <w:pStyle w:val="Heading2"/>
-        <w:spacing w:before="360" w:after="240"/>
+        <w:spacing w:line="384" w:lineRule="auto" w:before="360" w:after="240"/>
         <w:ind w:firstLine="0"/>
         <w:jc w:val="left"/>
       </w:pPr>
@@ -1806,7 +2336,7 @@
     <w:p>
       <w:pPr>
         <w:pStyle w:val="Heading3"/>
-        <w:spacing w:before="240" w:after="160"/>
+        <w:spacing w:line="384" w:lineRule="auto" w:before="240" w:after="160"/>
         <w:ind w:firstLine="0"/>
         <w:jc w:val="left"/>
       </w:pPr>
@@ -1820,6 +2350,10 @@
       </w:r>
     </w:p>
     <w:p>
+      <w:pPr>
+        <w:spacing w:line="384" w:lineRule="auto" w:after="0"/>
+        <w:ind w:firstLine="397"/>
+      </w:pPr>
       <w:r>
         <w:rPr>
           <w:rFonts w:ascii="바탕" w:hAnsi="바탕" w:eastAsia="바탕"/>
@@ -1830,6 +2364,10 @@
       </w:r>
     </w:p>
     <w:p>
+      <w:pPr>
+        <w:spacing w:line="384" w:lineRule="auto" w:after="0"/>
+        <w:ind w:firstLine="397"/>
+      </w:pPr>
       <w:r>
         <w:rPr>
           <w:rFonts w:ascii="바탕" w:hAnsi="바탕" w:eastAsia="바탕"/>
@@ -1842,7 +2380,7 @@
     <w:p>
       <w:pPr>
         <w:pStyle w:val="Heading3"/>
-        <w:spacing w:before="240" w:after="160"/>
+        <w:spacing w:line="384" w:lineRule="auto" w:before="240" w:after="160"/>
         <w:ind w:firstLine="0"/>
         <w:jc w:val="left"/>
       </w:pPr>
@@ -1856,6 +2394,10 @@
       </w:r>
     </w:p>
     <w:p>
+      <w:pPr>
+        <w:spacing w:line="384" w:lineRule="auto" w:after="0"/>
+        <w:ind w:firstLine="397"/>
+      </w:pPr>
       <w:r>
         <w:rPr>
           <w:rFonts w:ascii="바탕" w:hAnsi="바탕" w:eastAsia="바탕"/>
@@ -1866,6 +2408,10 @@
       </w:r>
     </w:p>
     <w:p>
+      <w:pPr>
+        <w:spacing w:line="384" w:lineRule="auto" w:after="0"/>
+        <w:ind w:firstLine="397"/>
+      </w:pPr>
       <w:r>
         <w:rPr>
           <w:rFonts w:ascii="바탕" w:hAnsi="바탕" w:eastAsia="바탕"/>
@@ -1876,6 +2422,10 @@
       </w:r>
     </w:p>
     <w:p>
+      <w:pPr>
+        <w:spacing w:line="384" w:lineRule="auto" w:after="0"/>
+        <w:ind w:firstLine="397"/>
+      </w:pPr>
       <w:r>
         <w:rPr>
           <w:rFonts w:ascii="바탕" w:hAnsi="바탕" w:eastAsia="바탕"/>
@@ -1886,6 +2436,10 @@
       </w:r>
     </w:p>
     <w:p>
+      <w:pPr>
+        <w:spacing w:line="384" w:lineRule="auto" w:after="0"/>
+        <w:ind w:firstLine="397"/>
+      </w:pPr>
       <w:r>
         <w:rPr>
           <w:rFonts w:ascii="바탕" w:hAnsi="바탕" w:eastAsia="바탕"/>
@@ -1896,6 +2450,10 @@
       </w:r>
     </w:p>
     <w:p>
+      <w:pPr>
+        <w:spacing w:line="384" w:lineRule="auto" w:after="0"/>
+        <w:ind w:firstLine="397"/>
+      </w:pPr>
       <w:r>
         <w:rPr>
           <w:rFonts w:ascii="바탕" w:hAnsi="바탕" w:eastAsia="바탕"/>
@@ -1906,6 +2464,10 @@
       </w:r>
     </w:p>
     <w:p>
+      <w:pPr>
+        <w:spacing w:line="384" w:lineRule="auto" w:after="0"/>
+        <w:ind w:firstLine="397"/>
+      </w:pPr>
       <w:r>
         <w:rPr>
           <w:rFonts w:ascii="바탕" w:hAnsi="바탕" w:eastAsia="바탕"/>
@@ -1916,6 +2478,10 @@
       </w:r>
     </w:p>
     <w:p>
+      <w:pPr>
+        <w:spacing w:line="384" w:lineRule="auto" w:after="0"/>
+        <w:ind w:firstLine="397"/>
+      </w:pPr>
       <w:r>
         <w:rPr>
           <w:rFonts w:ascii="바탕" w:hAnsi="바탕" w:eastAsia="바탕"/>
@@ -1928,7 +2494,7 @@
     <w:p>
       <w:pPr>
         <w:pStyle w:val="Heading2"/>
-        <w:spacing w:before="360" w:after="240"/>
+        <w:spacing w:line="384" w:lineRule="auto" w:before="360" w:after="240"/>
         <w:ind w:firstLine="0"/>
         <w:jc w:val="left"/>
       </w:pPr>
@@ -1942,6 +2508,10 @@
       </w:r>
     </w:p>
     <w:p>
+      <w:pPr>
+        <w:spacing w:line="384" w:lineRule="auto" w:after="0"/>
+        <w:ind w:firstLine="397"/>
+      </w:pPr>
       <w:r>
         <w:rPr>
           <w:rFonts w:ascii="바탕" w:hAnsi="바탕" w:eastAsia="바탕"/>
@@ -1952,6 +2522,10 @@
       </w:r>
     </w:p>
     <w:p>
+      <w:pPr>
+        <w:spacing w:line="384" w:lineRule="auto" w:after="0"/>
+        <w:ind w:firstLine="397"/>
+      </w:pPr>
       <w:r>
         <w:rPr>
           <w:rFonts w:ascii="바탕" w:hAnsi="바탕" w:eastAsia="바탕"/>
@@ -1962,6 +2536,10 @@
       </w:r>
     </w:p>
     <w:p>
+      <w:pPr>
+        <w:spacing w:line="384" w:lineRule="auto" w:after="0"/>
+        <w:ind w:firstLine="397"/>
+      </w:pPr>
       <w:r>
         <w:rPr>
           <w:rFonts w:ascii="바탕" w:hAnsi="바탕" w:eastAsia="바탕"/>
@@ -1972,6 +2550,10 @@
       </w:r>
     </w:p>
     <w:p>
+      <w:pPr>
+        <w:spacing w:line="384" w:lineRule="auto" w:after="0"/>
+        <w:ind w:firstLine="397"/>
+      </w:pPr>
       <w:r>
         <w:rPr>
           <w:rFonts w:ascii="바탕" w:hAnsi="바탕" w:eastAsia="바탕"/>
@@ -1982,6 +2564,10 @@
       </w:r>
     </w:p>
     <w:p>
+      <w:pPr>
+        <w:spacing w:line="384" w:lineRule="auto" w:after="0"/>
+        <w:ind w:firstLine="397"/>
+      </w:pPr>
       <w:r>
         <w:rPr>
           <w:rFonts w:ascii="바탕" w:hAnsi="바탕" w:eastAsia="바탕"/>
@@ -1992,6 +2578,10 @@
       </w:r>
     </w:p>
     <w:p>
+      <w:pPr>
+        <w:spacing w:line="384" w:lineRule="auto" w:after="0"/>
+        <w:ind w:firstLine="397"/>
+      </w:pPr>
       <w:r>
         <w:rPr>
           <w:rFonts w:ascii="바탕" w:hAnsi="바탕" w:eastAsia="바탕"/>
@@ -2014,7 +2604,7 @@
     <w:p>
       <w:pPr>
         <w:pStyle w:val="Heading1"/>
-        <w:spacing w:before="480" w:after="360"/>
+        <w:spacing w:line="384" w:lineRule="auto" w:before="480" w:after="360"/>
         <w:ind w:firstLine="0"/>
         <w:jc w:val="center"/>
       </w:pPr>
@@ -2030,7 +2620,7 @@
     <w:p>
       <w:pPr>
         <w:pStyle w:val="Heading2"/>
-        <w:spacing w:before="360" w:after="240"/>
+        <w:spacing w:line="384" w:lineRule="auto" w:before="360" w:after="240"/>
         <w:ind w:firstLine="0"/>
         <w:jc w:val="left"/>
       </w:pPr>
@@ -2046,7 +2636,7 @@
     <w:p>
       <w:pPr>
         <w:pStyle w:val="Heading3"/>
-        <w:spacing w:before="240" w:after="160"/>
+        <w:spacing w:line="384" w:lineRule="auto" w:before="240" w:after="160"/>
         <w:ind w:firstLine="0"/>
         <w:jc w:val="left"/>
       </w:pPr>
@@ -2060,6 +2650,10 @@
       </w:r>
     </w:p>
     <w:p>
+      <w:pPr>
+        <w:spacing w:line="384" w:lineRule="auto" w:after="0"/>
+        <w:ind w:firstLine="397"/>
+      </w:pPr>
       <w:r>
         <w:rPr>
           <w:rFonts w:ascii="바탕" w:hAnsi="바탕" w:eastAsia="바탕"/>
@@ -2086,6 +2680,10 @@
       </w:r>
     </w:p>
     <w:p>
+      <w:pPr>
+        <w:spacing w:line="384" w:lineRule="auto" w:after="0"/>
+        <w:ind w:firstLine="397"/>
+      </w:pPr>
       <w:r>
         <w:rPr>
           <w:rFonts w:ascii="바탕" w:hAnsi="바탕" w:eastAsia="바탕"/>
@@ -2247,6 +2845,10 @@
       </m:oMathPara>
     </w:p>
     <w:p>
+      <w:pPr>
+        <w:spacing w:line="384" w:lineRule="auto" w:after="0"/>
+        <w:ind w:firstLine="397"/>
+      </w:pPr>
       <w:r>
         <w:rPr>
           <w:rFonts w:ascii="바탕" w:hAnsi="바탕" w:eastAsia="바탕"/>
@@ -2436,6 +3038,10 @@
       </m:oMathPara>
     </w:p>
     <w:p>
+      <w:pPr>
+        <w:spacing w:line="384" w:lineRule="auto" w:after="0"/>
+        <w:ind w:firstLine="397"/>
+      </w:pPr>
       <w:r>
         <w:rPr>
           <w:rFonts w:ascii="바탕" w:hAnsi="바탕" w:eastAsia="바탕"/>
@@ -2653,6 +3259,10 @@
       </m:oMathPara>
     </w:p>
     <w:p>
+      <w:pPr>
+        <w:spacing w:line="384" w:lineRule="auto" w:after="0"/>
+        <w:ind w:firstLine="397"/>
+      </w:pPr>
       <w:r>
         <w:rPr>
           <w:rFonts w:ascii="바탕" w:hAnsi="바탕" w:eastAsia="바탕"/>
@@ -2697,7 +3307,7 @@
     <w:p>
       <w:pPr>
         <w:pStyle w:val="Heading3"/>
-        <w:spacing w:before="240" w:after="160"/>
+        <w:spacing w:line="384" w:lineRule="auto" w:before="240" w:after="160"/>
         <w:ind w:firstLine="0"/>
         <w:jc w:val="left"/>
       </w:pPr>
@@ -2711,6 +3321,10 @@
       </w:r>
     </w:p>
     <w:p>
+      <w:pPr>
+        <w:spacing w:line="384" w:lineRule="auto" w:after="0"/>
+        <w:ind w:firstLine="397"/>
+      </w:pPr>
       <w:r>
         <w:rPr>
           <w:rFonts w:ascii="바탕" w:hAnsi="바탕" w:eastAsia="바탕"/>
@@ -2721,6 +3335,10 @@
       </w:r>
     </w:p>
     <w:p>
+      <w:pPr>
+        <w:spacing w:line="384" w:lineRule="auto" w:after="0"/>
+        <w:ind w:firstLine="397"/>
+      </w:pPr>
       <w:r>
         <w:rPr>
           <w:rFonts w:ascii="바탕" w:hAnsi="바탕" w:eastAsia="바탕"/>
@@ -2731,6 +3349,10 @@
       </w:r>
     </w:p>
     <w:p>
+      <w:pPr>
+        <w:spacing w:line="384" w:lineRule="auto" w:after="0"/>
+        <w:ind w:firstLine="397"/>
+      </w:pPr>
       <w:r>
         <w:rPr>
           <w:rFonts w:ascii="바탕" w:hAnsi="바탕" w:eastAsia="바탕"/>
@@ -2741,6 +3363,10 @@
       </w:r>
     </w:p>
     <w:p>
+      <w:pPr>
+        <w:spacing w:line="384" w:lineRule="auto" w:after="0"/>
+        <w:ind w:firstLine="397"/>
+      </w:pPr>
       <w:r>
         <w:rPr>
           <w:rFonts w:ascii="바탕" w:hAnsi="바탕" w:eastAsia="바탕"/>
@@ -2751,6 +3377,10 @@
       </w:r>
     </w:p>
     <w:p>
+      <w:pPr>
+        <w:spacing w:line="384" w:lineRule="auto" w:after="0"/>
+        <w:ind w:firstLine="397"/>
+      </w:pPr>
       <w:r>
         <w:rPr>
           <w:rFonts w:ascii="바탕" w:hAnsi="바탕" w:eastAsia="바탕"/>
@@ -2763,7 +3393,7 @@
     <w:p>
       <w:pPr>
         <w:pStyle w:val="Heading3"/>
-        <w:spacing w:before="240" w:after="160"/>
+        <w:spacing w:line="384" w:lineRule="auto" w:before="240" w:after="160"/>
         <w:ind w:firstLine="0"/>
         <w:jc w:val="left"/>
       </w:pPr>
@@ -2777,6 +3407,10 @@
       </w:r>
     </w:p>
     <w:p>
+      <w:pPr>
+        <w:spacing w:line="384" w:lineRule="auto" w:after="0"/>
+        <w:ind w:firstLine="397"/>
+      </w:pPr>
       <w:r>
         <w:rPr>
           <w:rFonts w:ascii="바탕" w:hAnsi="바탕" w:eastAsia="바탕"/>
@@ -2787,6 +3421,10 @@
       </w:r>
     </w:p>
     <w:p>
+      <w:pPr>
+        <w:spacing w:line="384" w:lineRule="auto" w:after="0"/>
+        <w:ind w:firstLine="397"/>
+      </w:pPr>
       <w:r>
         <w:rPr>
           <w:rFonts w:ascii="바탕" w:hAnsi="바탕" w:eastAsia="바탕"/>
@@ -2797,6 +3435,10 @@
       </w:r>
     </w:p>
     <w:p>
+      <w:pPr>
+        <w:spacing w:line="384" w:lineRule="auto" w:after="0"/>
+        <w:ind w:firstLine="397"/>
+      </w:pPr>
       <w:r>
         <w:rPr>
           <w:rFonts w:ascii="바탕" w:hAnsi="바탕" w:eastAsia="바탕"/>
@@ -2809,7 +3451,7 @@
     <w:p>
       <w:pPr>
         <w:pStyle w:val="Heading2"/>
-        <w:spacing w:before="360" w:after="240"/>
+        <w:spacing w:line="384" w:lineRule="auto" w:before="360" w:after="240"/>
         <w:ind w:firstLine="0"/>
         <w:jc w:val="left"/>
       </w:pPr>
@@ -2825,7 +3467,7 @@
     <w:p>
       <w:pPr>
         <w:pStyle w:val="Heading3"/>
-        <w:spacing w:before="240" w:after="160"/>
+        <w:spacing w:line="384" w:lineRule="auto" w:before="240" w:after="160"/>
         <w:ind w:firstLine="0"/>
         <w:jc w:val="left"/>
       </w:pPr>
@@ -2839,6 +3481,10 @@
       </w:r>
     </w:p>
     <w:p>
+      <w:pPr>
+        <w:spacing w:line="384" w:lineRule="auto" w:after="0"/>
+        <w:ind w:firstLine="397"/>
+      </w:pPr>
       <w:r>
         <w:rPr>
           <w:rFonts w:ascii="바탕" w:hAnsi="바탕" w:eastAsia="바탕"/>
@@ -2849,6 +3495,10 @@
       </w:r>
     </w:p>
     <w:p>
+      <w:pPr>
+        <w:spacing w:line="384" w:lineRule="auto" w:after="0"/>
+        <w:ind w:firstLine="397"/>
+      </w:pPr>
       <w:r>
         <w:rPr>
           <w:rFonts w:ascii="바탕" w:hAnsi="바탕" w:eastAsia="바탕"/>
@@ -2859,6 +3509,10 @@
       </w:r>
     </w:p>
     <w:p>
+      <w:pPr>
+        <w:spacing w:line="384" w:lineRule="auto" w:after="0"/>
+        <w:ind w:firstLine="397"/>
+      </w:pPr>
       <w:r>
         <w:rPr>
           <w:rFonts w:ascii="바탕" w:hAnsi="바탕" w:eastAsia="바탕"/>
@@ -2885,6 +3539,10 @@
       </w:r>
     </w:p>
     <w:p>
+      <w:pPr>
+        <w:spacing w:line="384" w:lineRule="auto" w:after="0"/>
+        <w:ind w:firstLine="397"/>
+      </w:pPr>
       <w:r>
         <w:rPr>
           <w:rFonts w:ascii="바탕" w:hAnsi="바탕" w:eastAsia="바탕"/>
@@ -2911,6 +3569,10 @@
       </w:r>
     </w:p>
     <w:p>
+      <w:pPr>
+        <w:spacing w:line="384" w:lineRule="auto" w:after="0"/>
+        <w:ind w:firstLine="397"/>
+      </w:pPr>
       <w:r>
         <w:rPr>
           <w:rFonts w:ascii="바탕" w:hAnsi="바탕" w:eastAsia="바탕"/>
@@ -2939,7 +3601,7 @@
     <w:p>
       <w:pPr>
         <w:pStyle w:val="Heading3"/>
-        <w:spacing w:before="240" w:after="160"/>
+        <w:spacing w:line="384" w:lineRule="auto" w:before="240" w:after="160"/>
         <w:ind w:firstLine="0"/>
         <w:jc w:val="left"/>
       </w:pPr>
@@ -2953,6 +3615,10 @@
       </w:r>
     </w:p>
     <w:p>
+      <w:pPr>
+        <w:spacing w:line="384" w:lineRule="auto" w:after="0"/>
+        <w:ind w:firstLine="397"/>
+      </w:pPr>
       <w:r>
         <w:rPr>
           <w:rFonts w:ascii="바탕" w:hAnsi="바탕" w:eastAsia="바탕"/>
@@ -2963,6 +3629,10 @@
       </w:r>
     </w:p>
     <w:p>
+      <w:pPr>
+        <w:spacing w:line="384" w:lineRule="auto" w:after="0"/>
+        <w:ind w:firstLine="397"/>
+      </w:pPr>
       <w:r>
         <w:rPr>
           <w:rFonts w:ascii="바탕" w:hAnsi="바탕" w:eastAsia="바탕"/>
@@ -3234,6 +3904,10 @@
       </m:oMathPara>
     </w:p>
     <w:p>
+      <w:pPr>
+        <w:spacing w:line="384" w:lineRule="auto" w:after="0"/>
+        <w:ind w:firstLine="397"/>
+      </w:pPr>
       <w:r>
         <w:rPr>
           <w:rFonts w:ascii="바탕" w:hAnsi="바탕" w:eastAsia="바탕"/>
@@ -3334,6 +4008,10 @@
       </w:r>
     </w:p>
     <w:p>
+      <w:pPr>
+        <w:spacing w:line="384" w:lineRule="auto" w:after="0"/>
+        <w:ind w:firstLine="397"/>
+      </w:pPr>
       <w:r>
         <w:rPr>
           <w:rFonts w:ascii="바탕" w:hAnsi="바탕" w:eastAsia="바탕"/>
@@ -3360,6 +4038,10 @@
       </w:r>
     </w:p>
     <w:p>
+      <w:pPr>
+        <w:spacing w:line="384" w:lineRule="auto" w:after="0"/>
+        <w:ind w:firstLine="397"/>
+      </w:pPr>
       <w:r>
         <w:rPr>
           <w:rFonts w:ascii="바탕" w:hAnsi="바탕" w:eastAsia="바탕"/>
@@ -3386,6 +4068,10 @@
       </w:r>
     </w:p>
     <w:p>
+      <w:pPr>
+        <w:spacing w:line="384" w:lineRule="auto" w:after="0"/>
+        <w:ind w:firstLine="397"/>
+      </w:pPr>
       <w:r>
         <w:rPr>
           <w:rFonts w:ascii="바탕" w:hAnsi="바탕" w:eastAsia="바탕"/>
@@ -3412,6 +4098,10 @@
       </w:r>
     </w:p>
     <w:p>
+      <w:pPr>
+        <w:spacing w:line="384" w:lineRule="auto" w:after="0"/>
+        <w:ind w:firstLine="397"/>
+      </w:pPr>
       <w:r>
         <w:rPr>
           <w:rFonts w:ascii="바탕" w:hAnsi="바탕" w:eastAsia="바탕"/>
@@ -3438,6 +4128,10 @@
       </w:r>
     </w:p>
     <w:p>
+      <w:pPr>
+        <w:spacing w:line="384" w:lineRule="auto" w:after="0"/>
+        <w:ind w:firstLine="397"/>
+      </w:pPr>
       <w:r>
         <w:rPr>
           <w:rFonts w:ascii="바탕" w:hAnsi="바탕" w:eastAsia="바탕"/>
@@ -3504,7 +4198,7 @@
     <w:p>
       <w:pPr>
         <w:pStyle w:val="Heading3"/>
-        <w:spacing w:before="240" w:after="160"/>
+        <w:spacing w:line="384" w:lineRule="auto" w:before="240" w:after="160"/>
         <w:ind w:firstLine="0"/>
         <w:jc w:val="left"/>
       </w:pPr>
@@ -3518,6 +4212,10 @@
       </w:r>
     </w:p>
     <w:p>
+      <w:pPr>
+        <w:spacing w:line="384" w:lineRule="auto" w:after="0"/>
+        <w:ind w:firstLine="397"/>
+      </w:pPr>
       <w:r>
         <w:rPr>
           <w:rFonts w:ascii="바탕" w:hAnsi="바탕" w:eastAsia="바탕"/>
@@ -3528,6 +4226,10 @@
       </w:r>
     </w:p>
     <w:p>
+      <w:pPr>
+        <w:spacing w:line="384" w:lineRule="auto" w:after="0"/>
+        <w:ind w:firstLine="397"/>
+      </w:pPr>
       <w:r>
         <w:rPr>
           <w:rFonts w:ascii="바탕" w:hAnsi="바탕" w:eastAsia="바탕"/>
@@ -3540,7 +4242,7 @@
     <w:p>
       <w:pPr>
         <w:pStyle w:val="Heading2"/>
-        <w:spacing w:before="360" w:after="240"/>
+        <w:spacing w:line="384" w:lineRule="auto" w:before="360" w:after="240"/>
         <w:ind w:firstLine="0"/>
         <w:jc w:val="left"/>
       </w:pPr>
@@ -3556,7 +4258,7 @@
     <w:p>
       <w:pPr>
         <w:pStyle w:val="Heading3"/>
-        <w:spacing w:before="240" w:after="160"/>
+        <w:spacing w:line="384" w:lineRule="auto" w:before="240" w:after="160"/>
         <w:ind w:firstLine="0"/>
         <w:jc w:val="left"/>
       </w:pPr>
@@ -3570,6 +4272,10 @@
       </w:r>
     </w:p>
     <w:p>
+      <w:pPr>
+        <w:spacing w:line="384" w:lineRule="auto" w:after="0"/>
+        <w:ind w:firstLine="397"/>
+      </w:pPr>
       <w:r>
         <w:rPr>
           <w:rFonts w:ascii="바탕" w:hAnsi="바탕" w:eastAsia="바탕"/>
@@ -3580,6 +4286,10 @@
       </w:r>
     </w:p>
     <w:p>
+      <w:pPr>
+        <w:spacing w:line="384" w:lineRule="auto" w:after="0"/>
+        <w:ind w:firstLine="397"/>
+      </w:pPr>
       <w:r>
         <w:rPr>
           <w:rFonts w:ascii="바탕" w:hAnsi="바탕" w:eastAsia="바탕"/>
@@ -3590,6 +4300,10 @@
       </w:r>
     </w:p>
     <w:p>
+      <w:pPr>
+        <w:spacing w:line="384" w:lineRule="auto" w:after="0"/>
+        <w:ind w:firstLine="397"/>
+      </w:pPr>
       <w:r>
         <w:rPr>
           <w:rFonts w:ascii="바탕" w:hAnsi="바탕" w:eastAsia="바탕"/>
@@ -3616,6 +4330,10 @@
       </w:r>
     </w:p>
     <w:p>
+      <w:pPr>
+        <w:spacing w:line="384" w:lineRule="auto" w:after="0"/>
+        <w:ind w:firstLine="397"/>
+      </w:pPr>
       <w:r>
         <w:rPr>
           <w:rFonts w:ascii="바탕" w:hAnsi="바탕" w:eastAsia="바탕"/>
@@ -3642,6 +4360,10 @@
       </w:r>
     </w:p>
     <w:p>
+      <w:pPr>
+        <w:spacing w:line="384" w:lineRule="auto" w:after="0"/>
+        <w:ind w:firstLine="397"/>
+      </w:pPr>
       <w:r>
         <w:rPr>
           <w:rFonts w:ascii="바탕" w:hAnsi="바탕" w:eastAsia="바탕"/>
@@ -3668,6 +4390,10 @@
       </w:r>
     </w:p>
     <w:p>
+      <w:pPr>
+        <w:spacing w:line="384" w:lineRule="auto" w:after="0"/>
+        <w:ind w:firstLine="397"/>
+      </w:pPr>
       <w:r>
         <w:rPr>
           <w:rFonts w:ascii="바탕" w:hAnsi="바탕" w:eastAsia="바탕"/>
@@ -3696,7 +4422,7 @@
     <w:p>
       <w:pPr>
         <w:pStyle w:val="Heading3"/>
-        <w:spacing w:before="240" w:after="160"/>
+        <w:spacing w:line="384" w:lineRule="auto" w:before="240" w:after="160"/>
         <w:ind w:firstLine="0"/>
         <w:jc w:val="left"/>
       </w:pPr>
@@ -3710,6 +4436,10 @@
       </w:r>
     </w:p>
     <w:p>
+      <w:pPr>
+        <w:spacing w:line="384" w:lineRule="auto" w:after="0"/>
+        <w:ind w:firstLine="397"/>
+      </w:pPr>
       <w:r>
         <w:rPr>
           <w:rFonts w:ascii="바탕" w:hAnsi="바탕" w:eastAsia="바탕"/>
@@ -3720,6 +4450,10 @@
       </w:r>
     </w:p>
     <w:p>
+      <w:pPr>
+        <w:spacing w:line="384" w:lineRule="auto" w:after="0"/>
+        <w:ind w:firstLine="397"/>
+      </w:pPr>
       <w:r>
         <w:rPr>
           <w:rFonts w:ascii="바탕" w:hAnsi="바탕" w:eastAsia="바탕"/>
@@ -3738,6 +4472,10 @@
       </w:r>
     </w:p>
     <w:p>
+      <w:pPr>
+        <w:spacing w:line="384" w:lineRule="auto" w:after="0"/>
+        <w:ind w:firstLine="397"/>
+      </w:pPr>
       <w:r>
         <w:rPr>
           <w:rFonts w:ascii="바탕" w:hAnsi="바탕" w:eastAsia="바탕"/>
@@ -3758,7 +4496,7 @@
     <w:p>
       <w:pPr>
         <w:pStyle w:val="Heading3"/>
-        <w:spacing w:before="240" w:after="160"/>
+        <w:spacing w:line="384" w:lineRule="auto" w:before="240" w:after="160"/>
         <w:ind w:firstLine="0"/>
         <w:jc w:val="left"/>
       </w:pPr>
@@ -3772,6 +4510,10 @@
       </w:r>
     </w:p>
     <w:p>
+      <w:pPr>
+        <w:spacing w:line="384" w:lineRule="auto" w:after="0"/>
+        <w:ind w:firstLine="397"/>
+      </w:pPr>
       <w:r>
         <w:rPr>
           <w:rFonts w:ascii="바탕" w:hAnsi="바탕" w:eastAsia="바탕"/>
@@ -3782,6 +4524,10 @@
       </w:r>
     </w:p>
     <w:p>
+      <w:pPr>
+        <w:spacing w:line="384" w:lineRule="auto" w:after="0"/>
+        <w:ind w:firstLine="397"/>
+      </w:pPr>
       <w:r>
         <w:rPr>
           <w:rFonts w:ascii="바탕" w:hAnsi="바탕" w:eastAsia="바탕"/>
@@ -4164,6 +4910,10 @@
       </m:oMathPara>
     </w:p>
     <w:p>
+      <w:pPr>
+        <w:spacing w:line="384" w:lineRule="auto" w:after="0"/>
+        <w:ind w:firstLine="397"/>
+      </w:pPr>
       <w:r>
         <w:rPr>
           <w:rFonts w:ascii="바탕" w:hAnsi="바탕" w:eastAsia="바탕"/>
@@ -4332,6 +5082,10 @@
       </w:r>
     </w:p>
     <w:p>
+      <w:pPr>
+        <w:spacing w:line="384" w:lineRule="auto" w:after="0"/>
+        <w:ind w:firstLine="397"/>
+      </w:pPr>
       <w:r>
         <w:rPr>
           <w:rFonts w:ascii="바탕" w:hAnsi="바탕" w:eastAsia="바탕"/>
@@ -4555,6 +5309,10 @@
       </m:oMathPara>
     </w:p>
     <w:p>
+      <w:pPr>
+        <w:spacing w:line="384" w:lineRule="auto" w:after="0"/>
+        <w:ind w:firstLine="397"/>
+      </w:pPr>
       <w:r>
         <w:rPr>
           <w:rFonts w:ascii="바탕" w:hAnsi="바탕" w:eastAsia="바탕"/>
@@ -4693,6 +5451,10 @@
       </w:r>
     </w:p>
     <w:p>
+      <w:pPr>
+        <w:spacing w:line="384" w:lineRule="auto" w:after="0"/>
+        <w:ind w:firstLine="397"/>
+      </w:pPr>
       <w:r>
         <w:rPr>
           <w:rFonts w:ascii="바탕" w:hAnsi="바탕" w:eastAsia="바탕"/>
@@ -4757,6 +5519,10 @@
       </w:r>
     </w:p>
     <w:p>
+      <w:pPr>
+        <w:spacing w:line="384" w:lineRule="auto" w:after="0"/>
+        <w:ind w:firstLine="397"/>
+      </w:pPr>
       <w:r>
         <w:rPr>
           <w:rFonts w:ascii="바탕" w:hAnsi="바탕" w:eastAsia="바탕"/>
@@ -4769,6 +5535,7 @@
     <w:p>
       <w:pPr>
         <w:pStyle w:val="ListBullet"/>
+        <w:spacing w:line="384" w:lineRule="auto" w:after="0"/>
         <w:ind w:firstLine="0"/>
       </w:pPr>
       <w:r>
@@ -4791,6 +5558,7 @@
     <w:p>
       <w:pPr>
         <w:pStyle w:val="ListBullet"/>
+        <w:spacing w:line="384" w:lineRule="auto" w:after="0"/>
         <w:ind w:firstLine="0"/>
       </w:pPr>
       <w:r>
@@ -4813,6 +5581,7 @@
     <w:p>
       <w:pPr>
         <w:pStyle w:val="ListBullet"/>
+        <w:spacing w:line="384" w:lineRule="auto" w:after="0"/>
         <w:ind w:firstLine="0"/>
       </w:pPr>
       <w:r>
@@ -4835,6 +5604,7 @@
     <w:p>
       <w:pPr>
         <w:pStyle w:val="ListBullet"/>
+        <w:spacing w:line="384" w:lineRule="auto" w:after="0"/>
         <w:ind w:firstLine="0"/>
       </w:pPr>
       <w:r>
@@ -4857,7 +5627,7 @@
     <w:p>
       <w:pPr>
         <w:pStyle w:val="Heading2"/>
-        <w:spacing w:before="360" w:after="240"/>
+        <w:spacing w:line="384" w:lineRule="auto" w:before="360" w:after="240"/>
         <w:ind w:firstLine="0"/>
         <w:jc w:val="left"/>
       </w:pPr>
@@ -4873,7 +5643,7 @@
     <w:p>
       <w:pPr>
         <w:pStyle w:val="Heading3"/>
-        <w:spacing w:before="240" w:after="160"/>
+        <w:spacing w:line="384" w:lineRule="auto" w:before="240" w:after="160"/>
         <w:ind w:firstLine="0"/>
         <w:jc w:val="left"/>
       </w:pPr>
@@ -4887,6 +5657,10 @@
       </w:r>
     </w:p>
     <w:p>
+      <w:pPr>
+        <w:spacing w:line="384" w:lineRule="auto" w:after="0"/>
+        <w:ind w:firstLine="397"/>
+      </w:pPr>
       <w:r>
         <w:rPr>
           <w:rFonts w:ascii="바탕" w:hAnsi="바탕" w:eastAsia="바탕"/>
@@ -4899,7 +5673,7 @@
     <w:p>
       <w:pPr>
         <w:pStyle w:val="Heading4"/>
-        <w:spacing w:before="200" w:after="120"/>
+        <w:spacing w:line="384" w:lineRule="auto" w:before="200" w:after="120"/>
         <w:ind w:firstLine="0"/>
         <w:jc w:val="left"/>
       </w:pPr>
@@ -4913,6 +5687,10 @@
       </w:r>
     </w:p>
     <w:p>
+      <w:pPr>
+        <w:spacing w:line="384" w:lineRule="auto" w:after="0"/>
+        <w:ind w:firstLine="397"/>
+      </w:pPr>
       <w:r>
         <w:rPr>
           <w:rFonts w:ascii="바탕" w:hAnsi="바탕" w:eastAsia="바탕"/>
@@ -4923,6 +5701,10 @@
       </w:r>
     </w:p>
     <w:p>
+      <w:pPr>
+        <w:spacing w:line="384" w:lineRule="auto" w:after="0"/>
+        <w:ind w:firstLine="397"/>
+      </w:pPr>
       <w:r>
         <w:rPr>
           <w:rFonts w:ascii="바탕" w:hAnsi="바탕" w:eastAsia="바탕"/>
@@ -4933,6 +5715,10 @@
       </w:r>
     </w:p>
     <w:p>
+      <w:pPr>
+        <w:spacing w:line="384" w:lineRule="auto" w:after="0"/>
+        <w:ind w:firstLine="397"/>
+      </w:pPr>
       <w:r>
         <w:rPr>
           <w:rFonts w:ascii="바탕" w:hAnsi="바탕" w:eastAsia="바탕"/>
@@ -4945,7 +5731,7 @@
     <w:p>
       <w:pPr>
         <w:pStyle w:val="Heading4"/>
-        <w:spacing w:before="200" w:after="120"/>
+        <w:spacing w:line="384" w:lineRule="auto" w:before="200" w:after="120"/>
         <w:ind w:firstLine="0"/>
         <w:jc w:val="left"/>
       </w:pPr>
@@ -4959,6 +5745,10 @@
       </w:r>
     </w:p>
     <w:p>
+      <w:pPr>
+        <w:spacing w:line="384" w:lineRule="auto" w:after="0"/>
+        <w:ind w:firstLine="397"/>
+      </w:pPr>
       <w:r>
         <w:rPr>
           <w:rFonts w:ascii="바탕" w:hAnsi="바탕" w:eastAsia="바탕"/>
@@ -4971,7 +5761,7 @@
     <w:p>
       <w:pPr>
         <w:pStyle w:val="Heading4"/>
-        <w:spacing w:before="200" w:after="120"/>
+        <w:spacing w:line="384" w:lineRule="auto" w:before="200" w:after="120"/>
         <w:ind w:firstLine="0"/>
         <w:jc w:val="left"/>
       </w:pPr>
@@ -4985,6 +5775,10 @@
       </w:r>
     </w:p>
     <w:p>
+      <w:pPr>
+        <w:spacing w:line="384" w:lineRule="auto" w:after="0"/>
+        <w:ind w:firstLine="397"/>
+      </w:pPr>
       <w:r>
         <w:rPr>
           <w:rFonts w:ascii="바탕" w:hAnsi="바탕" w:eastAsia="바탕"/>
@@ -5013,7 +5807,7 @@
     <w:p>
       <w:pPr>
         <w:pStyle w:val="Heading3"/>
-        <w:spacing w:before="240" w:after="160"/>
+        <w:spacing w:line="384" w:lineRule="auto" w:before="240" w:after="160"/>
         <w:ind w:firstLine="0"/>
         <w:jc w:val="left"/>
       </w:pPr>
@@ -5027,6 +5821,10 @@
       </w:r>
     </w:p>
     <w:p>
+      <w:pPr>
+        <w:spacing w:line="384" w:lineRule="auto" w:after="0"/>
+        <w:ind w:firstLine="397"/>
+      </w:pPr>
       <w:r>
         <w:rPr>
           <w:rFonts w:ascii="바탕" w:hAnsi="바탕" w:eastAsia="바탕"/>
@@ -5039,7 +5837,7 @@
     <w:p>
       <w:pPr>
         <w:pStyle w:val="Heading4"/>
-        <w:spacing w:before="200" w:after="120"/>
+        <w:spacing w:line="384" w:lineRule="auto" w:before="200" w:after="120"/>
         <w:ind w:firstLine="0"/>
         <w:jc w:val="left"/>
       </w:pPr>
@@ -5053,6 +5851,10 @@
       </w:r>
     </w:p>
     <w:p>
+      <w:pPr>
+        <w:spacing w:line="384" w:lineRule="auto" w:after="0"/>
+        <w:ind w:firstLine="397"/>
+      </w:pPr>
       <w:r>
         <w:rPr>
           <w:rFonts w:ascii="바탕" w:hAnsi="바탕" w:eastAsia="바탕"/>
@@ -5063,6 +5865,10 @@
       </w:r>
     </w:p>
     <w:p>
+      <w:pPr>
+        <w:spacing w:line="384" w:lineRule="auto" w:after="0"/>
+        <w:ind w:firstLine="397"/>
+      </w:pPr>
       <w:r>
         <w:rPr>
           <w:rFonts w:ascii="바탕" w:hAnsi="바탕" w:eastAsia="바탕"/>
@@ -5073,6 +5879,10 @@
       </w:r>
     </w:p>
     <w:p>
+      <w:pPr>
+        <w:spacing w:line="384" w:lineRule="auto" w:after="0"/>
+        <w:ind w:firstLine="397"/>
+      </w:pPr>
       <w:r>
         <w:rPr>
           <w:rFonts w:ascii="바탕" w:hAnsi="바탕" w:eastAsia="바탕"/>
@@ -5083,6 +5893,10 @@
       </w:r>
     </w:p>
     <w:p>
+      <w:pPr>
+        <w:spacing w:line="384" w:lineRule="auto" w:after="0"/>
+        <w:ind w:firstLine="397"/>
+      </w:pPr>
       <w:r>
         <w:rPr>
           <w:rFonts w:ascii="바탕" w:hAnsi="바탕" w:eastAsia="바탕"/>
@@ -5095,7 +5909,7 @@
     <w:p>
       <w:pPr>
         <w:pStyle w:val="Heading4"/>
-        <w:spacing w:before="200" w:after="120"/>
+        <w:spacing w:line="384" w:lineRule="auto" w:before="200" w:after="120"/>
         <w:ind w:firstLine="0"/>
         <w:jc w:val="left"/>
       </w:pPr>
@@ -5109,6 +5923,10 @@
       </w:r>
     </w:p>
     <w:p>
+      <w:pPr>
+        <w:spacing w:line="384" w:lineRule="auto" w:after="0"/>
+        <w:ind w:firstLine="397"/>
+      </w:pPr>
       <w:r>
         <w:rPr>
           <w:rFonts w:ascii="바탕" w:hAnsi="바탕" w:eastAsia="바탕"/>
@@ -5119,6 +5937,10 @@
       </w:r>
     </w:p>
     <w:p>
+      <w:pPr>
+        <w:spacing w:line="384" w:lineRule="auto" w:after="0"/>
+        <w:ind w:firstLine="397"/>
+      </w:pPr>
       <w:r>
         <w:rPr>
           <w:rFonts w:ascii="바탕" w:hAnsi="바탕" w:eastAsia="바탕"/>
@@ -5129,6 +5951,10 @@
       </w:r>
     </w:p>
     <w:p>
+      <w:pPr>
+        <w:spacing w:line="384" w:lineRule="auto" w:after="0"/>
+        <w:ind w:firstLine="397"/>
+      </w:pPr>
       <w:r>
         <w:rPr>
           <w:rFonts w:ascii="바탕" w:hAnsi="바탕" w:eastAsia="바탕"/>
@@ -5141,7 +5967,7 @@
     <w:p>
       <w:pPr>
         <w:pStyle w:val="Heading4"/>
-        <w:spacing w:before="200" w:after="120"/>
+        <w:spacing w:line="384" w:lineRule="auto" w:before="200" w:after="120"/>
         <w:ind w:firstLine="0"/>
         <w:jc w:val="left"/>
       </w:pPr>
@@ -5155,6 +5981,10 @@
       </w:r>
     </w:p>
     <w:p>
+      <w:pPr>
+        <w:spacing w:line="384" w:lineRule="auto" w:after="0"/>
+        <w:ind w:firstLine="397"/>
+      </w:pPr>
       <w:r>
         <w:rPr>
           <w:rFonts w:ascii="바탕" w:hAnsi="바탕" w:eastAsia="바탕"/>
@@ -5165,6 +5995,10 @@
       </w:r>
     </w:p>
     <w:p>
+      <w:pPr>
+        <w:spacing w:line="384" w:lineRule="auto" w:after="0"/>
+        <w:ind w:firstLine="397"/>
+      </w:pPr>
       <w:r>
         <w:rPr>
           <w:rFonts w:ascii="바탕" w:hAnsi="바탕" w:eastAsia="바탕"/>
@@ -5175,6 +6009,10 @@
       </w:r>
     </w:p>
     <w:p>
+      <w:pPr>
+        <w:spacing w:line="384" w:lineRule="auto" w:after="0"/>
+        <w:ind w:firstLine="397"/>
+      </w:pPr>
       <w:r>
         <w:rPr>
           <w:rFonts w:ascii="바탕" w:hAnsi="바탕" w:eastAsia="바탕"/>
@@ -5187,7 +6025,7 @@
     <w:p>
       <w:pPr>
         <w:pStyle w:val="Heading3"/>
-        <w:spacing w:before="240" w:after="160"/>
+        <w:spacing w:line="384" w:lineRule="auto" w:before="240" w:after="160"/>
         <w:ind w:firstLine="0"/>
         <w:jc w:val="left"/>
       </w:pPr>
@@ -5201,6 +6039,10 @@
       </w:r>
     </w:p>
     <w:p>
+      <w:pPr>
+        <w:spacing w:line="384" w:lineRule="auto" w:after="0"/>
+        <w:ind w:firstLine="397"/>
+      </w:pPr>
       <w:r>
         <w:rPr>
           <w:rFonts w:ascii="바탕" w:hAnsi="바탕" w:eastAsia="바탕"/>
@@ -5211,6 +6053,10 @@
       </w:r>
     </w:p>
     <w:p>
+      <w:pPr>
+        <w:spacing w:line="384" w:lineRule="auto" w:after="0"/>
+        <w:ind w:firstLine="397"/>
+      </w:pPr>
       <w:r>
         <w:rPr>
           <w:rFonts w:ascii="바탕" w:hAnsi="바탕" w:eastAsia="바탕"/>
@@ -5221,6 +6067,10 @@
       </w:r>
     </w:p>
     <w:p>
+      <w:pPr>
+        <w:spacing w:line="384" w:lineRule="auto" w:after="0"/>
+        <w:ind w:firstLine="397"/>
+      </w:pPr>
       <w:r>
         <w:rPr>
           <w:rFonts w:ascii="바탕" w:hAnsi="바탕" w:eastAsia="바탕"/>
@@ -5231,6 +6081,10 @@
       </w:r>
     </w:p>
     <w:p>
+      <w:pPr>
+        <w:spacing w:line="384" w:lineRule="auto" w:after="0"/>
+        <w:ind w:firstLine="397"/>
+      </w:pPr>
       <w:r>
         <w:rPr>
           <w:rFonts w:ascii="바탕" w:hAnsi="바탕" w:eastAsia="바탕"/>
@@ -5241,6 +6095,10 @@
       </w:r>
     </w:p>
     <w:p>
+      <w:pPr>
+        <w:spacing w:line="384" w:lineRule="auto" w:after="0"/>
+        <w:ind w:firstLine="397"/>
+      </w:pPr>
       <w:r>
         <w:rPr>
           <w:rFonts w:ascii="바탕" w:hAnsi="바탕" w:eastAsia="바탕"/>
@@ -5251,6 +6109,10 @@
       </w:r>
     </w:p>
     <w:p>
+      <w:pPr>
+        <w:spacing w:line="384" w:lineRule="auto" w:after="0"/>
+        <w:ind w:firstLine="397"/>
+      </w:pPr>
       <w:r>
         <w:rPr>
           <w:rFonts w:ascii="바탕" w:hAnsi="바탕" w:eastAsia="바탕"/>
@@ -5261,6 +6123,10 @@
       </w:r>
     </w:p>
     <w:p>
+      <w:pPr>
+        <w:spacing w:line="384" w:lineRule="auto" w:after="0"/>
+        <w:ind w:firstLine="397"/>
+      </w:pPr>
       <w:r>
         <w:rPr>
           <w:rFonts w:ascii="바탕" w:hAnsi="바탕" w:eastAsia="바탕"/>
@@ -5279,6 +6145,10 @@
       </w:r>
     </w:p>
     <w:p>
+      <w:pPr>
+        <w:spacing w:line="384" w:lineRule="auto" w:after="0"/>
+        <w:ind w:firstLine="397"/>
+      </w:pPr>
       <w:r>
         <w:rPr>
           <w:rFonts w:ascii="바탕" w:hAnsi="바탕" w:eastAsia="바탕"/>
@@ -5297,6 +6167,10 @@
       </w:r>
     </w:p>
     <w:p>
+      <w:pPr>
+        <w:spacing w:line="384" w:lineRule="auto" w:after="0"/>
+        <w:ind w:firstLine="397"/>
+      </w:pPr>
       <w:r>
         <w:rPr>
           <w:rFonts w:ascii="바탕" w:hAnsi="바탕" w:eastAsia="바탕"/>
@@ -5315,6 +6189,10 @@
       </w:r>
     </w:p>
     <w:p>
+      <w:pPr>
+        <w:spacing w:line="384" w:lineRule="auto" w:after="0"/>
+        <w:ind w:firstLine="397"/>
+      </w:pPr>
       <w:r>
         <w:rPr>
           <w:rFonts w:ascii="바탕" w:hAnsi="바탕" w:eastAsia="바탕"/>
@@ -5333,6 +6211,10 @@
       </w:r>
     </w:p>
     <w:p>
+      <w:pPr>
+        <w:spacing w:line="384" w:lineRule="auto" w:after="0"/>
+        <w:ind w:firstLine="397"/>
+      </w:pPr>
       <w:r>
         <w:rPr>
           <w:rFonts w:ascii="바탕" w:hAnsi="바탕" w:eastAsia="바탕"/>
@@ -5363,7 +6245,7 @@
     <w:p>
       <w:pPr>
         <w:pStyle w:val="Heading1"/>
-        <w:spacing w:before="480" w:after="360"/>
+        <w:spacing w:line="384" w:lineRule="auto" w:before="480" w:after="360"/>
         <w:ind w:firstLine="0"/>
         <w:jc w:val="center"/>
       </w:pPr>
@@ -5379,7 +6261,7 @@
     <w:p>
       <w:pPr>
         <w:pStyle w:val="Heading2"/>
-        <w:spacing w:before="360" w:after="240"/>
+        <w:spacing w:line="384" w:lineRule="auto" w:before="360" w:after="240"/>
         <w:ind w:firstLine="0"/>
         <w:jc w:val="left"/>
       </w:pPr>
@@ -5393,6 +6275,10 @@
       </w:r>
     </w:p>
     <w:p>
+      <w:pPr>
+        <w:spacing w:line="384" w:lineRule="auto" w:after="0"/>
+        <w:ind w:firstLine="397"/>
+      </w:pPr>
       <w:r>
         <w:rPr>
           <w:rFonts w:ascii="바탕" w:hAnsi="바탕" w:eastAsia="바탕"/>
@@ -5457,6 +6343,10 @@
       </w:r>
     </w:p>
     <w:p>
+      <w:pPr>
+        <w:spacing w:line="384" w:lineRule="auto" w:after="0"/>
+        <w:ind w:firstLine="397"/>
+      </w:pPr>
       <w:r>
         <w:rPr>
           <w:rFonts w:ascii="바탕" w:hAnsi="바탕" w:eastAsia="바탕"/>
@@ -5485,7 +6375,7 @@
     <w:p>
       <w:pPr>
         <w:pStyle w:val="Heading2"/>
-        <w:spacing w:before="360" w:after="240"/>
+        <w:spacing w:line="384" w:lineRule="auto" w:before="360" w:after="240"/>
         <w:ind w:firstLine="0"/>
         <w:jc w:val="left"/>
       </w:pPr>
@@ -5501,7 +6391,7 @@
     <w:p>
       <w:pPr>
         <w:pStyle w:val="Heading3"/>
-        <w:spacing w:before="240" w:after="160"/>
+        <w:spacing w:line="384" w:lineRule="auto" w:before="240" w:after="160"/>
         <w:ind w:firstLine="0"/>
         <w:jc w:val="left"/>
       </w:pPr>
@@ -5515,6 +6405,10 @@
       </w:r>
     </w:p>
     <w:p>
+      <w:pPr>
+        <w:spacing w:line="384" w:lineRule="auto" w:after="0"/>
+        <w:ind w:firstLine="397"/>
+      </w:pPr>
       <w:r>
         <w:rPr>
           <w:rFonts w:ascii="바탕" w:hAnsi="바탕" w:eastAsia="바탕"/>
@@ -5525,6 +6419,10 @@
       </w:r>
     </w:p>
     <w:p>
+      <w:pPr>
+        <w:spacing w:line="384" w:lineRule="auto" w:after="0"/>
+        <w:ind w:firstLine="397"/>
+      </w:pPr>
       <w:r>
         <w:rPr>
           <w:rFonts w:ascii="바탕" w:hAnsi="바탕" w:eastAsia="바탕"/>
@@ -5545,7 +6443,7 @@
     <w:p>
       <w:pPr>
         <w:pStyle w:val="Heading3"/>
-        <w:spacing w:before="240" w:after="160"/>
+        <w:spacing w:line="384" w:lineRule="auto" w:before="240" w:after="160"/>
         <w:ind w:firstLine="0"/>
         <w:jc w:val="left"/>
       </w:pPr>
@@ -5559,6 +6457,10 @@
       </w:r>
     </w:p>
     <w:p>
+      <w:pPr>
+        <w:spacing w:line="384" w:lineRule="auto" w:after="0"/>
+        <w:ind w:firstLine="397"/>
+      </w:pPr>
       <w:r>
         <w:rPr>
           <w:rFonts w:ascii="바탕" w:hAnsi="바탕" w:eastAsia="바탕"/>
@@ -5569,6 +6471,10 @@
       </w:r>
     </w:p>
     <w:p>
+      <w:pPr>
+        <w:spacing w:line="384" w:lineRule="auto" w:after="0"/>
+        <w:ind w:firstLine="397"/>
+      </w:pPr>
       <w:r>
         <w:rPr>
           <w:rFonts w:ascii="바탕" w:hAnsi="바탕" w:eastAsia="바탕"/>
@@ -5587,6 +6493,10 @@
       </w:r>
     </w:p>
     <w:p>
+      <w:pPr>
+        <w:spacing w:line="384" w:lineRule="auto" w:after="0"/>
+        <w:ind w:firstLine="397"/>
+      </w:pPr>
       <w:r>
         <w:rPr>
           <w:rFonts w:ascii="바탕" w:hAnsi="바탕" w:eastAsia="바탕"/>
@@ -5605,6 +6515,10 @@
       </w:r>
     </w:p>
     <w:p>
+      <w:pPr>
+        <w:spacing w:line="384" w:lineRule="auto" w:after="0"/>
+        <w:ind w:firstLine="397"/>
+      </w:pPr>
       <w:r>
         <w:rPr>
           <w:rFonts w:ascii="바탕" w:hAnsi="바탕" w:eastAsia="바탕"/>
@@ -5617,7 +6531,7 @@
     <w:p>
       <w:pPr>
         <w:pStyle w:val="Heading3"/>
-        <w:spacing w:before="240" w:after="160"/>
+        <w:spacing w:line="384" w:lineRule="auto" w:before="240" w:after="160"/>
         <w:ind w:firstLine="0"/>
         <w:jc w:val="left"/>
       </w:pPr>
@@ -5631,6 +6545,10 @@
       </w:r>
     </w:p>
     <w:p>
+      <w:pPr>
+        <w:spacing w:line="384" w:lineRule="auto" w:after="0"/>
+        <w:ind w:firstLine="397"/>
+      </w:pPr>
       <w:r>
         <w:rPr>
           <w:rFonts w:ascii="바탕" w:hAnsi="바탕" w:eastAsia="바탕"/>
@@ -5649,6 +6567,10 @@
       </w:r>
     </w:p>
     <w:p>
+      <w:pPr>
+        <w:spacing w:line="384" w:lineRule="auto" w:after="0"/>
+        <w:ind w:firstLine="397"/>
+      </w:pPr>
       <w:r>
         <w:rPr>
           <w:rFonts w:ascii="바탕" w:hAnsi="바탕" w:eastAsia="바탕"/>
@@ -5669,7 +6591,7 @@
     <w:p>
       <w:pPr>
         <w:pStyle w:val="Heading3"/>
-        <w:spacing w:before="240" w:after="160"/>
+        <w:spacing w:line="384" w:lineRule="auto" w:before="240" w:after="160"/>
         <w:ind w:firstLine="0"/>
         <w:jc w:val="left"/>
       </w:pPr>
@@ -5683,6 +6605,10 @@
       </w:r>
     </w:p>
     <w:p>
+      <w:pPr>
+        <w:spacing w:line="384" w:lineRule="auto" w:after="0"/>
+        <w:ind w:firstLine="397"/>
+      </w:pPr>
       <w:r>
         <w:rPr>
           <w:rFonts w:ascii="바탕" w:hAnsi="바탕" w:eastAsia="바탕"/>
@@ -7821,6 +8747,10 @@
     </w:tbl>
     <w:p/>
     <w:p>
+      <w:pPr>
+        <w:spacing w:line="384" w:lineRule="auto" w:after="0"/>
+        <w:ind w:firstLine="397"/>
+      </w:pPr>
       <w:r>
         <w:rPr>
           <w:rFonts w:ascii="바탕" w:hAnsi="바탕" w:eastAsia="바탕"/>
@@ -7855,6 +8785,10 @@
       </w:r>
     </w:p>
     <w:p>
+      <w:pPr>
+        <w:spacing w:line="384" w:lineRule="auto" w:after="0"/>
+        <w:ind w:firstLine="397"/>
+      </w:pPr>
       <w:r>
         <w:rPr>
           <w:rFonts w:ascii="바탕" w:hAnsi="바탕" w:eastAsia="바탕"/>
@@ -8065,6 +8999,10 @@
       </w:r>
     </w:p>
     <w:p>
+      <w:pPr>
+        <w:spacing w:line="384" w:lineRule="auto" w:after="0"/>
+        <w:ind w:firstLine="397"/>
+      </w:pPr>
       <w:r>
         <w:rPr>
           <w:rFonts w:ascii="바탕" w:hAnsi="바탕" w:eastAsia="바탕"/>
@@ -8115,6 +9053,10 @@
       </w:r>
     </w:p>
     <w:p>
+      <w:pPr>
+        <w:spacing w:line="384" w:lineRule="auto" w:after="0"/>
+        <w:ind w:firstLine="397"/>
+      </w:pPr>
       <w:r>
         <w:rPr>
           <w:rFonts w:ascii="바탕" w:hAnsi="바탕" w:eastAsia="바탕"/>
@@ -8125,6 +9067,10 @@
       </w:r>
     </w:p>
     <w:p>
+      <w:pPr>
+        <w:spacing w:line="384" w:lineRule="auto" w:after="0"/>
+        <w:ind w:firstLine="397"/>
+      </w:pPr>
       <w:r>
         <w:rPr>
           <w:rFonts w:ascii="바탕" w:hAnsi="바탕" w:eastAsia="바탕"/>
@@ -8143,6 +9089,10 @@
       </w:r>
     </w:p>
     <w:p>
+      <w:pPr>
+        <w:spacing w:line="384" w:lineRule="auto" w:after="0"/>
+        <w:ind w:firstLine="397"/>
+      </w:pPr>
       <w:r>
         <w:rPr>
           <w:rFonts w:ascii="바탕" w:hAnsi="바탕" w:eastAsia="바탕"/>
@@ -8161,6 +9111,10 @@
       </w:r>
     </w:p>
     <w:p>
+      <w:pPr>
+        <w:spacing w:line="384" w:lineRule="auto" w:after="0"/>
+        <w:ind w:firstLine="397"/>
+      </w:pPr>
       <w:r>
         <w:rPr>
           <w:rFonts w:ascii="바탕" w:hAnsi="바탕" w:eastAsia="바탕"/>
@@ -8259,6 +9213,10 @@
       </w:r>
     </w:p>
     <w:p>
+      <w:pPr>
+        <w:spacing w:line="384" w:lineRule="auto" w:after="0"/>
+        <w:ind w:firstLine="397"/>
+      </w:pPr>
       <w:r>
         <w:rPr>
           <w:rFonts w:ascii="바탕" w:hAnsi="바탕" w:eastAsia="바탕"/>
@@ -8277,6 +9235,10 @@
       </w:r>
     </w:p>
     <w:p>
+      <w:pPr>
+        <w:spacing w:line="384" w:lineRule="auto" w:after="0"/>
+        <w:ind w:firstLine="397"/>
+      </w:pPr>
       <w:r>
         <w:rPr>
           <w:rFonts w:ascii="바탕" w:hAnsi="바탕" w:eastAsia="바탕"/>
@@ -8311,6 +9273,10 @@
       </w:r>
     </w:p>
     <w:p>
+      <w:pPr>
+        <w:spacing w:line="384" w:lineRule="auto" w:after="0"/>
+        <w:ind w:firstLine="397"/>
+      </w:pPr>
       <w:r>
         <w:rPr>
           <w:rFonts w:ascii="바탕" w:hAnsi="바탕" w:eastAsia="바탕"/>
@@ -8331,7 +9297,7 @@
     <w:p>
       <w:pPr>
         <w:pStyle w:val="Heading3"/>
-        <w:spacing w:before="240" w:after="160"/>
+        <w:spacing w:line="384" w:lineRule="auto" w:before="240" w:after="160"/>
         <w:ind w:firstLine="0"/>
         <w:jc w:val="left"/>
       </w:pPr>
@@ -8345,6 +9311,10 @@
       </w:r>
     </w:p>
     <w:p>
+      <w:pPr>
+        <w:spacing w:line="384" w:lineRule="auto" w:after="0"/>
+        <w:ind w:firstLine="397"/>
+      </w:pPr>
       <w:r>
         <w:rPr>
           <w:rFonts w:ascii="바탕" w:hAnsi="바탕" w:eastAsia="바탕"/>
@@ -8355,6 +9325,10 @@
       </w:r>
     </w:p>
     <w:p>
+      <w:pPr>
+        <w:spacing w:line="384" w:lineRule="auto" w:after="0"/>
+        <w:ind w:firstLine="397"/>
+      </w:pPr>
       <w:r>
         <w:rPr>
           <w:rFonts w:ascii="바탕" w:hAnsi="바탕" w:eastAsia="바탕"/>
@@ -8383,7 +9357,7 @@
     <w:p>
       <w:pPr>
         <w:pStyle w:val="Heading2"/>
-        <w:spacing w:before="360" w:after="240"/>
+        <w:spacing w:line="384" w:lineRule="auto" w:before="360" w:after="240"/>
         <w:ind w:firstLine="0"/>
         <w:jc w:val="left"/>
       </w:pPr>
@@ -8399,7 +9373,7 @@
     <w:p>
       <w:pPr>
         <w:pStyle w:val="Heading3"/>
-        <w:spacing w:before="240" w:after="160"/>
+        <w:spacing w:line="384" w:lineRule="auto" w:before="240" w:after="160"/>
         <w:ind w:firstLine="0"/>
         <w:jc w:val="left"/>
       </w:pPr>
@@ -8413,6 +9387,10 @@
       </w:r>
     </w:p>
     <w:p>
+      <w:pPr>
+        <w:spacing w:line="384" w:lineRule="auto" w:after="0"/>
+        <w:ind w:firstLine="397"/>
+      </w:pPr>
       <w:r>
         <w:rPr>
           <w:rFonts w:ascii="바탕" w:hAnsi="바탕" w:eastAsia="바탕"/>
@@ -8423,6 +9401,10 @@
       </w:r>
     </w:p>
     <w:p>
+      <w:pPr>
+        <w:spacing w:line="384" w:lineRule="auto" w:after="0"/>
+        <w:ind w:firstLine="397"/>
+      </w:pPr>
       <w:r>
         <w:rPr>
           <w:rFonts w:ascii="바탕" w:hAnsi="바탕" w:eastAsia="바탕"/>
@@ -8748,6 +9730,10 @@
       </m:oMathPara>
     </w:p>
     <w:p>
+      <w:pPr>
+        <w:spacing w:line="384" w:lineRule="auto" w:after="0"/>
+        <w:ind w:firstLine="397"/>
+      </w:pPr>
       <w:r>
         <w:rPr>
           <w:rFonts w:ascii="바탕" w:hAnsi="바탕" w:eastAsia="바탕"/>
@@ -8798,6 +9784,10 @@
       </w:r>
     </w:p>
     <w:p>
+      <w:pPr>
+        <w:spacing w:line="384" w:lineRule="auto" w:after="0"/>
+        <w:ind w:firstLine="397"/>
+      </w:pPr>
       <w:r>
         <w:rPr>
           <w:rFonts w:ascii="바탕" w:hAnsi="바탕" w:eastAsia="바탕"/>
@@ -8810,7 +9800,7 @@
     <w:p>
       <w:pPr>
         <w:pStyle w:val="Heading3"/>
-        <w:spacing w:before="240" w:after="160"/>
+        <w:spacing w:line="384" w:lineRule="auto" w:before="240" w:after="160"/>
         <w:ind w:firstLine="0"/>
         <w:jc w:val="left"/>
       </w:pPr>
@@ -8824,6 +9814,10 @@
       </w:r>
     </w:p>
     <w:p>
+      <w:pPr>
+        <w:spacing w:line="384" w:lineRule="auto" w:after="0"/>
+        <w:ind w:firstLine="397"/>
+      </w:pPr>
       <w:r>
         <w:rPr>
           <w:rFonts w:ascii="바탕" w:hAnsi="바탕" w:eastAsia="바탕"/>
@@ -8834,6 +9828,10 @@
       </w:r>
     </w:p>
     <w:p>
+      <w:pPr>
+        <w:spacing w:line="384" w:lineRule="auto" w:after="0"/>
+        <w:ind w:firstLine="397"/>
+      </w:pPr>
       <w:r>
         <w:rPr>
           <w:rFonts w:ascii="바탕" w:hAnsi="바탕" w:eastAsia="바탕"/>
@@ -8844,6 +9842,10 @@
       </w:r>
     </w:p>
     <w:p>
+      <w:pPr>
+        <w:spacing w:line="384" w:lineRule="auto" w:after="0"/>
+        <w:ind w:firstLine="397"/>
+      </w:pPr>
       <w:r>
         <w:rPr>
           <w:rFonts w:ascii="바탕" w:hAnsi="바탕" w:eastAsia="바탕"/>
@@ -8856,7 +9858,7 @@
     <w:p>
       <w:pPr>
         <w:pStyle w:val="Heading3"/>
-        <w:spacing w:before="240" w:after="160"/>
+        <w:spacing w:line="384" w:lineRule="auto" w:before="240" w:after="160"/>
         <w:ind w:firstLine="0"/>
         <w:jc w:val="left"/>
       </w:pPr>
@@ -8870,6 +9872,10 @@
       </w:r>
     </w:p>
     <w:p>
+      <w:pPr>
+        <w:spacing w:line="384" w:lineRule="auto" w:after="0"/>
+        <w:ind w:firstLine="397"/>
+      </w:pPr>
       <w:r>
         <w:rPr>
           <w:rFonts w:ascii="바탕" w:hAnsi="바탕" w:eastAsia="바탕"/>
@@ -8880,6 +9886,10 @@
       </w:r>
     </w:p>
     <w:p>
+      <w:pPr>
+        <w:spacing w:line="384" w:lineRule="auto" w:after="0"/>
+        <w:ind w:firstLine="397"/>
+      </w:pPr>
       <w:r>
         <w:rPr>
           <w:rFonts w:ascii="바탕" w:hAnsi="바탕" w:eastAsia="바탕"/>
@@ -8890,6 +9900,10 @@
       </w:r>
     </w:p>
     <w:p>
+      <w:pPr>
+        <w:spacing w:line="384" w:lineRule="auto" w:after="0"/>
+        <w:ind w:firstLine="397"/>
+      </w:pPr>
       <w:r>
         <w:rPr>
           <w:rFonts w:ascii="바탕" w:hAnsi="바탕" w:eastAsia="바탕"/>
@@ -8902,7 +9916,7 @@
     <w:p>
       <w:pPr>
         <w:pStyle w:val="Heading3"/>
-        <w:spacing w:before="240" w:after="160"/>
+        <w:spacing w:line="384" w:lineRule="auto" w:before="240" w:after="160"/>
         <w:ind w:firstLine="0"/>
         <w:jc w:val="left"/>
       </w:pPr>
@@ -8916,6 +9930,10 @@
       </w:r>
     </w:p>
     <w:p>
+      <w:pPr>
+        <w:spacing w:line="384" w:lineRule="auto" w:after="0"/>
+        <w:ind w:firstLine="397"/>
+      </w:pPr>
       <w:r>
         <w:rPr>
           <w:rFonts w:ascii="바탕" w:hAnsi="바탕" w:eastAsia="바탕"/>
@@ -8926,6 +9944,10 @@
       </w:r>
     </w:p>
     <w:p>
+      <w:pPr>
+        <w:spacing w:line="384" w:lineRule="auto" w:after="0"/>
+        <w:ind w:firstLine="397"/>
+      </w:pPr>
       <w:r>
         <w:rPr>
           <w:rFonts w:ascii="바탕" w:hAnsi="바탕" w:eastAsia="바탕"/>
@@ -8944,6 +9966,10 @@
       </w:r>
     </w:p>
     <w:p>
+      <w:pPr>
+        <w:spacing w:line="384" w:lineRule="auto" w:after="0"/>
+        <w:ind w:firstLine="397"/>
+      </w:pPr>
       <w:r>
         <w:rPr>
           <w:rFonts w:ascii="바탕" w:hAnsi="바탕" w:eastAsia="바탕"/>
@@ -8962,6 +9988,10 @@
       </w:r>
     </w:p>
     <w:p>
+      <w:pPr>
+        <w:spacing w:line="384" w:lineRule="auto" w:after="0"/>
+        <w:ind w:firstLine="397"/>
+      </w:pPr>
       <w:r>
         <w:rPr>
           <w:rFonts w:ascii="바탕" w:hAnsi="바탕" w:eastAsia="바탕"/>
@@ -8982,7 +10012,7 @@
     <w:p>
       <w:pPr>
         <w:pStyle w:val="Heading3"/>
-        <w:spacing w:before="240" w:after="160"/>
+        <w:spacing w:line="384" w:lineRule="auto" w:before="240" w:after="160"/>
         <w:ind w:firstLine="0"/>
         <w:jc w:val="left"/>
       </w:pPr>
@@ -8996,6 +10026,10 @@
       </w:r>
     </w:p>
     <w:p>
+      <w:pPr>
+        <w:spacing w:line="384" w:lineRule="auto" w:after="0"/>
+        <w:ind w:firstLine="397"/>
+      </w:pPr>
       <w:r>
         <w:rPr>
           <w:rFonts w:ascii="바탕" w:hAnsi="바탕" w:eastAsia="바탕"/>
@@ -9006,6 +10040,10 @@
       </w:r>
     </w:p>
     <w:p>
+      <w:pPr>
+        <w:spacing w:line="384" w:lineRule="auto" w:after="0"/>
+        <w:ind w:firstLine="397"/>
+      </w:pPr>
       <w:r>
         <w:rPr>
           <w:rFonts w:ascii="바탕" w:hAnsi="바탕" w:eastAsia="바탕"/>
@@ -9325,6 +10363,10 @@
       </m:oMathPara>
     </w:p>
     <w:p>
+      <w:pPr>
+        <w:spacing w:line="384" w:lineRule="auto" w:after="0"/>
+        <w:ind w:firstLine="397"/>
+      </w:pPr>
       <w:r>
         <w:rPr>
           <w:rFonts w:ascii="바탕" w:hAnsi="바탕" w:eastAsia="바탕"/>
@@ -9664,6 +10706,10 @@
       </m:oMathPara>
     </w:p>
     <w:p>
+      <w:pPr>
+        <w:spacing w:line="384" w:lineRule="auto" w:after="0"/>
+        <w:ind w:firstLine="397"/>
+      </w:pPr>
       <w:r>
         <w:rPr>
           <w:rFonts w:ascii="바탕" w:hAnsi="바탕" w:eastAsia="바탕"/>
@@ -9682,6 +10728,10 @@
       </w:r>
     </w:p>
     <w:p>
+      <w:pPr>
+        <w:spacing w:line="384" w:lineRule="auto" w:after="0"/>
+        <w:ind w:firstLine="397"/>
+      </w:pPr>
       <w:r>
         <w:rPr>
           <w:rFonts w:ascii="바탕" w:hAnsi="바탕" w:eastAsia="바탕"/>
@@ -10021,7 +11071,7 @@
     <w:p>
       <w:pPr>
         <w:pStyle w:val="Heading1"/>
-        <w:spacing w:before="480" w:after="360"/>
+        <w:spacing w:line="384" w:lineRule="auto" w:before="480" w:after="360"/>
         <w:ind w:firstLine="0"/>
         <w:jc w:val="center"/>
       </w:pPr>
@@ -10035,6 +11085,10 @@
       </w:r>
     </w:p>
     <w:p>
+      <w:pPr>
+        <w:spacing w:line="384" w:lineRule="auto" w:after="0"/>
+        <w:ind w:firstLine="397"/>
+      </w:pPr>
       <w:r>
         <w:rPr>
           <w:rFonts w:ascii="바탕" w:hAnsi="바탕" w:eastAsia="바탕"/>
@@ -10047,7 +11101,7 @@
     <w:p>
       <w:pPr>
         <w:pStyle w:val="Heading2"/>
-        <w:spacing w:before="360" w:after="240"/>
+        <w:spacing w:line="384" w:lineRule="auto" w:before="360" w:after="240"/>
         <w:ind w:firstLine="0"/>
         <w:jc w:val="left"/>
       </w:pPr>
@@ -10063,7 +11117,7 @@
     <w:p>
       <w:pPr>
         <w:pStyle w:val="Heading3"/>
-        <w:spacing w:before="240" w:after="160"/>
+        <w:spacing w:line="384" w:lineRule="auto" w:before="240" w:after="160"/>
         <w:ind w:firstLine="0"/>
         <w:jc w:val="left"/>
       </w:pPr>
@@ -10077,6 +11131,10 @@
       </w:r>
     </w:p>
     <w:p>
+      <w:pPr>
+        <w:spacing w:line="384" w:lineRule="auto" w:after="0"/>
+        <w:ind w:firstLine="397"/>
+      </w:pPr>
       <w:r>
         <w:rPr>
           <w:rFonts w:ascii="바탕" w:hAnsi="바탕" w:eastAsia="바탕"/>
@@ -10105,7 +11163,7 @@
     <w:p>
       <w:pPr>
         <w:pStyle w:val="Heading3"/>
-        <w:spacing w:before="240" w:after="160"/>
+        <w:spacing w:line="384" w:lineRule="auto" w:before="240" w:after="160"/>
         <w:ind w:firstLine="0"/>
         <w:jc w:val="left"/>
       </w:pPr>
@@ -11351,6 +12409,10 @@
     </w:tbl>
     <w:p/>
     <w:p>
+      <w:pPr>
+        <w:spacing w:line="384" w:lineRule="auto" w:after="0"/>
+        <w:ind w:firstLine="397"/>
+      </w:pPr>
       <w:r>
         <w:rPr>
           <w:rFonts w:ascii="바탕" w:hAnsi="바탕" w:eastAsia="바탕"/>
@@ -11363,7 +12425,7 @@
     <w:p>
       <w:pPr>
         <w:pStyle w:val="Heading3"/>
-        <w:spacing w:before="240" w:after="160"/>
+        <w:spacing w:line="384" w:lineRule="auto" w:before="240" w:after="160"/>
         <w:ind w:firstLine="0"/>
         <w:jc w:val="left"/>
       </w:pPr>
@@ -12697,6 +13759,10 @@
     </w:tbl>
     <w:p/>
     <w:p>
+      <w:pPr>
+        <w:spacing w:line="384" w:lineRule="auto" w:after="0"/>
+        <w:ind w:firstLine="397"/>
+      </w:pPr>
       <w:r>
         <w:rPr>
           <w:rFonts w:ascii="바탕" w:hAnsi="바탕" w:eastAsia="바탕"/>
@@ -12741,7 +13807,7 @@
     <w:p>
       <w:pPr>
         <w:pStyle w:val="Heading3"/>
-        <w:spacing w:before="240" w:after="160"/>
+        <w:spacing w:line="384" w:lineRule="auto" w:before="240" w:after="160"/>
         <w:ind w:firstLine="0"/>
         <w:jc w:val="left"/>
       </w:pPr>
@@ -12755,6 +13821,10 @@
       </w:r>
     </w:p>
     <w:p>
+      <w:pPr>
+        <w:spacing w:line="384" w:lineRule="auto" w:after="0"/>
+        <w:ind w:firstLine="397"/>
+      </w:pPr>
       <w:r>
         <w:rPr>
           <w:rFonts w:ascii="바탕" w:hAnsi="바탕" w:eastAsia="바탕"/>
@@ -13673,6 +14743,10 @@
     </w:tbl>
     <w:p/>
     <w:p>
+      <w:pPr>
+        <w:spacing w:line="384" w:lineRule="auto" w:after="0"/>
+        <w:ind w:firstLine="397"/>
+      </w:pPr>
       <w:r>
         <w:rPr>
           <w:rFonts w:ascii="바탕" w:hAnsi="바탕" w:eastAsia="바탕"/>
@@ -13781,7 +14855,7 @@
     <w:p>
       <w:pPr>
         <w:pStyle w:val="Heading3"/>
-        <w:spacing w:before="240" w:after="160"/>
+        <w:spacing w:line="384" w:lineRule="auto" w:before="240" w:after="160"/>
         <w:ind w:firstLine="0"/>
         <w:jc w:val="left"/>
       </w:pPr>
@@ -13795,6 +14869,10 @@
       </w:r>
     </w:p>
     <w:p>
+      <w:pPr>
+        <w:spacing w:line="384" w:lineRule="auto" w:after="0"/>
+        <w:ind w:firstLine="397"/>
+      </w:pPr>
       <w:r>
         <w:rPr>
           <w:rFonts w:ascii="바탕" w:hAnsi="바탕" w:eastAsia="바탕"/>
@@ -13823,7 +14901,7 @@
     <w:p>
       <w:pPr>
         <w:pStyle w:val="Heading2"/>
-        <w:spacing w:before="360" w:after="240"/>
+        <w:spacing w:line="384" w:lineRule="auto" w:before="360" w:after="240"/>
         <w:ind w:firstLine="0"/>
         <w:jc w:val="left"/>
       </w:pPr>
@@ -13839,7 +14917,7 @@
     <w:p>
       <w:pPr>
         <w:pStyle w:val="Heading3"/>
-        <w:spacing w:before="240" w:after="160"/>
+        <w:spacing w:line="384" w:lineRule="auto" w:before="240" w:after="160"/>
         <w:ind w:firstLine="0"/>
         <w:jc w:val="left"/>
       </w:pPr>
@@ -15123,6 +16201,10 @@
     </w:tbl>
     <w:p/>
     <w:p>
+      <w:pPr>
+        <w:spacing w:line="384" w:lineRule="auto" w:after="0"/>
+        <w:ind w:firstLine="397"/>
+      </w:pPr>
       <w:r>
         <w:rPr>
           <w:rFonts w:ascii="바탕" w:hAnsi="바탕" w:eastAsia="바탕"/>
@@ -15133,6 +16215,10 @@
       </w:r>
     </w:p>
     <w:p>
+      <w:pPr>
+        <w:spacing w:line="384" w:lineRule="auto" w:after="0"/>
+        <w:ind w:firstLine="397"/>
+      </w:pPr>
       <w:r>
         <w:rPr>
           <w:rFonts w:ascii="바탕" w:hAnsi="바탕" w:eastAsia="바탕"/>
@@ -15161,7 +16247,7 @@
     <w:p>
       <w:pPr>
         <w:pStyle w:val="Heading3"/>
-        <w:spacing w:before="240" w:after="160"/>
+        <w:spacing w:line="384" w:lineRule="auto" w:before="240" w:after="160"/>
         <w:ind w:firstLine="0"/>
         <w:jc w:val="left"/>
       </w:pPr>
@@ -15639,6 +16725,10 @@
     </w:tbl>
     <w:p/>
     <w:p>
+      <w:pPr>
+        <w:spacing w:line="384" w:lineRule="auto" w:after="0"/>
+        <w:ind w:firstLine="397"/>
+      </w:pPr>
       <w:r>
         <w:rPr>
           <w:rFonts w:ascii="바탕" w:hAnsi="바탕" w:eastAsia="바탕"/>
@@ -15699,7 +16789,7 @@
     <w:p>
       <w:pPr>
         <w:pStyle w:val="Heading2"/>
-        <w:spacing w:before="360" w:after="240"/>
+        <w:spacing w:line="384" w:lineRule="auto" w:before="360" w:after="240"/>
         <w:ind w:firstLine="0"/>
         <w:jc w:val="left"/>
       </w:pPr>
@@ -15715,7 +16805,7 @@
     <w:p>
       <w:pPr>
         <w:pStyle w:val="Heading3"/>
-        <w:spacing w:before="240" w:after="160"/>
+        <w:spacing w:line="384" w:lineRule="auto" w:before="240" w:after="160"/>
         <w:ind w:firstLine="0"/>
         <w:jc w:val="left"/>
       </w:pPr>
@@ -15729,6 +16819,10 @@
       </w:r>
     </w:p>
     <w:p>
+      <w:pPr>
+        <w:spacing w:line="384" w:lineRule="auto" w:after="0"/>
+        <w:ind w:firstLine="397"/>
+      </w:pPr>
       <w:r>
         <w:rPr>
           <w:rFonts w:ascii="바탕" w:hAnsi="바탕" w:eastAsia="바탕"/>
@@ -15741,6 +16835,7 @@
     <w:p>
       <w:pPr>
         <w:pStyle w:val="ListBullet"/>
+        <w:spacing w:line="384" w:lineRule="auto" w:after="0"/>
         <w:ind w:firstLine="0"/>
       </w:pPr>
       <w:r>
@@ -15763,6 +16858,7 @@
     <w:p>
       <w:pPr>
         <w:pStyle w:val="ListBullet"/>
+        <w:spacing w:line="384" w:lineRule="auto" w:after="0"/>
         <w:ind w:firstLine="0"/>
       </w:pPr>
       <w:r>
@@ -15801,6 +16897,7 @@
     <w:p>
       <w:pPr>
         <w:pStyle w:val="ListBullet"/>
+        <w:spacing w:line="384" w:lineRule="auto" w:after="0"/>
         <w:ind w:firstLine="0"/>
       </w:pPr>
       <w:r>
@@ -15839,6 +16936,7 @@
     <w:p>
       <w:pPr>
         <w:pStyle w:val="ListBullet"/>
+        <w:spacing w:line="384" w:lineRule="auto" w:after="0"/>
         <w:ind w:firstLine="0"/>
       </w:pPr>
       <w:r>
@@ -15861,7 +16959,7 @@
     <w:p>
       <w:pPr>
         <w:pStyle w:val="Heading3"/>
-        <w:spacing w:before="240" w:after="160"/>
+        <w:spacing w:line="384" w:lineRule="auto" w:before="240" w:after="160"/>
         <w:ind w:firstLine="0"/>
         <w:jc w:val="left"/>
       </w:pPr>
@@ -16502,7 +17600,7 @@
     <w:p>
       <w:pPr>
         <w:pStyle w:val="Heading3"/>
-        <w:spacing w:before="240" w:after="160"/>
+        <w:spacing w:line="384" w:lineRule="auto" w:before="240" w:after="160"/>
         <w:ind w:firstLine="0"/>
         <w:jc w:val="left"/>
       </w:pPr>
@@ -16516,6 +17614,10 @@
       </w:r>
     </w:p>
     <w:p>
+      <w:pPr>
+        <w:spacing w:line="384" w:lineRule="auto" w:after="0"/>
+        <w:ind w:firstLine="397"/>
+      </w:pPr>
       <w:r>
         <w:rPr>
           <w:rFonts w:ascii="바탕" w:hAnsi="바탕" w:eastAsia="바탕"/>
@@ -16534,6 +17636,10 @@
       </w:r>
     </w:p>
     <w:p>
+      <w:pPr>
+        <w:spacing w:line="384" w:lineRule="auto" w:after="0"/>
+        <w:ind w:firstLine="397"/>
+      </w:pPr>
       <w:r>
         <w:rPr>
           <w:rFonts w:ascii="바탕" w:hAnsi="바탕" w:eastAsia="바탕"/>
@@ -16584,6 +17690,10 @@
       </w:r>
     </w:p>
     <w:p>
+      <w:pPr>
+        <w:spacing w:line="384" w:lineRule="auto" w:after="0"/>
+        <w:ind w:firstLine="397"/>
+      </w:pPr>
       <w:r>
         <w:rPr>
           <w:rFonts w:ascii="바탕" w:hAnsi="바탕" w:eastAsia="바탕"/>
@@ -16618,6 +17728,10 @@
       </w:r>
     </w:p>
     <w:p>
+      <w:pPr>
+        <w:spacing w:line="384" w:lineRule="auto" w:after="0"/>
+        <w:ind w:firstLine="397"/>
+      </w:pPr>
       <w:r>
         <w:rPr>
           <w:rFonts w:ascii="바탕" w:hAnsi="바탕" w:eastAsia="바탕"/>
@@ -16646,7 +17760,7 @@
     <w:p>
       <w:pPr>
         <w:pStyle w:val="Heading2"/>
-        <w:spacing w:before="360" w:after="240"/>
+        <w:spacing w:line="384" w:lineRule="auto" w:before="360" w:after="240"/>
         <w:ind w:firstLine="0"/>
         <w:jc w:val="left"/>
       </w:pPr>
@@ -16662,7 +17776,7 @@
     <w:p>
       <w:pPr>
         <w:pStyle w:val="Heading3"/>
-        <w:spacing w:before="240" w:after="160"/>
+        <w:spacing w:line="384" w:lineRule="auto" w:before="240" w:after="160"/>
         <w:ind w:firstLine="0"/>
         <w:jc w:val="left"/>
       </w:pPr>
@@ -16676,6 +17790,10 @@
       </w:r>
     </w:p>
     <w:p>
+      <w:pPr>
+        <w:spacing w:line="384" w:lineRule="auto" w:after="0"/>
+        <w:ind w:firstLine="397"/>
+      </w:pPr>
       <w:r>
         <w:rPr>
           <w:rFonts w:ascii="바탕" w:hAnsi="바탕" w:eastAsia="바탕"/>
@@ -18544,7 +19662,7 @@
     <w:p>
       <w:pPr>
         <w:pStyle w:val="Heading3"/>
-        <w:spacing w:before="240" w:after="160"/>
+        <w:spacing w:line="384" w:lineRule="auto" w:before="240" w:after="160"/>
         <w:ind w:firstLine="0"/>
         <w:jc w:val="left"/>
       </w:pPr>
@@ -18560,6 +19678,7 @@
     <w:p>
       <w:pPr>
         <w:pStyle w:val="ListBullet"/>
+        <w:spacing w:line="384" w:lineRule="auto" w:after="0"/>
         <w:ind w:firstLine="0"/>
       </w:pPr>
       <w:r>
@@ -18582,6 +19701,7 @@
     <w:p>
       <w:pPr>
         <w:pStyle w:val="ListBullet"/>
+        <w:spacing w:line="384" w:lineRule="auto" w:after="0"/>
         <w:ind w:firstLine="0"/>
       </w:pPr>
       <w:r>
@@ -18604,6 +19724,7 @@
     <w:p>
       <w:pPr>
         <w:pStyle w:val="ListBullet"/>
+        <w:spacing w:line="384" w:lineRule="auto" w:after="0"/>
         <w:ind w:firstLine="0"/>
       </w:pPr>
       <w:r>
@@ -18626,6 +19747,7 @@
     <w:p>
       <w:pPr>
         <w:pStyle w:val="ListBullet"/>
+        <w:spacing w:line="384" w:lineRule="auto" w:after="0"/>
         <w:ind w:firstLine="0"/>
       </w:pPr>
       <w:r>
@@ -18672,6 +19794,7 @@
     <w:p>
       <w:pPr>
         <w:pStyle w:val="ListBullet"/>
+        <w:spacing w:line="384" w:lineRule="auto" w:after="0"/>
         <w:ind w:firstLine="0"/>
       </w:pPr>
       <w:r>
@@ -18692,6 +19815,10 @@
       </w:r>
     </w:p>
     <w:p>
+      <w:pPr>
+        <w:spacing w:line="384" w:lineRule="auto" w:after="0"/>
+        <w:ind w:firstLine="397"/>
+      </w:pPr>
       <w:r>
         <w:rPr>
           <w:rFonts w:ascii="바탕" w:hAnsi="바탕" w:eastAsia="바탕"/>
@@ -18736,7 +19863,7 @@
     <w:p>
       <w:pPr>
         <w:pStyle w:val="Heading3"/>
-        <w:spacing w:before="240" w:after="160"/>
+        <w:spacing w:line="384" w:lineRule="auto" w:before="240" w:after="160"/>
         <w:ind w:firstLine="0"/>
         <w:jc w:val="left"/>
       </w:pPr>
@@ -18750,6 +19877,10 @@
       </w:r>
     </w:p>
     <w:p>
+      <w:pPr>
+        <w:spacing w:line="384" w:lineRule="auto" w:after="0"/>
+        <w:ind w:firstLine="397"/>
+      </w:pPr>
       <w:r>
         <w:rPr>
           <w:rFonts w:ascii="바탕" w:hAnsi="바탕" w:eastAsia="바탕"/>
@@ -18978,6 +20109,7 @@
     <w:p>
       <w:pPr>
         <w:pStyle w:val="ListBullet"/>
+        <w:spacing w:line="384" w:lineRule="auto" w:after="0"/>
         <w:ind w:firstLine="0"/>
       </w:pPr>
       <w:r>
@@ -19016,6 +20148,7 @@
     <w:p>
       <w:pPr>
         <w:pStyle w:val="ListBullet"/>
+        <w:spacing w:line="384" w:lineRule="auto" w:after="0"/>
         <w:ind w:firstLine="0"/>
       </w:pPr>
       <w:r>
@@ -19054,6 +20187,7 @@
     <w:p>
       <w:pPr>
         <w:pStyle w:val="ListBullet"/>
+        <w:spacing w:line="384" w:lineRule="auto" w:after="0"/>
         <w:ind w:firstLine="0"/>
       </w:pPr>
       <w:r>
@@ -19092,6 +20226,7 @@
     <w:p>
       <w:pPr>
         <w:pStyle w:val="ListBullet"/>
+        <w:spacing w:line="384" w:lineRule="auto" w:after="0"/>
         <w:ind w:firstLine="0"/>
       </w:pPr>
       <w:r>
@@ -19114,6 +20249,7 @@
     <w:p>
       <w:pPr>
         <w:pStyle w:val="ListBullet"/>
+        <w:spacing w:line="384" w:lineRule="auto" w:after="0"/>
         <w:ind w:firstLine="0"/>
       </w:pPr>
       <w:r>
@@ -19134,6 +20270,10 @@
       </w:r>
     </w:p>
     <w:p>
+      <w:pPr>
+        <w:spacing w:line="384" w:lineRule="auto" w:after="0"/>
+        <w:ind w:firstLine="397"/>
+      </w:pPr>
       <w:r>
         <w:rPr>
           <w:rFonts w:ascii="바탕" w:hAnsi="바탕" w:eastAsia="바탕"/>
@@ -19146,7 +20286,7 @@
     <w:p>
       <w:pPr>
         <w:pStyle w:val="Heading2"/>
-        <w:spacing w:before="360" w:after="240"/>
+        <w:spacing w:line="384" w:lineRule="auto" w:before="360" w:after="240"/>
         <w:ind w:firstLine="0"/>
         <w:jc w:val="left"/>
       </w:pPr>
@@ -19162,7 +20302,7 @@
     <w:p>
       <w:pPr>
         <w:pStyle w:val="Heading3"/>
-        <w:spacing w:before="240" w:after="160"/>
+        <w:spacing w:line="384" w:lineRule="auto" w:before="240" w:after="160"/>
         <w:ind w:firstLine="0"/>
         <w:jc w:val="left"/>
       </w:pPr>
@@ -19176,6 +20316,10 @@
       </w:r>
     </w:p>
     <w:p>
+      <w:pPr>
+        <w:spacing w:line="384" w:lineRule="auto" w:after="0"/>
+        <w:ind w:firstLine="397"/>
+      </w:pPr>
       <w:r>
         <w:rPr>
           <w:rFonts w:ascii="바탕" w:hAnsi="바탕" w:eastAsia="바탕"/>
@@ -19543,6 +20687,10 @@
     </w:tbl>
     <w:p/>
     <w:p>
+      <w:pPr>
+        <w:spacing w:line="384" w:lineRule="auto" w:after="0"/>
+        <w:ind w:firstLine="397"/>
+      </w:pPr>
       <w:r>
         <w:rPr>
           <w:rFonts w:ascii="바탕" w:hAnsi="바탕" w:eastAsia="바탕"/>
@@ -19571,7 +20719,7 @@
     <w:p>
       <w:pPr>
         <w:pStyle w:val="Heading3"/>
-        <w:spacing w:before="240" w:after="160"/>
+        <w:spacing w:line="384" w:lineRule="auto" w:before="240" w:after="160"/>
         <w:ind w:firstLine="0"/>
         <w:jc w:val="left"/>
       </w:pPr>
@@ -20063,7 +21211,7 @@
     <w:p>
       <w:pPr>
         <w:pStyle w:val="Heading3"/>
-        <w:spacing w:before="240" w:after="160"/>
+        <w:spacing w:line="384" w:lineRule="auto" w:before="240" w:after="160"/>
         <w:ind w:firstLine="0"/>
         <w:jc w:val="left"/>
       </w:pPr>
@@ -20077,6 +21225,10 @@
       </w:r>
     </w:p>
     <w:p>
+      <w:pPr>
+        <w:spacing w:line="384" w:lineRule="auto" w:after="0"/>
+        <w:ind w:firstLine="397"/>
+      </w:pPr>
       <w:r>
         <w:rPr>
           <w:rFonts w:ascii="바탕" w:hAnsi="바탕" w:eastAsia="바탕"/>
@@ -20119,6 +21271,10 @@
       </w:r>
     </w:p>
     <w:p>
+      <w:pPr>
+        <w:spacing w:line="384" w:lineRule="auto" w:after="0"/>
+        <w:ind w:firstLine="397"/>
+      </w:pPr>
       <w:r>
         <w:rPr>
           <w:rFonts w:ascii="바탕" w:hAnsi="바탕" w:eastAsia="바탕"/>
@@ -20161,6 +21317,10 @@
       </w:r>
     </w:p>
     <w:p>
+      <w:pPr>
+        <w:spacing w:line="384" w:lineRule="auto" w:after="0"/>
+        <w:ind w:firstLine="397"/>
+      </w:pPr>
       <w:r>
         <w:rPr>
           <w:rFonts w:ascii="바탕" w:hAnsi="바탕" w:eastAsia="바탕"/>
@@ -20205,7 +21365,7 @@
     <w:p>
       <w:pPr>
         <w:pStyle w:val="Heading2"/>
-        <w:spacing w:before="360" w:after="240"/>
+        <w:spacing w:line="384" w:lineRule="auto" w:before="360" w:after="240"/>
         <w:ind w:firstLine="0"/>
         <w:jc w:val="left"/>
       </w:pPr>
@@ -20221,7 +21381,7 @@
     <w:p>
       <w:pPr>
         <w:pStyle w:val="Heading3"/>
-        <w:spacing w:before="240" w:after="160"/>
+        <w:spacing w:line="384" w:lineRule="auto" w:before="240" w:after="160"/>
         <w:ind w:firstLine="0"/>
         <w:jc w:val="left"/>
       </w:pPr>
@@ -21127,6 +22287,10 @@
     </w:tbl>
     <w:p/>
     <w:p>
+      <w:pPr>
+        <w:spacing w:line="384" w:lineRule="auto" w:after="0"/>
+        <w:ind w:firstLine="397"/>
+      </w:pPr>
       <w:r>
         <w:rPr>
           <w:rFonts w:ascii="바탕" w:hAnsi="바탕" w:eastAsia="바탕"/>
@@ -21155,7 +22319,7 @@
     <w:p>
       <w:pPr>
         <w:pStyle w:val="Heading3"/>
-        <w:spacing w:before="240" w:after="160"/>
+        <w:spacing w:line="384" w:lineRule="auto" w:before="240" w:after="160"/>
         <w:ind w:firstLine="0"/>
         <w:jc w:val="left"/>
       </w:pPr>
@@ -22231,6 +23395,10 @@
     </w:tbl>
     <w:p/>
     <w:p>
+      <w:pPr>
+        <w:spacing w:line="384" w:lineRule="auto" w:after="0"/>
+        <w:ind w:firstLine="397"/>
+      </w:pPr>
       <w:r>
         <w:rPr>
           <w:rFonts w:ascii="바탕" w:hAnsi="바탕" w:eastAsia="바탕"/>
@@ -22275,7 +23443,7 @@
     <w:p>
       <w:pPr>
         <w:pStyle w:val="Heading2"/>
-        <w:spacing w:before="360" w:after="240"/>
+        <w:spacing w:line="384" w:lineRule="auto" w:before="360" w:after="240"/>
         <w:ind w:firstLine="0"/>
         <w:jc w:val="left"/>
       </w:pPr>
@@ -22291,7 +23459,7 @@
     <w:p>
       <w:pPr>
         <w:pStyle w:val="Heading3"/>
-        <w:spacing w:before="240" w:after="160"/>
+        <w:spacing w:line="384" w:lineRule="auto" w:before="240" w:after="160"/>
         <w:ind w:firstLine="0"/>
         <w:jc w:val="left"/>
       </w:pPr>
@@ -23081,6 +24249,10 @@
       </w:r>
     </w:p>
     <w:p>
+      <w:pPr>
+        <w:spacing w:line="384" w:lineRule="auto" w:after="0"/>
+        <w:ind w:firstLine="397"/>
+      </w:pPr>
       <w:r>
         <w:rPr>
           <w:rFonts w:ascii="바탕" w:hAnsi="바탕" w:eastAsia="바탕"/>
@@ -23093,7 +24265,7 @@
     <w:p>
       <w:pPr>
         <w:pStyle w:val="Heading3"/>
-        <w:spacing w:before="240" w:after="160"/>
+        <w:spacing w:line="384" w:lineRule="auto" w:before="240" w:after="160"/>
         <w:ind w:firstLine="0"/>
         <w:jc w:val="left"/>
       </w:pPr>
@@ -23829,6 +25001,10 @@
     </w:tbl>
     <w:p/>
     <w:p>
+      <w:pPr>
+        <w:spacing w:line="384" w:lineRule="auto" w:after="0"/>
+        <w:ind w:firstLine="397"/>
+      </w:pPr>
       <w:r>
         <w:rPr>
           <w:rFonts w:ascii="바탕" w:hAnsi="바탕" w:eastAsia="바탕"/>
@@ -23889,7 +25065,7 @@
     <w:p>
       <w:pPr>
         <w:pStyle w:val="Heading3"/>
-        <w:spacing w:before="240" w:after="160"/>
+        <w:spacing w:line="384" w:lineRule="auto" w:before="240" w:after="160"/>
         <w:ind w:firstLine="0"/>
         <w:jc w:val="left"/>
       </w:pPr>
@@ -24965,6 +26141,10 @@
     </w:tbl>
     <w:p/>
     <w:p>
+      <w:pPr>
+        <w:spacing w:line="384" w:lineRule="auto" w:after="0"/>
+        <w:ind w:firstLine="397"/>
+      </w:pPr>
       <w:r>
         <w:rPr>
           <w:rFonts w:ascii="바탕" w:hAnsi="바탕" w:eastAsia="바탕"/>
@@ -25095,7 +26275,7 @@
     <w:p>
       <w:pPr>
         <w:pStyle w:val="Heading3"/>
-        <w:spacing w:before="240" w:after="160"/>
+        <w:spacing w:line="384" w:lineRule="auto" w:before="240" w:after="160"/>
         <w:ind w:firstLine="0"/>
         <w:jc w:val="left"/>
       </w:pPr>
@@ -25109,6 +26289,10 @@
       </w:r>
     </w:p>
     <w:p>
+      <w:pPr>
+        <w:spacing w:line="384" w:lineRule="auto" w:after="0"/>
+        <w:ind w:firstLine="397"/>
+      </w:pPr>
       <w:r>
         <w:rPr>
           <w:rFonts w:ascii="바탕" w:hAnsi="바탕" w:eastAsia="바탕"/>
@@ -25119,6 +26303,10 @@
       </w:r>
     </w:p>
     <w:p>
+      <w:pPr>
+        <w:spacing w:line="384" w:lineRule="auto" w:after="0"/>
+        <w:ind w:firstLine="397"/>
+      </w:pPr>
       <w:r>
         <w:rPr>
           <w:rFonts w:ascii="바탕" w:hAnsi="바탕" w:eastAsia="바탕"/>
@@ -25137,6 +26325,10 @@
       </w:r>
     </w:p>
     <w:p>
+      <w:pPr>
+        <w:spacing w:line="384" w:lineRule="auto" w:after="0"/>
+        <w:ind w:firstLine="397"/>
+      </w:pPr>
       <w:r>
         <w:rPr>
           <w:rFonts w:ascii="바탕" w:hAnsi="바탕" w:eastAsia="바탕"/>
@@ -25171,6 +26363,10 @@
       </w:r>
     </w:p>
     <w:p>
+      <w:pPr>
+        <w:spacing w:line="384" w:lineRule="auto" w:after="0"/>
+        <w:ind w:firstLine="397"/>
+      </w:pPr>
       <w:r>
         <w:rPr>
           <w:rFonts w:ascii="바탕" w:hAnsi="바탕" w:eastAsia="바탕"/>
@@ -25225,7 +26421,7 @@
     <w:p>
       <w:pPr>
         <w:pStyle w:val="Heading1"/>
-        <w:spacing w:before="480" w:after="360"/>
+        <w:spacing w:line="384" w:lineRule="auto" w:before="480" w:after="360"/>
         <w:ind w:firstLine="0"/>
         <w:jc w:val="center"/>
       </w:pPr>
@@ -25241,7 +26437,7 @@
     <w:p>
       <w:pPr>
         <w:pStyle w:val="Heading2"/>
-        <w:spacing w:before="360" w:after="240"/>
+        <w:spacing w:line="384" w:lineRule="auto" w:before="360" w:after="240"/>
         <w:ind w:firstLine="0"/>
         <w:jc w:val="left"/>
       </w:pPr>
@@ -25255,6 +26451,10 @@
       </w:r>
     </w:p>
     <w:p>
+      <w:pPr>
+        <w:spacing w:line="384" w:lineRule="auto" w:after="0"/>
+        <w:ind w:firstLine="397"/>
+      </w:pPr>
       <w:r>
         <w:rPr>
           <w:rFonts w:ascii="바탕" w:hAnsi="바탕" w:eastAsia="바탕"/>
@@ -25281,6 +26481,10 @@
       </w:r>
     </w:p>
     <w:p>
+      <w:pPr>
+        <w:spacing w:line="384" w:lineRule="auto" w:after="0"/>
+        <w:ind w:firstLine="397"/>
+      </w:pPr>
       <w:r>
         <w:rPr>
           <w:rFonts w:ascii="바탕" w:hAnsi="바탕" w:eastAsia="바탕"/>
@@ -25331,6 +26535,10 @@
       </w:r>
     </w:p>
     <w:p>
+      <w:pPr>
+        <w:spacing w:line="384" w:lineRule="auto" w:after="0"/>
+        <w:ind w:firstLine="397"/>
+      </w:pPr>
       <w:r>
         <w:rPr>
           <w:rFonts w:ascii="바탕" w:hAnsi="바탕" w:eastAsia="바탕"/>
@@ -25365,6 +26573,10 @@
       </w:r>
     </w:p>
     <w:p>
+      <w:pPr>
+        <w:spacing w:line="384" w:lineRule="auto" w:after="0"/>
+        <w:ind w:firstLine="397"/>
+      </w:pPr>
       <w:r>
         <w:rPr>
           <w:rFonts w:ascii="바탕" w:hAnsi="바탕" w:eastAsia="바탕"/>
@@ -25399,6 +26611,10 @@
       </w:r>
     </w:p>
     <w:p>
+      <w:pPr>
+        <w:spacing w:line="384" w:lineRule="auto" w:after="0"/>
+        <w:ind w:firstLine="397"/>
+      </w:pPr>
       <w:r>
         <w:rPr>
           <w:rFonts w:ascii="바탕" w:hAnsi="바탕" w:eastAsia="바탕"/>
@@ -25449,6 +26665,10 @@
       </w:r>
     </w:p>
     <w:p>
+      <w:pPr>
+        <w:spacing w:line="384" w:lineRule="auto" w:after="0"/>
+        <w:ind w:firstLine="397"/>
+      </w:pPr>
       <w:r>
         <w:rPr>
           <w:rFonts w:ascii="바탕" w:hAnsi="바탕" w:eastAsia="바탕"/>
@@ -25499,6 +26719,10 @@
       </w:r>
     </w:p>
     <w:p>
+      <w:pPr>
+        <w:spacing w:line="384" w:lineRule="auto" w:after="0"/>
+        <w:ind w:firstLine="397"/>
+      </w:pPr>
       <w:r>
         <w:rPr>
           <w:rFonts w:ascii="바탕" w:hAnsi="바탕" w:eastAsia="바탕"/>
@@ -25533,6 +26757,10 @@
       </w:r>
     </w:p>
     <w:p>
+      <w:pPr>
+        <w:spacing w:line="384" w:lineRule="auto" w:after="0"/>
+        <w:ind w:firstLine="397"/>
+      </w:pPr>
       <w:r>
         <w:rPr>
           <w:rFonts w:ascii="바탕" w:hAnsi="바탕" w:eastAsia="바탕"/>
@@ -25569,7 +26797,7 @@
     <w:p>
       <w:pPr>
         <w:pStyle w:val="Heading2"/>
-        <w:spacing w:before="360" w:after="240"/>
+        <w:spacing w:line="384" w:lineRule="auto" w:before="360" w:after="240"/>
         <w:ind w:firstLine="0"/>
         <w:jc w:val="left"/>
       </w:pPr>
@@ -25585,7 +26813,7 @@
     <w:p>
       <w:pPr>
         <w:pStyle w:val="Heading3"/>
-        <w:spacing w:before="240" w:after="160"/>
+        <w:spacing w:line="384" w:lineRule="auto" w:before="240" w:after="160"/>
         <w:ind w:firstLine="0"/>
         <w:jc w:val="left"/>
       </w:pPr>
@@ -25599,6 +26827,10 @@
       </w:r>
     </w:p>
     <w:p>
+      <w:pPr>
+        <w:spacing w:line="384" w:lineRule="auto" w:after="0"/>
+        <w:ind w:firstLine="397"/>
+      </w:pPr>
       <w:r>
         <w:rPr>
           <w:rFonts w:ascii="바탕" w:hAnsi="바탕" w:eastAsia="바탕"/>
@@ -25633,6 +26865,10 @@
       </w:r>
     </w:p>
     <w:p>
+      <w:pPr>
+        <w:spacing w:line="384" w:lineRule="auto" w:after="0"/>
+        <w:ind w:firstLine="397"/>
+      </w:pPr>
       <w:r>
         <w:rPr>
           <w:rFonts w:ascii="바탕" w:hAnsi="바탕" w:eastAsia="바탕"/>
@@ -25667,6 +26903,10 @@
       </w:r>
     </w:p>
     <w:p>
+      <w:pPr>
+        <w:spacing w:line="384" w:lineRule="auto" w:after="0"/>
+        <w:ind w:firstLine="397"/>
+      </w:pPr>
       <w:r>
         <w:rPr>
           <w:rFonts w:ascii="바탕" w:hAnsi="바탕" w:eastAsia="바탕"/>
@@ -25719,7 +26959,7 @@
     <w:p>
       <w:pPr>
         <w:pStyle w:val="Heading3"/>
-        <w:spacing w:before="240" w:after="160"/>
+        <w:spacing w:line="384" w:lineRule="auto" w:before="240" w:after="160"/>
         <w:ind w:firstLine="0"/>
         <w:jc w:val="left"/>
       </w:pPr>
@@ -25733,6 +26973,10 @@
       </w:r>
     </w:p>
     <w:p>
+      <w:pPr>
+        <w:spacing w:line="384" w:lineRule="auto" w:after="0"/>
+        <w:ind w:firstLine="397"/>
+      </w:pPr>
       <w:r>
         <w:rPr>
           <w:rFonts w:ascii="바탕" w:hAnsi="바탕" w:eastAsia="바탕"/>
@@ -25751,6 +26995,10 @@
       </w:r>
     </w:p>
     <w:p>
+      <w:pPr>
+        <w:spacing w:line="384" w:lineRule="auto" w:after="0"/>
+        <w:ind w:firstLine="397"/>
+      </w:pPr>
       <w:r>
         <w:rPr>
           <w:rFonts w:ascii="바탕" w:hAnsi="바탕" w:eastAsia="바탕"/>
@@ -25785,6 +27033,10 @@
       </w:r>
     </w:p>
     <w:p>
+      <w:pPr>
+        <w:spacing w:line="384" w:lineRule="auto" w:after="0"/>
+        <w:ind w:firstLine="397"/>
+      </w:pPr>
       <w:r>
         <w:rPr>
           <w:rFonts w:ascii="바탕" w:hAnsi="바탕" w:eastAsia="바탕"/>
@@ -25819,6 +27071,10 @@
       </w:r>
     </w:p>
     <w:p>
+      <w:pPr>
+        <w:spacing w:line="384" w:lineRule="auto" w:after="0"/>
+        <w:ind w:firstLine="397"/>
+      </w:pPr>
       <w:r>
         <w:rPr>
           <w:rFonts w:ascii="바탕" w:hAnsi="바탕" w:eastAsia="바탕"/>
@@ -25839,7 +27095,7 @@
     <w:p>
       <w:pPr>
         <w:pStyle w:val="Heading2"/>
-        <w:spacing w:before="360" w:after="240"/>
+        <w:spacing w:line="384" w:lineRule="auto" w:before="360" w:after="240"/>
         <w:ind w:firstLine="0"/>
         <w:jc w:val="left"/>
       </w:pPr>
@@ -25853,6 +27109,10 @@
       </w:r>
     </w:p>
     <w:p>
+      <w:pPr>
+        <w:spacing w:line="384" w:lineRule="auto" w:after="0"/>
+        <w:ind w:firstLine="397"/>
+      </w:pPr>
       <w:r>
         <w:rPr>
           <w:rFonts w:ascii="바탕" w:hAnsi="바탕" w:eastAsia="바탕"/>
@@ -25887,6 +27147,10 @@
       </w:r>
     </w:p>
     <w:p>
+      <w:pPr>
+        <w:spacing w:line="384" w:lineRule="auto" w:after="0"/>
+        <w:ind w:firstLine="397"/>
+      </w:pPr>
       <w:r>
         <w:rPr>
           <w:rFonts w:ascii="바탕" w:hAnsi="바탕" w:eastAsia="바탕"/>
@@ -25921,6 +27185,10 @@
       </w:r>
     </w:p>
     <w:p>
+      <w:pPr>
+        <w:spacing w:line="384" w:lineRule="auto" w:after="0"/>
+        <w:ind w:firstLine="397"/>
+      </w:pPr>
       <w:r>
         <w:rPr>
           <w:rFonts w:ascii="바탕" w:hAnsi="바탕" w:eastAsia="바탕"/>
@@ -25955,6 +27223,10 @@
       </w:r>
     </w:p>
     <w:p>
+      <w:pPr>
+        <w:spacing w:line="384" w:lineRule="auto" w:after="0"/>
+        <w:ind w:firstLine="397"/>
+      </w:pPr>
       <w:r>
         <w:rPr>
           <w:rFonts w:ascii="바탕" w:hAnsi="바탕" w:eastAsia="바탕"/>
@@ -25989,6 +27261,10 @@
       </w:r>
     </w:p>
     <w:p>
+      <w:pPr>
+        <w:spacing w:line="384" w:lineRule="auto" w:after="0"/>
+        <w:ind w:firstLine="397"/>
+      </w:pPr>
       <w:r>
         <w:rPr>
           <w:rFonts w:ascii="바탕" w:hAnsi="바탕" w:eastAsia="바탕"/>
@@ -26023,6 +27299,10 @@
       </w:r>
     </w:p>
     <w:p>
+      <w:pPr>
+        <w:spacing w:line="384" w:lineRule="auto" w:after="0"/>
+        <w:ind w:firstLine="397"/>
+      </w:pPr>
       <w:r>
         <w:rPr>
           <w:rFonts w:ascii="바탕" w:hAnsi="바탕" w:eastAsia="바탕"/>
@@ -26057,6 +27337,10 @@
       </w:r>
     </w:p>
     <w:p>
+      <w:pPr>
+        <w:spacing w:line="384" w:lineRule="auto" w:after="0"/>
+        <w:ind w:firstLine="397"/>
+      </w:pPr>
       <w:r>
         <w:rPr>
           <w:rFonts w:ascii="바탕" w:hAnsi="바탕" w:eastAsia="바탕"/>
@@ -26082,7 +27366,7 @@
     <w:p>
       <w:pPr>
         <w:pStyle w:val="Heading1"/>
-        <w:spacing w:before="480" w:after="360"/>
+        <w:spacing w:line="384" w:lineRule="auto" w:before="480" w:after="360"/>
         <w:ind w:firstLine="0"/>
         <w:jc w:val="center"/>
       </w:pPr>
@@ -26098,7 +27382,7 @@
     <w:p>
       <w:pPr>
         <w:pStyle w:val="Heading2"/>
-        <w:spacing w:before="360" w:after="240"/>
+        <w:spacing w:line="384" w:lineRule="auto" w:before="360" w:after="240"/>
         <w:ind w:firstLine="0"/>
         <w:jc w:val="left"/>
       </w:pPr>
@@ -26114,6 +27398,7 @@
     <w:p>
       <w:pPr>
         <w:pStyle w:val="ListBullet"/>
+        <w:spacing w:line="384" w:lineRule="auto" w:after="0"/>
         <w:ind w:firstLine="0"/>
       </w:pPr>
       <w:r>
@@ -26128,6 +27413,7 @@
     <w:p>
       <w:pPr>
         <w:pStyle w:val="ListBullet"/>
+        <w:spacing w:line="384" w:lineRule="auto" w:after="0"/>
         <w:ind w:firstLine="0"/>
       </w:pPr>
       <w:r>
@@ -26142,6 +27428,7 @@
     <w:p>
       <w:pPr>
         <w:pStyle w:val="ListBullet"/>
+        <w:spacing w:line="384" w:lineRule="auto" w:after="0"/>
         <w:ind w:firstLine="0"/>
       </w:pPr>
       <w:r>
@@ -26156,6 +27443,7 @@
     <w:p>
       <w:pPr>
         <w:pStyle w:val="ListBullet"/>
+        <w:spacing w:line="384" w:lineRule="auto" w:after="0"/>
         <w:ind w:firstLine="0"/>
       </w:pPr>
       <w:r>
@@ -26170,6 +27458,7 @@
     <w:p>
       <w:pPr>
         <w:pStyle w:val="ListBullet"/>
+        <w:spacing w:line="384" w:lineRule="auto" w:after="0"/>
         <w:ind w:firstLine="0"/>
       </w:pPr>
       <w:r>
@@ -26184,6 +27473,7 @@
     <w:p>
       <w:pPr>
         <w:pStyle w:val="ListBullet"/>
+        <w:spacing w:line="384" w:lineRule="auto" w:after="0"/>
         <w:ind w:firstLine="0"/>
       </w:pPr>
       <w:r>
@@ -26198,6 +27488,7 @@
     <w:p>
       <w:pPr>
         <w:pStyle w:val="ListBullet"/>
+        <w:spacing w:line="384" w:lineRule="auto" w:after="0"/>
         <w:ind w:firstLine="0"/>
       </w:pPr>
       <w:r>
@@ -26212,6 +27503,7 @@
     <w:p>
       <w:pPr>
         <w:pStyle w:val="ListBullet"/>
+        <w:spacing w:line="384" w:lineRule="auto" w:after="0"/>
         <w:ind w:firstLine="0"/>
       </w:pPr>
       <w:r>
@@ -26226,6 +27518,7 @@
     <w:p>
       <w:pPr>
         <w:pStyle w:val="ListBullet"/>
+        <w:spacing w:line="384" w:lineRule="auto" w:after="0"/>
         <w:ind w:firstLine="0"/>
       </w:pPr>
       <w:r>
@@ -26240,6 +27533,7 @@
     <w:p>
       <w:pPr>
         <w:pStyle w:val="ListBullet"/>
+        <w:spacing w:line="384" w:lineRule="auto" w:after="0"/>
         <w:ind w:firstLine="0"/>
       </w:pPr>
       <w:r>
@@ -26254,6 +27548,7 @@
     <w:p>
       <w:pPr>
         <w:pStyle w:val="ListBullet"/>
+        <w:spacing w:line="384" w:lineRule="auto" w:after="0"/>
         <w:ind w:firstLine="0"/>
       </w:pPr>
       <w:r>
@@ -26268,6 +27563,7 @@
     <w:p>
       <w:pPr>
         <w:pStyle w:val="ListBullet"/>
+        <w:spacing w:line="384" w:lineRule="auto" w:after="0"/>
         <w:ind w:firstLine="0"/>
       </w:pPr>
       <w:r>
@@ -26282,6 +27578,7 @@
     <w:p>
       <w:pPr>
         <w:pStyle w:val="ListBullet"/>
+        <w:spacing w:line="384" w:lineRule="auto" w:after="0"/>
         <w:ind w:firstLine="0"/>
       </w:pPr>
       <w:r>
@@ -26296,6 +27593,7 @@
     <w:p>
       <w:pPr>
         <w:pStyle w:val="ListBullet"/>
+        <w:spacing w:line="384" w:lineRule="auto" w:after="0"/>
         <w:ind w:firstLine="0"/>
       </w:pPr>
       <w:r>
@@ -26310,7 +27608,7 @@
     <w:p>
       <w:pPr>
         <w:pStyle w:val="Heading2"/>
-        <w:spacing w:before="360" w:after="240"/>
+        <w:spacing w:line="384" w:lineRule="auto" w:before="360" w:after="240"/>
         <w:ind w:firstLine="0"/>
         <w:jc w:val="left"/>
       </w:pPr>
@@ -26326,6 +27624,7 @@
     <w:p>
       <w:pPr>
         <w:pStyle w:val="ListBullet"/>
+        <w:spacing w:line="384" w:lineRule="auto" w:after="0"/>
         <w:ind w:firstLine="0"/>
       </w:pPr>
       <w:r>
@@ -26340,6 +27639,7 @@
     <w:p>
       <w:pPr>
         <w:pStyle w:val="ListBullet"/>
+        <w:spacing w:line="384" w:lineRule="auto" w:after="0"/>
         <w:ind w:firstLine="0"/>
       </w:pPr>
       <w:r>
@@ -26354,6 +27654,7 @@
     <w:p>
       <w:pPr>
         <w:pStyle w:val="ListBullet"/>
+        <w:spacing w:line="384" w:lineRule="auto" w:after="0"/>
         <w:ind w:firstLine="0"/>
       </w:pPr>
       <w:r>
@@ -26368,6 +27669,7 @@
     <w:p>
       <w:pPr>
         <w:pStyle w:val="ListBullet"/>
+        <w:spacing w:line="384" w:lineRule="auto" w:after="0"/>
         <w:ind w:firstLine="0"/>
       </w:pPr>
       <w:r>
@@ -26382,6 +27684,7 @@
     <w:p>
       <w:pPr>
         <w:pStyle w:val="ListBullet"/>
+        <w:spacing w:line="384" w:lineRule="auto" w:after="0"/>
         <w:ind w:firstLine="0"/>
       </w:pPr>
       <w:r>
@@ -26396,6 +27699,7 @@
     <w:p>
       <w:pPr>
         <w:pStyle w:val="ListBullet"/>
+        <w:spacing w:line="384" w:lineRule="auto" w:after="0"/>
         <w:ind w:firstLine="0"/>
       </w:pPr>
       <w:r>
@@ -26410,6 +27714,7 @@
     <w:p>
       <w:pPr>
         <w:pStyle w:val="ListBullet"/>
+        <w:spacing w:line="384" w:lineRule="auto" w:after="0"/>
         <w:ind w:firstLine="0"/>
       </w:pPr>
       <w:r>
@@ -26424,6 +27729,7 @@
     <w:p>
       <w:pPr>
         <w:pStyle w:val="ListBullet"/>
+        <w:spacing w:line="384" w:lineRule="auto" w:after="0"/>
         <w:ind w:firstLine="0"/>
       </w:pPr>
       <w:r>
@@ -26438,6 +27744,7 @@
     <w:p>
       <w:pPr>
         <w:pStyle w:val="ListBullet"/>
+        <w:spacing w:line="384" w:lineRule="auto" w:after="0"/>
         <w:ind w:firstLine="0"/>
       </w:pPr>
       <w:r>
@@ -26452,6 +27759,7 @@
     <w:p>
       <w:pPr>
         <w:pStyle w:val="ListBullet"/>
+        <w:spacing w:line="384" w:lineRule="auto" w:after="0"/>
         <w:ind w:firstLine="0"/>
       </w:pPr>
       <w:r>
@@ -26466,6 +27774,7 @@
     <w:p>
       <w:pPr>
         <w:pStyle w:val="ListBullet"/>
+        <w:spacing w:line="384" w:lineRule="auto" w:after="0"/>
         <w:ind w:firstLine="0"/>
       </w:pPr>
       <w:r>
@@ -26480,6 +27789,7 @@
     <w:p>
       <w:pPr>
         <w:pStyle w:val="ListBullet"/>
+        <w:spacing w:line="384" w:lineRule="auto" w:after="0"/>
         <w:ind w:firstLine="0"/>
       </w:pPr>
       <w:r>
@@ -26494,6 +27804,7 @@
     <w:p>
       <w:pPr>
         <w:pStyle w:val="ListBullet"/>
+        <w:spacing w:line="384" w:lineRule="auto" w:after="0"/>
         <w:ind w:firstLine="0"/>
       </w:pPr>
       <w:r>
@@ -26508,6 +27819,7 @@
     <w:p>
       <w:pPr>
         <w:pStyle w:val="ListBullet"/>
+        <w:spacing w:line="384" w:lineRule="auto" w:after="0"/>
         <w:ind w:firstLine="0"/>
       </w:pPr>
       <w:r>
@@ -26522,6 +27834,7 @@
     <w:p>
       <w:pPr>
         <w:pStyle w:val="ListBullet"/>
+        <w:spacing w:line="384" w:lineRule="auto" w:after="0"/>
         <w:ind w:firstLine="0"/>
       </w:pPr>
       <w:r>
@@ -26536,6 +27849,7 @@
     <w:p>
       <w:pPr>
         <w:pStyle w:val="ListBullet"/>
+        <w:spacing w:line="384" w:lineRule="auto" w:after="0"/>
         <w:ind w:firstLine="0"/>
       </w:pPr>
       <w:r>
@@ -26550,6 +27864,7 @@
     <w:p>
       <w:pPr>
         <w:pStyle w:val="ListBullet"/>
+        <w:spacing w:line="384" w:lineRule="auto" w:after="0"/>
         <w:ind w:firstLine="0"/>
       </w:pPr>
       <w:r>
@@ -26564,6 +27879,7 @@
     <w:p>
       <w:pPr>
         <w:pStyle w:val="ListBullet"/>
+        <w:spacing w:line="384" w:lineRule="auto" w:after="0"/>
         <w:ind w:firstLine="0"/>
       </w:pPr>
       <w:r>
@@ -26578,6 +27894,7 @@
     <w:p>
       <w:pPr>
         <w:pStyle w:val="ListBullet"/>
+        <w:spacing w:line="384" w:lineRule="auto" w:after="0"/>
         <w:ind w:firstLine="0"/>
       </w:pPr>
       <w:r>
@@ -26592,6 +27909,7 @@
     <w:p>
       <w:pPr>
         <w:pStyle w:val="ListBullet"/>
+        <w:spacing w:line="384" w:lineRule="auto" w:after="0"/>
         <w:ind w:firstLine="0"/>
       </w:pPr>
       <w:r>
@@ -26606,6 +27924,7 @@
     <w:p>
       <w:pPr>
         <w:pStyle w:val="ListBullet"/>
+        <w:spacing w:line="384" w:lineRule="auto" w:after="0"/>
         <w:ind w:firstLine="0"/>
       </w:pPr>
       <w:r>
@@ -26620,6 +27939,7 @@
     <w:p>
       <w:pPr>
         <w:pStyle w:val="ListBullet"/>
+        <w:spacing w:line="384" w:lineRule="auto" w:after="0"/>
         <w:ind w:firstLine="0"/>
       </w:pPr>
       <w:r>
@@ -26634,6 +27954,7 @@
     <w:p>
       <w:pPr>
         <w:pStyle w:val="ListBullet"/>
+        <w:spacing w:line="384" w:lineRule="auto" w:after="0"/>
         <w:ind w:firstLine="0"/>
       </w:pPr>
       <w:r>
@@ -26648,6 +27969,7 @@
     <w:p>
       <w:pPr>
         <w:pStyle w:val="ListBullet"/>
+        <w:spacing w:line="384" w:lineRule="auto" w:after="0"/>
         <w:ind w:firstLine="0"/>
       </w:pPr>
       <w:r>
@@ -26662,6 +27984,7 @@
     <w:p>
       <w:pPr>
         <w:pStyle w:val="ListBullet"/>
+        <w:spacing w:line="384" w:lineRule="auto" w:after="0"/>
         <w:ind w:firstLine="0"/>
       </w:pPr>
       <w:r>
@@ -26676,6 +27999,7 @@
     <w:p>
       <w:pPr>
         <w:pStyle w:val="ListBullet"/>
+        <w:spacing w:line="384" w:lineRule="auto" w:after="0"/>
         <w:ind w:firstLine="0"/>
       </w:pPr>
       <w:r>
@@ -26695,7 +28019,7 @@
     <w:p>
       <w:pPr>
         <w:pStyle w:val="Heading1"/>
-        <w:spacing w:before="480" w:after="360"/>
+        <w:spacing w:line="384" w:lineRule="auto" w:before="480" w:after="360"/>
         <w:ind w:firstLine="0"/>
         <w:jc w:val="center"/>
       </w:pPr>
@@ -26711,7 +28035,7 @@
     <w:p>
       <w:pPr>
         <w:pStyle w:val="Heading2"/>
-        <w:spacing w:before="360" w:after="240"/>
+        <w:spacing w:line="384" w:lineRule="auto" w:before="360" w:after="240"/>
         <w:ind w:firstLine="0"/>
         <w:jc w:val="left"/>
       </w:pPr>
@@ -26725,6 +28049,10 @@
       </w:r>
     </w:p>
     <w:p>
+      <w:pPr>
+        <w:spacing w:line="384" w:lineRule="auto" w:after="0"/>
+        <w:ind w:firstLine="397"/>
+      </w:pPr>
       <w:r>
         <w:rPr>
           <w:rFonts w:ascii="바탕" w:hAnsi="바탕" w:eastAsia="바탕"/>
@@ -26767,6 +28095,10 @@
       </w:r>
     </w:p>
     <w:p>
+      <w:pPr>
+        <w:spacing w:line="384" w:lineRule="auto" w:after="0"/>
+        <w:ind w:firstLine="397"/>
+      </w:pPr>
       <w:r>
         <w:rPr>
           <w:rFonts w:ascii="바탕" w:hAnsi="바탕" w:eastAsia="바탕"/>
@@ -26809,6 +28141,10 @@
       </w:r>
     </w:p>
     <w:p>
+      <w:pPr>
+        <w:spacing w:line="384" w:lineRule="auto" w:after="0"/>
+        <w:ind w:firstLine="397"/>
+      </w:pPr>
       <w:r>
         <w:rPr>
           <w:rFonts w:ascii="바탕" w:hAnsi="바탕" w:eastAsia="바탕"/>
@@ -26851,6 +28187,10 @@
       </w:r>
     </w:p>
     <w:p>
+      <w:pPr>
+        <w:spacing w:line="384" w:lineRule="auto" w:after="0"/>
+        <w:ind w:firstLine="397"/>
+      </w:pPr>
       <w:r>
         <w:rPr>
           <w:rFonts w:ascii="바탕" w:hAnsi="바탕" w:eastAsia="바탕"/>
@@ -26941,6 +28281,10 @@
       </w:r>
     </w:p>
     <w:p>
+      <w:pPr>
+        <w:spacing w:line="384" w:lineRule="auto" w:after="0"/>
+        <w:ind w:firstLine="397"/>
+      </w:pPr>
       <w:r>
         <w:rPr>
           <w:rFonts w:ascii="바탕" w:hAnsi="바탕" w:eastAsia="바탕"/>
@@ -26951,6 +28295,10 @@
       </w:r>
     </w:p>
     <w:p>
+      <w:pPr>
+        <w:spacing w:line="384" w:lineRule="auto" w:after="0"/>
+        <w:ind w:firstLine="397"/>
+      </w:pPr>
       <w:r>
         <w:rPr>
           <w:rFonts w:ascii="바탕" w:hAnsi="바탕" w:eastAsia="바탕"/>
